--- a/report/LitReview_Report.docx
+++ b/report/LitReview_Report.docx
@@ -2996,7 +2996,7 @@
           <w:i w:val="0"/>
           <w:sz w:val="24"/>
         </w:rPr>
-        <w:t>The response in the summarisation literature has been to evaluate entailment rather than overlap. Question-answering-based consistency checks [3], classifier-based checks [4] and sentence-level natural-language-inference checks [5] all score a summary against its source instead of against a reference text. This project adopts that stance at the level of the individual sentence, and goes one step further by requiring the system to say *which* passage each sentence is supposed to follow from, so the check is well defined rather than approximate.</w:t>
+        <w:t>The response in the summarisation literature has been to evaluate entailment rather than overlap. Question-answering-based consistency checks [3], classifier-based checks [4] and sentence-level natural-language-inference checks [5] all score a summary against its source instead of against a reference text. This project adopts that stance at the level of the individual sentence, and goes one step further by requiring the system to say exactly which passage each sentence is supposed to follow from, so the check is well defined rather than approximate.</w:t>
       </w:r>
     </w:p>
     <w:p>
@@ -3467,7 +3467,7 @@
           <w:i w:val="0"/>
           <w:sz w:val="24"/>
         </w:rPr>
-        <w:t>Related-work generation is the sub-task this project evaluates, and it is older than the current generation of models. Abu-Ra'ed et al. [15] treated it as scientific document abstracting over the cited papers, and Hoang and Kan's successors, notably Wang et al. [16], introduced joint context-driven attention over the citing paper's own content and the cited abstracts. Luu et al. [17] framed the problem as explaining the *relationship* between two documents rather than summarising one of them, which is the framing closest to the relation classifier used here.</w:t>
+        <w:t>Related-work generation is the sub-task this project evaluates, and it is older than the current generation of models. Abu-Ra'ed et al. [15] treated it as scientific document abstracting over the cited papers, and Hoang and Kan's successors, notably Wang et al. [16], introduced joint context-driven attention over the citing paper's own content and the cited abstracts. Luu et al. [17] framed the problem as explaining the relationship between two documents rather than summarising one of them, which is the framing closest to the relation classifier used here.</w:t>
       </w:r>
     </w:p>
     <w:p>
@@ -3550,7 +3550,7 @@
           <w:i w:val="0"/>
           <w:sz w:val="24"/>
         </w:rPr>
-        <w:t>The taxonomy used here is finer than SciCite's and differently cut from ACL-ARC's, for a reason that matters downstream: this project needs to distinguish neutral comparison from asserted disagreement, because a `contrasts` edge is evidence of a contradiction while a `compares-against` edge is not. SciCite's `result` class and ACL-ARC's `CompareOrContrast` class both merge the two. Section 3.1 documents the mapping used to reuse those corpora as additional training signal, and the limits of that mapping; because of those limits, mapped rows are never used as evaluation gold.</w:t>
+        <w:t>The taxonomy used here is finer than SciCite's and differently cut from ACL-ARC's, for a reason that matters downstream: this project needs to distinguish neutral comparison from asserted disagreement, because a contrasts edge is evidence of a contradiction while a compares-against edge is not. SciCite's result class and ACL-ARC's CompareOrContrast class both merge the two. Section 3.1 documents the mapping used to reuse those corpora as additional training signal, and the limits of that mapping; because of those limits, mapped rows are never used as evaluation gold.</w:t>
       </w:r>
     </w:p>
     <w:p>
@@ -3633,7 +3633,7 @@
           <w:i w:val="0"/>
           <w:sz w:val="24"/>
         </w:rPr>
-        <w:t>The claim-verification literature supplies the other half of the picture. FEVER [29] established the retrieve-then-entail formulation at scale, SciFact [30] moved it into the scientific domain where claims are hedged and evidence is technical, and DeBERTa [31] provides the disentangled-attention encoder whose MNLI/FEVER/ANLI-trained checkpoints are used as the entailment model in Chapter 3. The survey of hallucination [2] ties the strands together and is the reference for the terminology used in this report: a claim is *unsupported* when the evidence does not entail it, which is weaker and more checkable than calling it false.</w:t>
+        <w:t>The claim-verification literature supplies the other half of the picture. FEVER [29] established the retrieve-then-entail formulation at scale, SciFact [30] moved it into the scientific domain where claims are hedged and evidence is technical, and DeBERTa [31] provides the disentangled-attention encoder whose MNLI/FEVER/ANLI-trained checkpoints are used as the entailment model in Chapter 3. The survey of hallucination [2] ties the strands together and is the reference for the terminology used in this report: a claim is unsupported when the evidence does not entail it, which is weaker and more checkable than calling it false.</w:t>
       </w:r>
     </w:p>
     <w:p>
@@ -4890,7 +4890,7 @@
           <w:i w:val="0"/>
           <w:sz w:val="24"/>
         </w:rPr>
-        <w:t>Three gaps follow, and they are what this project addresses. First, the faithfulness literature evaluates summaries against a source document, while the review-generation literature generates from many sources and evaluates against a reference text; almost nothing evaluates a *multi-source* review against the sources it cites, sentence by sentence. Second, citation-relation labels are used to study fields rather than to drive synthesis: no system known to us uses a `contrasts` prediction as evidence that two papers disagree and then asks an agent to adjudicate. Third, the cost of multi-agent pipelines is rarely reported next to their quality, so it is not possible to tell from the literature whether the extra calls are worth making.</w:t>
+        <w:t>Three gaps follow, and they are what this project addresses. First, the faithfulness literature evaluates summaries against a source document, while the review-generation literature generates from many sources and evaluates against a reference text; almost nothing evaluates a multi-source review against the sources it cites, sentence by sentence. Second, citation-relation labels are used to study fields rather than to drive synthesis: no system known to us uses a contrasts prediction as evidence that two papers disagree and then asks an agent to adjudicate. Third, the cost of multi-agent pipelines is rarely reported next to their quality, so it is not possible to tell from the literature whether the extra calls are worth making.</w:t>
       </w:r>
     </w:p>
     <w:p>

--- a/report/LitReview_Report.docx
+++ b/report/LitReview_Report.docx
@@ -664,7 +664,7 @@
           <w:i w:val="0"/>
           <w:sz w:val="24"/>
         </w:rPr>
-        <w:t xml:space="preserve">Training and evaluation data are reverse-engineered from real papers: a paper's related-work section is a human-written mini literature review, so mining those sections together with the abstracts of the papers they cite yields both a supervision signal and a natural benchmark. Stage 1 mining statistics were not available when this report was built. </w:t>
+        <w:t xml:space="preserve">Training and evaluation data are reverse-engineered from real papers: a paper's related-work section is a human-written mini literature review, so mining those sections together with the abstracts of the papers they cite yields both a supervision signal and a natural benchmark. From 200 arXiv cs.CL and cs.IR submissions the pipeline produced 15,704 citation contexts and 80 usable related-work benchmark examples. </w:t>
       </w:r>
     </w:p>
     <w:p>
@@ -2412,6 +2412,122 @@
           </w:p>
         </w:tc>
       </w:tr>
+      <w:tr>
+        <w:tc>
+          <w:tcPr>
+            <w:tcW w:type="dxa" w:w="1152"/>
+          </w:tcPr>
+          <w:p>
+            <w:pPr>
+              <w:spacing w:after="20" w:line="240" w:lineRule="auto"/>
+            </w:pPr>
+            <w:r/>
+            <w:r>
+              <w:rPr>
+                <w:b w:val="0"/>
+                <w:sz w:val="20"/>
+              </w:rPr>
+              <w:t>Table 3</w:t>
+            </w:r>
+          </w:p>
+        </w:tc>
+        <w:tc>
+          <w:tcPr>
+            <w:tcW w:type="dxa" w:w="6912"/>
+          </w:tcPr>
+          <w:p>
+            <w:pPr>
+              <w:spacing w:after="20" w:line="240" w:lineRule="auto"/>
+            </w:pPr>
+            <w:r/>
+            <w:r>
+              <w:rPr>
+                <w:b w:val="0"/>
+                <w:sz w:val="20"/>
+              </w:rPr>
+              <w:t>Stage 1 mining yield at pilot scale</w:t>
+            </w:r>
+          </w:p>
+        </w:tc>
+        <w:tc>
+          <w:tcPr>
+            <w:tcW w:type="dxa" w:w="1007"/>
+          </w:tcPr>
+          <w:p>
+            <w:pPr>
+              <w:spacing w:after="20" w:line="240" w:lineRule="auto"/>
+              <w:jc w:val="right"/>
+            </w:pPr>
+            <w:r/>
+            <w:fldSimple w:instr=" PAGEREF _table_3 \h ">
+              <w:r>
+                <w:rPr>
+                  <w:sz w:val="20"/>
+                </w:rPr>
+                <w:t>1</w:t>
+              </w:r>
+            </w:fldSimple>
+          </w:p>
+        </w:tc>
+      </w:tr>
+      <w:tr>
+        <w:tc>
+          <w:tcPr>
+            <w:tcW w:type="dxa" w:w="1152"/>
+          </w:tcPr>
+          <w:p>
+            <w:pPr>
+              <w:spacing w:after="20" w:line="240" w:lineRule="auto"/>
+            </w:pPr>
+            <w:r/>
+            <w:r>
+              <w:rPr>
+                <w:b w:val="0"/>
+                <w:sz w:val="20"/>
+              </w:rPr>
+              <w:t>Table 4</w:t>
+            </w:r>
+          </w:p>
+        </w:tc>
+        <w:tc>
+          <w:tcPr>
+            <w:tcW w:type="dxa" w:w="6912"/>
+          </w:tcPr>
+          <w:p>
+            <w:pPr>
+              <w:spacing w:after="20" w:line="240" w:lineRule="auto"/>
+            </w:pPr>
+            <w:r/>
+            <w:r>
+              <w:rPr>
+                <w:b w:val="0"/>
+                <w:sz w:val="20"/>
+              </w:rPr>
+              <w:t>Dataset statistics for the mined arXiv benchmark and the external Multi-XScience benchmark</w:t>
+            </w:r>
+          </w:p>
+        </w:tc>
+        <w:tc>
+          <w:tcPr>
+            <w:tcW w:type="dxa" w:w="1007"/>
+          </w:tcPr>
+          <w:p>
+            <w:pPr>
+              <w:spacing w:after="20" w:line="240" w:lineRule="auto"/>
+              <w:jc w:val="right"/>
+            </w:pPr>
+            <w:r/>
+            <w:fldSimple w:instr=" PAGEREF _table_4 \h ">
+              <w:r>
+                <w:rPr>
+                  <w:sz w:val="20"/>
+                </w:rPr>
+                <w:t>1</w:t>
+              </w:r>
+            </w:fldSimple>
+          </w:p>
+        </w:tc>
+      </w:tr>
     </w:tbl>
     <w:p>
       <w:pPr>
@@ -2738,6 +2854,122 @@
             </w:pPr>
             <w:r/>
             <w:fldSimple w:instr=" PAGEREF _figure_3 \h ">
+              <w:r>
+                <w:rPr>
+                  <w:sz w:val="20"/>
+                </w:rPr>
+                <w:t>1</w:t>
+              </w:r>
+            </w:fldSimple>
+          </w:p>
+        </w:tc>
+      </w:tr>
+      <w:tr>
+        <w:tc>
+          <w:tcPr>
+            <w:tcW w:type="dxa" w:w="1152"/>
+          </w:tcPr>
+          <w:p>
+            <w:pPr>
+              <w:spacing w:after="20" w:line="240" w:lineRule="auto"/>
+            </w:pPr>
+            <w:r/>
+            <w:r>
+              <w:rPr>
+                <w:b w:val="0"/>
+                <w:sz w:val="20"/>
+              </w:rPr>
+              <w:t>Figure 4</w:t>
+            </w:r>
+          </w:p>
+        </w:tc>
+        <w:tc>
+          <w:tcPr>
+            <w:tcW w:type="dxa" w:w="6912"/>
+          </w:tcPr>
+          <w:p>
+            <w:pPr>
+              <w:spacing w:after="20" w:line="240" w:lineRule="auto"/>
+            </w:pPr>
+            <w:r/>
+            <w:r>
+              <w:rPr>
+                <w:b w:val="0"/>
+                <w:sz w:val="20"/>
+              </w:rPr>
+              <w:t>Mining yield: papers surviving each step, as counts and as a percentage of the submissions listed</w:t>
+            </w:r>
+          </w:p>
+        </w:tc>
+        <w:tc>
+          <w:tcPr>
+            <w:tcW w:type="dxa" w:w="1007"/>
+          </w:tcPr>
+          <w:p>
+            <w:pPr>
+              <w:spacing w:after="20" w:line="240" w:lineRule="auto"/>
+              <w:jc w:val="right"/>
+            </w:pPr>
+            <w:r/>
+            <w:fldSimple w:instr=" PAGEREF _figure_4 \h ">
+              <w:r>
+                <w:rPr>
+                  <w:sz w:val="20"/>
+                </w:rPr>
+                <w:t>1</w:t>
+              </w:r>
+            </w:fldSimple>
+          </w:p>
+        </w:tc>
+      </w:tr>
+      <w:tr>
+        <w:tc>
+          <w:tcPr>
+            <w:tcW w:type="dxa" w:w="1152"/>
+          </w:tcPr>
+          <w:p>
+            <w:pPr>
+              <w:spacing w:after="20" w:line="240" w:lineRule="auto"/>
+            </w:pPr>
+            <w:r/>
+            <w:r>
+              <w:rPr>
+                <w:b w:val="0"/>
+                <w:sz w:val="20"/>
+              </w:rPr>
+              <w:t>Figure 5</w:t>
+            </w:r>
+          </w:p>
+        </w:tc>
+        <w:tc>
+          <w:tcPr>
+            <w:tcW w:type="dxa" w:w="6912"/>
+          </w:tcPr>
+          <w:p>
+            <w:pPr>
+              <w:spacing w:after="20" w:line="240" w:lineRule="auto"/>
+            </w:pPr>
+            <w:r/>
+            <w:r>
+              <w:rPr>
+                <w:b w:val="0"/>
+                <w:sz w:val="20"/>
+              </w:rPr>
+              <w:t>Distribution of related-work length, number of cited papers and abstract coverage across the mined benchmark examples</w:t>
+            </w:r>
+          </w:p>
+        </w:tc>
+        <w:tc>
+          <w:tcPr>
+            <w:tcW w:type="dxa" w:w="1007"/>
+          </w:tcPr>
+          <w:p>
+            <w:pPr>
+              <w:spacing w:after="20" w:line="240" w:lineRule="auto"/>
+              <w:jc w:val="right"/>
+            </w:pPr>
+            <w:r/>
+            <w:fldSimple w:instr=" PAGEREF _figure_5 \h ">
               <w:r>
                 <w:rPr>
                   <w:sz w:val="20"/>
@@ -7455,7 +7687,7 @@
     <w:p>
       <w:pPr>
         <w:spacing w:after="120" w:line="300" w:lineRule="auto" w:before="200"/>
-        <w:ind w:left="360" w:firstLine="0"/>
+        <w:ind w:left="360" w:firstLine="432"/>
         <w:jc w:val="both"/>
         <w:rPr>
           <w:b/>
@@ -7467,10 +7699,1115 @@
       <w:r>
         <w:rPr>
           <w:b w:val="0"/>
+          <w:i w:val="0"/>
+          <w:sz w:val="24"/>
+        </w:rPr>
+        <w:t>The pilot listed 200 arXiv submissions in cs.CL and cs.IR (150 from the training window 202301–202412 and 50 from the test window 202606–202609). Of those, 189 had usable LaTeX source (94%); the remainder are PDF-only submissions, which arXiv permits and which no parser can recover. 189 parsed successfully and 155 had an identifiable related-work section (78% of papers listed). After requiring at least three cited works and at least 60% abstract coverage, 80 papers remain as benchmark examples and 15,704 citation contexts were written. Figure 4 shows the attrition at each step.</w:t>
+      </w:r>
+    </w:p>
+    <w:p>
+      <w:pPr>
+        <w:spacing w:after="120" w:line="300" w:lineRule="auto" w:before="200"/>
+        <w:ind w:left="360" w:firstLine="432"/>
+        <w:jc w:val="both"/>
+        <w:rPr>
+          <w:b/>
+          <w:bCs/>
+          <w:sz w:val="28"/>
+          <w:szCs w:val="24"/>
+        </w:rPr>
+      </w:pPr>
+      <w:r>
+        <w:rPr>
+          <w:b w:val="0"/>
+          <w:i w:val="0"/>
+          <w:sz w:val="24"/>
+        </w:rPr>
+        <w:t>References are resolved by identifier first and by title only as a fallback, because an identifier resolves a reference exactly where a title match resolves it merely probably, and because the fallback is what costs money. Of the references cited from related-work sections, 1,124 carried an arXiv identifier and all 1,124 of them resolved through the arXiv API, every one with an abstract; for a corpus mined from arXiv this is also the more authoritative source, since it returns the abstract of the version actually cited. A further 738 carried a DOI, resolved fifty at a time through OpenAlex, of which 198 came back (160 with an abstract). That left 1,830 references with no identifier at all, which had to be resolved by title search; 505 matched above the similarity floor of 88 and 450 of those yielded an abstract. The title-search pass did not finish: OpenAlex's free tier is a small daily budget per key, and it ran out partway through. Every reference resolved so far is cached, so re-running after the reset continues rather than restarts, and the benchmark reported below is therefore a lower bound on what this corpus yields. The gap between a reference being identified and its abstract being retrievable is the main reason benchmark examples are dropped, since a paper can be identified without an abstract being available to redistribute.</w:t>
+      </w:r>
+    </w:p>
+    <w:p>
+      <w:pPr>
+        <w:spacing w:after="40" w:line="300" w:lineRule="auto" w:before="160"/>
+        <w:ind w:left="0" w:firstLine="0"/>
+        <w:jc w:val="center"/>
+        <w:rPr>
+          <w:b/>
+          <w:bCs/>
+          <w:sz w:val="28"/>
+          <w:szCs w:val="24"/>
+        </w:rPr>
+      </w:pPr>
+      <w:r>
+        <w:drawing>
+          <wp:inline xmlns:a="http://schemas.openxmlformats.org/drawingml/2006/main" xmlns:pic="http://schemas.openxmlformats.org/drawingml/2006/picture">
+            <wp:extent cx="5303520" cy="2822341"/>
+            <wp:docPr id="1432113164" name="Picture 1432113164"/>
+            <wp:cNvGraphicFramePr>
+              <a:graphicFrameLocks noChangeAspect="1"/>
+            </wp:cNvGraphicFramePr>
+            <a:graphic>
+              <a:graphicData uri="http://schemas.openxmlformats.org/drawingml/2006/picture">
+                <pic:pic>
+                  <pic:nvPicPr>
+                    <pic:cNvPr id="0" name="fig_stage1_yield.png"/>
+                    <pic:cNvPicPr/>
+                  </pic:nvPicPr>
+                  <pic:blipFill>
+                    <a:blip r:embed="rId26"/>
+                    <a:stretch>
+                      <a:fillRect/>
+                    </a:stretch>
+                  </pic:blipFill>
+                  <pic:spPr>
+                    <a:xfrm>
+                      <a:off x="0" y="0"/>
+                      <a:ext cx="5303520" cy="2822341"/>
+                    </a:xfrm>
+                    <a:prstGeom prst="rect"/>
+                  </pic:spPr>
+                </pic:pic>
+              </a:graphicData>
+            </a:graphic>
+          </wp:inline>
+        </w:drawing>
+      </w:r>
+    </w:p>
+    <w:p>
+      <w:bookmarkStart w:id="1022" w:name="_figure_4"/>
+      <w:pPr>
+        <w:spacing w:after="200" w:line="300" w:lineRule="auto" w:before="160"/>
+        <w:ind w:left="0" w:firstLine="0"/>
+        <w:jc w:val="center"/>
+        <w:rPr>
+          <w:b/>
+          <w:bCs/>
+          <w:sz w:val="28"/>
+          <w:szCs w:val="24"/>
+        </w:rPr>
+      </w:pPr>
+      <w:r>
+        <w:rPr>
           <w:i/>
-          <w:sz w:val="24"/>
-        </w:rPr>
-        <w:t>Stage 1 mining is not reported here. results/stage1_yield.json is absent. Re-run it with python scripts/run_stage1.py --n-train 150 --n-test 50, then rebuild this report; the text and the table will appear automatically.</w:t>
+          <w:sz w:val="20"/>
+        </w:rPr>
+        <w:t>Figure 4: Mining yield: papers surviving each step, as counts and as a percentage of the submissions listed.</w:t>
+      </w:r>
+      <w:bookmarkEnd w:id="1022"/>
+    </w:p>
+    <w:p>
+      <w:pPr>
+        <w:spacing w:after="40" w:line="300" w:lineRule="auto" w:before="160"/>
+        <w:ind w:left="0" w:firstLine="0"/>
+        <w:jc w:val="center"/>
+        <w:rPr>
+          <w:b/>
+          <w:bCs/>
+          <w:sz w:val="28"/>
+          <w:szCs w:val="24"/>
+        </w:rPr>
+      </w:pPr>
+      <w:r>
+        <w:drawing>
+          <wp:inline xmlns:a="http://schemas.openxmlformats.org/drawingml/2006/main" xmlns:pic="http://schemas.openxmlformats.org/drawingml/2006/picture">
+            <wp:extent cx="5303520" cy="1688142"/>
+            <wp:docPr id="1432113165" name="Picture 1432113165"/>
+            <wp:cNvGraphicFramePr>
+              <a:graphicFrameLocks noChangeAspect="1"/>
+            </wp:cNvGraphicFramePr>
+            <a:graphic>
+              <a:graphicData uri="http://schemas.openxmlformats.org/drawingml/2006/picture">
+                <pic:pic>
+                  <pic:nvPicPr>
+                    <pic:cNvPr id="0" name="fig_dataset_stats.png"/>
+                    <pic:cNvPicPr/>
+                  </pic:nvPicPr>
+                  <pic:blipFill>
+                    <a:blip r:embed="rId27"/>
+                    <a:stretch>
+                      <a:fillRect/>
+                    </a:stretch>
+                  </pic:blipFill>
+                  <pic:spPr>
+                    <a:xfrm>
+                      <a:off x="0" y="0"/>
+                      <a:ext cx="5303520" cy="1688142"/>
+                    </a:xfrm>
+                    <a:prstGeom prst="rect"/>
+                  </pic:spPr>
+                </pic:pic>
+              </a:graphicData>
+            </a:graphic>
+          </wp:inline>
+        </w:drawing>
+      </w:r>
+    </w:p>
+    <w:p>
+      <w:bookmarkStart w:id="1023" w:name="_figure_5"/>
+      <w:pPr>
+        <w:spacing w:after="200" w:line="300" w:lineRule="auto" w:before="160"/>
+        <w:ind w:left="0" w:firstLine="0"/>
+        <w:jc w:val="center"/>
+        <w:rPr>
+          <w:b/>
+          <w:bCs/>
+          <w:sz w:val="28"/>
+          <w:szCs w:val="24"/>
+        </w:rPr>
+      </w:pPr>
+      <w:r>
+        <w:rPr>
+          <w:i/>
+          <w:sz w:val="20"/>
+        </w:rPr>
+        <w:t>Figure 5: Distribution of related-work length, number of cited papers and abstract coverage across the mined benchmark examples.</w:t>
+      </w:r>
+      <w:bookmarkEnd w:id="1023"/>
+    </w:p>
+    <w:p>
+      <w:bookmarkStart w:id="1024" w:name="_table_3"/>
+      <w:pPr>
+        <w:spacing w:after="60" w:line="300" w:lineRule="auto" w:before="160"/>
+        <w:ind w:left="0" w:firstLine="0"/>
+        <w:jc w:val="center"/>
+        <w:rPr>
+          <w:b/>
+          <w:bCs/>
+          <w:sz w:val="28"/>
+          <w:szCs w:val="24"/>
+        </w:rPr>
+      </w:pPr>
+      <w:r>
+        <w:rPr>
+          <w:i/>
+          <w:sz w:val="20"/>
+        </w:rPr>
+        <w:t>Table 3: Stage 1 mining yield at pilot scale.</w:t>
+      </w:r>
+      <w:bookmarkEnd w:id="1024"/>
+    </w:p>
+    <w:tbl>
+      <w:tblPr>
+        <w:tblStyle w:val="TableGrid"/>
+        <w:tblW w:type="auto" w:w="0"/>
+        <w:tblLayout w:type="autofit"/>
+        <w:tblLook w:firstColumn="1" w:firstRow="1" w:lastColumn="0" w:lastRow="0" w:noHBand="0" w:noVBand="1" w:val="04A0"/>
+      </w:tblPr>
+      <w:tblGrid>
+        <w:gridCol w:w="3010"/>
+        <w:gridCol w:w="3010"/>
+        <w:gridCol w:w="3010"/>
+      </w:tblGrid>
+      <w:tr>
+        <w:tc>
+          <w:tcPr>
+            <w:tcW w:type="dxa" w:w="4032"/>
+          </w:tcPr>
+          <w:p>
+            <w:pPr>
+              <w:spacing w:after="20" w:before="20" w:line="240" w:lineRule="auto"/>
+            </w:pPr>
+            <w:r/>
+            <w:r>
+              <w:rPr>
+                <w:b/>
+                <w:sz w:val="19"/>
+              </w:rPr>
+              <w:t>Step</w:t>
+            </w:r>
+          </w:p>
+        </w:tc>
+        <w:tc>
+          <w:tcPr>
+            <w:tcW w:type="dxa" w:w="1728"/>
+          </w:tcPr>
+          <w:p>
+            <w:pPr>
+              <w:spacing w:after="20" w:before="20" w:line="240" w:lineRule="auto"/>
+            </w:pPr>
+            <w:r/>
+            <w:r>
+              <w:rPr>
+                <w:b/>
+                <w:sz w:val="19"/>
+              </w:rPr>
+              <w:t>Papers</w:t>
+            </w:r>
+          </w:p>
+        </w:tc>
+        <w:tc>
+          <w:tcPr>
+            <w:tcW w:type="dxa" w:w="1728"/>
+          </w:tcPr>
+          <w:p>
+            <w:pPr>
+              <w:spacing w:after="20" w:before="20" w:line="240" w:lineRule="auto"/>
+            </w:pPr>
+            <w:r/>
+            <w:r>
+              <w:rPr>
+                <w:b/>
+                <w:sz w:val="19"/>
+              </w:rPr>
+              <w:t>% of listed</w:t>
+            </w:r>
+          </w:p>
+        </w:tc>
+      </w:tr>
+      <w:tr>
+        <w:tc>
+          <w:tcPr>
+            <w:tcW w:type="dxa" w:w="4032"/>
+          </w:tcPr>
+          <w:p>
+            <w:pPr>
+              <w:spacing w:after="20" w:before="20" w:line="240" w:lineRule="auto"/>
+            </w:pPr>
+            <w:r/>
+            <w:r>
+              <w:rPr>
+                <w:b w:val="0"/>
+                <w:sz w:val="19"/>
+              </w:rPr>
+              <w:t>Submissions listed</w:t>
+            </w:r>
+          </w:p>
+        </w:tc>
+        <w:tc>
+          <w:tcPr>
+            <w:tcW w:type="dxa" w:w="1728"/>
+          </w:tcPr>
+          <w:p>
+            <w:pPr>
+              <w:spacing w:after="20" w:before="20" w:line="240" w:lineRule="auto"/>
+              <w:jc w:val="right"/>
+            </w:pPr>
+            <w:r/>
+            <w:r>
+              <w:rPr>
+                <w:b w:val="0"/>
+                <w:sz w:val="19"/>
+              </w:rPr>
+              <w:t>200</w:t>
+            </w:r>
+          </w:p>
+        </w:tc>
+        <w:tc>
+          <w:tcPr>
+            <w:tcW w:type="dxa" w:w="1728"/>
+          </w:tcPr>
+          <w:p>
+            <w:pPr>
+              <w:spacing w:after="20" w:before="20" w:line="240" w:lineRule="auto"/>
+              <w:jc w:val="right"/>
+            </w:pPr>
+            <w:r/>
+            <w:r>
+              <w:rPr>
+                <w:b w:val="0"/>
+                <w:sz w:val="19"/>
+              </w:rPr>
+              <w:t>100.0%</w:t>
+            </w:r>
+          </w:p>
+        </w:tc>
+      </w:tr>
+      <w:tr>
+        <w:tc>
+          <w:tcPr>
+            <w:tcW w:type="dxa" w:w="4032"/>
+          </w:tcPr>
+          <w:p>
+            <w:pPr>
+              <w:spacing w:after="20" w:before="20" w:line="240" w:lineRule="auto"/>
+            </w:pPr>
+            <w:r/>
+            <w:r>
+              <w:rPr>
+                <w:b w:val="0"/>
+                <w:sz w:val="19"/>
+              </w:rPr>
+              <w:t>With LaTeX source</w:t>
+            </w:r>
+          </w:p>
+        </w:tc>
+        <w:tc>
+          <w:tcPr>
+            <w:tcW w:type="dxa" w:w="1728"/>
+          </w:tcPr>
+          <w:p>
+            <w:pPr>
+              <w:spacing w:after="20" w:before="20" w:line="240" w:lineRule="auto"/>
+              <w:jc w:val="right"/>
+            </w:pPr>
+            <w:r/>
+            <w:r>
+              <w:rPr>
+                <w:b w:val="0"/>
+                <w:sz w:val="19"/>
+              </w:rPr>
+              <w:t>189</w:t>
+            </w:r>
+          </w:p>
+        </w:tc>
+        <w:tc>
+          <w:tcPr>
+            <w:tcW w:type="dxa" w:w="1728"/>
+          </w:tcPr>
+          <w:p>
+            <w:pPr>
+              <w:spacing w:after="20" w:before="20" w:line="240" w:lineRule="auto"/>
+              <w:jc w:val="right"/>
+            </w:pPr>
+            <w:r/>
+            <w:r>
+              <w:rPr>
+                <w:b w:val="0"/>
+                <w:sz w:val="19"/>
+              </w:rPr>
+              <w:t>94.5%</w:t>
+            </w:r>
+          </w:p>
+        </w:tc>
+      </w:tr>
+      <w:tr>
+        <w:tc>
+          <w:tcPr>
+            <w:tcW w:type="dxa" w:w="4032"/>
+          </w:tcPr>
+          <w:p>
+            <w:pPr>
+              <w:spacing w:after="20" w:before="20" w:line="240" w:lineRule="auto"/>
+            </w:pPr>
+            <w:r/>
+            <w:r>
+              <w:rPr>
+                <w:b w:val="0"/>
+                <w:sz w:val="19"/>
+              </w:rPr>
+              <w:t>Parsed without error</w:t>
+            </w:r>
+          </w:p>
+        </w:tc>
+        <w:tc>
+          <w:tcPr>
+            <w:tcW w:type="dxa" w:w="1728"/>
+          </w:tcPr>
+          <w:p>
+            <w:pPr>
+              <w:spacing w:after="20" w:before="20" w:line="240" w:lineRule="auto"/>
+              <w:jc w:val="right"/>
+            </w:pPr>
+            <w:r/>
+            <w:r>
+              <w:rPr>
+                <w:b w:val="0"/>
+                <w:sz w:val="19"/>
+              </w:rPr>
+              <w:t>189</w:t>
+            </w:r>
+          </w:p>
+        </w:tc>
+        <w:tc>
+          <w:tcPr>
+            <w:tcW w:type="dxa" w:w="1728"/>
+          </w:tcPr>
+          <w:p>
+            <w:pPr>
+              <w:spacing w:after="20" w:before="20" w:line="240" w:lineRule="auto"/>
+              <w:jc w:val="right"/>
+            </w:pPr>
+            <w:r/>
+            <w:r>
+              <w:rPr>
+                <w:b w:val="0"/>
+                <w:sz w:val="19"/>
+              </w:rPr>
+              <w:t>94.5%</w:t>
+            </w:r>
+          </w:p>
+        </w:tc>
+      </w:tr>
+      <w:tr>
+        <w:tc>
+          <w:tcPr>
+            <w:tcW w:type="dxa" w:w="4032"/>
+          </w:tcPr>
+          <w:p>
+            <w:pPr>
+              <w:spacing w:after="20" w:before="20" w:line="240" w:lineRule="auto"/>
+            </w:pPr>
+            <w:r/>
+            <w:r>
+              <w:rPr>
+                <w:b w:val="0"/>
+                <w:sz w:val="19"/>
+              </w:rPr>
+              <w:t>With a related-work section</w:t>
+            </w:r>
+          </w:p>
+        </w:tc>
+        <w:tc>
+          <w:tcPr>
+            <w:tcW w:type="dxa" w:w="1728"/>
+          </w:tcPr>
+          <w:p>
+            <w:pPr>
+              <w:spacing w:after="20" w:before="20" w:line="240" w:lineRule="auto"/>
+              <w:jc w:val="right"/>
+            </w:pPr>
+            <w:r/>
+            <w:r>
+              <w:rPr>
+                <w:b w:val="0"/>
+                <w:sz w:val="19"/>
+              </w:rPr>
+              <w:t>155</w:t>
+            </w:r>
+          </w:p>
+        </w:tc>
+        <w:tc>
+          <w:tcPr>
+            <w:tcW w:type="dxa" w:w="1728"/>
+          </w:tcPr>
+          <w:p>
+            <w:pPr>
+              <w:spacing w:after="20" w:before="20" w:line="240" w:lineRule="auto"/>
+              <w:jc w:val="right"/>
+            </w:pPr>
+            <w:r/>
+            <w:r>
+              <w:rPr>
+                <w:b w:val="0"/>
+                <w:sz w:val="19"/>
+              </w:rPr>
+              <w:t>77.5%</w:t>
+            </w:r>
+          </w:p>
+        </w:tc>
+      </w:tr>
+      <w:tr>
+        <w:tc>
+          <w:tcPr>
+            <w:tcW w:type="dxa" w:w="4032"/>
+          </w:tcPr>
+          <w:p>
+            <w:pPr>
+              <w:spacing w:after="20" w:before="20" w:line="240" w:lineRule="auto"/>
+            </w:pPr>
+            <w:r/>
+            <w:r>
+              <w:rPr>
+                <w:b w:val="0"/>
+                <w:sz w:val="19"/>
+              </w:rPr>
+              <w:t>Kept as benchmark examples</w:t>
+            </w:r>
+          </w:p>
+        </w:tc>
+        <w:tc>
+          <w:tcPr>
+            <w:tcW w:type="dxa" w:w="1728"/>
+          </w:tcPr>
+          <w:p>
+            <w:pPr>
+              <w:spacing w:after="20" w:before="20" w:line="240" w:lineRule="auto"/>
+              <w:jc w:val="right"/>
+            </w:pPr>
+            <w:r/>
+            <w:r>
+              <w:rPr>
+                <w:b w:val="0"/>
+                <w:sz w:val="19"/>
+              </w:rPr>
+              <w:t>80</w:t>
+            </w:r>
+          </w:p>
+        </w:tc>
+        <w:tc>
+          <w:tcPr>
+            <w:tcW w:type="dxa" w:w="1728"/>
+          </w:tcPr>
+          <w:p>
+            <w:pPr>
+              <w:spacing w:after="20" w:before="20" w:line="240" w:lineRule="auto"/>
+              <w:jc w:val="right"/>
+            </w:pPr>
+            <w:r/>
+            <w:r>
+              <w:rPr>
+                <w:b w:val="0"/>
+                <w:sz w:val="19"/>
+              </w:rPr>
+              <w:t>40.0%</w:t>
+            </w:r>
+          </w:p>
+        </w:tc>
+      </w:tr>
+    </w:tbl>
+    <w:p>
+      <w:pPr>
+        <w:spacing w:after="60" w:line="300" w:lineRule="auto" w:before="160"/>
+        <w:ind w:left="0" w:firstLine="0"/>
+        <w:jc w:val="center"/>
+        <w:rPr>
+          <w:b/>
+          <w:bCs/>
+          <w:sz w:val="28"/>
+          <w:szCs w:val="24"/>
+        </w:rPr>
+      </w:pPr>
+    </w:p>
+    <w:p>
+      <w:bookmarkStart w:id="1025" w:name="_table_4"/>
+      <w:pPr>
+        <w:spacing w:after="60" w:line="300" w:lineRule="auto" w:before="160"/>
+        <w:ind w:left="0" w:firstLine="0"/>
+        <w:jc w:val="center"/>
+        <w:rPr>
+          <w:b/>
+          <w:bCs/>
+          <w:sz w:val="28"/>
+          <w:szCs w:val="24"/>
+        </w:rPr>
+      </w:pPr>
+      <w:r>
+        <w:rPr>
+          <w:i/>
+          <w:sz w:val="20"/>
+        </w:rPr>
+        <w:t>Table 4: Dataset statistics for the mined arXiv benchmark and the external Multi-XScience benchmark.</w:t>
+      </w:r>
+      <w:bookmarkEnd w:id="1025"/>
+    </w:p>
+    <w:tbl>
+      <w:tblPr>
+        <w:tblStyle w:val="TableGrid"/>
+        <w:tblW w:type="auto" w:w="0"/>
+        <w:tblLayout w:type="autofit"/>
+        <w:tblLook w:firstColumn="1" w:firstRow="1" w:lastColumn="0" w:lastRow="0" w:noHBand="0" w:noVBand="1" w:val="04A0"/>
+      </w:tblPr>
+      <w:tblGrid>
+        <w:gridCol w:w="3010"/>
+        <w:gridCol w:w="3010"/>
+        <w:gridCol w:w="3010"/>
+      </w:tblGrid>
+      <w:tr>
+        <w:tc>
+          <w:tcPr>
+            <w:tcW w:type="dxa" w:w="4176"/>
+          </w:tcPr>
+          <w:p>
+            <w:pPr>
+              <w:spacing w:after="20" w:before="20" w:line="240" w:lineRule="auto"/>
+            </w:pPr>
+            <w:r/>
+            <w:r>
+              <w:rPr>
+                <w:b/>
+                <w:sz w:val="19"/>
+              </w:rPr>
+              <w:t>Statistic</w:t>
+            </w:r>
+          </w:p>
+        </w:tc>
+        <w:tc>
+          <w:tcPr>
+            <w:tcW w:type="dxa" w:w="1872"/>
+          </w:tcPr>
+          <w:p>
+            <w:pPr>
+              <w:spacing w:after="20" w:before="20" w:line="240" w:lineRule="auto"/>
+            </w:pPr>
+            <w:r/>
+            <w:r>
+              <w:rPr>
+                <w:b/>
+                <w:sz w:val="19"/>
+              </w:rPr>
+              <w:t>Mined arXiv split</w:t>
+            </w:r>
+          </w:p>
+        </w:tc>
+        <w:tc>
+          <w:tcPr>
+            <w:tcW w:type="dxa" w:w="1872"/>
+          </w:tcPr>
+          <w:p>
+            <w:pPr>
+              <w:spacing w:after="20" w:before="20" w:line="240" w:lineRule="auto"/>
+            </w:pPr>
+            <w:r/>
+            <w:r>
+              <w:rPr>
+                <w:b/>
+                <w:sz w:val="19"/>
+              </w:rPr>
+              <w:t>Multi-XScience</w:t>
+            </w:r>
+          </w:p>
+        </w:tc>
+      </w:tr>
+      <w:tr>
+        <w:tc>
+          <w:tcPr>
+            <w:tcW w:type="dxa" w:w="4176"/>
+          </w:tcPr>
+          <w:p>
+            <w:pPr>
+              <w:spacing w:after="20" w:before="20" w:line="240" w:lineRule="auto"/>
+            </w:pPr>
+            <w:r/>
+            <w:r>
+              <w:rPr>
+                <w:b w:val="0"/>
+                <w:sz w:val="19"/>
+              </w:rPr>
+              <w:t>Benchmark examples</w:t>
+            </w:r>
+          </w:p>
+        </w:tc>
+        <w:tc>
+          <w:tcPr>
+            <w:tcW w:type="dxa" w:w="1872"/>
+          </w:tcPr>
+          <w:p>
+            <w:pPr>
+              <w:spacing w:after="20" w:before="20" w:line="240" w:lineRule="auto"/>
+              <w:jc w:val="right"/>
+            </w:pPr>
+            <w:r/>
+            <w:r>
+              <w:rPr>
+                <w:b w:val="0"/>
+                <w:sz w:val="19"/>
+              </w:rPr>
+              <w:t>80</w:t>
+            </w:r>
+          </w:p>
+        </w:tc>
+        <w:tc>
+          <w:tcPr>
+            <w:tcW w:type="dxa" w:w="1872"/>
+          </w:tcPr>
+          <w:p>
+            <w:pPr>
+              <w:spacing w:after="20" w:before="20" w:line="240" w:lineRule="auto"/>
+              <w:jc w:val="right"/>
+            </w:pPr>
+            <w:r/>
+            <w:r>
+              <w:rPr>
+                <w:b w:val="0"/>
+                <w:sz w:val="19"/>
+              </w:rPr>
+              <w:t>300</w:t>
+            </w:r>
+          </w:p>
+        </w:tc>
+      </w:tr>
+      <w:tr>
+        <w:tc>
+          <w:tcPr>
+            <w:tcW w:type="dxa" w:w="4176"/>
+          </w:tcPr>
+          <w:p>
+            <w:pPr>
+              <w:spacing w:after="20" w:before="20" w:line="240" w:lineRule="auto"/>
+            </w:pPr>
+            <w:r/>
+            <w:r>
+              <w:rPr>
+                <w:b w:val="0"/>
+                <w:sz w:val="19"/>
+              </w:rPr>
+              <w:t>Median related-work length (words)</w:t>
+            </w:r>
+          </w:p>
+        </w:tc>
+        <w:tc>
+          <w:tcPr>
+            <w:tcW w:type="dxa" w:w="1872"/>
+          </w:tcPr>
+          <w:p>
+            <w:pPr>
+              <w:spacing w:after="20" w:before="20" w:line="240" w:lineRule="auto"/>
+              <w:jc w:val="right"/>
+            </w:pPr>
+            <w:r/>
+            <w:r>
+              <w:rPr>
+                <w:b w:val="0"/>
+                <w:sz w:val="19"/>
+              </w:rPr>
+              <w:t>420</w:t>
+            </w:r>
+          </w:p>
+        </w:tc>
+        <w:tc>
+          <w:tcPr>
+            <w:tcW w:type="dxa" w:w="1872"/>
+          </w:tcPr>
+          <w:p>
+            <w:pPr>
+              <w:spacing w:after="20" w:before="20" w:line="240" w:lineRule="auto"/>
+              <w:jc w:val="right"/>
+            </w:pPr>
+            <w:r/>
+            <w:r>
+              <w:rPr>
+                <w:b w:val="0"/>
+                <w:sz w:val="19"/>
+              </w:rPr>
+              <w:t>119</w:t>
+            </w:r>
+          </w:p>
+        </w:tc>
+      </w:tr>
+      <w:tr>
+        <w:tc>
+          <w:tcPr>
+            <w:tcW w:type="dxa" w:w="4176"/>
+          </w:tcPr>
+          <w:p>
+            <w:pPr>
+              <w:spacing w:after="20" w:before="20" w:line="240" w:lineRule="auto"/>
+            </w:pPr>
+            <w:r/>
+            <w:r>
+              <w:rPr>
+                <w:b w:val="0"/>
+                <w:sz w:val="19"/>
+              </w:rPr>
+              <w:t>Median papers cited per example</w:t>
+            </w:r>
+          </w:p>
+        </w:tc>
+        <w:tc>
+          <w:tcPr>
+            <w:tcW w:type="dxa" w:w="1872"/>
+          </w:tcPr>
+          <w:p>
+            <w:pPr>
+              <w:spacing w:after="20" w:before="20" w:line="240" w:lineRule="auto"/>
+              <w:jc w:val="right"/>
+            </w:pPr>
+            <w:r/>
+            <w:r>
+              <w:rPr>
+                <w:b w:val="0"/>
+                <w:sz w:val="19"/>
+              </w:rPr>
+              <w:t>20</w:t>
+            </w:r>
+          </w:p>
+        </w:tc>
+        <w:tc>
+          <w:tcPr>
+            <w:tcW w:type="dxa" w:w="1872"/>
+          </w:tcPr>
+          <w:p>
+            <w:pPr>
+              <w:spacing w:after="20" w:before="20" w:line="240" w:lineRule="auto"/>
+              <w:jc w:val="right"/>
+            </w:pPr>
+            <w:r/>
+            <w:r>
+              <w:rPr>
+                <w:b w:val="0"/>
+                <w:sz w:val="19"/>
+              </w:rPr>
+              <w:t>5</w:t>
+            </w:r>
+          </w:p>
+        </w:tc>
+      </w:tr>
+      <w:tr>
+        <w:tc>
+          <w:tcPr>
+            <w:tcW w:type="dxa" w:w="4176"/>
+          </w:tcPr>
+          <w:p>
+            <w:pPr>
+              <w:spacing w:after="20" w:before="20" w:line="240" w:lineRule="auto"/>
+            </w:pPr>
+            <w:r/>
+            <w:r>
+              <w:rPr>
+                <w:b w:val="0"/>
+                <w:sz w:val="19"/>
+              </w:rPr>
+              <w:t>Median abstract coverage</w:t>
+            </w:r>
+          </w:p>
+        </w:tc>
+        <w:tc>
+          <w:tcPr>
+            <w:tcW w:type="dxa" w:w="1872"/>
+          </w:tcPr>
+          <w:p>
+            <w:pPr>
+              <w:spacing w:after="20" w:before="20" w:line="240" w:lineRule="auto"/>
+              <w:jc w:val="right"/>
+            </w:pPr>
+            <w:r/>
+            <w:r>
+              <w:rPr>
+                <w:b w:val="0"/>
+                <w:sz w:val="19"/>
+              </w:rPr>
+              <w:t>0.74</w:t>
+            </w:r>
+          </w:p>
+        </w:tc>
+        <w:tc>
+          <w:tcPr>
+            <w:tcW w:type="dxa" w:w="1872"/>
+          </w:tcPr>
+          <w:p>
+            <w:pPr>
+              <w:spacing w:after="20" w:before="20" w:line="240" w:lineRule="auto"/>
+              <w:jc w:val="right"/>
+            </w:pPr>
+            <w:r/>
+            <w:r>
+              <w:rPr>
+                <w:b w:val="0"/>
+                <w:sz w:val="19"/>
+              </w:rPr>
+              <w:t>0.857</w:t>
+            </w:r>
+          </w:p>
+        </w:tc>
+      </w:tr>
+      <w:tr>
+        <w:tc>
+          <w:tcPr>
+            <w:tcW w:type="dxa" w:w="4176"/>
+          </w:tcPr>
+          <w:p>
+            <w:pPr>
+              <w:spacing w:after="20" w:before="20" w:line="240" w:lineRule="auto"/>
+            </w:pPr>
+            <w:r/>
+            <w:r>
+              <w:rPr>
+                <w:b w:val="0"/>
+                <w:sz w:val="19"/>
+              </w:rPr>
+              <w:t>Citation contexts</w:t>
+            </w:r>
+          </w:p>
+        </w:tc>
+        <w:tc>
+          <w:tcPr>
+            <w:tcW w:type="dxa" w:w="1872"/>
+          </w:tcPr>
+          <w:p>
+            <w:pPr>
+              <w:spacing w:after="20" w:before="20" w:line="240" w:lineRule="auto"/>
+              <w:jc w:val="right"/>
+            </w:pPr>
+            <w:r/>
+            <w:r>
+              <w:rPr>
+                <w:b w:val="0"/>
+                <w:sz w:val="19"/>
+              </w:rPr>
+              <w:t>15,704</w:t>
+            </w:r>
+          </w:p>
+        </w:tc>
+        <w:tc>
+          <w:tcPr>
+            <w:tcW w:type="dxa" w:w="1872"/>
+          </w:tcPr>
+          <w:p>
+            <w:pPr>
+              <w:spacing w:after="20" w:before="20" w:line="240" w:lineRule="auto"/>
+              <w:jc w:val="right"/>
+            </w:pPr>
+            <w:r/>
+            <w:r>
+              <w:rPr>
+                <w:b w:val="0"/>
+                <w:sz w:val="19"/>
+              </w:rPr>
+              <w:t>—</w:t>
+            </w:r>
+          </w:p>
+        </w:tc>
+      </w:tr>
+      <w:tr>
+        <w:tc>
+          <w:tcPr>
+            <w:tcW w:type="dxa" w:w="4176"/>
+          </w:tcPr>
+          <w:p>
+            <w:pPr>
+              <w:spacing w:after="20" w:before="20" w:line="240" w:lineRule="auto"/>
+            </w:pPr>
+            <w:r/>
+            <w:r>
+              <w:rPr>
+                <w:b w:val="0"/>
+                <w:sz w:val="19"/>
+              </w:rPr>
+              <w:t>… of which inside a related-work section</w:t>
+            </w:r>
+          </w:p>
+        </w:tc>
+        <w:tc>
+          <w:tcPr>
+            <w:tcW w:type="dxa" w:w="1872"/>
+          </w:tcPr>
+          <w:p>
+            <w:pPr>
+              <w:spacing w:after="20" w:before="20" w:line="240" w:lineRule="auto"/>
+              <w:jc w:val="right"/>
+            </w:pPr>
+            <w:r/>
+            <w:r>
+              <w:rPr>
+                <w:b w:val="0"/>
+                <w:sz w:val="19"/>
+              </w:rPr>
+              <w:t>3,652</w:t>
+            </w:r>
+          </w:p>
+        </w:tc>
+        <w:tc>
+          <w:tcPr>
+            <w:tcW w:type="dxa" w:w="1872"/>
+          </w:tcPr>
+          <w:p>
+            <w:pPr>
+              <w:spacing w:after="20" w:before="20" w:line="240" w:lineRule="auto"/>
+              <w:jc w:val="right"/>
+            </w:pPr>
+            <w:r/>
+            <w:r>
+              <w:rPr>
+                <w:b w:val="0"/>
+                <w:sz w:val="19"/>
+              </w:rPr>
+              <w:t>—</w:t>
+            </w:r>
+          </w:p>
+        </w:tc>
+      </w:tr>
+      <w:tr>
+        <w:tc>
+          <w:tcPr>
+            <w:tcW w:type="dxa" w:w="4176"/>
+          </w:tcPr>
+          <w:p>
+            <w:pPr>
+              <w:spacing w:after="20" w:before="20" w:line="240" w:lineRule="auto"/>
+            </w:pPr>
+            <w:r/>
+            <w:r>
+              <w:rPr>
+                <w:b w:val="0"/>
+                <w:sz w:val="19"/>
+              </w:rPr>
+              <w:t>Distinct citing papers</w:t>
+            </w:r>
+          </w:p>
+        </w:tc>
+        <w:tc>
+          <w:tcPr>
+            <w:tcW w:type="dxa" w:w="1872"/>
+          </w:tcPr>
+          <w:p>
+            <w:pPr>
+              <w:spacing w:after="20" w:before="20" w:line="240" w:lineRule="auto"/>
+              <w:jc w:val="right"/>
+            </w:pPr>
+            <w:r/>
+            <w:r>
+              <w:rPr>
+                <w:b w:val="0"/>
+                <w:sz w:val="19"/>
+              </w:rPr>
+              <w:t>185</w:t>
+            </w:r>
+          </w:p>
+        </w:tc>
+        <w:tc>
+          <w:tcPr>
+            <w:tcW w:type="dxa" w:w="1872"/>
+          </w:tcPr>
+          <w:p>
+            <w:pPr>
+              <w:spacing w:after="20" w:before="20" w:line="240" w:lineRule="auto"/>
+              <w:jc w:val="right"/>
+            </w:pPr>
+            <w:r/>
+            <w:r>
+              <w:rPr>
+                <w:b w:val="0"/>
+                <w:sz w:val="19"/>
+              </w:rPr>
+              <w:t>—</w:t>
+            </w:r>
+          </w:p>
+        </w:tc>
+      </w:tr>
+    </w:tbl>
+    <w:p>
+      <w:pPr>
+        <w:spacing w:after="60" w:line="300" w:lineRule="auto" w:before="160"/>
+        <w:ind w:left="0" w:firstLine="0"/>
+        <w:jc w:val="center"/>
+        <w:rPr>
+          <w:b/>
+          <w:bCs/>
+          <w:sz w:val="28"/>
+          <w:szCs w:val="24"/>
+        </w:rPr>
+      </w:pPr>
+    </w:p>
+    <w:p>
+      <w:pPr>
+        <w:spacing w:after="120" w:line="300" w:lineRule="auto" w:before="160"/>
+        <w:ind w:left="360" w:firstLine="432"/>
+        <w:jc w:val="both"/>
+        <w:rPr>
+          <w:b/>
+          <w:bCs/>
+          <w:sz w:val="28"/>
+          <w:szCs w:val="24"/>
+        </w:rPr>
+      </w:pPr>
+      <w:r>
+        <w:rPr>
+          <w:b w:val="0"/>
+          <w:i w:val="0"/>
+          <w:sz w:val="24"/>
+        </w:rPr>
+        <w:t>The time split is disjoint: the newest training paper is dated 2024-12-31 and the oldest test paper 2026-06-30.</w:t>
+      </w:r>
+    </w:p>
+    <w:p>
+      <w:pPr>
+        <w:spacing w:after="120" w:line="300" w:lineRule="auto" w:before="160"/>
+        <w:ind w:left="360" w:firstLine="432"/>
+        <w:jc w:val="both"/>
+        <w:rPr>
+          <w:b/>
+          <w:bCs/>
+          <w:sz w:val="28"/>
+          <w:szCs w:val="24"/>
+        </w:rPr>
+      </w:pPr>
+      <w:r>
+        <w:rPr>
+          <w:b w:val="0"/>
+          <w:i w:val="0"/>
+          <w:sz w:val="24"/>
+        </w:rPr>
+        <w:t>The residual leakage risk is that the cited papers, being older than the citing paper by construction, are plausibly inside every evaluated model's training data. That cannot be avoided for this task and it does not give a model access to the target text, which is what is scored; it is recorded here rather than dismissed.</w:t>
       </w:r>
     </w:p>
     <w:p>
@@ -8008,7 +9345,7 @@
       </w:pPr>
     </w:p>
     <w:p>
-      <w:bookmarkStart w:id="1022" w:name="_toc_5_conclusion_and_future_scope"/>
+      <w:bookmarkStart w:id="1026" w:name="_toc_5_conclusion_and_future_scope"/>
       <w:pPr>
         <w:pageBreakBefore/>
         <w:spacing w:line="300" w:lineRule="auto"/>
@@ -8037,7 +9374,7 @@
         <w:lastRenderedPageBreak/>
         <w:t>CHAPTER 5</w:t>
       </w:r>
-      <w:bookmarkEnd w:id="1022"/>
+      <w:bookmarkEnd w:id="1026"/>
     </w:p>
     <w:p>
       <w:pPr>
@@ -8097,7 +9434,7 @@
       </w:pPr>
     </w:p>
     <w:p>
-      <w:bookmarkStart w:id="1023" w:name="_toc_5_1_conclusion"/>
+      <w:bookmarkStart w:id="1027" w:name="_toc_5_1_conclusion"/>
       <w:pPr>
         <w:spacing w:line="300" w:lineRule="auto"/>
         <w:jc w:val="both"/>
@@ -8123,7 +9460,7 @@
         </w:rPr>
         <w:t>Conclusion</w:t>
       </w:r>
-      <w:bookmarkEnd w:id="1023"/>
+      <w:bookmarkEnd w:id="1027"/>
     </w:p>
     <w:p>
       <w:pPr>
@@ -8206,7 +9543,7 @@
       </w:r>
     </w:p>
     <w:p>
-      <w:bookmarkStart w:id="1024" w:name="_toc_5_2_suggestions_for_future_directions"/>
+      <w:bookmarkStart w:id="1028" w:name="_toc_5_2_suggestions_for_future_directions"/>
       <w:pPr>
         <w:spacing w:line="300" w:lineRule="auto"/>
         <w:jc w:val="both"/>
@@ -8224,7 +9561,7 @@
         </w:rPr>
         <w:t>5.2 Suggestions for future directions</w:t>
       </w:r>
-      <w:bookmarkEnd w:id="1024"/>
+      <w:bookmarkEnd w:id="1028"/>
     </w:p>
     <w:p>
       <w:pPr>
@@ -8440,7 +9777,7 @@
       </w:pPr>
     </w:p>
     <w:p>
-      <w:bookmarkStart w:id="1025" w:name="_toc_references"/>
+      <w:bookmarkStart w:id="1029" w:name="_toc_references"/>
       <w:pPr>
         <w:pageBreakBefore/>
         <w:spacing w:line="300" w:lineRule="auto"/>
@@ -8470,7 +9807,7 @@
         </w:rPr>
         <w:t xml:space="preserve"> </w:t>
       </w:r>
-      <w:bookmarkEnd w:id="1025"/>
+      <w:bookmarkEnd w:id="1029"/>
     </w:p>
     <w:p>
       <w:pPr>

--- a/report/LitReview_Report.docx
+++ b/report/LitReview_Report.docx
@@ -5703,7 +5703,23 @@
           <w:i w:val="0"/>
           <w:sz w:val="24"/>
         </w:rPr>
-        <w:t>where N is the number of training rows, K the number of classes and n_c the count of class c, so that the rare relations are learnable at all. Performance is reported as macro-F1 over the classes present in the gold set,</w:t>
+        <w:t>where N is the number of training rows, K the number of classes and n</w:t>
+      </w:r>
+      <w:r>
+        <w:rPr>
+          <w:i w:val="0"/>
+          <w:sz w:val="24"/>
+          <w:vertAlign w:val="subscript"/>
+        </w:rPr>
+        <w:t>c</w:t>
+      </w:r>
+      <w:r>
+        <w:rPr>
+          <w:b w:val="0"/>
+          <w:i w:val="0"/>
+          <w:sz w:val="24"/>
+        </w:rPr>
+        <w:t xml:space="preserve"> the count of class c, so that the rare relations are learnable at all. Performance is reported as macro-F1 over the classes present in the gold set,</w:t>
       </w:r>
     </w:p>
     <w:p>
@@ -5771,7 +5787,39 @@
           <w:i w:val="0"/>
           <w:sz w:val="24"/>
         </w:rPr>
-        <w:t>with P_c and R_c the precision and recall of class c, because accuracy on this distribution is dominated by background and would hide exactly the classes the downstream stages need. Agreement between the LLM labeller and the human gold set is reported as Cohen's κ,</w:t>
+        <w:t>with P</w:t>
+      </w:r>
+      <w:r>
+        <w:rPr>
+          <w:i w:val="0"/>
+          <w:sz w:val="24"/>
+          <w:vertAlign w:val="subscript"/>
+        </w:rPr>
+        <w:t>c</w:t>
+      </w:r>
+      <w:r>
+        <w:rPr>
+          <w:b w:val="0"/>
+          <w:i w:val="0"/>
+          <w:sz w:val="24"/>
+        </w:rPr>
+        <w:t xml:space="preserve"> and R</w:t>
+      </w:r>
+      <w:r>
+        <w:rPr>
+          <w:i w:val="0"/>
+          <w:sz w:val="24"/>
+          <w:vertAlign w:val="subscript"/>
+        </w:rPr>
+        <w:t>c</w:t>
+      </w:r>
+      <w:r>
+        <w:rPr>
+          <w:b w:val="0"/>
+          <w:i w:val="0"/>
+          <w:sz w:val="24"/>
+        </w:rPr>
+        <w:t xml:space="preserve"> the precision and recall of class c, because accuracy on this distribution is dominated by background and would hide exactly the classes the downstream stages need. Agreement between the LLM labeller and the human gold set is reported as Cohen's κ,</w:t>
       </w:r>
     </w:p>
     <w:p>
@@ -5839,7 +5887,39 @@
           <w:i w:val="0"/>
           <w:sz w:val="24"/>
         </w:rPr>
-        <w:t>where p_o is the observed agreement and p_e the agreement expected from the two label distributions independently, so that a labeller that simply predicts the majority class scores near zero rather than near its accuracy.</w:t>
+        <w:t>where p</w:t>
+      </w:r>
+      <w:r>
+        <w:rPr>
+          <w:i w:val="0"/>
+          <w:sz w:val="24"/>
+          <w:vertAlign w:val="subscript"/>
+        </w:rPr>
+        <w:t>o</w:t>
+      </w:r>
+      <w:r>
+        <w:rPr>
+          <w:b w:val="0"/>
+          <w:i w:val="0"/>
+          <w:sz w:val="24"/>
+        </w:rPr>
+        <w:t xml:space="preserve"> is the observed agreement and p</w:t>
+      </w:r>
+      <w:r>
+        <w:rPr>
+          <w:i w:val="0"/>
+          <w:sz w:val="24"/>
+          <w:vertAlign w:val="subscript"/>
+        </w:rPr>
+        <w:t>e</w:t>
+      </w:r>
+      <w:r>
+        <w:rPr>
+          <w:b w:val="0"/>
+          <w:i w:val="0"/>
+          <w:sz w:val="24"/>
+        </w:rPr>
+        <w:t xml:space="preserve"> the agreement expected from the two label distributions independently, so that a labeller that simply predicts the majority class scores near zero rather than near its accuracy.</w:t>
       </w:r>
     </w:p>
     <w:p>
@@ -6011,7 +6091,23 @@
           <w:i w:val="0"/>
           <w:sz w:val="24"/>
         </w:rPr>
-        <w:t>where E(s) is the set of evidence passages behind sentence s and τ_sup is the fitted upper threshold. A sentence that cites nothing has an empty evidence set and is unsupported by construction, which is the intended behaviour for a review that claims to be grounded. Sentences the Verifier rejects go back to the Writer once; if the revision does not improve the score the draft is kept and the offending sentences are flagged in the output rather than silently removed.</w:t>
+        <w:t>where E(s) is the set of evidence passages behind sentence s and τ</w:t>
+      </w:r>
+      <w:r>
+        <w:rPr>
+          <w:i w:val="0"/>
+          <w:sz w:val="24"/>
+          <w:vertAlign w:val="subscript"/>
+        </w:rPr>
+        <w:t>sup</w:t>
+      </w:r>
+      <w:r>
+        <w:rPr>
+          <w:b w:val="0"/>
+          <w:i w:val="0"/>
+          <w:sz w:val="24"/>
+        </w:rPr>
+        <w:t xml:space="preserve"> is the fitted upper threshold. A sentence that cites nothing has an empty evidence set and is unsupported by construction, which is the intended behaviour for a review that claims to be grounded. Sentences the Verifier rejects go back to the Writer once; if the revision does not improve the score the draft is kept and the offending sentences are flagged in the output rather than silently removed.</w:t>
       </w:r>
     </w:p>
     <w:p>

--- a/report/LitReview_Report.docx
+++ b/report/LitReview_Report.docx
@@ -3423,7 +3423,7 @@
           <w:i w:val="0"/>
           <w:sz w:val="24"/>
         </w:rPr>
-        <w:t>2. Define a seven-class citation-relation taxonomy with a written labelling guide, label contexts with an LLM, and quantify how far those labels can be trusted by measuring accuracy and Cohen's κ against an independently hand-labelled gold set.</w:t>
+        <w:t>2. Define a seven-class citation-relation taxonomy with a written labelling guide, label contexts with an LLM, and quantify how far those labels can be trusted by measuring accuracy and Cohen's κ against an independently adjudicated gold set.</w:t>
       </w:r>
     </w:p>
     <w:p>
@@ -5819,7 +5819,7 @@
           <w:i w:val="0"/>
           <w:sz w:val="24"/>
         </w:rPr>
-        <w:t xml:space="preserve"> the precision and recall of class c, because accuracy on this distribution is dominated by background and would hide exactly the classes the downstream stages need. Agreement between the LLM labeller and the human gold set is reported as Cohen's κ,</w:t>
+        <w:t xml:space="preserve"> the precision and recall of class c, because accuracy on this distribution is dominated by background and would hide exactly the classes the downstream stages need. Agreement between the LLM labeller and the adjudicated gold set is reported as Cohen's κ,</w:t>
       </w:r>
     </w:p>
     <w:p>
@@ -6534,7 +6534,7 @@
           <w:i w:val="0"/>
           <w:sz w:val="24"/>
         </w:rPr>
-        <w:t>Leakage is controlled by the submission window. Training papers come from 2023-2024 and test papers from a window that begins after the knowledge cutoff of every model evaluated. The Verifier's thresholds, the classifier's dev split and the human gold set all come from the training split, so nothing is tuned on the benchmark. The dates and the residual risks — chiefly that the cited papers are necessarily old and so plausibly inside every model's training data, even though the target text is not — are recorded in docs/leakage.md and in Section 4.1.</w:t>
+        <w:t>Leakage is controlled by the submission window. Training papers come from 2023-2024 and test papers from a window that begins after the knowledge cutoff of every model evaluated. The Verifier's thresholds, the classifier's dev split and the adjudicated gold set all come from the training split, so nothing is tuned on the benchmark. The dates and the residual risks — chiefly that the cited papers are necessarily old and so plausibly inside every model's training data, even though the target text is not — are recorded in docs/leakage.md and in Section 4.1.</w:t>
       </w:r>
     </w:p>
     <w:p>
@@ -9232,7 +9232,7 @@
           <w:i w:val="0"/>
           <w:sz w:val="24"/>
         </w:rPr>
-        <w:t>• LLM-labelled training data. The relation classifier is trained on labels produced by a language model, not by humans. Section 4.2 quantifies how far those labels can be trusted against a hand-labelled gold set, and the classifier cannot be better than its teacher on classes where the teacher is weak. The gold set itself is stratified rather than random, which makes the agreement figure pessimistic but also means it does not estimate accuracy on arbitrary text.</w:t>
+        <w:t>• LLM-labelled training data. The relation classifier is trained on labels produced by a language model, not by humans. Section 4.2 quantifies how far those labels can be trusted against a adjudicated gold set, and the classifier cannot be better than its teacher on classes where the teacher is weak. The gold set itself is stratified rather than random, which makes the agreement figure pessimistic but also means it does not estimate accuracy on arbitrary text.</w:t>
       </w:r>
     </w:p>
     <w:p>
@@ -9253,7 +9253,7 @@
           <w:i w:val="0"/>
           <w:sz w:val="24"/>
         </w:rPr>
-        <w:t>• Single annotator. The gold labels, the Verifier's dev set and the contradiction and gap spot checks were each produced by one annotator, so no inter-annotator agreement can be computed and systematic bias in the labelling guide would not show up.</w:t>
+        <w:t>• Who produced the gold labels. The gold set, the Verifier's dev set and the contradiction and gap spot checks were labelled by the AI assistant that built the pipeline, blind to the labeller's own output and following the written guide, then reviewed by the author. That is an independent second opinion rather than expert human annotation: a systematic misreading of the labelling guide would affect both the labeller and the gold set in the same direction, and with a single annotator no inter-annotator agreement can be computed. Every agreement figure in Section 4.2 should be read with this in mind, and replacing these labels with independently sourced human ones is the first item in Section 5.2.</w:t>
       </w:r>
     </w:p>
     <w:p>

--- a/report/LitReview_Report.docx
+++ b/report/LitReview_Report.docx
@@ -649,7 +649,7 @@
           <w:i w:val="0"/>
           <w:sz w:val="24"/>
         </w:rPr>
-        <w:t>Large language models write fluent literature reviews that cite papers they have not read. This project builds and evaluates a CrewAI-based research-paper summarisation and literature-review assistant in which every sentence of the output is traceable to a quoted passage of a specific paper and is checked by a natural-language-inference Verifier before it survives. Six agents — Librarian, Extractor, Verifier, Synthesist/Adjudicator, Gap Analyst and Writer — are orchestrated as a CrewAI Flow with a human approval checkpoint after corpus collection.</w:t>
+        <w:t>A large language model can write a literature review that reads well and still describe papers it has not understood. The sentences look right, the citations are real, and only someone who reads the cited papers can tell that a claim does not belong to the paper it is attached to. This project builds a system that makes that failure visible. It is a team of six language-model agents, built with the CrewAI framework, that reads a set of papers and writes a related-work section in which every sentence can be traced back to a quoted line from a specific paper. A separate checking model decides whether each sentence really follows from the lines behind it, and anything that fails is rewritten once and then marked rather than hidden.</w:t>
       </w:r>
     </w:p>
     <w:p>
@@ -664,7 +664,7 @@
           <w:i w:val="0"/>
           <w:sz w:val="24"/>
         </w:rPr>
-        <w:t xml:space="preserve">Training and evaluation data are reverse-engineered from real papers: a paper's related-work section is a human-written mini literature review, so mining those sections together with the abstracts of the papers they cite yields both a supervision signal and a natural benchmark. From 200 arXiv cs.CL and cs.IR submissions the pipeline produced 15,704 citation contexts and 80 usable related-work benchmark examples. </w:t>
+        <w:t xml:space="preserve">The training data comes from the papers themselves. The related-work section of any published paper is a short literature review that an expert has already written, and the papers it cites are known. Hiding that section and keeping only the cited papers' abstracts gives a task with a correct answer, at no annotation cost. From 200 arXiv papers in computer-science language and information retrieval, the pipeline produced 15,704 citation sentences and 80 usable test examples. 656 of those citation sentences were labelled with one of seven relation types, such as whether a paper is being used, compared against or disagreed with. </w:t>
       </w:r>
     </w:p>
     <w:p>
@@ -679,7 +679,7 @@
           <w:i w:val="0"/>
           <w:sz w:val="24"/>
         </w:rPr>
-        <w:t>The full S1–S4 comparison had not been run when this report was built; Chapter 4 states exactly which systems were evaluated. All reported numbers are read from the result files the code wrote, and every figure is generated from those files by a single script.</w:t>
+        <w:t>The full comparison between systems had not been run when this report was built, and Chapter 4 says exactly which parts were and were not measured. Every number in this report is read from a file the code wrote, and every figure is drawn from those files by a single script.</w:t>
       </w:r>
     </w:p>
     <w:p>
@@ -2329,7 +2329,7 @@
                 <w:b w:val="0"/>
                 <w:sz w:val="20"/>
               </w:rPr>
-              <w:t>Comparative analysis of approaches to grounded review generation</w:t>
+              <w:t>How different approaches compare</w:t>
             </w:r>
           </w:p>
         </w:tc>
@@ -2387,7 +2387,7 @@
                 <w:b w:val="0"/>
                 <w:sz w:val="20"/>
               </w:rPr>
-              <w:t>System requirements and the exact versions used for the runs reported in Chapter 4</w:t>
+              <w:t>What the system was run on, and the exact versions used for the results in Chapter 4</w:t>
             </w:r>
           </w:p>
         </w:tc>
@@ -2723,7 +2723,7 @@
                 <w:b w:val="0"/>
                 <w:sz w:val="20"/>
               </w:rPr>
-              <w:t>System architecture</w:t>
+              <w:t>How the system fits together</w:t>
             </w:r>
           </w:p>
         </w:tc>
@@ -2781,7 +2781,7 @@
                 <w:b w:val="0"/>
                 <w:sz w:val="20"/>
               </w:rPr>
-              <w:t>Data-mining pipeline</w:t>
+              <w:t>Mining papers from arXiv</w:t>
             </w:r>
           </w:p>
         </w:tc>
@@ -2839,7 +2839,7 @@
                 <w:b w:val="0"/>
                 <w:sz w:val="20"/>
               </w:rPr>
-              <w:t>The ten Flow steps, the human approval gate and the single revision loop</w:t>
+              <w:t>The ten steps, the point where a human approves the paper list, and the single rewrite loop</w:t>
             </w:r>
           </w:p>
         </w:tc>
@@ -2897,7 +2897,7 @@
                 <w:b w:val="0"/>
                 <w:sz w:val="20"/>
               </w:rPr>
-              <w:t>Mining yield: papers surviving each step, as counts and as a percentage of the submissions listed</w:t>
+              <w:t>The console's overview</w:t>
             </w:r>
           </w:p>
         </w:tc>
@@ -2955,7 +2955,7 @@
                 <w:b w:val="0"/>
                 <w:sz w:val="20"/>
               </w:rPr>
-              <w:t>Distribution of related-work length, number of cited papers and abstract coverage across the mined benchmark examples</w:t>
+              <w:t>A test example in the console: the section the author wrote, above the cited papers' abstracts that are the only input…</w:t>
             </w:r>
           </w:p>
         </w:tc>
@@ -2970,6 +2970,180 @@
             </w:pPr>
             <w:r/>
             <w:fldSimple w:instr=" PAGEREF _figure_5 \h ">
+              <w:r>
+                <w:rPr>
+                  <w:sz w:val="20"/>
+                </w:rPr>
+                <w:t>1</w:t>
+              </w:r>
+            </w:fldSimple>
+          </w:p>
+        </w:tc>
+      </w:tr>
+      <w:tr>
+        <w:tc>
+          <w:tcPr>
+            <w:tcW w:type="dxa" w:w="1152"/>
+          </w:tcPr>
+          <w:p>
+            <w:pPr>
+              <w:spacing w:after="20" w:line="240" w:lineRule="auto"/>
+            </w:pPr>
+            <w:r/>
+            <w:r>
+              <w:rPr>
+                <w:b w:val="0"/>
+                <w:sz w:val="20"/>
+              </w:rPr>
+              <w:t>Figure 6</w:t>
+            </w:r>
+          </w:p>
+        </w:tc>
+        <w:tc>
+          <w:tcPr>
+            <w:tcW w:type="dxa" w:w="6912"/>
+          </w:tcPr>
+          <w:p>
+            <w:pPr>
+              <w:spacing w:after="20" w:line="240" w:lineRule="auto"/>
+            </w:pPr>
+            <w:r/>
+            <w:r>
+              <w:rPr>
+                <w:b w:val="0"/>
+                <w:sz w:val="20"/>
+              </w:rPr>
+              <w:t>Mining yield: papers surviving each step, as counts and as a percentage of the submissions listed</w:t>
+            </w:r>
+          </w:p>
+        </w:tc>
+        <w:tc>
+          <w:tcPr>
+            <w:tcW w:type="dxa" w:w="1007"/>
+          </w:tcPr>
+          <w:p>
+            <w:pPr>
+              <w:spacing w:after="20" w:line="240" w:lineRule="auto"/>
+              <w:jc w:val="right"/>
+            </w:pPr>
+            <w:r/>
+            <w:fldSimple w:instr=" PAGEREF _figure_6 \h ">
+              <w:r>
+                <w:rPr>
+                  <w:sz w:val="20"/>
+                </w:rPr>
+                <w:t>1</w:t>
+              </w:r>
+            </w:fldSimple>
+          </w:p>
+        </w:tc>
+      </w:tr>
+      <w:tr>
+        <w:tc>
+          <w:tcPr>
+            <w:tcW w:type="dxa" w:w="1152"/>
+          </w:tcPr>
+          <w:p>
+            <w:pPr>
+              <w:spacing w:after="20" w:line="240" w:lineRule="auto"/>
+            </w:pPr>
+            <w:r/>
+            <w:r>
+              <w:rPr>
+                <w:b w:val="0"/>
+                <w:sz w:val="20"/>
+              </w:rPr>
+              <w:t>Figure 7</w:t>
+            </w:r>
+          </w:p>
+        </w:tc>
+        <w:tc>
+          <w:tcPr>
+            <w:tcW w:type="dxa" w:w="6912"/>
+          </w:tcPr>
+          <w:p>
+            <w:pPr>
+              <w:spacing w:after="20" w:line="240" w:lineRule="auto"/>
+            </w:pPr>
+            <w:r/>
+            <w:r>
+              <w:rPr>
+                <w:b w:val="0"/>
+                <w:sz w:val="20"/>
+              </w:rPr>
+              <w:t>Distribution of related-work length, number of cited papers and abstract coverage across the mined benchmark examples</w:t>
+            </w:r>
+          </w:p>
+        </w:tc>
+        <w:tc>
+          <w:tcPr>
+            <w:tcW w:type="dxa" w:w="1007"/>
+          </w:tcPr>
+          <w:p>
+            <w:pPr>
+              <w:spacing w:after="20" w:line="240" w:lineRule="auto"/>
+              <w:jc w:val="right"/>
+            </w:pPr>
+            <w:r/>
+            <w:fldSimple w:instr=" PAGEREF _figure_7 \h ">
+              <w:r>
+                <w:rPr>
+                  <w:sz w:val="20"/>
+                </w:rPr>
+                <w:t>1</w:t>
+              </w:r>
+            </w:fldSimple>
+          </w:p>
+        </w:tc>
+      </w:tr>
+      <w:tr>
+        <w:tc>
+          <w:tcPr>
+            <w:tcW w:type="dxa" w:w="1152"/>
+          </w:tcPr>
+          <w:p>
+            <w:pPr>
+              <w:spacing w:after="20" w:line="240" w:lineRule="auto"/>
+            </w:pPr>
+            <w:r/>
+            <w:r>
+              <w:rPr>
+                <w:b w:val="0"/>
+                <w:sz w:val="20"/>
+              </w:rPr>
+              <w:t>Figure 8</w:t>
+            </w:r>
+          </w:p>
+        </w:tc>
+        <w:tc>
+          <w:tcPr>
+            <w:tcW w:type="dxa" w:w="6912"/>
+          </w:tcPr>
+          <w:p>
+            <w:pPr>
+              <w:spacing w:after="20" w:line="240" w:lineRule="auto"/>
+            </w:pPr>
+            <w:r/>
+            <w:r>
+              <w:rPr>
+                <w:b w:val="0"/>
+                <w:sz w:val="20"/>
+              </w:rPr>
+              <w:t>The worked example in the console</w:t>
+            </w:r>
+          </w:p>
+        </w:tc>
+        <w:tc>
+          <w:tcPr>
+            <w:tcW w:type="dxa" w:w="1007"/>
+          </w:tcPr>
+          <w:p>
+            <w:pPr>
+              <w:spacing w:after="20" w:line="240" w:lineRule="auto"/>
+              <w:jc w:val="right"/>
+            </w:pPr>
+            <w:r/>
+            <w:fldSimple w:instr=" PAGEREF _figure_8 \h ">
               <w:r>
                 <w:rPr>
                   <w:sz w:val="20"/>
@@ -3120,7 +3294,7 @@
           <w:i w:val="0"/>
           <w:sz w:val="24"/>
         </w:rPr>
-        <w:t>This project builds a literature-review assistant from a team of large-language-model agents, and then measures whether the team is worth its cost. Given a topic or a few seed papers, the system collects a corpus, extracts a structured record from each paper in which every claim quotes the passage it came from, checks each claim against that passage with a natural-language-inference model, builds a consensus and contradiction map over the reported results, identifies candidate research gaps, and finally writes a related-work section in which each sentence carries the identifiers of the claims it rests on.</w:t>
+        <w:t>This project builds a tool that writes the “related work” part of a research report, and checks its own writing before handing it over. You give it a topic or a few starting papers. It finds related papers, reads each one, pulls out the main claims, and keeps a short quoted line from the paper next to every claim as proof. It then compares the papers against each other to see where they agree, where they disagree, and which combinations nobody has tried. Finally it writes the section, and every sentence it writes carries a list of the claims it was built from.</w:t>
       </w:r>
     </w:p>
     <w:p>
@@ -3141,7 +3315,7 @@
           <w:i w:val="0"/>
           <w:sz w:val="24"/>
         </w:rPr>
-        <w:t>The pipeline is orchestrated as a CrewAI Flow of ten steps with a human approval checkpoint after corpus collection, and six agents with deliberately narrow roles: the Extractor cannot search, the Writer cannot verify, and only the Verifier may call the entailment tool. Two components are fine-tuned rather than prompted. The first is a seven-class citation-relation classifier, trained from SciBERT on citation contexts mined out of real papers' related-work sections. The second is a small instruction-tuned model distilled from the hosted extractor, trained only on extractions whose every claim passed the Verifier, so the Verifier acts as the filter on its own training data.</w:t>
+        <w:t>The work is divided between six agents, each with a narrow job: a Librarian that finds papers, an Extractor that pulls out claims, a Verifier that checks them, a Synthesist that compares papers, a Gap Analyst that looks for missing work, and a Writer. The limits matter as much as the jobs. The Extractor cannot search for anything, so it can only use the text it is given. The Writer cannot check its own output, because a model asked to grade its own work tends to agree with itself. Only the Verifier can run the checking model.</w:t>
       </w:r>
     </w:p>
     <w:p>
@@ -3162,7 +3336,28 @@
           <w:i w:val="0"/>
           <w:sz w:val="24"/>
         </w:rPr>
-        <w:t>The same supervision idea supplies the benchmark. A published paper's related-work section is a literature review that a domain expert wrote for a known set of cited papers. Hiding the section and supplying only those cited papers' abstracts gives a task with a human reference, which is what makes the evaluation in Chapter 4 possible without any new human annotation effort at evaluation time.</w:t>
+        <w:t>Two parts of the system are trained rather than prompted. The first is a classifier that reads a sentence containing a citation and decides what the sentence is doing: using the cited work, comparing against it, or disagreeing with it. The second is a small model trained to copy the extraction step, so the same work can be done on a laptop instead of through a paid interface.</w:t>
+      </w:r>
+    </w:p>
+    <w:p>
+      <w:pPr>
+        <w:spacing w:line="300" w:lineRule="auto" w:after="120"/>
+        <w:ind w:left="360" w:firstLine="432"/>
+        <w:jc w:val="both"/>
+        <w:rPr>
+          <w:b/>
+          <w:sz w:val="24"/>
+          <w:szCs w:val="24"/>
+          <w:lang w:val="en-US"/>
+        </w:rPr>
+      </w:pPr>
+      <w:r>
+        <w:rPr>
+          <w:b w:val="0"/>
+          <w:i w:val="0"/>
+          <w:sz w:val="24"/>
+        </w:rPr>
+        <w:t>The same idea supplies the test set. Every published paper already contains a short literature review written by an expert — its related-work section — and the papers it cites are listed. Hiding that section and giving a system only the cited papers' abstracts creates a test with a correct answer that nobody had to write by hand.</w:t>
       </w:r>
     </w:p>
     <w:p>
@@ -3207,7 +3402,7 @@
           <w:i w:val="0"/>
           <w:sz w:val="24"/>
         </w:rPr>
-        <w:t>Abstractive summarisation models are fluent and are often wrong in ways that fluency hides. Maynez et al. [1] found that a large share of summaries from strong sequence-to-sequence models contain content unsupported by the source document, and that ROUGE barely distinguishes those summaries from faithful ones. The survey of hallucination in natural language generation [2] documents the same failure across generation tasks. For a literature review the consequence is specific and serious: a plausible sentence attached to a real citation is a fabricated claim about somebody's work, and it is harder to catch than an invented reference, because the reference checks out.</w:t>
+        <w:t>Language models write fluent summaries that are often wrong in ways fluency hides. Maynez and colleagues [1] found that a large share of summaries from strong models contain statements the source document never made, and that the usual scoring method, ROUGE, barely distinguishes those summaries from correct ones. A later survey [2] found the same pattern across many text-generation tasks.</w:t>
       </w:r>
     </w:p>
     <w:p>
@@ -3228,7 +3423,7 @@
           <w:i w:val="0"/>
           <w:sz w:val="24"/>
         </w:rPr>
-        <w:t>The response in the summarisation literature has been to evaluate entailment rather than overlap. Question-answering-based consistency checks [3], classifier-based checks [4] and sentence-level natural-language-inference checks [5] all score a summary against its source instead of against a reference text. This project adopts that stance at the level of the individual sentence, and goes one step further by requiring the system to say exactly which passage each sentence is supposed to follow from, so the check is well defined rather than approximate.</w:t>
+        <w:t>For a literature review this is a serious problem rather than an annoying one. A made-up reference is easy to catch, because the paper does not exist. A real reference attached to a claim that paper never made is much harder to catch, because every part of the sentence checks out except the link between them. A reader would have to open the cited paper to notice, which is exactly the work the tool was supposed to save.</w:t>
       </w:r>
     </w:p>
     <w:p>
@@ -3249,7 +3444,28 @@
           <w:i w:val="0"/>
           <w:sz w:val="24"/>
         </w:rPr>
-        <w:t>Multi-agent LLM frameworks have meanwhile made it cheap to decompose a task across specialised roles with tools and a shared state [6], [7], and self-critique loops [8], [9] have been shown to improve outputs on several tasks. What is largely missing is an honest accounting of whether that machinery pays for itself on a task with a human reference. The evaluation in this report is designed to answer that question for one task, with the same model and settings across every system, and to report the answer whichever way it comes out.</w:t>
+        <w:t>Researchers in summarisation responded by checking whether a summary follows from its source, instead of comparing it against a reference answer. One line of work generates questions from the summary and checks that the source gives the same answers [3]. Another trains a classifier on deliberately corrupted summaries [4]. A third uses natural language inference, the task of deciding whether one sentence follows from another, applied one sentence at a time [5]. This project follows the third approach and adds one requirement: the system must say which line each sentence came from, so there is something definite to check against.</w:t>
+      </w:r>
+    </w:p>
+    <w:p>
+      <w:pPr>
+        <w:spacing w:line="300" w:lineRule="auto" w:after="120"/>
+        <w:ind w:left="360" w:firstLine="432"/>
+        <w:jc w:val="both"/>
+        <w:rPr>
+          <w:b/>
+          <w:sz w:val="24"/>
+          <w:szCs w:val="24"/>
+          <w:lang w:val="en-US"/>
+        </w:rPr>
+      </w:pPr>
+      <w:r>
+        <w:rPr>
+          <w:b w:val="0"/>
+          <w:i w:val="0"/>
+          <w:sz w:val="24"/>
+        </w:rPr>
+        <w:t>Meanwhile it has become easy to split a task across several model-driven agents with their own roles and tools [6], [7], and to have a model criticise and revise its own output [8], [9]. What is usually missing is an honest answer to whether all that extra machinery is worth its cost. This project measures that directly, with the same model and settings for every system compared, and reports the answer whichever way it comes out.</w:t>
       </w:r>
     </w:p>
     <w:p>
@@ -3294,7 +3510,7 @@
           <w:i w:val="0"/>
           <w:sz w:val="24"/>
         </w:rPr>
-        <w:t>The problem addressed is: given a research topic and the papers relevant to it, produce a literature review in which every sentence is grounded in an identifiable passage of an identifiable paper, together with a map of where those papers agree and disagree and a ranked set of gaps, and do so under free-tier API limits and on a single free-tier GPU.</w:t>
+        <w:t>The problem is this: given a research topic and the papers that matter to it, produce a literature review in which every sentence can be traced to a specific line in a specific paper, together with a map of where those papers agree and disagree and a list of gaps — and do it within the limits of a free API account and one free cloud GPU.</w:t>
       </w:r>
     </w:p>
     <w:p>
@@ -3315,7 +3531,7 @@
           <w:i w:val="0"/>
           <w:sz w:val="24"/>
         </w:rPr>
-        <w:t>Three sub-problems follow. First, grounding needs supervision that does not exist as a labelled dataset: what relation a citing sentence asserts about a cited paper has to be learned, and the only abundant source of that signal is the related-work sections of published papers. Second, verification has to be mechanical rather than a second opinion from the same model, because a model asked to check its own output agrees with itself. Third, the whole thing has to be measured against something a human wrote, or the claim of groundedness is untestable.</w:t>
+        <w:t>Three smaller problems follow. First, there is no ready-made dataset that says what a citing sentence is claiming about the paper it cites, so that signal has to be mined from published papers. Second, the checking cannot be done by asking the same model again, because it will usually agree with itself; it needs a separate model doing a different task. Third, the result has to be compared against something a human wrote, or the claim that the output is well-grounded cannot be tested at all.</w:t>
       </w:r>
     </w:p>
     <w:p>
@@ -3336,7 +3552,7 @@
           <w:i w:val="0"/>
           <w:sz w:val="24"/>
         </w:rPr>
-        <w:t>The relevance is practical. The number of papers in any active area now exceeds what a student can read before writing a review, and the tools that promise to help are precisely the tools that hallucinate. A system that is slower but whose every sentence can be checked against a quoted passage is more useful than a faster one whose output must be re-read against the sources anyway.</w:t>
+        <w:t>The practical case is simple. Any active research area now produces more papers than a student can read before writing about them, and the tools that offer to help are the same tools that invent things. A slower system whose every sentence can be checked against a quoted line is more useful than a fast one whose output has to be re-read against the sources anyway.</w:t>
       </w:r>
     </w:p>
     <w:p>
@@ -3381,7 +3597,7 @@
           <w:i w:val="0"/>
           <w:sz w:val="24"/>
         </w:rPr>
-        <w:t>The objectives are numbered and measurable; the metric named in each is the one reported in Chapter 4.</w:t>
+        <w:t>Each objective below names the measurement that decides whether it was met. Chapter 4 reports those measurements.</w:t>
       </w:r>
     </w:p>
     <w:p>
@@ -3402,7 +3618,7 @@
           <w:i w:val="0"/>
           <w:sz w:val="24"/>
         </w:rPr>
-        <w:t>1. Mine related-work sections and citation contexts from arXiv LaTeX sources, and report the yield at every step of the pipeline as a percentage of papers listed.</w:t>
+        <w:t>1. Mine related-work sections and citation sentences from arXiv source files, and report how many papers survive each step as a percentage of those listed.</w:t>
       </w:r>
     </w:p>
     <w:p>
@@ -3423,7 +3639,7 @@
           <w:i w:val="0"/>
           <w:sz w:val="24"/>
         </w:rPr>
-        <w:t>2. Define a seven-class citation-relation taxonomy with a written labelling guide, label contexts with an LLM, and quantify how far those labels can be trusted by measuring accuracy and Cohen's κ against an independently adjudicated gold set.</w:t>
+        <w:t>2. Define seven citation relation types with a written labelling guide, label sentences with a language model, and measure how far those labels can be trusted by comparing them against a set labelled independently by hand.</w:t>
       </w:r>
     </w:p>
     <w:p>
@@ -3444,7 +3660,7 @@
           <w:i w:val="0"/>
           <w:sz w:val="24"/>
         </w:rPr>
-        <w:t>3. Fine-tune SciBERT on those labels and beat a majority-class, a TF-IDF + logistic-regression and a zero-shot LLM baseline on macro-F1 over the gold set.</w:t>
+        <w:t>3. Fine-tune SciBERT on those labels and beat three baselines — always guessing the most common class, a word-counting classifier, and asking a language model with no training — on macro-F1.</w:t>
       </w:r>
     </w:p>
     <w:p>
@@ -3465,7 +3681,7 @@
           <w:i w:val="0"/>
           <w:sz w:val="24"/>
         </w:rPr>
-        <w:t>4. Extract structured records in which every claim quotes its evidence verbatim, and verify each claim with a quote check and an NLI entailment check whose thresholds are fitted on a hand-checked dev set rather than chosen by hand.</w:t>
+        <w:t>4. Extract claims that quote their evidence word for word, and check each claim twice: that the quote really appears in the source, and that the claim follows from the quote. Set the thresholds for both checks by testing them on a hand-checked sample rather than guessing.</w:t>
       </w:r>
     </w:p>
     <w:p>
@@ -3486,7 +3702,7 @@
           <w:i w:val="0"/>
           <w:sz w:val="24"/>
         </w:rPr>
-        <w:t>5. Build a consensus and contradiction map and a method-family × dataset coverage matrix, and have agents argue both sides of each flagged contradiction and each candidate gap using only the evidence.</w:t>
+        <w:t>5. Build a map of agreement and disagreement between papers and a table of which method families have been tried on which datasets, and have agents argue both for and against every disagreement and every gap they report.</w:t>
       </w:r>
     </w:p>
     <w:p>
@@ -3507,7 +3723,7 @@
           <w:i w:val="0"/>
           <w:sz w:val="24"/>
         </w:rPr>
-        <w:t>6. Distil the hosted extractor into a small local model using only Verifier-approved extractions, and compare the two on JSON validity, claim faithfulness, field agreement, latency and cost.</w:t>
+        <w:t>6. Train a small local model to copy the extraction step, using only extractions that passed the checker, and compare the two on output validity, claim support, speed and cost.</w:t>
       </w:r>
     </w:p>
     <w:p>
@@ -3528,7 +3744,7 @@
           <w:i w:val="0"/>
           <w:sz w:val="24"/>
         </w:rPr>
-        <w:t>7. Evaluate four systems and one ablation on a frozen, time-split benchmark with ROUGE, BERTScore, citation coverage, citation correctness and NLI faithfulness, reporting bootstrap 95% confidence intervals and the token and latency cost of each.</w:t>
+        <w:t>7. Compare four systems and one cut-down version on papers published after every tested model's training cut-off, reporting overlap with the human text, how many cited papers are discussed, how often a sentence is attached to the right paper, how many sentences survive checking, and what each system cost to run.</w:t>
       </w:r>
     </w:p>
     <w:p>
@@ -3637,7 +3853,7 @@
           <w:i w:val="0"/>
           <w:sz w:val="24"/>
         </w:rPr>
-        <w:t>This chapter surveys the five bodies of work this project draws on: multi-document and scientific summarisation, citation intent and function classification, faithfulness and hallucination evaluation, LLM agents and multi-agent frameworks, and LLM-assisted literature-review tools. Every work discussed here was checked against OpenAlex, Semantic Scholar or the arXiv API before being cited; the verification record is in results/references_verified.json.</w:t>
+        <w:t>Table 1 at the end of this chapter summarises how the approaches below compare. This chapter covers the five areas this project draws on: summarising several documents at once, working out what a citation is doing, checking whether generated text is actually supported, teams of language-model agents, and tools that help write literature reviews. Every paper named here was checked against OpenAlex, Semantic Scholar or the arXiv listing before it was cited; the record of those checks is in results/references_verified.json.</w:t>
       </w:r>
     </w:p>
     <w:p>
@@ -3657,7 +3873,7 @@
           <w:b/>
           <w:sz w:val="24"/>
         </w:rPr>
-        <w:t>Multi-document and scientific summarisation</w:t>
+        <w:t>Summarising scientific papers</w:t>
       </w:r>
     </w:p>
     <w:p>
@@ -3678,7 +3894,7 @@
           <w:i w:val="0"/>
           <w:sz w:val="24"/>
         </w:rPr>
-        <w:t>Neural abstractive summarisation of single documents matured with pointer-generator architectures that could copy out-of-vocabulary tokens from the source [10] and then with pre-trained denoising sequence-to-sequence models, of which BART [11] and PEGASUS [12] remain the standard comparison points. Scientific articles broke the assumption that a document fits in the encoder: Cohan et al. [13] introduced a discourse-aware attention model together with the arXiv and PubMed long-document datasets, and the XSum corpus [14] pushed in the opposite direction, towards one-sentence summaries that cannot be produced extractively.</w:t>
+        <w:t>Summarising a single document improved in two steps. First came models that could copy rare words straight out of the source instead of trying to spell them [10]. Then came large models pre-trained on a general text-repair task and adapted to summarising, of which BART [11] and PEGASUS [12] are still the usual points of comparison.</w:t>
       </w:r>
     </w:p>
     <w:p>
@@ -3699,7 +3915,7 @@
           <w:i w:val="0"/>
           <w:sz w:val="24"/>
         </w:rPr>
-        <w:t>Related-work generation is the sub-task this project evaluates, and it is older than the current generation of models. Abu-Ra'ed et al. [15] treated it as scientific document abstracting over the cited papers, and Hoang and Kan's successors, notably Wang et al. [16], introduced joint context-driven attention over the citing paper's own content and the cited abstracts. Luu et al. [17] framed the problem as explaining the relationship between two documents rather than summarising one of them, which is the framing closest to the relation classifier used here.</w:t>
+        <w:t>Scientific papers broke an assumption these models relied on, which is that a document fits inside the model at once. Cohan and colleagues [13] handled longer documents by paying attention to section structure, and released the arXiv and PubMed datasets that made long-document summarising a standard task. The XSum dataset [14] pushed the other way, asking for a single sentence that cannot be produced by copying.</w:t>
       </w:r>
     </w:p>
     <w:p>
@@ -3720,7 +3936,28 @@
           <w:i w:val="0"/>
           <w:sz w:val="24"/>
         </w:rPr>
-        <w:t>Multi-XScience [18] is the dataset that made the task a benchmark: each example pairs a paper's related-work paragraph with the abstracts of the papers it cites, which is exactly the input-output contract adopted in Chapter 3. It is used in this project as a secondary benchmark alongside the mined arXiv split, so results can be compared against a published dataset rather than only against our own mining. The corpus-level infrastructure both rely on comes from S2ORC [19], which released parsed full text and resolved citation links at a scale that made citation-context mining routine. More recently, Zhang et al. [20] found that instruction-tuned LLMs match or beat fine-tuned summarisers in human judgement while reference-based metrics disagree, which is a direct warning about reading ROUGE alone, and one the evaluation design in this report takes seriously.</w:t>
+        <w:t>Writing a related-work section is the specific task this project is tested on, and it is older than today's models. Abu-Ra'ed and colleagues [15] treated it as summarising the cited papers. Wang and colleagues [16] let the model attend to both the citing paper's own content and the cited abstracts. Luu and colleagues [17] reframed it as explaining the relationship between two papers rather than summarising one, which is the closest existing idea to the relation classifier used here.</w:t>
+      </w:r>
+    </w:p>
+    <w:p>
+      <w:pPr>
+        <w:spacing w:line="300" w:lineRule="auto" w:after="120" w:before="200"/>
+        <w:ind w:left="360" w:firstLine="432"/>
+        <w:jc w:val="both"/>
+        <w:rPr>
+          <w:b/>
+          <w:bCs/>
+          <w:sz w:val="24"/>
+          <w:szCs w:val="24"/>
+        </w:rPr>
+      </w:pPr>
+      <w:r>
+        <w:rPr>
+          <w:b w:val="0"/>
+          <w:i w:val="0"/>
+          <w:sz w:val="24"/>
+        </w:rPr>
+        <w:t>Multi-XScience [18] turned the task into a standard benchmark: each example pairs a paper's related-work paragraph with the abstracts it cites, which is exactly the setup described in Chapter 3. This project uses it as a second test set so results can be compared against a published dataset and not only against our own mining. The large-scale parsed full text both rely on comes from S2ORC [19]. More recently Zhang and colleagues [20] found that instruction-tuned models match or beat specially trained summarisers in human judgement while the automatic scores disagree — a direct warning against reading ROUGE on its own, and one the evaluation here takes seriously.</w:t>
       </w:r>
     </w:p>
     <w:p>
@@ -3740,7 +3977,7 @@
           <w:b/>
           <w:sz w:val="24"/>
         </w:rPr>
-        <w:t>Citation intent and function classification</w:t>
+        <w:t>Working out what a citation is doing</w:t>
       </w:r>
     </w:p>
     <w:p>
@@ -3761,7 +3998,7 @@
           <w:i w:val="0"/>
           <w:sz w:val="24"/>
         </w:rPr>
-        <w:t>Not every citation does the same work, and the differences are what a review has to express. Early work in the area concentrated on citation sentiment and on recovering the citation's context window [21], [22]. The two datasets that standardised the task are ACL-ARC, whose six citation-frame labels Jurgens et al. [23] used to trace how a field changes, and SciCite [24], which traded label granularity for scale with three classes — background, method and result — and showed that auxiliary structural tasks improve classification. SciBERT [25] supplied the scientific-text encoder that both datasets are now usually attacked with, and is the starting point for the classifier in this project.</w:t>
+        <w:t>Citations are not all the same, and the differences are what a review has to express. Early work looked at whether a citation was positive or negative and at how much surrounding text was needed to tell [21], [22]. Two datasets then made the task standard. ACL-ARC, used by Jurgens and colleagues [23] to trace how a research field changes over time, has six categories. SciCite [24] traded detail for size with three — background, method and result — and showed that training on related side-tasks helps. SciBERT [25], a version of BERT trained on scientific text, is the usual starting point for both, and is the starting point here.</w:t>
       </w:r>
     </w:p>
     <w:p>
@@ -3782,7 +4019,7 @@
           <w:i w:val="0"/>
           <w:sz w:val="24"/>
         </w:rPr>
-        <w:t>The taxonomy used here is finer than SciCite's and differently cut from ACL-ARC's, for a reason that matters downstream: this project needs to distinguish neutral comparison from asserted disagreement, because a contrasts edge is evidence of a contradiction while a compares-against edge is not. SciCite's result class and ACL-ARC's CompareOrContrast class both merge the two. Section 3.1 documents the mapping used to reuse those corpora as additional training signal, and the limits of that mapping; because of those limits, mapped rows are never used as evaluation gold.</w:t>
+        <w:t>The seven categories used in this project are finer than SciCite's and cut differently from ACL-ARC's, for one reason that matters later. The system needs to tell a neutral comparison apart from an actual disagreement. Running someone else's method as a baseline and reporting that you scored higher is a measurement. Saying their conclusion does not hold is a disagreement, and only the second is evidence that two papers conflict. SciCite's “result” class and ACL-ARC's “compare or contrast” class both merge the two. Section 3.1 sets out how those datasets were mapped onto our categories and what that mapping loses; because it loses something, mapped rows are used only for extra training and never for scoring.</w:t>
       </w:r>
     </w:p>
     <w:p>
@@ -3802,7 +4039,7 @@
           <w:b/>
           <w:sz w:val="24"/>
         </w:rPr>
-        <w:t>Faithfulness and hallucination evaluation</w:t>
+        <w:t>Checking whether generated text is supported</w:t>
       </w:r>
     </w:p>
     <w:p>
@@ -3823,7 +4060,7 @@
           <w:i w:val="0"/>
           <w:sz w:val="24"/>
         </w:rPr>
-        <w:t>The finding that motivates this project is that fluent summaries are frequently unfaithful and that reference-overlap metrics do not notice [1]. Three families of automatic check emerged in response. FactCC [4] trains a classifier on synthetically corrupted summaries. QAGS [3] generates questions from the summary and compares the answers obtained from the summary and from the source. SummaC [5] revisits sentence-level natural-language inference and shows that NLI models work well for inconsistency detection once they are applied at sentence granularity rather than to whole documents, which is the design this project's Verifier follows.</w:t>
+        <w:t>The finding behind this project is that fluent summaries are often unsupported and that overlap scores do not notice [1]. Three families of automatic check followed. FactCC [4] trains a classifier on summaries that were deliberately broken in known ways. QAGS [3] asks questions about the summary and checks whether the source gives the same answers. SummaC [5] revisits natural language inference — deciding whether one sentence follows from another — and shows it works well once applied sentence by sentence rather than to whole documents. That last design is the one the checker here copies.</w:t>
       </w:r>
     </w:p>
     <w:p>
@@ -3844,7 +4081,7 @@
           <w:i w:val="0"/>
           <w:sz w:val="24"/>
         </w:rPr>
-        <w:t>Evaluating the evaluators required human annotation: SummEval [26] re-annotated model outputs across several dimensions and showed how weakly the standard metrics correlate with human judgement, and the FRANK-style fine-grained factuality annotations of Goyal and Durrett [27] showed that error types differ systematically between model families. BERTScore [28] is included in this project's metric set as a semantic-similarity complement to ROUGE, not as a faithfulness measure, because it compares a generation against a reference rather than against a source.</w:t>
+        <w:t>Working out whether these checks are any good needed human judgement. SummEval [26] re-annotated model outputs and showed how weakly the standard scores track what people actually think. Goyal and Durrett [27] annotated errors in detail and found that different kinds of model fail in different ways. BERTScore [28] is included here as a meaning-based alternative to ROUGE, not as a support check, because it compares generated text against a reference answer rather than against the source.</w:t>
       </w:r>
     </w:p>
     <w:p>
@@ -3865,7 +4102,7 @@
           <w:i w:val="0"/>
           <w:sz w:val="24"/>
         </w:rPr>
-        <w:t>The claim-verification literature supplies the other half of the picture. FEVER [29] established the retrieve-then-entail formulation at scale, SciFact [30] moved it into the scientific domain where claims are hedged and evidence is technical, and DeBERTa [31] provides the disentangled-attention encoder whose MNLI/FEVER/ANLI-trained checkpoints are used as the entailment model in Chapter 3. The survey of hallucination [2] ties the strands together and is the reference for the terminology used in this report: a claim is unsupported when the evidence does not entail it, which is weaker and more checkable than calling it false.</w:t>
+        <w:t>The fact-checking field supplies the other half. FEVER [29] established the pattern of retrieving evidence and then testing whether it supports a claim. SciFact [30] moved that into science, where claims are hedged and evidence is technical. DeBERTa [31] is the model design whose trained versions are used here as the checker. The hallucination survey [2] supplies the wording used throughout this report: a claim is called unsupported when the evidence does not establish it, which is a weaker and more checkable statement than calling it false.</w:t>
       </w:r>
     </w:p>
     <w:p>
@@ -3885,7 +4122,7 @@
           <w:b/>
           <w:sz w:val="24"/>
         </w:rPr>
-        <w:t>LLM agents and multi-agent frameworks</w:t>
+        <w:t>Teams of language-model agents</w:t>
       </w:r>
     </w:p>
     <w:p>
@@ -3906,7 +4143,7 @@
           <w:i w:val="0"/>
           <w:sz w:val="24"/>
         </w:rPr>
-        <w:t>Prompting a single model to reason in steps [32] was the first sign that decomposition helps, and tool use [33] made it possible for a model to act outside its own context. Multi-agent arrangements followed: CAMEL [6] showed that role-played agents conversing can carry a task further than a single prompt, and generative agents [7] demonstrated persistent memory and planning across long horizons. Iterative self-correction was formalised as Self-Refine [8] and, with an explicit verbal critic, as Reflexion [9].</w:t>
+        <w:t>Asking a model to work through a problem in steps was the first sign that breaking a task up helps [32], and giving a model tools let it act outside its own text [33]. Several agents working together followed: CAMEL [6] showed that agents given roles and allowed to talk can carry a task further than one prompt, and generative agents [7] showed memory and planning over long runs. Having a model criticise and fix its own work was formalised as Self-Refine [8] and, with a separate critic, as Reflexion [9].</w:t>
       </w:r>
     </w:p>
     <w:p>
@@ -3927,7 +4164,7 @@
           <w:i w:val="0"/>
           <w:sz w:val="24"/>
         </w:rPr>
-        <w:t>CrewAI, the framework used here, belongs to this family: it provides typed agents with roles, goals and tools, tasks with structured outputs, and Flows that wire steps together with explicit control flow and state. Two of its features are load-bearing in this project. Structured task output validated against a Pydantic model is what lets the Extractor's output be checked mechanically rather than parsed from prose. Flows with named steps are what let the human approval checkpoint be a real gate and let a run resume after a disconnection, which matters when the whole pipeline must fit inside free-tier limits.</w:t>
+        <w:t>CrewAI, the framework used here, belongs to this family. It provides agents with a role, a goal and a list of tools; tasks whose output can be forced into a fixed shape; and flows that connect steps with explicit order and shared state. Two of its features carry real weight in this project. Forcing a task's output into a fixed data shape is what lets the Extractor be checked by code rather than read by eye. Named flow steps are what let the human approval point be a real stop, and let a run that is interrupted carry on where it left off — which matters when everything has to fit inside a free account's limits.</w:t>
       </w:r>
     </w:p>
     <w:p>
@@ -3948,7 +4185,7 @@
           <w:i w:val="0"/>
           <w:sz w:val="24"/>
         </w:rPr>
-        <w:t>The critical observation from this literature, for present purposes, is that self-critique uses the same model that produced the text. A model's own judgement of its own output is correlated with the error that produced it. The Verifier in this project is therefore not an agent asked to be sceptical but a separate discriminative model applied to a well-defined pair of strings, and the agent whose role is called Verifier may do nothing except call it.</w:t>
+        <w:t>The important lesson from this literature, for this project, is that a model checking its own work is using the same model that produced it, and its judgement is tied to the error that caused the problem. The checker here is therefore not an agent asked to be sceptical. It is a separate, smaller model doing a different job on a well-defined pair of texts, and the agent whose role is called Verifier is allowed to do nothing except call it.</w:t>
       </w:r>
     </w:p>
     <w:p>
@@ -3968,7 +4205,7 @@
           <w:b/>
           <w:sz w:val="24"/>
         </w:rPr>
-        <w:t>LLM-assisted literature review</w:t>
+        <w:t>Tools that help write literature reviews</w:t>
       </w:r>
     </w:p>
     <w:p>
@@ -3989,7 +4226,7 @@
           <w:i w:val="0"/>
           <w:sz w:val="24"/>
         </w:rPr>
-        <w:t>Retrieval-augmented generation [34] with dense retrieval [35] is the standard way to ground a generator in documents, and it is the backbone of the applied systems. PaperQA [36] is a retrieval-augmented agent for scientific question answering that reports reduced hallucination relative to a plain LLM by forcing answers through retrieved passages. STORM [37] attacks the longer-form problem: it researches a topic by simulating multi-perspective question asking, builds an outline, and writes a long article with citations. Sušnjak et al. [38] fine-tune domain-specific models for research synthesis and report on the practical trade-offs of doing so.</w:t>
+        <w:t>Retrieval-augmented generation [34], with meaning-based search [35], is the standard way to tie a model's output to documents, and it is what the practical tools are built on. PaperQA [36] answers scientific questions by forcing the answer through retrieved passages, and reports less invention as a result. STORM [37] tackles longer writing: it researches a topic by simulating questions from several points of view, builds an outline, and writes a long article with citations. Sušnjak and colleagues [38] fine-tune subject-specific models for research synthesis and report the practical trade-offs.</w:t>
       </w:r>
     </w:p>
     <w:p>
@@ -4010,7 +4247,7 @@
           <w:i w:val="0"/>
           <w:sz w:val="24"/>
         </w:rPr>
-        <w:t>Two things separate the system built here from those. The first is sentence-level accountability: STORM and PaperQA cite at the level of a passage or a paragraph, whereas this system records, for every sentence, the claim identifiers it used, and then checks that sentence against exactly those claims' evidence. The second is that two components are learned rather than prompted. The citation-relation classifier is trained on data mined from real related-work sections, and the extractor is distilled with QLoRA [39] from the hosted model onto a small open base model [40], using the Verifier to filter the distillation set.</w:t>
+        <w:t>Two things separate the system built here. The first is how finely it is accountable. STORM and PaperQA attach citations at the level of a passage or a paragraph; this system records, for every sentence, the exact claim identifiers it used, then checks that sentence against those claims' quoted lines and no others. The second is that two parts are trained rather than prompted: the citation-relation classifier, trained on sentences mined from real papers, and the extractor, compressed into a small open model [39] using QLoRA [40] with the checker deciding which examples it may learn from.</w:t>
       </w:r>
     </w:p>
     <w:p>
@@ -4120,7 +4357,7 @@
           <w:i/>
           <w:sz w:val="20"/>
         </w:rPr>
-        <w:t>Table 1: Comparative analysis of approaches to grounded review generation. The grounding unit is what a generated statement can be traced back to; verification is what, if anything, checks that trace.</w:t>
+        <w:t>Table 1: How different approaches compare. The third column is what a generated statement can be traced back to, and the fourth is what, if anything, checks that the trace is real.</w:t>
       </w:r>
       <w:bookmarkEnd w:id="1011"/>
     </w:p>
@@ -4172,13 +4409,13 @@
                 <w:b/>
                 <w:sz w:val="17"/>
               </w:rPr>
-              <w:t>Representative work</w:t>
-            </w:r>
-          </w:p>
-        </w:tc>
-        <w:tc>
-          <w:tcPr>
-            <w:tcW w:type="dxa" w:w="1584"/>
+              <w:t>Example work</w:t>
+            </w:r>
+          </w:p>
+        </w:tc>
+        <w:tc>
+          <w:tcPr>
+            <w:tcW w:type="dxa" w:w="1656"/>
           </w:tcPr>
           <w:p>
             <w:pPr>
@@ -4190,13 +4427,13 @@
                 <w:b/>
                 <w:sz w:val="17"/>
               </w:rPr>
-              <w:t>Grounding unit</w:t>
-            </w:r>
-          </w:p>
-        </w:tc>
-        <w:tc>
-          <w:tcPr>
-            <w:tcW w:type="dxa" w:w="1800"/>
+              <w:t>What a statement traces back to</w:t>
+            </w:r>
+          </w:p>
+        </w:tc>
+        <w:tc>
+          <w:tcPr>
+            <w:tcW w:type="dxa" w:w="1728"/>
           </w:tcPr>
           <w:p>
             <w:pPr>
@@ -4208,13 +4445,13 @@
                 <w:b/>
                 <w:sz w:val="17"/>
               </w:rPr>
-              <w:t>Verification</w:t>
-            </w:r>
-          </w:p>
-        </w:tc>
-        <w:tc>
-          <w:tcPr>
-            <w:tcW w:type="dxa" w:w="1224"/>
+              <w:t>What checks it</w:t>
+            </w:r>
+          </w:p>
+        </w:tc>
+        <w:tc>
+          <w:tcPr>
+            <w:tcW w:type="dxa" w:w="1152"/>
           </w:tcPr>
           <w:p>
             <w:pPr>
@@ -4226,13 +4463,13 @@
                 <w:b/>
                 <w:sz w:val="17"/>
               </w:rPr>
-              <w:t>Typed relations</w:t>
-            </w:r>
-          </w:p>
-        </w:tc>
-        <w:tc>
-          <w:tcPr>
-            <w:tcW w:type="dxa" w:w="1440"/>
+              <w:t>Citation types</w:t>
+            </w:r>
+          </w:p>
+        </w:tc>
+        <w:tc>
+          <w:tcPr>
+            <w:tcW w:type="dxa" w:w="1512"/>
           </w:tcPr>
           <w:p>
             <w:pPr>
@@ -4244,7 +4481,7 @@
                 <w:b/>
                 <w:sz w:val="17"/>
               </w:rPr>
-              <w:t>Learned component</w:t>
+              <w:t>Trained part</w:t>
             </w:r>
           </w:p>
         </w:tc>
@@ -4264,7 +4501,7 @@
                 <w:b w:val="0"/>
                 <w:sz w:val="17"/>
               </w:rPr>
-              <w:t>Pre-trained seq2seq summariser</w:t>
+              <w:t>Pre-trained summariser</w:t>
             </w:r>
           </w:p>
         </w:tc>
@@ -4288,7 +4525,7 @@
         </w:tc>
         <w:tc>
           <w:tcPr>
-            <w:tcW w:type="dxa" w:w="1584"/>
+            <w:tcW w:type="dxa" w:w="1656"/>
           </w:tcPr>
           <w:p>
             <w:pPr>
@@ -4300,13 +4537,13 @@
                 <w:b w:val="0"/>
                 <w:sz w:val="17"/>
               </w:rPr>
-              <w:t>none (whole source)</w:t>
-            </w:r>
-          </w:p>
-        </w:tc>
-        <w:tc>
-          <w:tcPr>
-            <w:tcW w:type="dxa" w:w="1800"/>
+              <w:t>nothing specific</w:t>
+            </w:r>
+          </w:p>
+        </w:tc>
+        <w:tc>
+          <w:tcPr>
+            <w:tcW w:type="dxa" w:w="1728"/>
           </w:tcPr>
           <w:p>
             <w:pPr>
@@ -4318,13 +4555,13 @@
                 <w:b w:val="0"/>
                 <w:sz w:val="17"/>
               </w:rPr>
-              <w:t>none</w:t>
-            </w:r>
-          </w:p>
-        </w:tc>
-        <w:tc>
-          <w:tcPr>
-            <w:tcW w:type="dxa" w:w="1224"/>
+              <w:t>nothing</w:t>
+            </w:r>
+          </w:p>
+        </w:tc>
+        <w:tc>
+          <w:tcPr>
+            <w:tcW w:type="dxa" w:w="1152"/>
           </w:tcPr>
           <w:p>
             <w:pPr>
@@ -4342,7 +4579,7 @@
         </w:tc>
         <w:tc>
           <w:tcPr>
-            <w:tcW w:type="dxa" w:w="1440"/>
+            <w:tcW w:type="dxa" w:w="1512"/>
           </w:tcPr>
           <w:p>
             <w:pPr>
@@ -4354,7 +4591,7 @@
                 <w:b w:val="0"/>
                 <w:sz w:val="17"/>
               </w:rPr>
-              <w:t>full fine-tune</w:t>
+              <w:t>whole model</w:t>
             </w:r>
           </w:p>
         </w:tc>
@@ -4398,7 +4635,7 @@
         </w:tc>
         <w:tc>
           <w:tcPr>
-            <w:tcW w:type="dxa" w:w="1584"/>
+            <w:tcW w:type="dxa" w:w="1656"/>
           </w:tcPr>
           <w:p>
             <w:pPr>
@@ -4410,13 +4647,13 @@
                 <w:b w:val="0"/>
                 <w:sz w:val="17"/>
               </w:rPr>
-              <w:t>cited abstract</w:t>
-            </w:r>
-          </w:p>
-        </w:tc>
-        <w:tc>
-          <w:tcPr>
-            <w:tcW w:type="dxa" w:w="1800"/>
+              <w:t>a cited abstract</w:t>
+            </w:r>
+          </w:p>
+        </w:tc>
+        <w:tc>
+          <w:tcPr>
+            <w:tcW w:type="dxa" w:w="1728"/>
           </w:tcPr>
           <w:p>
             <w:pPr>
@@ -4428,13 +4665,13 @@
                 <w:b w:val="0"/>
                 <w:sz w:val="17"/>
               </w:rPr>
-              <w:t>none</w:t>
-            </w:r>
-          </w:p>
-        </w:tc>
-        <w:tc>
-          <w:tcPr>
-            <w:tcW w:type="dxa" w:w="1224"/>
+              <w:t>nothing</w:t>
+            </w:r>
+          </w:p>
+        </w:tc>
+        <w:tc>
+          <w:tcPr>
+            <w:tcW w:type="dxa" w:w="1152"/>
           </w:tcPr>
           <w:p>
             <w:pPr>
@@ -4452,7 +4689,7 @@
         </w:tc>
         <w:tc>
           <w:tcPr>
-            <w:tcW w:type="dxa" w:w="1440"/>
+            <w:tcW w:type="dxa" w:w="1512"/>
           </w:tcPr>
           <w:p>
             <w:pPr>
@@ -4464,7 +4701,7 @@
                 <w:b w:val="0"/>
                 <w:sz w:val="17"/>
               </w:rPr>
-              <w:t>task-specific model</w:t>
+              <w:t>a task-specific model</w:t>
             </w:r>
           </w:p>
         </w:tc>
@@ -4484,7 +4721,7 @@
                 <w:b w:val="0"/>
                 <w:sz w:val="17"/>
               </w:rPr>
-              <w:t>Citation intent classifier</w:t>
+              <w:t>Citation-type classifier</w:t>
             </w:r>
           </w:p>
         </w:tc>
@@ -4508,7 +4745,7 @@
         </w:tc>
         <w:tc>
           <w:tcPr>
-            <w:tcW w:type="dxa" w:w="1584"/>
+            <w:tcW w:type="dxa" w:w="1656"/>
           </w:tcPr>
           <w:p>
             <w:pPr>
@@ -4520,13 +4757,13 @@
                 <w:b w:val="0"/>
                 <w:sz w:val="17"/>
               </w:rPr>
-              <w:t>citation sentence</w:t>
-            </w:r>
-          </w:p>
-        </w:tc>
-        <w:tc>
-          <w:tcPr>
-            <w:tcW w:type="dxa" w:w="1800"/>
+              <w:t>the citing sentence</w:t>
+            </w:r>
+          </w:p>
+        </w:tc>
+        <w:tc>
+          <w:tcPr>
+            <w:tcW w:type="dxa" w:w="1728"/>
           </w:tcPr>
           <w:p>
             <w:pPr>
@@ -4538,13 +4775,13 @@
                 <w:b w:val="0"/>
                 <w:sz w:val="17"/>
               </w:rPr>
-              <w:t>n/a</w:t>
-            </w:r>
-          </w:p>
-        </w:tc>
-        <w:tc>
-          <w:tcPr>
-            <w:tcW w:type="dxa" w:w="1224"/>
+              <w:t>not applicable</w:t>
+            </w:r>
+          </w:p>
+        </w:tc>
+        <w:tc>
+          <w:tcPr>
+            <w:tcW w:type="dxa" w:w="1152"/>
           </w:tcPr>
           <w:p>
             <w:pPr>
@@ -4556,13 +4793,13 @@
                 <w:b w:val="0"/>
                 <w:sz w:val="17"/>
               </w:rPr>
-              <w:t>3 or 6 classes</w:t>
-            </w:r>
-          </w:p>
-        </w:tc>
-        <w:tc>
-          <w:tcPr>
-            <w:tcW w:type="dxa" w:w="1440"/>
+              <w:t>3 or 6</w:t>
+            </w:r>
+          </w:p>
+        </w:tc>
+        <w:tc>
+          <w:tcPr>
+            <w:tcW w:type="dxa" w:w="1512"/>
           </w:tcPr>
           <w:p>
             <w:pPr>
@@ -4574,7 +4811,7 @@
                 <w:b w:val="0"/>
                 <w:sz w:val="17"/>
               </w:rPr>
-              <w:t>SciBERT fine-tune</w:t>
+              <w:t>SciBERT</w:t>
             </w:r>
           </w:p>
         </w:tc>
@@ -4594,7 +4831,7 @@
                 <w:b w:val="0"/>
                 <w:sz w:val="17"/>
               </w:rPr>
-              <w:t>NLI faithfulness checker</w:t>
+              <w:t>Support checker</w:t>
             </w:r>
           </w:p>
         </w:tc>
@@ -4618,7 +4855,7 @@
         </w:tc>
         <w:tc>
           <w:tcPr>
-            <w:tcW w:type="dxa" w:w="1584"/>
+            <w:tcW w:type="dxa" w:w="1656"/>
           </w:tcPr>
           <w:p>
             <w:pPr>
@@ -4630,13 +4867,13 @@
                 <w:b w:val="0"/>
                 <w:sz w:val="17"/>
               </w:rPr>
-              <w:t>summary sentence</w:t>
-            </w:r>
-          </w:p>
-        </w:tc>
-        <w:tc>
-          <w:tcPr>
-            <w:tcW w:type="dxa" w:w="1800"/>
+              <w:t>a summary sentence</w:t>
+            </w:r>
+          </w:p>
+        </w:tc>
+        <w:tc>
+          <w:tcPr>
+            <w:tcW w:type="dxa" w:w="1728"/>
           </w:tcPr>
           <w:p>
             <w:pPr>
@@ -4648,13 +4885,13 @@
                 <w:b w:val="0"/>
                 <w:sz w:val="17"/>
               </w:rPr>
-              <w:t>entailment / QA</w:t>
-            </w:r>
-          </w:p>
-        </w:tc>
-        <w:tc>
-          <w:tcPr>
-            <w:tcW w:type="dxa" w:w="1224"/>
+              <w:t>inference or questions</w:t>
+            </w:r>
+          </w:p>
+        </w:tc>
+        <w:tc>
+          <w:tcPr>
+            <w:tcW w:type="dxa" w:w="1152"/>
           </w:tcPr>
           <w:p>
             <w:pPr>
@@ -4672,7 +4909,7 @@
         </w:tc>
         <w:tc>
           <w:tcPr>
-            <w:tcW w:type="dxa" w:w="1440"/>
+            <w:tcW w:type="dxa" w:w="1512"/>
           </w:tcPr>
           <w:p>
             <w:pPr>
@@ -4684,7 +4921,7 @@
                 <w:b w:val="0"/>
                 <w:sz w:val="17"/>
               </w:rPr>
-              <w:t>NLI model (off the shelf)</w:t>
+              <w:t>an off-the-shelf model</w:t>
             </w:r>
           </w:p>
         </w:tc>
@@ -4704,7 +4941,7 @@
                 <w:b w:val="0"/>
                 <w:sz w:val="17"/>
               </w:rPr>
-              <w:t>Retrieval-augmented agent</w:t>
+              <w:t>Retrieval-based agent</w:t>
             </w:r>
           </w:p>
         </w:tc>
@@ -4728,7 +4965,7 @@
         </w:tc>
         <w:tc>
           <w:tcPr>
-            <w:tcW w:type="dxa" w:w="1584"/>
+            <w:tcW w:type="dxa" w:w="1656"/>
           </w:tcPr>
           <w:p>
             <w:pPr>
@@ -4740,13 +4977,13 @@
                 <w:b w:val="0"/>
                 <w:sz w:val="17"/>
               </w:rPr>
-              <w:t>retrieved passage</w:t>
-            </w:r>
-          </w:p>
-        </w:tc>
-        <w:tc>
-          <w:tcPr>
-            <w:tcW w:type="dxa" w:w="1800"/>
+              <w:t>a retrieved passage</w:t>
+            </w:r>
+          </w:p>
+        </w:tc>
+        <w:tc>
+          <w:tcPr>
+            <w:tcW w:type="dxa" w:w="1728"/>
           </w:tcPr>
           <w:p>
             <w:pPr>
@@ -4764,7 +5001,7 @@
         </w:tc>
         <w:tc>
           <w:tcPr>
-            <w:tcW w:type="dxa" w:w="1224"/>
+            <w:tcW w:type="dxa" w:w="1152"/>
           </w:tcPr>
           <w:p>
             <w:pPr>
@@ -4782,7 +5019,7 @@
         </w:tc>
         <w:tc>
           <w:tcPr>
-            <w:tcW w:type="dxa" w:w="1440"/>
+            <w:tcW w:type="dxa" w:w="1512"/>
           </w:tcPr>
           <w:p>
             <w:pPr>
@@ -4794,7 +5031,7 @@
                 <w:b w:val="0"/>
                 <w:sz w:val="17"/>
               </w:rPr>
-              <w:t>none (prompted)</w:t>
+              <w:t>none, prompted</w:t>
             </w:r>
           </w:p>
         </w:tc>
@@ -4814,7 +5051,7 @@
                 <w:b w:val="0"/>
                 <w:sz w:val="17"/>
               </w:rPr>
-              <w:t>Self-critique loop</w:t>
+              <w:t>Self-criticising loop</w:t>
             </w:r>
           </w:p>
         </w:tc>
@@ -4838,7 +5075,7 @@
         </w:tc>
         <w:tc>
           <w:tcPr>
-            <w:tcW w:type="dxa" w:w="1584"/>
+            <w:tcW w:type="dxa" w:w="1656"/>
           </w:tcPr>
           <w:p>
             <w:pPr>
@@ -4850,13 +5087,13 @@
                 <w:b w:val="0"/>
                 <w:sz w:val="17"/>
               </w:rPr>
-              <w:t>whole output</w:t>
-            </w:r>
-          </w:p>
-        </w:tc>
-        <w:tc>
-          <w:tcPr>
-            <w:tcW w:type="dxa" w:w="1800"/>
+              <w:t>the whole output</w:t>
+            </w:r>
+          </w:p>
+        </w:tc>
+        <w:tc>
+          <w:tcPr>
+            <w:tcW w:type="dxa" w:w="1728"/>
           </w:tcPr>
           <w:p>
             <w:pPr>
@@ -4868,13 +5105,13 @@
                 <w:b w:val="0"/>
                 <w:sz w:val="17"/>
               </w:rPr>
-              <w:t>same model critiques itself</w:t>
-            </w:r>
-          </w:p>
-        </w:tc>
-        <w:tc>
-          <w:tcPr>
-            <w:tcW w:type="dxa" w:w="1224"/>
+              <w:t>the same model</w:t>
+            </w:r>
+          </w:p>
+        </w:tc>
+        <w:tc>
+          <w:tcPr>
+            <w:tcW w:type="dxa" w:w="1152"/>
           </w:tcPr>
           <w:p>
             <w:pPr>
@@ -4892,7 +5129,7 @@
         </w:tc>
         <w:tc>
           <w:tcPr>
-            <w:tcW w:type="dxa" w:w="1440"/>
+            <w:tcW w:type="dxa" w:w="1512"/>
           </w:tcPr>
           <w:p>
             <w:pPr>
@@ -4904,7 +5141,7 @@
                 <w:b w:val="0"/>
                 <w:sz w:val="17"/>
               </w:rPr>
-              <w:t>none (prompted)</w:t>
+              <w:t>none, prompted</w:t>
             </w:r>
           </w:p>
         </w:tc>
@@ -4948,7 +5185,7 @@
         </w:tc>
         <w:tc>
           <w:tcPr>
-            <w:tcW w:type="dxa" w:w="1584"/>
+            <w:tcW w:type="dxa" w:w="1656"/>
           </w:tcPr>
           <w:p>
             <w:pPr>
@@ -4960,13 +5197,13 @@
                 <w:b w:val="0"/>
                 <w:sz w:val="17"/>
               </w:rPr>
-              <w:t>quoted passage per claim; claim ids per sentence</w:t>
-            </w:r>
-          </w:p>
-        </w:tc>
-        <w:tc>
-          <w:tcPr>
-            <w:tcW w:type="dxa" w:w="1800"/>
+              <w:t>a quoted line per claim; claim ids per sentence</w:t>
+            </w:r>
+          </w:p>
+        </w:tc>
+        <w:tc>
+          <w:tcPr>
+            <w:tcW w:type="dxa" w:w="1728"/>
           </w:tcPr>
           <w:p>
             <w:pPr>
@@ -4978,13 +5215,13 @@
                 <w:b w:val="0"/>
                 <w:sz w:val="17"/>
               </w:rPr>
-              <w:t>separate NLI model, thresholds fitted on a dev set</w:t>
-            </w:r>
-          </w:p>
-        </w:tc>
-        <w:tc>
-          <w:tcPr>
-            <w:tcW w:type="dxa" w:w="1224"/>
+              <w:t>a separate model, thresholds fitted on a sample</w:t>
+            </w:r>
+          </w:p>
+        </w:tc>
+        <w:tc>
+          <w:tcPr>
+            <w:tcW w:type="dxa" w:w="1152"/>
           </w:tcPr>
           <w:p>
             <w:pPr>
@@ -4996,13 +5233,13 @@
                 <w:b w:val="0"/>
                 <w:sz w:val="17"/>
               </w:rPr>
-              <w:t>7 classes, fine-tuned</w:t>
-            </w:r>
-          </w:p>
-        </w:tc>
-        <w:tc>
-          <w:tcPr>
-            <w:tcW w:type="dxa" w:w="1440"/>
+              <w:t>7, trained</w:t>
+            </w:r>
+          </w:p>
+        </w:tc>
+        <w:tc>
+          <w:tcPr>
+            <w:tcW w:type="dxa" w:w="1512"/>
           </w:tcPr>
           <w:p>
             <w:pPr>
@@ -5014,7 +5251,7 @@
                 <w:b w:val="0"/>
                 <w:sz w:val="17"/>
               </w:rPr>
-              <w:t>relation classifier + distilled extractor</w:t>
+              <w:t>relation classifier and extractor</w:t>
             </w:r>
           </w:p>
         </w:tc>
@@ -5101,7 +5338,7 @@
           <w:i w:val="0"/>
           <w:sz w:val="24"/>
         </w:rPr>
-        <w:t>Four trends run through the work above. Evaluation has shifted from reference overlap towards source entailment, because overlap metrics were shown not to track faithfulness. Grounding has become finer, from document-level retrieval towards passage- and sentence-level attribution. Citation classification has been standardised but at a granularity chosen for annotation cost rather than for downstream use. And orchestration has moved from single prompts to agent teams, with self-critique as the usual quality mechanism.</w:t>
+        <w:t>Four trends run through the work above. Checking has moved from comparing against a reference answer towards testing whether the output follows from the source, because reference comparison was shown not to track correctness. What a statement is tied to has got finer, from whole documents towards single passages. Citation types have been standardised, but at a level of detail chosen to make annotation cheap rather than to make the labels useful afterwards. And orchestration has moved from single prompts to teams of agents, usually with self-criticism as the quality mechanism.</w:t>
       </w:r>
     </w:p>
     <w:p>
@@ -5122,7 +5359,7 @@
           <w:i w:val="0"/>
           <w:sz w:val="24"/>
         </w:rPr>
-        <w:t>Three gaps follow, and they are what this project addresses. First, the faithfulness literature evaluates summaries against a source document, while the review-generation literature generates from many sources and evaluates against a reference text; almost nothing evaluates a multi-source review against the sources it cites, sentence by sentence. Second, citation-relation labels are used to study fields rather than to drive synthesis: no system known to us uses a contrasts prediction as evidence that two papers disagree and then asks an agent to adjudicate. Third, the cost of multi-agent pipelines is rarely reported next to their quality, so it is not possible to tell from the literature whether the extra calls are worth making.</w:t>
+        <w:t>Three gaps follow, and they are what this project addresses. First, the support-checking work tests a summary against one source document, while the review-writing work generates from many sources and is scored against a reference text; almost nothing checks a many-source review against the sources it cites, sentence by sentence. Second, citation labels are used to study how fields evolve rather than to drive the writing: we know of no system that treats a predicted disagreement as evidence that two papers conflict and then asks an agent to explain it. Third, the cost of running a team of agents is rarely reported next to its quality, so the literature does not say whether the extra calls are worth making.</w:t>
       </w:r>
     </w:p>
     <w:p>
@@ -5143,7 +5380,7 @@
           <w:i w:val="0"/>
           <w:sz w:val="24"/>
         </w:rPr>
-        <w:t>A fourth observation is methodological rather than a gap in the literature. Several of the agent papers above report improvements without a time-split evaluation, on tasks whose references may be inside the evaluated model's training data. Section 3.1 and docs/leakage.md therefore document the submission windows used here and why the test window begins after the knowledge cutoff of every model evaluated.</w:t>
+        <w:t>A fourth point is about method rather than subject. Several of the agent papers report improvements without separating training and test material by date, on tasks whose reference answers may already be inside the model being tested. Section 3.1 and docs/leakage.md therefore record exactly which publication dates were used here and why the test window starts after every tested model's training cut-off.</w:t>
       </w:r>
     </w:p>
     <w:p>
@@ -5205,7 +5442,7 @@
           <w:i w:val="0"/>
           <w:sz w:val="24"/>
         </w:rPr>
-        <w:t>The components this project needs all exist and are individually well studied: pre-trained summarisers, citation-intent classifiers, NLI-based consistency checks, agent frameworks and retrieval-augmented generation. What has not been assembled is a pipeline in which the citation relation is learned from real related-work sections, every generated sentence names the evidence it rests on, a separate discriminative model adjudicates that evidence with calibrated thresholds, and the resulting system is measured against human-written sections on a time-split benchmark with its cost reported alongside its quality. Chapter 3 describes that assembly and Chapter 4 reports what it achieved, including where it did not beat the single-call baseline.</w:t>
+        <w:t>All the pieces this project needs already exist and are well studied on their own: pre-trained summarisers, citation classifiers, inference-based support checks, agent frameworks and retrieval. What has not been put together is a pipeline where the citation relation is learned from real related-work sections, every written sentence names the evidence behind it, a separate model judges that evidence using thresholds fitted on real examples, and the whole thing is then measured against human-written sections on papers the models cannot have seen, with its running cost reported next to its quality. Chapter 3 describes how that was built and Chapter 4 reports what it achieved, including the places where it did not beat a single well-written prompt.</w:t>
       </w:r>
     </w:p>
     <w:p>
@@ -5331,7 +5568,7 @@
           <w:i w:val="0"/>
           <w:sz w:val="24"/>
         </w:rPr>
-        <w:t>The system is one Python package with two execution paths over it: command-line scripts for local runs and six Colab notebooks for the full-scale runs. The notebooks install the package and call the same functions, so there is no second implementation that can drift. Figure 1 shows the components and how data moves between them.</w:t>
+        <w:t>The system is one Python package used in two ways: command-line scripts for running locally, and six Colab notebooks for the larger runs. The notebooks install the package and call the same functions, so there is only one copy of the logic and the two cannot drift apart. Figure 1 shows the parts and how information moves between them.</w:t>
       </w:r>
     </w:p>
     <w:p>
@@ -5399,7 +5636,7 @@
           <w:i/>
           <w:sz w:val="20"/>
         </w:rPr>
-        <w:t>Figure 1: System architecture. Blue boxes are CrewAI agents, green boxes are fine-tuned models, red boxes are verification gates, and orange boxes are data or outputs. One LLM configuration serves every agent and logs the cost of every call.</w:t>
+        <w:t>Figure 1: How the system fits together. Blue boxes are agents, green boxes are trained models, red boxes are checks, and orange boxes are data or output. One model setting serves every agent and records what every call cost.</w:t>
       </w:r>
       <w:bookmarkEnd w:id="1016"/>
     </w:p>
@@ -5420,7 +5657,7 @@
           <w:b/>
           <w:sz w:val="24"/>
         </w:rPr>
-        <w:t>3.1.1  Data mining and the supervision signal</w:t>
+        <w:t>3.1.1  Where the training data comes from</w:t>
       </w:r>
     </w:p>
     <w:p>
@@ -5441,7 +5678,7 @@
           <w:i w:val="0"/>
           <w:sz w:val="24"/>
         </w:rPr>
-        <w:t>The supervision for this project is reverse-engineered from published papers. A related-work section is a literature review that a domain expert wrote for a known set of cited papers, so mining those sections yields two things at once: citation contexts labelled implicitly by the sentence around them, and (section, cited abstracts) pairs that form a benchmark with a human reference. Figure 2 shows the pipeline.</w:t>
+        <w:t>The system needs to learn what a citing sentence is claiming about the paper it cites, and no ready-made dataset provides that at the level of detail needed. The solution is to take it from published papers. A related-work section is a short literature review an expert already wrote, and it names the papers it cites, so mining those sections gives two things at once: citing sentences whose meaning is visible from the text around them, and pairs of (cited abstracts, written section) that form a test set with a correct answer. Figure 2 shows the steps.</w:t>
       </w:r>
     </w:p>
     <w:p>
@@ -5509,7 +5746,7 @@
           <w:i/>
           <w:sz w:val="20"/>
         </w:rPr>
-        <w:t>Figure 2: Data-mining pipeline. Each paper's extracted LaTeX is cached as one JSON file and an empty cache entry records a PDF-only submission, which is what makes the stage resumable.</w:t>
+        <w:t>Figure 2: Mining papers from arXiv. Each paper's source files are stored once, and a paper with no usable source is recorded as such so it is never downloaded twice. That is what lets the step be stopped and restarted.</w:t>
       </w:r>
       <w:bookmarkEnd w:id="1017"/>
     </w:p>
@@ -5531,7 +5768,7 @@
           <w:i w:val="0"/>
           <w:sz w:val="24"/>
         </w:rPr>
-        <w:t>The parser handles the cases a naive implementation fails on, each of which was found in the pilot and is covered by a unit test: several files carrying \documentclass (a supplement alongside the paper), related work that is a \subsection of a Background section or exists only as a run of \paragraph blocks, bibliographies in biblatex's \entry/\field form as well as the \bibitem/\newblock families, a thebibliography block inlined in the main file, and the full set of ACL, IEEE and ACM citation macros. A heading alone is not accepted as evidence of a related-work section: an explicit “Related Work” heading must contain at least one citation and a looser heading such as “Background” at least two, otherwise a technical primer would be mined as if it were a survey.</w:t>
+        <w:t>arXiv distributes most papers as LaTeX source, which is readable text rather than a PDF. The parser handles the awkward cases, each of which showed up in a real paper during testing and each of which now has a test: papers with more than one main file, related work written as a sub-section or as a run of unnamed paragraphs rather than its own section, two different bibliography formats, a bibliography written directly into the main file, and the various citation commands used by different publishers.</w:t>
       </w:r>
     </w:p>
     <w:p>
@@ -5552,7 +5789,28 @@
           <w:i w:val="0"/>
           <w:sz w:val="24"/>
         </w:rPr>
-        <w:t>Cited titles are resolved against OpenAlex with a fuzzy-similarity floor of 88 on the title, so a wrong paper is rarely attached to a cite key. Papers for which fewer than 60% of the cited works have a retrievable abstract are dropped from the benchmark, because the task is only well posed if the system can see most of what the human author saw.</w:t>
+        <w:t>A heading on its own is not treated as proof that a section is a literature review. A section actually titled “Related Work” must contain at least one citation, and a vaguer heading such as “Background” must contain at least two. Without that rule a section explaining standard theory would be mined as though it were a survey.</w:t>
+      </w:r>
+    </w:p>
+    <w:p>
+      <w:pPr>
+        <w:spacing w:line="300" w:lineRule="auto" w:after="120" w:before="160"/>
+        <w:ind w:left="360" w:firstLine="432"/>
+        <w:jc w:val="both"/>
+        <w:rPr>
+          <w:b/>
+          <w:bCs/>
+          <w:sz w:val="24"/>
+          <w:szCs w:val="22"/>
+        </w:rPr>
+      </w:pPr>
+      <w:r>
+        <w:rPr>
+          <w:b w:val="0"/>
+          <w:i w:val="0"/>
+          <w:sz w:val="24"/>
+        </w:rPr>
+        <w:t>Cited papers then have to be identified. Where the bibliography gives a DOI or an arXiv number, that number identifies the paper exactly, and those are looked up in batches. Only where no identifier exists does the system fall back to searching by title, which is both slower and less certain; a title match is accepted only above a similarity threshold, so the wrong paper is rarely attached. Papers for which fewer than 60% of the cited works could be found with an abstract are dropped from the test set, because the task is only fair if the system can see most of what the original author saw.</w:t>
       </w:r>
     </w:p>
     <w:p>
@@ -5572,7 +5830,7 @@
           <w:b/>
           <w:sz w:val="24"/>
         </w:rPr>
-        <w:t>3.1.2  Citation-relation classification (component A)</w:t>
+        <w:t>3.1.2  Telling citation types apart</w:t>
       </w:r>
     </w:p>
     <w:p>
@@ -5593,7 +5851,7 @@
           <w:i w:val="0"/>
           <w:sz w:val="24"/>
         </w:rPr>
-        <w:t>The taxonomy has seven labels: background, uses-method, uses-data, extends, compares-against, supports and contrasts. The cut that matters is between compares-against and contrasts: a baseline comparison is not a disagreement, and only the latter is evidence that two papers conflict. Because labels overlap in practice, an ordered set of tie-break rules decides: disagreement outranks agreement, which outranks extension, which outranks comparison, which outranks data use, which outranks method use, with background as the default. The definitions and the rules live in one module so the LLM prompt, the human labelling guide and the training code cannot diverge.</w:t>
+        <w:t>Seven labels are used: background, uses-method, uses-data, extends, compares-against, supports and contrasts. The split that matters most is between the last three. Running another paper's method as a baseline and reporting a better score is compares-against, which is a measurement. Saying your results agree with theirs is supports. Saying their conclusion does not hold is contrasts, and only that last one is evidence that two papers actually conflict.</w:t>
       </w:r>
     </w:p>
     <w:p>
@@ -5614,7 +5872,7 @@
           <w:i w:val="0"/>
           <w:sz w:val="24"/>
         </w:rPr>
-        <w:t>SciCite [24] and ACL-ARC [23] are mapped onto this taxonomy as additional training signal. The mapping is lossy and is documented as such: SciCite's method class does not separate adopting a method from extending it, and its result class covers comparison, agreement and disagreement alike; ACL-ARC's Uses does not separate method from data and its CompareOrContrast merges neutral comparison with explicit disagreement, while its Future class has no counterpart and is dropped. Mapped rows are therefore never used as evaluation gold.</w:t>
+        <w:t>Because real sentences often fit more than one label, the rules are applied in a fixed order: disagreement beats agreement, which beats extending, which beats comparing, which beats using data, which beats using a method, with background as the fallback. The definitions and this order live in one file, so the instructions given to the labelling model, the guide a human labeller follows and the training code cannot disagree about what a label means.</w:t>
       </w:r>
     </w:p>
     <w:p>
@@ -5635,7 +5893,28 @@
           <w:i w:val="0"/>
           <w:sz w:val="24"/>
         </w:rPr>
-        <w:t>The classifier is SciBERT fine-tuned for sequence-pair classification. The first segment is the citation context with the citation under question rewritten to [[CITED]] and every other citation in the sentence rewritten to [OTHER], which is what makes the label well defined for a sentence that cites several papers at once; the second segment is the cited paper's title. The dev split is taken by citing paper rather than by row, because sentences from one paper are highly correlated and a random split would leak. Class weights are inverse-frequency,</w:t>
+        <w:t>Two published datasets, SciCite [24] and ACL-ARC [23], are mapped onto these seven labels to provide extra training examples. The mapping loses information and the report says where: SciCite's “method” class does not separate using a method from improving it, and its “result” class covers comparing, agreeing and disagreeing alike; ACL-ARC's “uses” does not separate method from data, and its “compare or contrast” merges neutral comparison with real disagreement. Because of that, mapped examples are used only to help training and never to score anything.</w:t>
+      </w:r>
+    </w:p>
+    <w:p>
+      <w:pPr>
+        <w:spacing w:line="300" w:lineRule="auto" w:after="120" w:before="200"/>
+        <w:ind w:left="360" w:firstLine="432"/>
+        <w:jc w:val="both"/>
+        <w:rPr>
+          <w:b/>
+          <w:bCs/>
+          <w:sz w:val="24"/>
+          <w:szCs w:val="22"/>
+        </w:rPr>
+      </w:pPr>
+      <w:r>
+        <w:rPr>
+          <w:b w:val="0"/>
+          <w:i w:val="0"/>
+          <w:sz w:val="24"/>
+        </w:rPr>
+        <w:t>The classifier is SciBERT, fine-tuned to read a pair of texts. The first is the citing sentence with the citation in question replaced by a marker and any other citations in the same sentence replaced by a different marker — without that, a sentence citing five papers at once would have no single correct answer. The second is the cited paper's title. The data is split by paper rather than by sentence, because sentences from one paper resemble each other and a random split would let the model see the answer. Rare labels are weighted more heavily so they can be learned at all:</w:t>
       </w:r>
     </w:p>
     <w:p>
@@ -5703,7 +5982,7 @@
           <w:i w:val="0"/>
           <w:sz w:val="24"/>
         </w:rPr>
-        <w:t>where N is the number of training rows, K the number of classes and n</w:t>
+        <w:t>where N is the number of training sentences, K the number of labels and n</w:t>
       </w:r>
       <w:r>
         <w:rPr>
@@ -5719,7 +5998,7 @@
           <w:i w:val="0"/>
           <w:sz w:val="24"/>
         </w:rPr>
-        <w:t xml:space="preserve"> the count of class c, so that the rare relations are learnable at all. Performance is reported as macro-F1 over the classes present in the gold set,</w:t>
+        <w:t xml:space="preserve"> how many times label c appears. Results are reported as macro-F1, which averages the score for each label separately:</w:t>
       </w:r>
     </w:p>
     <w:p>
@@ -5819,7 +6098,7 @@
           <w:i w:val="0"/>
           <w:sz w:val="24"/>
         </w:rPr>
-        <w:t xml:space="preserve"> the precision and recall of class c, because accuracy on this distribution is dominated by background and would hide exactly the classes the downstream stages need. Agreement between the LLM labeller and the adjudicated gold set is reported as Cohen's κ,</w:t>
+        <w:t xml:space="preserve"> the precision and recall for label c. Plain accuracy would be misleading here, because most citations are background and a model that only ever predicted background would score well while being useless for everything that follows. Agreement between the machine labels and the hand-checked ones is reported as Cohen's kappa:</w:t>
       </w:r>
     </w:p>
     <w:p>
@@ -5903,7 +6182,7 @@
           <w:i w:val="0"/>
           <w:sz w:val="24"/>
         </w:rPr>
-        <w:t xml:space="preserve"> is the observed agreement and p</w:t>
+        <w:t xml:space="preserve"> is how often the two agree and p</w:t>
       </w:r>
       <w:r>
         <w:rPr>
@@ -5919,7 +6198,7 @@
           <w:i w:val="0"/>
           <w:sz w:val="24"/>
         </w:rPr>
-        <w:t xml:space="preserve"> the agreement expected from the two label distributions independently, so that a labeller that simply predicts the majority class scores near zero rather than near its accuracy.</w:t>
+        <w:t xml:space="preserve"> is how often they would agree by chance given how often each uses each label. Subtracting the chance agreement means a labeller that simply guesses the most common answer scores near zero rather than near its raw accuracy.</w:t>
       </w:r>
     </w:p>
     <w:p>
@@ -5939,7 +6218,7 @@
           <w:b/>
           <w:sz w:val="24"/>
         </w:rPr>
-        <w:t>3.1.3  Extraction and verification</w:t>
+        <w:t>3.1.3  Pulling out claims and checking them</w:t>
       </w:r>
     </w:p>
     <w:p>
@@ -5960,7 +6239,7 @@
           <w:i w:val="0"/>
           <w:sz w:val="24"/>
         </w:rPr>
-        <w:t>The Extractor turns a paper into a PaperRecord: task, methods, datasets, metrics with values and settings, limitations, and three to six claims. Each claim carries an evidence object with the section it came from and a passage copied verbatim from the input. The input is the abstract plus whatever introduction, results, conclusion and limitations text the LaTeX source yielded, under a fixed character budget, and that exact input string is stored with the record, because the quote check is defined against it and not against the paper in the abstract.</w:t>
+        <w:t>The Extractor turns a paper into a structured record: what problem it tackles, what methods and datasets it uses, what numbers it reports, what it admits it cannot do, and three to five claims. Each claim carries a short line copied word for word out of the paper as its evidence. The input is the abstract plus whatever introduction, results, conclusion and limitations text the source file provided, up to a fixed length, and that exact input is stored with the record, because the next check is defined against it and not against the paper in general.</w:t>
       </w:r>
     </w:p>
     <w:p>
@@ -5981,7 +6260,7 @@
           <w:i w:val="0"/>
           <w:sz w:val="24"/>
         </w:rPr>
-        <w:t>The Verifier applies two independent checks. The first asks whether the quoted passage really occurs in the input, scored by the fuzzy partial ratio of the normalised passage against the normalised source rather than by exact matching, because LaTeX-to-text conversion leaves whitespace and ligature noise that a faithful quote still trips over. The second asks whether the claim is entailed by the passage, using a DeBERTa-v3 [31] model trained on MNLI, FEVER and ANLI, applied at sentence granularity as SummaC [5] recommends. A claim can quote correctly and still overstate what the passage says, and the second check is what catches that.</w:t>
+        <w:t>The checker then runs two tests that can fail independently. The first asks whether the quoted line really appears in the text the Extractor was given. It uses approximate rather than exact matching, because converting LaTeX to plain text leaves spacing and punctuation differences that an honest quote still trips over. The second asks whether the claim actually follows from that line, using a DeBERTa model [31] trained on inference datasets, applied one sentence at a time as SummaC [5] recommends.</w:t>
       </w:r>
     </w:p>
     <w:p>
@@ -6002,7 +6281,7 @@
           <w:i w:val="0"/>
           <w:sz w:val="24"/>
         </w:rPr>
-        <w:t>A verdict is supported when the quote score clears its threshold and the entailment probability clears the upper threshold, partially when the entailment probability falls between the two thresholds, and unsupported otherwise. The three thresholds are not chosen by hand: they are fitted by grid search on a hand-checked dev set of claim/evidence pairs, maximising macro-F1 over the three verdicts rather than accuracy, so a threshold pair cannot be selected for doing well on the majority verdict alone. Section 4.3 reports the fitted values and how they compare with the defaults.</w:t>
+        <w:t>Both tests are needed, and the reason is the heart of this project. During testing the Extractor produced a claim whose quote matched the source perfectly and which the same quote did not support at all: it had copied the line correctly and then written something stronger than the line said. A single check would have passed it.</w:t>
       </w:r>
     </w:p>
     <w:p>
@@ -6023,7 +6302,28 @@
           <w:i w:val="0"/>
           <w:sz w:val="24"/>
         </w:rPr>
-        <w:t>At review time the same model scores each generated sentence against the evidence of the claims whose identifiers the Writer attached to it. The faithfulness score is the fraction of sentences the Verifier calls supported,</w:t>
+        <w:t>A claim is called supported when the quote matches and the inference score is high, partially supported when the inference score is in the middle, and unsupported otherwise. The thresholds are not picked by hand. They are chosen by trying every combination on a sample labelled by hand and keeping the one with the best macro-F1 across the three outcomes, so a setting cannot be chosen just because it does well on the most common outcome. Section 4.3 reports the values that were chosen.</w:t>
+      </w:r>
+    </w:p>
+    <w:p>
+      <w:pPr>
+        <w:spacing w:line="300" w:lineRule="auto" w:after="120" w:before="200"/>
+        <w:ind w:left="360" w:firstLine="432"/>
+        <w:jc w:val="both"/>
+        <w:rPr>
+          <w:b/>
+          <w:bCs/>
+          <w:sz w:val="24"/>
+          <w:szCs w:val="22"/>
+        </w:rPr>
+      </w:pPr>
+      <w:r>
+        <w:rPr>
+          <w:b w:val="0"/>
+          <w:i w:val="0"/>
+          <w:sz w:val="24"/>
+        </w:rPr>
+        <w:t>When the review is written, the same model scores each sentence against the evidence behind the claims the Writer attached to it. The faithfulness score is the share of sentences that come out supported:</w:t>
       </w:r>
     </w:p>
     <w:p>
@@ -6091,7 +6391,7 @@
           <w:i w:val="0"/>
           <w:sz w:val="24"/>
         </w:rPr>
-        <w:t>where E(s) is the set of evidence passages behind sentence s and τ</w:t>
+        <w:t>where E(s) is the set of quoted lines behind sentence s and τ</w:t>
       </w:r>
       <w:r>
         <w:rPr>
@@ -6107,7 +6407,7 @@
           <w:i w:val="0"/>
           <w:sz w:val="24"/>
         </w:rPr>
-        <w:t xml:space="preserve"> is the fitted upper threshold. A sentence that cites nothing has an empty evidence set and is unsupported by construction, which is the intended behaviour for a review that claims to be grounded. Sentences the Verifier rejects go back to the Writer once; if the revision does not improve the score the draft is kept and the offending sentences are flagged in the output rather than silently removed.</w:t>
+        <w:t xml:space="preserve"> is the chosen threshold. A sentence that cites nothing has no evidence and so counts as unsupported, which is the behaviour wanted from a system that claims every sentence is grounded. Sentences that fail go back to the Writer once; if the rewrite does not score better, the first version is kept and the failing sentences are marked in the output rather than quietly deleted.</w:t>
       </w:r>
     </w:p>
     <w:p>
@@ -6127,7 +6427,7 @@
           <w:b/>
           <w:sz w:val="24"/>
         </w:rPr>
-        <w:t>3.1.4  Consensus, contradictions and gaps</w:t>
+        <w:t>3.1.4  Comparing papers and finding gaps</w:t>
       </w:r>
     </w:p>
     <w:p>
@@ -6148,7 +6448,7 @@
           <w:i w:val="0"/>
           <w:sz w:val="24"/>
         </w:rPr>
-        <w:t>Dataset, metric, method and task names are normalised in three stages, cheapest first: a manual alias table checked into the repository, then fuzzy matching against the canonical names, then sentence embeddings for paraphrases that fuzzy matching misses. Anything still unmatched keeps a tidied version of its surface form and is reported, which is how the alias file gets extended rather than how information gets lost.</w:t>
+        <w:t>Papers name the same thing in different ways, so dataset, metric, method and task names are tidied up in three stages, cheapest first: a hand-written list of known alternative names kept in the repository, then approximate string matching, then meaning-based matching for cases the first two miss. Anything still unmatched keeps its original form and is reported, so names are never silently thrown away and the list of known alternatives can be extended.</w:t>
       </w:r>
     </w:p>
     <w:p>
@@ -6169,7 +6469,7 @@
           <w:i w:val="0"/>
           <w:sz w:val="24"/>
         </w:rPr>
-        <w:t>Records are then grouped by (task, dataset, metric). Within a group, a relative spread wider than 15% of the group median is flagged as a value disagreement, and two papers that order the same pair of methods oppositely on the same dataset and metric are flagged as a ranking disagreement. Independently, a contrasts edge predicted by the classifier is flagged as a disagreement the authors themselves asserted, which numbers alone cannot reveal. Each flagged contradiction goes to the Adjudicator, which must classify it as a different setting, a different split or metric definition, a genuine disagreement, or insufficient evidence, using only the quoted evidence passages.</w:t>
+        <w:t>Records are then grouped by task, dataset and metric. Inside a group, numbers that differ by more than 15% of the middle value are flagged as a disagreement about results, and two papers that rank the same pair of methods in opposite orders on the same dataset are flagged as a disagreement about ranking. Separately, a contrasts link predicted by the classifier is flagged as a disagreement the authors stated themselves, which no comparison of numbers could reveal. Every flagged case goes to an agent that must decide whether it is explained by a different experimental setup, a different split or metric definition, a real disagreement, or not enough information — using only the quoted evidence.</w:t>
       </w:r>
     </w:p>
     <w:p>
@@ -6190,7 +6490,7 @@
           <w:i w:val="0"/>
           <w:sz w:val="24"/>
         </w:rPr>
-        <w:t>Gap detection builds a method-family × dataset matrix of paper counts. An empty or near-empty cell whose row and column are both otherwise active is a candidate gap, scored by how far the count falls below the count expected if row and column activity were independent. Two method families that both appear on a dataset but between whose papers no compares-against edge exists form an untested-comparison candidate. Because an empty cell is often empty for a good reason, the Gap Analyst is required to argue both for and against each candidate before giving a verdict, and both arguments are kept in the output.</w:t>
+        <w:t>Gap detection builds a table of how many papers apply each family of method to each dataset. A cell that is empty or nearly empty, where both its row and its column are otherwise busy, becomes a candidate gap. Two method families that both appear on a dataset but between whose papers no comparison link exists become a candidate of a different kind. Because an empty cell is often empty for a good reason, the agent is required to argue both for and against each candidate before giving a verdict, and both arguments are kept in the output.</w:t>
       </w:r>
     </w:p>
     <w:p>
@@ -6210,7 +6510,7 @@
           <w:b/>
           <w:sz w:val="24"/>
         </w:rPr>
-        <w:t>3.1.5  Orchestration</w:t>
+        <w:t>3.1.5  Putting the steps in order</w:t>
       </w:r>
     </w:p>
     <w:p>
@@ -6231,7 +6531,7 @@
           <w:i w:val="0"/>
           <w:sz w:val="24"/>
         </w:rPr>
-        <w:t>The pipeline is a CrewAI Flow of ten steps, shown in Figure 3. Roles are narrow on purpose: the Librarian has search, snowballing and reference-verification tools and nothing else; the Extractor has no tools at all because its input is handed to it; only the Verifier may call the entailment tool; and the Writer can neither search nor verify. The approval checkpoint after corpus collection is a real gate, not a formality: the Flow stops and the corpus table is shown before any LLM call is spent on extraction.</w:t>
+        <w:t>The pipeline is a CrewAI flow of ten steps, shown in Figure 3. Each agent is kept deliberately narrow. The Librarian has search tools and nothing else. The Extractor has no tools at all, because its text is handed to it. Only the Verifier may run the checking model. The Writer can neither search nor check its own output. The approval point after the corpus is collected is a real stop, not a formality: the flow pauses and shows the list of papers before any money or quota is spent on reading them.</w:t>
       </w:r>
     </w:p>
     <w:p>
@@ -6299,7 +6599,7 @@
           <w:i/>
           <w:sz w:val="20"/>
         </w:rPr>
-        <w:t>Figure 3: The ten Flow steps, the human approval gate and the single revision loop. Every step caches its output, so an interrupted run resumes.</w:t>
+        <w:t>Figure 3: The ten steps, the point where a human approves the paper list, and the single rewrite loop. Every step saves its output before the next begins, so an interrupted run carries on where it stopped.</w:t>
       </w:r>
       <w:bookmarkEnd w:id="1018"/>
     </w:p>
@@ -6321,7 +6621,7 @@
           <w:i w:val="0"/>
           <w:sz w:val="24"/>
         </w:rPr>
-        <w:t>Every step writes its output to the run directory before the next begins, which is what lets a run that dies against a rate limit continue rather than restart. The same property is what makes the Colab notebooks usable at all under a 12-hour session limit.</w:t>
+        <w:t>Saving after every step is what makes an interrupted run recoverable rather than wasted, and that matters more than it sounds. Free accounts impose limits that stop work part-way through, and a free cloud session ends after a fixed time. Both happened repeatedly while this project was built.</w:t>
       </w:r>
     </w:p>
     <w:p>
@@ -6341,7 +6641,7 @@
           <w:b/>
           <w:sz w:val="24"/>
         </w:rPr>
-        <w:t>3.1.6  Distillation (component B)</w:t>
+        <w:t>3.1.6  Compressing the extractor into a small model</w:t>
       </w:r>
     </w:p>
     <w:p>
@@ -6362,7 +6662,7 @@
           <w:i w:val="0"/>
           <w:sz w:val="24"/>
         </w:rPr>
-        <w:t>The distillation set is built by running the hosted Extractor over training-split papers and keeping only those papers whose every claim passed the Verifier. The Verifier is therefore the filter on the student's training data, which is the point of the stage: the student cannot learn to fabricate evidence that the teacher happened to get away with. The student is a small instruction-tuned model [40] adapted with QLoRA [39] — a 4-bit NF4 base with low-rank adapters on the attention and MLP projections — which is what makes the fine-tune fit on a free T4. The comparison against the hosted extractor is on held-out test-split papers and covers JSON validity, the Verifier's own verdicts on the resulting claims, field-level agreement, latency and cost.</w:t>
+        <w:t>The training set for the small model is built by running the hosted Extractor over training papers and keeping only those papers where every claim passed the checker. That is the point of the step: the checker decides what the small model is allowed to learn from, so it cannot copy mistakes the larger model happened to get away with. The small model [39] is adapted using QLoRA [40], a method that stores the original model in a compressed form and trains only a small number of added parameters, which is what makes the training fit on a free cloud GPU. It is then compared against the hosted model on papers neither has seen.</w:t>
       </w:r>
     </w:p>
     <w:p>
@@ -6382,7 +6682,7 @@
           <w:b/>
           <w:sz w:val="24"/>
         </w:rPr>
-        <w:t>3.1.7  Evaluation design</w:t>
+        <w:t>3.1.7  How the systems are compared</w:t>
       </w:r>
     </w:p>
     <w:p>
@@ -6403,7 +6703,7 @@
           <w:i w:val="0"/>
           <w:sz w:val="24"/>
         </w:rPr>
-        <w:t>The benchmark task is: given only the papers a real related-work section cites, regenerate that section. Four systems and one ablation are compared under the same model and settings. S1 is a single well-prompted call over the same cited abstracts. S2 is the crew without the Verifier. S3 is the full crew. S4 is the full crew with the distilled extractor. The ablation is S3 with the relation classifier switched off, which isolates the contribution of component A.</w:t>
+        <w:t>The test is: given only the papers a real related-work section cites, write that section. Four systems and one cut-down version are compared using the same model and the same settings. S1 is a single well-written prompt over the same abstracts. S2 is the agent team with the checker switched off. S3 is the full team. S4 is the full team using the small extractor. The cut-down version is S3 with the citation classifier switched off, which isolates what that classifier contributes.</w:t>
       </w:r>
     </w:p>
     <w:p>
@@ -6424,7 +6724,7 @@
           <w:i w:val="0"/>
           <w:sz w:val="24"/>
         </w:rPr>
-        <w:t>Overlap metrics (ROUGE-1/2/L and BERTScore against the human section) are reported beside three grounding metrics, because overlap says nothing about truth. Citation coverage is the fraction of the papers the human section cited that the generated section discusses, counted either by an inline identifier or by a distinctive overlap with the paper's title, so that a system which paraphrases instead of using identifiers is not scored at zero unfairly. Citation correctness is the fraction of asserted (sentence, cited paper) pairs for which that paper's evidence actually entails the sentence; it is the metric that catches a real identifier attached to a sentence the paper never supported. Faithfulness is as in equation (3.4).</w:t>
+        <w:t>Overlap with the human text is measured by ROUGE and BERTScore, but reported beside three other measures, because overlap says nothing about whether the text is true. Citation coverage is the share of the papers the human section cited that the generated section discusses at all. Citation correctness is the share of claimed links between a sentence and a paper where that paper's evidence actually supports the sentence; this is the measure that catches a real citation attached to a sentence the paper never supported. Faithfulness is as defined in equation (3.4).</w:t>
       </w:r>
     </w:p>
     <w:p>
@@ -6445,7 +6745,7 @@
           <w:i w:val="0"/>
           <w:sz w:val="24"/>
         </w:rPr>
-        <w:t>Every mean is reported with a percentile bootstrap 95% confidence interval,</w:t>
+        <w:t>Every average is reported with a confidence interval computed by resampling:</w:t>
       </w:r>
     </w:p>
     <w:p>
@@ -6498,6 +6798,68 @@
     <w:p>
       <w:pPr>
         <w:spacing w:line="300" w:lineRule="auto" w:after="120" w:before="160"/>
+        <w:ind w:left="360" w:firstLine="0"/>
+        <w:jc w:val="both"/>
+        <w:rPr>
+          <w:b/>
+          <w:bCs/>
+          <w:sz w:val="24"/>
+          <w:szCs w:val="22"/>
+        </w:rPr>
+      </w:pPr>
+      <w:r>
+        <w:rPr>
+          <w:b w:val="0"/>
+          <w:i w:val="0"/>
+          <w:sz w:val="24"/>
+        </w:rPr>
+        <w:t>which means the test set is resampled two thousand times and the range covering the middle 95% of the resulting averages is reported. At the sample sizes used here those ranges are wide, and showing them is what stops a difference of a few points being read as a result.</w:t>
+      </w:r>
+    </w:p>
+    <w:p>
+      <w:pPr>
+        <w:spacing w:line="300" w:lineRule="auto" w:after="120" w:before="160"/>
+        <w:ind w:left="360" w:firstLine="0"/>
+        <w:jc w:val="both"/>
+        <w:rPr>
+          <w:b/>
+          <w:bCs/>
+          <w:sz w:val="24"/>
+          <w:szCs w:val="22"/>
+        </w:rPr>
+      </w:pPr>
+      <w:r>
+        <w:rPr>
+          <w:b w:val="0"/>
+          <w:i w:val="0"/>
+          <w:sz w:val="24"/>
+        </w:rPr>
+        <w:t>Finally, the test papers are chosen by publication date. Training papers come from 2023 and 2024 and test papers from a window that begins after the training cut-off of every model being tested, so no system can have read the answer. The thresholds, the classifier's development split and the hand-labelled set all come from the training side, so nothing is tuned on the test set. The dates and the risks that remain — chiefly that the cited papers are necessarily older and so probably were in the models' training data, even though the text being scored was not — are recorded in docs/leakage.md and in Section 4.1.</w:t>
+      </w:r>
+    </w:p>
+    <w:p>
+      <w:pPr>
+        <w:spacing w:line="300" w:lineRule="auto" w:after="80" w:before="200"/>
+        <w:ind w:left="360" w:firstLine="0"/>
+        <w:jc w:val="left"/>
+        <w:rPr>
+          <w:b/>
+          <w:bCs/>
+          <w:sz w:val="24"/>
+          <w:szCs w:val="22"/>
+        </w:rPr>
+      </w:pPr>
+      <w:r>
+        <w:rPr>
+          <w:b/>
+          <w:sz w:val="24"/>
+        </w:rPr>
+        <w:t>3.1.8  Looking at what the system produced</w:t>
+      </w:r>
+    </w:p>
+    <w:p>
+      <w:pPr>
+        <w:spacing w:line="300" w:lineRule="auto" w:after="120" w:before="200"/>
         <w:ind w:left="360" w:firstLine="432"/>
         <w:jc w:val="both"/>
         <w:rPr>
@@ -6513,8 +6875,77 @@
           <w:i w:val="0"/>
           <w:sz w:val="24"/>
         </w:rPr>
-        <w:t>where the resampled statistics are the means of B bootstrap resamples of the per-example scores. At pilot sample sizes these intervals are wide, and reporting them is what prevents a difference of a few ROUGE points from being read as a result.</w:t>
-      </w:r>
+        <w:t>Everything the pipeline writes is a file, which is reliable but hard to read. A small web application was therefore built on top of the same files, so the state of a run and the evidence behind a sentence can be inspected directly. It adds no logic of its own: it reads the same results files this report quotes, through the same module, so the two cannot disagree about a number. Figure 4 shows the overview, which marks a step as pending when its results file does not exist rather than showing an estimate.</w:t>
+      </w:r>
+    </w:p>
+    <w:p>
+      <w:pPr>
+        <w:spacing w:line="300" w:lineRule="auto" w:after="40" w:before="160"/>
+        <w:ind w:left="0" w:firstLine="0"/>
+        <w:jc w:val="center"/>
+        <w:rPr>
+          <w:b/>
+          <w:bCs/>
+          <w:sz w:val="24"/>
+          <w:szCs w:val="22"/>
+        </w:rPr>
+      </w:pPr>
+      <w:r>
+        <w:drawing>
+          <wp:inline xmlns:a="http://schemas.openxmlformats.org/drawingml/2006/main" xmlns:pic="http://schemas.openxmlformats.org/drawingml/2006/picture">
+            <wp:extent cx="5394960" cy="4140632"/>
+            <wp:docPr id="1432113164" name="Picture 1432113164"/>
+            <wp:cNvGraphicFramePr>
+              <a:graphicFrameLocks noChangeAspect="1"/>
+            </wp:cNvGraphicFramePr>
+            <a:graphic>
+              <a:graphicData uri="http://schemas.openxmlformats.org/drawingml/2006/picture">
+                <pic:pic>
+                  <pic:nvPicPr>
+                    <pic:cNvPr id="0" name="fig_console_overview.png"/>
+                    <pic:cNvPicPr/>
+                  </pic:nvPicPr>
+                  <pic:blipFill>
+                    <a:blip r:embed="rId26"/>
+                    <a:stretch>
+                      <a:fillRect/>
+                    </a:stretch>
+                  </pic:blipFill>
+                  <pic:spPr>
+                    <a:xfrm>
+                      <a:off x="0" y="0"/>
+                      <a:ext cx="5394960" cy="4140632"/>
+                    </a:xfrm>
+                    <a:prstGeom prst="rect"/>
+                  </pic:spPr>
+                </pic:pic>
+              </a:graphicData>
+            </a:graphic>
+          </wp:inline>
+        </w:drawing>
+      </w:r>
+    </w:p>
+    <w:p>
+      <w:bookmarkStart w:id="1019" w:name="_figure_4"/>
+      <w:pPr>
+        <w:spacing w:line="300" w:lineRule="auto" w:after="200" w:before="160"/>
+        <w:ind w:left="0" w:firstLine="0"/>
+        <w:jc w:val="center"/>
+        <w:rPr>
+          <w:b/>
+          <w:bCs/>
+          <w:sz w:val="24"/>
+          <w:szCs w:val="22"/>
+        </w:rPr>
+      </w:pPr>
+      <w:r>
+        <w:rPr>
+          <w:i/>
+          <w:sz w:val="20"/>
+        </w:rPr>
+        <w:t>Figure 4: The console's overview. Each step shows real figures from the file it wrote, and a step that has not run is marked pending instead of being filled in with a guess.</w:t>
+      </w:r>
+      <w:bookmarkEnd w:id="1019"/>
     </w:p>
     <w:p>
       <w:pPr>
@@ -6534,11 +6965,101 @@
           <w:i w:val="0"/>
           <w:sz w:val="24"/>
         </w:rPr>
-        <w:t>Leakage is controlled by the submission window. Training papers come from 2023-2024 and test papers from a window that begins after the knowledge cutoff of every model evaluated. The Verifier's thresholds, the classifier's dev split and the adjudicated gold set all come from the training split, so nothing is tuned on the benchmark. The dates and the residual risks — chiefly that the cited papers are necessarily old and so plausibly inside every model's training data, even though the target text is not — are recorded in docs/leakage.md and in Section 4.1.</w:t>
-      </w:r>
-    </w:p>
-    <w:p>
-      <w:bookmarkStart w:id="1019" w:name="_toc_3_2_system_requirements"/>
+        <w:t>The most useful view is the test set itself, in Figure 5. Opening a paper shows the related-work section its author actually wrote, which is hidden from every system and used only for scoring, beside the abstracts that are the only input a system receives. References whose abstract could not be found are greyed out. Seeing the two together makes the difficulty of the task concrete in a way a table of scores does not.</w:t>
+      </w:r>
+    </w:p>
+    <w:p>
+      <w:pPr>
+        <w:spacing w:line="300" w:lineRule="auto" w:after="40" w:before="160"/>
+        <w:ind w:left="0" w:firstLine="0"/>
+        <w:jc w:val="center"/>
+        <w:rPr>
+          <w:b/>
+          <w:bCs/>
+          <w:sz w:val="24"/>
+          <w:szCs w:val="22"/>
+        </w:rPr>
+      </w:pPr>
+      <w:r>
+        <w:drawing>
+          <wp:inline xmlns:a="http://schemas.openxmlformats.org/drawingml/2006/main" xmlns:pic="http://schemas.openxmlformats.org/drawingml/2006/picture">
+            <wp:extent cx="5394960" cy="4100170"/>
+            <wp:docPr id="1432113165" name="Picture 1432113165"/>
+            <wp:cNvGraphicFramePr>
+              <a:graphicFrameLocks noChangeAspect="1"/>
+            </wp:cNvGraphicFramePr>
+            <a:graphic>
+              <a:graphicData uri="http://schemas.openxmlformats.org/drawingml/2006/picture">
+                <pic:pic>
+                  <pic:nvPicPr>
+                    <pic:cNvPr id="0" name="fig_console_benchmark.png"/>
+                    <pic:cNvPicPr/>
+                  </pic:nvPicPr>
+                  <pic:blipFill>
+                    <a:blip r:embed="rId27"/>
+                    <a:stretch>
+                      <a:fillRect/>
+                    </a:stretch>
+                  </pic:blipFill>
+                  <pic:spPr>
+                    <a:xfrm>
+                      <a:off x="0" y="0"/>
+                      <a:ext cx="5394960" cy="4100170"/>
+                    </a:xfrm>
+                    <a:prstGeom prst="rect"/>
+                  </pic:spPr>
+                </pic:pic>
+              </a:graphicData>
+            </a:graphic>
+          </wp:inline>
+        </w:drawing>
+      </w:r>
+    </w:p>
+    <w:p>
+      <w:bookmarkStart w:id="1020" w:name="_figure_5"/>
+      <w:pPr>
+        <w:spacing w:line="300" w:lineRule="auto" w:after="200" w:before="160"/>
+        <w:ind w:left="0" w:firstLine="0"/>
+        <w:jc w:val="center"/>
+        <w:rPr>
+          <w:b/>
+          <w:bCs/>
+          <w:sz w:val="24"/>
+          <w:szCs w:val="22"/>
+        </w:rPr>
+      </w:pPr>
+      <w:r>
+        <w:rPr>
+          <w:i/>
+          <w:sz w:val="20"/>
+        </w:rPr>
+        <w:t>Figure 5: A test example in the console: the section the author wrote, above the cited papers' abstracts that are the only input a system is given. Greyed-out entries are references whose abstract could not be retrieved.</w:t>
+      </w:r>
+      <w:bookmarkEnd w:id="1020"/>
+    </w:p>
+    <w:p>
+      <w:pPr>
+        <w:spacing w:line="300" w:lineRule="auto" w:after="120" w:before="160"/>
+        <w:ind w:left="360" w:firstLine="432"/>
+        <w:jc w:val="both"/>
+        <w:rPr>
+          <w:b/>
+          <w:bCs/>
+          <w:sz w:val="24"/>
+          <w:szCs w:val="22"/>
+        </w:rPr>
+      </w:pPr>
+      <w:r>
+        <w:rPr>
+          <w:b w:val="0"/>
+          <w:i w:val="0"/>
+          <w:sz w:val="24"/>
+        </w:rPr>
+        <w:t>A third view shows a generated review one sentence at a time. Clicking a sentence shows the quoted line it was checked against and the score it received, and sentences are underlined green, orange or red according to the outcome. The same information is also available to a conversational assistant through a small read-only interface, so the state of a run can be asked about in words rather than read off a screen.</w:t>
+      </w:r>
+    </w:p>
+    <w:p>
+      <w:bookmarkStart w:id="1021" w:name="_toc_3_2_system_requirements"/>
       <w:pPr>
         <w:spacing w:line="300" w:lineRule="auto"/>
         <w:jc w:val="both"/>
@@ -6576,7 +7097,7 @@
         </w:rPr>
         <w:t>System requirements</w:t>
       </w:r>
-      <w:bookmarkEnd w:id="1019"/>
+      <w:bookmarkEnd w:id="1021"/>
     </w:p>
     <w:p>
       <w:pPr>
@@ -6596,11 +7117,11 @@
           <w:i w:val="0"/>
           <w:sz w:val="24"/>
         </w:rPr>
-        <w:t>The project is built to run in two places: a free Colab T4 session for the heavy stages, and an Apple Silicon laptop with Metal acceleration for development and the pilot runs reported in Chapter 4. Table 2 lists what was actually used; the versions are those recorded at run time, not the minimum the code would tolerate.</w:t>
-      </w:r>
-    </w:p>
-    <w:p>
-      <w:bookmarkStart w:id="1020" w:name="_table_2"/>
+        <w:t>The project is built to run in two places: a free Google Colab session with a T4 GPU for the heavier steps, and an Apple Silicon laptop for development and for the smaller runs reported in Chapter 4. Table 2 lists what was actually used. The version numbers are the ones recorded while the code ran, not the oldest versions it would tolerate.</w:t>
+      </w:r>
+    </w:p>
+    <w:p>
+      <w:bookmarkStart w:id="1022" w:name="_table_2"/>
       <w:pPr>
         <w:spacing w:line="300" w:lineRule="auto" w:after="60"/>
         <w:ind w:left="0" w:firstLine="0"/>
@@ -6617,9 +7138,9 @@
           <w:i/>
           <w:sz w:val="20"/>
         </w:rPr>
-        <w:t>Table 2: System requirements and the exact versions used for the runs reported in Chapter 4.</w:t>
-      </w:r>
-      <w:bookmarkEnd w:id="1020"/>
+        <w:t>Table 2: What the system was run on, and the exact versions used for the results in Chapter 4.</w:t>
+      </w:r>
+      <w:bookmarkEnd w:id="1022"/>
     </w:p>
     <w:tbl>
       <w:tblPr>
@@ -7506,7 +8027,7 @@
                 <w:b w:val="0"/>
                 <w:sz w:val="18"/>
               </w:rPr>
-              <w:t>not available</w:t>
+              <w:t>groq</w:t>
             </w:r>
           </w:p>
         </w:tc>
@@ -7562,7 +8083,7 @@
                 <w:b w:val="0"/>
                 <w:sz w:val="18"/>
               </w:rPr>
-              <w:t>not available</w:t>
+              <w:t>groq/qwen/qwen3.8-27b</w:t>
             </w:r>
           </w:p>
         </w:tc>
@@ -7673,7 +8194,7 @@
           <w:i w:val="0"/>
           <w:sz w:val="24"/>
         </w:rPr>
-        <w:t>API access is through a free tier, which shapes the design more than the hardware does. The rate limiter is a token bucket on both requests and tokens per minute, configured per provider; every long-running step is append-only and keyed, so exhausting a daily quota means resuming tomorrow rather than starting again; and relation labelling batches several contexts into one request, which is roughly an eightfold saving on the request budget. No API key appears anywhere in the repository: keys are read from Colab secrets when running there and from a gitignored .env file otherwise.</w:t>
+        <w:t>The free API account shapes the design more than the hardware does. It imposes four separate limits — on requests per day, on tokens per minute, on generated tokens per minute, and on tokens per day — and each one was hit while building this project. The code now keeps track of all four before sending a request, asks for only as many output tokens as a reply actually needs, and treats a daily limit as a reason to stop and report rather than to keep retrying. Every long step is written to disk as it goes, so running out of quota means continuing tomorrow rather than starting again. No key is stored in the repository: keys are read from the environment, or from Colab's secret store when running there.</w:t>
       </w:r>
     </w:p>
     <w:p>
@@ -7688,7 +8209,7 @@
       </w:pPr>
     </w:p>
     <w:p>
-      <w:bookmarkStart w:id="1021" w:name="_toc_4_analysis_and_discussion"/>
+      <w:bookmarkStart w:id="1023" w:name="_toc_4_analysis_and_discussion"/>
       <w:pPr>
         <w:pageBreakBefore/>
         <w:spacing w:line="300" w:lineRule="auto"/>
@@ -7717,7 +8238,7 @@
         <w:lastRenderedPageBreak/>
         <w:t>CHAPTER 4</w:t>
       </w:r>
-      <w:bookmarkEnd w:id="1021"/>
+      <w:bookmarkEnd w:id="1023"/>
     </w:p>
     <w:p>
       <w:pPr>
@@ -7757,7 +8278,7 @@
           <w:i w:val="0"/>
           <w:sz w:val="24"/>
         </w:rPr>
-        <w:t>Every number in this chapter is read from a file in results/ that the code wrote, and every figure is generated from those files by scripts/make_figures.py. Where a stage was not run, that is stated rather than estimated. The scale of each run is given with its results, because pilot-scale confidence intervals are wide and a point estimate on its own would overclaim.</w:t>
+        <w:t>Every number in this chapter comes from a file in results/ that the code wrote, and every figure is drawn from those files by one script. Where a step was not run, the chapter says so instead of estimating. The size of each run is given with its results, because these are small runs and a single number without its uncertainty would claim more than the evidence supports.</w:t>
       </w:r>
     </w:p>
     <w:p>
@@ -7798,7 +8319,7 @@
           <w:i w:val="0"/>
           <w:sz w:val="24"/>
         </w:rPr>
-        <w:t>The pilot listed 200 arXiv submissions in cs.CL and cs.IR (150 from the training window 202301–202412 and 50 from the test window 202606–202609). Of those, 189 had usable LaTeX source (94%); the remainder are PDF-only submissions, which arXiv permits and which no parser can recover. 189 parsed successfully and 155 had an identifiable related-work section (78% of papers listed). After requiring at least three cited works and at least 60% abstract coverage, 80 papers remain as benchmark examples and 15,704 citation contexts were written. Figure 4 shows the attrition at each step.</w:t>
+        <w:t>The pilot listed 200 arXiv submissions in cs.CL and cs.IR (150 from the training window 202301–202412 and 50 from the test window 202606–202609). Of those, 189 had usable LaTeX source (94%); the remainder are papers submitted only as a PDF, which arXiv allows and which no parser can read. 189 parsed successfully and 155 had an identifiable related-work section (78% of papers listed). After requiring at least three cited works and at least 60% abstract coverage, 80 papers remain as benchmark examples and 15,704 citation contexts were written. {FIG:fig_stage1_yield.png} shows how many survive each step and {TAB:stage1-yield} gives the same figures as a table; {FIG:fig_dataset_stats.png} shows the attrition at each step.</w:t>
       </w:r>
     </w:p>
     <w:p>
@@ -7819,7 +8340,7 @@
           <w:i w:val="0"/>
           <w:sz w:val="24"/>
         </w:rPr>
-        <w:t>References are resolved by identifier first and by title only as a fallback, because an identifier resolves a reference exactly where a title match resolves it merely probably, and because the fallback is what costs money. Of the references cited from related-work sections, 1,124 carried an arXiv identifier and all 1,124 of them resolved through the arXiv API, every one with an abstract; for a corpus mined from arXiv this is also the more authoritative source, since it returns the abstract of the version actually cited. A further 738 carried a DOI, resolved fifty at a time through OpenAlex, of which 198 came back (160 with an abstract). That left 1,830 references with no identifier at all, which had to be resolved by title search; 505 matched above the similarity floor of 88 and 450 of those yielded an abstract. The title-search pass did not finish: OpenAlex's free tier is a small daily budget per key, and it ran out partway through. Every reference resolved so far is cached, so re-running after the reset continues rather than restarts, and the benchmark reported below is therefore a lower bound on what this corpus yields. The gap between a reference being identified and its abstract being retrievable is the main reason benchmark examples are dropped, since a paper can be identified without an abstract being available to redistribute.</w:t>
+        <w:t>References are resolved by identifier first and by title only as a fallback, because an identifier resolves a reference exactly where a title match resolves it merely probably, and because the fallback is what costs money. Of the references cited from related-work sections, 1,124 carried an arXiv identifier and all 1,124 of them resolved through the arXiv API, every one with an abstract; for a corpus mined from arXiv this is also the more authoritative source, since it returns the abstract of the version actually cited. A further 738 carried a DOI, resolved fifty at a time through OpenAlex, of which 198 came back (160 with an abstract). That left 1,830 references with no identifier at all, which had to be resolved by title search; 505 matched above the similarity floor of 88 and 450 of those yielded an abstract. The title-search pass did not finish: OpenAlex's free tier is a small daily budget per key, and it ran out partway through. Every reference resolved so far is cached, so re-running after the reset continues rather than restarts, and the benchmark reported below is therefore a lower bound on what this corpus yields. The gap between finding a reference and being able to read its abstract is the main reason test examples are dropped: a paper can be identified without its abstract being available to redistribute.</w:t>
       </w:r>
     </w:p>
     <w:p>
@@ -7838,7 +8359,7 @@
         <w:drawing>
           <wp:inline xmlns:a="http://schemas.openxmlformats.org/drawingml/2006/main" xmlns:pic="http://schemas.openxmlformats.org/drawingml/2006/picture">
             <wp:extent cx="5303520" cy="2822341"/>
-            <wp:docPr id="1432113164" name="Picture 1432113164"/>
+            <wp:docPr id="1432113166" name="Picture 1432113166"/>
             <wp:cNvGraphicFramePr>
               <a:graphicFrameLocks noChangeAspect="1"/>
             </wp:cNvGraphicFramePr>
@@ -7850,7 +8371,7 @@
                     <pic:cNvPicPr/>
                   </pic:nvPicPr>
                   <pic:blipFill>
-                    <a:blip r:embed="rId26"/>
+                    <a:blip r:embed="rId28"/>
                     <a:stretch>
                       <a:fillRect/>
                     </a:stretch>
@@ -7870,7 +8391,7 @@
       </w:r>
     </w:p>
     <w:p>
-      <w:bookmarkStart w:id="1022" w:name="_figure_4"/>
+      <w:bookmarkStart w:id="1024" w:name="_figure_6"/>
       <w:pPr>
         <w:spacing w:after="200" w:line="300" w:lineRule="auto" w:before="160"/>
         <w:ind w:left="0" w:firstLine="0"/>
@@ -7887,9 +8408,9 @@
           <w:i/>
           <w:sz w:val="20"/>
         </w:rPr>
-        <w:t>Figure 4: Mining yield: papers surviving each step, as counts and as a percentage of the submissions listed.</w:t>
-      </w:r>
-      <w:bookmarkEnd w:id="1022"/>
+        <w:t>Figure 6: Mining yield: papers surviving each step, as counts and as a percentage of the submissions listed.</w:t>
+      </w:r>
+      <w:bookmarkEnd w:id="1024"/>
     </w:p>
     <w:p>
       <w:pPr>
@@ -7907,7 +8428,7 @@
         <w:drawing>
           <wp:inline xmlns:a="http://schemas.openxmlformats.org/drawingml/2006/main" xmlns:pic="http://schemas.openxmlformats.org/drawingml/2006/picture">
             <wp:extent cx="5303520" cy="1688142"/>
-            <wp:docPr id="1432113165" name="Picture 1432113165"/>
+            <wp:docPr id="1432113167" name="Picture 1432113167"/>
             <wp:cNvGraphicFramePr>
               <a:graphicFrameLocks noChangeAspect="1"/>
             </wp:cNvGraphicFramePr>
@@ -7919,7 +8440,7 @@
                     <pic:cNvPicPr/>
                   </pic:nvPicPr>
                   <pic:blipFill>
-                    <a:blip r:embed="rId27"/>
+                    <a:blip r:embed="rId29"/>
                     <a:stretch>
                       <a:fillRect/>
                     </a:stretch>
@@ -7939,7 +8460,7 @@
       </w:r>
     </w:p>
     <w:p>
-      <w:bookmarkStart w:id="1023" w:name="_figure_5"/>
+      <w:bookmarkStart w:id="1025" w:name="_figure_7"/>
       <w:pPr>
         <w:spacing w:after="200" w:line="300" w:lineRule="auto" w:before="160"/>
         <w:ind w:left="0" w:firstLine="0"/>
@@ -7956,12 +8477,12 @@
           <w:i/>
           <w:sz w:val="20"/>
         </w:rPr>
-        <w:t>Figure 5: Distribution of related-work length, number of cited papers and abstract coverage across the mined benchmark examples.</w:t>
-      </w:r>
-      <w:bookmarkEnd w:id="1023"/>
-    </w:p>
-    <w:p>
-      <w:bookmarkStart w:id="1024" w:name="_table_3"/>
+        <w:t>Figure 7: Distribution of related-work length, number of cited papers and abstract coverage across the mined benchmark examples.</w:t>
+      </w:r>
+      <w:bookmarkEnd w:id="1025"/>
+    </w:p>
+    <w:p>
+      <w:bookmarkStart w:id="1026" w:name="_table_3"/>
       <w:pPr>
         <w:spacing w:after="60" w:line="300" w:lineRule="auto" w:before="160"/>
         <w:ind w:left="0" w:firstLine="0"/>
@@ -7980,7 +8501,7 @@
         </w:rPr>
         <w:t>Table 3: Stage 1 mining yield at pilot scale.</w:t>
       </w:r>
-      <w:bookmarkEnd w:id="1024"/>
+      <w:bookmarkEnd w:id="1026"/>
     </w:p>
     <w:tbl>
       <w:tblPr>
@@ -8355,7 +8876,7 @@
       </w:pPr>
     </w:p>
     <w:p>
-      <w:bookmarkStart w:id="1025" w:name="_table_4"/>
+      <w:bookmarkStart w:id="1027" w:name="_table_4"/>
       <w:pPr>
         <w:spacing w:after="60" w:line="300" w:lineRule="auto" w:before="160"/>
         <w:ind w:left="0" w:firstLine="0"/>
@@ -8374,7 +8895,7 @@
         </w:rPr>
         <w:t>Table 4: Dataset statistics for the mined arXiv benchmark and the external Multi-XScience benchmark.</w:t>
       </w:r>
-      <w:bookmarkEnd w:id="1025"/>
+      <w:bookmarkEnd w:id="1027"/>
     </w:p>
     <w:tbl>
       <w:tblPr>
@@ -8903,7 +9424,7 @@
           <w:i w:val="0"/>
           <w:sz w:val="24"/>
         </w:rPr>
-        <w:t>The residual leakage risk is that the cited papers, being older than the citing paper by construction, are plausibly inside every evaluated model's training data. That cannot be avoided for this task and it does not give a model access to the target text, which is what is scored; it is recorded here rather than dismissed.</w:t>
+        <w:t>One risk remains and is worth stating. The cited papers are necessarily older than the paper citing them, so they were probably in the training data of every model tested. That cannot be avoided for this task. It does not give a model the text being scored, which is the section itself, but it does mean the subject matter may be familiar.</w:t>
       </w:r>
     </w:p>
     <w:p>
@@ -9149,7 +9670,7 @@
           <w:b/>
           <w:sz w:val="24"/>
         </w:rPr>
-        <w:t>4.7  Qualitative examples and error analysis</w:t>
+        <w:t>4.7  A worked example, end to end</w:t>
       </w:r>
     </w:p>
     <w:p>
@@ -9170,7 +9691,202 @@
           <w:i w:val="0"/>
           <w:sz w:val="24"/>
         </w:rPr>
-        <w:t>No cached generations are available, so no qualitative comparison or error analysis is reported here. Run scripts/run_eval.py and rebuild this report.</w:t>
+        <w:t>To show the whole pipeline on one case, the system was given a single test paper — 2606.31859, “Review Residuals: Update-Conditioned Residual Gating for Transformers” — with its related-work section hidden and only the abstracts of the 4 papers it cites as input. The author's own section is 120 words long.</w:t>
+      </w:r>
+    </w:p>
+    <w:p>
+      <w:pPr>
+        <w:spacing w:after="120" w:line="300" w:lineRule="auto" w:before="200"/>
+        <w:ind w:left="360" w:firstLine="432"/>
+        <w:jc w:val="both"/>
+        <w:rPr>
+          <w:b/>
+          <w:bCs/>
+          <w:sz w:val="28"/>
+          <w:szCs w:val="24"/>
+        </w:rPr>
+      </w:pPr>
+      <w:r>
+        <w:rPr>
+          <w:b w:val="0"/>
+          <w:i w:val="0"/>
+          <w:sz w:val="24"/>
+        </w:rPr>
+        <w:t>The crew extracted 12 claims from 4 papers and wrote 6 sentences, taking 787 seconds. The checker then found 0 of those 6 sentences supported by the evidence behind them.</w:t>
+      </w:r>
+    </w:p>
+    <w:p>
+      <w:pPr>
+        <w:spacing w:after="120" w:line="300" w:lineRule="auto" w:before="200"/>
+        <w:ind w:left="360" w:firstLine="432"/>
+        <w:jc w:val="both"/>
+        <w:rPr>
+          <w:b/>
+          <w:bCs/>
+          <w:sz w:val="28"/>
+          <w:szCs w:val="24"/>
+        </w:rPr>
+      </w:pPr>
+      <w:r>
+        <w:rPr>
+          <w:b w:val="0"/>
+          <w:i w:val="0"/>
+          <w:sz w:val="24"/>
+        </w:rPr>
+        <w:t>That result — none of the sentences supported — is worth looking at closely, because it is the kind of failure this project was built to make visible rather than the kind it was built to avoid. The sentences read well and cite real papers from the correct set. What they do not do is say something the cited papers actually establish. Most describe what the citing paper itself contributes, which is reasonable prose for a related-work section and is exactly what cannot be checked against the cited literature.</w:t>
+      </w:r>
+    </w:p>
+    <w:p>
+      <w:pPr>
+        <w:spacing w:after="120" w:line="300" w:lineRule="auto" w:before="200"/>
+        <w:ind w:left="360" w:firstLine="432"/>
+        <w:jc w:val="both"/>
+        <w:rPr>
+          <w:b/>
+          <w:bCs/>
+          <w:sz w:val="28"/>
+          <w:szCs w:val="24"/>
+        </w:rPr>
+      </w:pPr>
+      <w:r>
+        <w:rPr>
+          <w:b w:val="0"/>
+          <w:i w:val="0"/>
+          <w:sz w:val="24"/>
+        </w:rPr>
+        <w:t>One sentence shows the pattern. It reads: “The introduction of Review Residuals in this work builds upon the principle that gating residual connections can lead to improved performance, as demonstrated by [bachlechner2021].” The closest supporting line the checker could find in the paper that sentence cites is: “We show that the simplest architecture change of gating each residual connection using a single zero-initialized parameter satisfies initial dynamical isometry and outperforms more complex approaches.” The two are about the same subject, which is why the sentence looks convincing, but the second does not establish the first, and the score is 0.001 out of 1.</w:t>
+      </w:r>
+    </w:p>
+    <w:p>
+      <w:pPr>
+        <w:spacing w:after="120" w:line="300" w:lineRule="auto" w:before="200"/>
+        <w:ind w:left="360" w:firstLine="432"/>
+        <w:jc w:val="both"/>
+        <w:rPr>
+          <w:b/>
+          <w:bCs/>
+          <w:sz w:val="28"/>
+          <w:szCs w:val="24"/>
+        </w:rPr>
+      </w:pPr>
+      <w:r>
+        <w:rPr>
+          <w:b w:val="0"/>
+          <w:i w:val="0"/>
+          <w:sz w:val="24"/>
+        </w:rPr>
+        <w:t>A reader skimming the citations would not catch this. An overlap score against the author's section would not catch it either, because the wording is close to what a related-work section normally looks like. The sentence-level check catches it, which is the argument for running the check at all.</w:t>
+      </w:r>
+    </w:p>
+    <w:p>
+      <w:pPr>
+        <w:spacing w:after="120" w:line="300" w:lineRule="auto" w:before="200"/>
+        <w:ind w:left="360" w:firstLine="432"/>
+        <w:jc w:val="both"/>
+        <w:rPr>
+          <w:b/>
+          <w:bCs/>
+          <w:sz w:val="28"/>
+          <w:szCs w:val="24"/>
+        </w:rPr>
+      </w:pPr>
+      <w:r>
+        <w:rPr>
+          <w:b w:val="0"/>
+          <w:i w:val="0"/>
+          <w:sz w:val="24"/>
+        </w:rPr>
+        <w:t>Figure 8 shows the same run in the console, where selecting a sentence brings up the line it was checked against.</w:t>
+      </w:r>
+    </w:p>
+    <w:p>
+      <w:pPr>
+        <w:spacing w:after="40" w:line="300" w:lineRule="auto" w:before="160"/>
+        <w:ind w:left="0" w:firstLine="0"/>
+        <w:jc w:val="center"/>
+        <w:rPr>
+          <w:b/>
+          <w:bCs/>
+          <w:sz w:val="28"/>
+          <w:szCs w:val="24"/>
+        </w:rPr>
+      </w:pPr>
+      <w:r>
+        <w:drawing>
+          <wp:inline xmlns:a="http://schemas.openxmlformats.org/drawingml/2006/main" xmlns:pic="http://schemas.openxmlformats.org/drawingml/2006/picture">
+            <wp:extent cx="5486400" cy="3291840"/>
+            <wp:docPr id="1432113168" name="Picture 1432113168"/>
+            <wp:cNvGraphicFramePr>
+              <a:graphicFrameLocks noChangeAspect="1"/>
+            </wp:cNvGraphicFramePr>
+            <a:graphic>
+              <a:graphicData uri="http://schemas.openxmlformats.org/drawingml/2006/picture">
+                <pic:pic>
+                  <pic:nvPicPr>
+                    <pic:cNvPr id="0" name="fig_console_review.png"/>
+                    <pic:cNvPicPr/>
+                  </pic:nvPicPr>
+                  <pic:blipFill>
+                    <a:blip r:embed="rId30"/>
+                    <a:stretch>
+                      <a:fillRect/>
+                    </a:stretch>
+                  </pic:blipFill>
+                  <pic:spPr>
+                    <a:xfrm>
+                      <a:off x="0" y="0"/>
+                      <a:ext cx="5486400" cy="3291840"/>
+                    </a:xfrm>
+                    <a:prstGeom prst="rect"/>
+                  </pic:spPr>
+                </pic:pic>
+              </a:graphicData>
+            </a:graphic>
+          </wp:inline>
+        </w:drawing>
+      </w:r>
+    </w:p>
+    <w:p>
+      <w:bookmarkStart w:id="1028" w:name="_figure_8"/>
+      <w:pPr>
+        <w:spacing w:after="200" w:line="300" w:lineRule="auto" w:before="160"/>
+        <w:ind w:left="0" w:firstLine="0"/>
+        <w:jc w:val="center"/>
+        <w:rPr>
+          <w:b/>
+          <w:bCs/>
+          <w:sz w:val="28"/>
+          <w:szCs w:val="24"/>
+        </w:rPr>
+      </w:pPr>
+      <w:r>
+        <w:rPr>
+          <w:i/>
+          <w:sz w:val="20"/>
+        </w:rPr>
+        <w:t>Figure 8: The worked example in the console. Sentences are underlined by outcome, and selecting one shows the paper it cites, the closest supporting line, and the score. Here every sentence is unsupported.</w:t>
+      </w:r>
+      <w:bookmarkEnd w:id="1028"/>
+    </w:p>
+    <w:p>
+      <w:pPr>
+        <w:spacing w:after="120" w:line="300" w:lineRule="auto" w:before="160"/>
+        <w:ind w:left="360" w:firstLine="432"/>
+        <w:jc w:val="both"/>
+        <w:rPr>
+          <w:b/>
+          <w:bCs/>
+          <w:sz w:val="28"/>
+          <w:szCs w:val="24"/>
+        </w:rPr>
+      </w:pPr>
+      <w:r>
+        <w:rPr>
+          <w:b w:val="0"/>
+          <w:i w:val="0"/>
+          <w:sz w:val="24"/>
+        </w:rPr>
+        <w:t>Two things about this run should be kept in mind when reading the number. It used qwen2.5:7b, a small model running on this laptop, because the hosted account's daily allowance had already been spent on labelling; a larger model would be expected to do better. And it is one paper, so it demonstrates the mechanism rather than measuring it. Section 4.5 is where measurement across many papers belongs.</w:t>
       </w:r>
     </w:p>
     <w:p>
@@ -9190,6 +9906,47 @@
           <w:b/>
           <w:sz w:val="24"/>
         </w:rPr>
+        <w:t>4.7.1  Error analysis</w:t>
+      </w:r>
+    </w:p>
+    <w:p>
+      <w:pPr>
+        <w:spacing w:after="120" w:line="300" w:lineRule="auto" w:before="200"/>
+        <w:ind w:left="360" w:firstLine="432"/>
+        <w:jc w:val="both"/>
+        <w:rPr>
+          <w:b/>
+          <w:bCs/>
+          <w:sz w:val="28"/>
+          <w:szCs w:val="24"/>
+        </w:rPr>
+      </w:pPr>
+      <w:r>
+        <w:rPr>
+          <w:b w:val="0"/>
+          <w:i w:val="0"/>
+          <w:sz w:val="24"/>
+        </w:rPr>
+        <w:t>No cached generations are available, so no qualitative comparison or error analysis is reported here. Run scripts/run_eval.py and rebuild this report.</w:t>
+      </w:r>
+    </w:p>
+    <w:p>
+      <w:pPr>
+        <w:spacing w:after="80" w:line="300" w:lineRule="auto" w:before="200"/>
+        <w:ind w:left="360" w:firstLine="0"/>
+        <w:jc w:val="left"/>
+        <w:rPr>
+          <w:b/>
+          <w:bCs/>
+          <w:sz w:val="28"/>
+          <w:szCs w:val="24"/>
+        </w:rPr>
+      </w:pPr>
+      <w:r>
+        <w:rPr>
+          <w:b/>
+          <w:sz w:val="24"/>
+        </w:rPr>
         <w:t>4.8  Limitations and threats to validity</w:t>
       </w:r>
     </w:p>
@@ -9211,7 +9968,7 @@
           <w:i w:val="0"/>
           <w:sz w:val="24"/>
         </w:rPr>
-        <w:t>• Pilot sample sizes. The runs reported here are pilots, sized so that the whole pipeline could be executed end to end on one laptop. The bootstrap intervals in Table 5 are correspondingly wide, and no claim of a significant difference between systems is made where those intervals overlap.</w:t>
+        <w:t>• Small runs. Everything here was run at a size that fits on one laptop and inside a free API account. The confidence ranges are correspondingly wide, and no claim is made that one system beats another where those ranges overlap.</w:t>
       </w:r>
     </w:p>
     <w:p>
@@ -9232,7 +9989,7 @@
           <w:i w:val="0"/>
           <w:sz w:val="24"/>
         </w:rPr>
-        <w:t>• LLM-labelled training data. The relation classifier is trained on labels produced by a language model, not by humans. Section 4.2 quantifies how far those labels can be trusted against a adjudicated gold set, and the classifier cannot be better than its teacher on classes where the teacher is weak. The gold set itself is stratified rather than random, which makes the agreement figure pessimistic but also means it does not estimate accuracy on arbitrary text.</w:t>
+        <w:t>• The classifier learns from machine labels. The citation classifier is trained on labels a language model produced, not a person. Section 4.2 measures how far those labels can be trusted, and the classifier cannot be better than its teacher on the labels the teacher gets wrong.</w:t>
       </w:r>
     </w:p>
     <w:p>
@@ -9253,7 +10010,7 @@
           <w:i w:val="0"/>
           <w:sz w:val="24"/>
         </w:rPr>
-        <w:t>• Who produced the gold labels. The gold set, the Verifier's dev set and the contradiction and gap spot checks were labelled by the AI assistant that built the pipeline, blind to the labeller's own output and following the written guide, then reviewed by the author. That is an independent second opinion rather than expert human annotation: a systematic misreading of the labelling guide would affect both the labeller and the gold set in the same direction, and with a single annotator no inter-annotator agreement can be computed. Every agreement figure in Section 4.2 should be read with this in mind, and replacing these labels with independently sourced human ones is the first item in Section 5.2.</w:t>
+        <w:t>• Who produced the gold labels. The hand-checked sets were labelled by the AI assistant that built the pipeline, following the written guide and blind to the labeller's output, then reviewed by the author. That is an independent second opinion rather than expert human annotation. If the guide itself is misleading, it would mislead the labeller and the gold set in the same direction, and with one annotator there is no way to measure that. Replacing these with independently sourced human labels is the first item in Section 5.2.</w:t>
       </w:r>
     </w:p>
     <w:p>
@@ -9274,7 +10031,7 @@
           <w:i w:val="0"/>
           <w:sz w:val="24"/>
         </w:rPr>
-        <w:t>• NLI model errors. The Verifier inherits the failure modes of its entailment model: it is weak on numerical and quantitative entailment, which is exactly what many scientific claims turn on, and it treats hedged statements inconsistently. A claim marked unsupported is therefore evidence of a problem, not proof of one.</w:t>
+        <w:t>• The checking model has its own weaknesses. It is unreliable on statements involving numbers and quantities, which is exactly what many scientific claims turn on, and it treats cautious wording inconsistently. A claim marked unsupported is a sign that something needs looking at, not proof that it is wrong.</w:t>
       </w:r>
     </w:p>
     <w:p>
@@ -9295,7 +10052,7 @@
           <w:i w:val="0"/>
           <w:sz w:val="24"/>
         </w:rPr>
-        <w:t>• Quote matching is not provenance. A fuzzy match confirms that a passage resembles something in the input text. It does not confirm that the passage means in context what the claim says it means, and a short generic passage can match in several places.</w:t>
+        <w:t>• Matching a quote is not the same as proving provenance. The check confirms that a line resembling the quote appears in the text given to the extractor. It does not confirm that the line means in context what the claim says it means, and a short generic line can match in several places.</w:t>
       </w:r>
     </w:p>
     <w:p>
@@ -9316,7 +10073,7 @@
           <w:i w:val="0"/>
           <w:sz w:val="24"/>
         </w:rPr>
-        <w:t>• Leakage controls are partial. The target related-work text is time-split beyond every evaluated model's cutoff, but the cited papers are necessarily older and plausibly memorised. Topic familiarity may therefore help a model even though the target text cannot.</w:t>
+        <w:t>• The date separation is partial. The section being scored was published after every tested model's cut-off, but the papers it cites are necessarily older and were probably in those models' training data. Familiarity with the subject may therefore help a model even though it has not seen the answer.</w:t>
       </w:r>
     </w:p>
     <w:p>
@@ -9337,7 +10094,7 @@
           <w:i w:val="0"/>
           <w:sz w:val="24"/>
         </w:rPr>
-        <w:t>• Benchmark construction bias. Only papers with usable LaTeX, an identifiable related-work section and at least 60% abstract coverage survive. That selects for conventionally structured papers from authors who submit source, and the resulting benchmark is not a random sample of the literature.</w:t>
+        <w:t>• The test set is not a random sample of research. Only papers with readable source, an identifiable related-work section and most of their references findable survive. That favours conventionally structured papers from authors who publish their source files.</w:t>
       </w:r>
     </w:p>
     <w:p>
@@ -9358,7 +10115,7 @@
           <w:i w:val="0"/>
           <w:sz w:val="24"/>
         </w:rPr>
-        <w:t>• ROUGE against one reference. There are many defensible related-work sections for a given set of cited papers, and only one is in the benchmark. This is why the grounding metrics are reported beside the overlap metrics rather than beneath them.</w:t>
+        <w:t>• There is only one correct answer in the test set. Many different related-work sections would be reasonable for the same set of cited papers, and only the one the original author wrote is available. This is why the grounding measures are reported next to the overlap scores rather than underneath them.</w:t>
       </w:r>
     </w:p>
     <w:p>
@@ -9379,7 +10136,7 @@
           <w:i w:val="0"/>
           <w:sz w:val="24"/>
         </w:rPr>
-        <w:t>• Normalisation is incomplete. Dataset, metric and method names are merged by an alias table plus fuzzy matching; unmatched names keep their surface form, so a consensus group can be split in two and a contradiction consequently missed.</w:t>
+        <w:t>• Name tidying is incomplete. Dataset, metric and method names are merged using a known-alternatives list plus approximate matching; anything unmatched keeps its original form, so one group of results can end up split in two and a disagreement between papers missed as a result.</w:t>
       </w:r>
     </w:p>
     <w:p>
@@ -9400,7 +10157,7 @@
           <w:i w:val="0"/>
           <w:sz w:val="24"/>
         </w:rPr>
-        <w:t>• One provider, one run. Every system used the same provider and settings, which makes the comparison fair but says nothing about how the conclusions transfer to a different model family, and each configuration was run once, so run-to-run variance is not measured.</w:t>
+        <w:t>• One provider, one run. Every system used the same model and settings, which makes the comparison fair but says nothing about whether the conclusions hold for a different model. Each configuration was run once, so run-to-run variation is not measured.</w:t>
       </w:r>
     </w:p>
     <w:p>
@@ -9441,7 +10198,7 @@
       </w:pPr>
     </w:p>
     <w:p>
-      <w:bookmarkStart w:id="1026" w:name="_toc_5_conclusion_and_future_scope"/>
+      <w:bookmarkStart w:id="1029" w:name="_toc_5_conclusion_and_future_scope"/>
       <w:pPr>
         <w:pageBreakBefore/>
         <w:spacing w:line="300" w:lineRule="auto"/>
@@ -9470,7 +10227,7 @@
         <w:lastRenderedPageBreak/>
         <w:t>CHAPTER 5</w:t>
       </w:r>
-      <w:bookmarkEnd w:id="1026"/>
+      <w:bookmarkEnd w:id="1029"/>
     </w:p>
     <w:p>
       <w:pPr>
@@ -9530,7 +10287,7 @@
       </w:pPr>
     </w:p>
     <w:p>
-      <w:bookmarkStart w:id="1027" w:name="_toc_5_1_conclusion"/>
+      <w:bookmarkStart w:id="1030" w:name="_toc_5_1_conclusion"/>
       <w:pPr>
         <w:spacing w:line="300" w:lineRule="auto"/>
         <w:jc w:val="both"/>
@@ -9556,7 +10313,7 @@
         </w:rPr>
         <w:t>Conclusion</w:t>
       </w:r>
-      <w:bookmarkEnd w:id="1027"/>
+      <w:bookmarkEnd w:id="1030"/>
     </w:p>
     <w:p>
       <w:pPr>
@@ -9575,7 +10332,7 @@
           <w:i w:val="0"/>
           <w:sz w:val="24"/>
         </w:rPr>
-        <w:t>This project built a literature-review assistant in which grounding is enforced rather than requested. Claims must quote their evidence, a separate discriminative model with fitted thresholds decides whether the quote supports the claim, review sentences carry the identifiers of the claims behind them, and anything that fails the check is revised once and then flagged rather than hidden. Two components were fine-tuned on data reverse-engineered from real papers' related-work sections, and the whole pipeline was evaluated against human-written sections on a time-split benchmark.</w:t>
+        <w:t>This project built a tool that writes a literature review and is forced to show its working. Claims must quote the line they came from. A separate model, with thresholds chosen by testing rather than guessing, decides whether the quote actually supports the claim. Every sentence of the written review carries the claims behind it, and anything that fails the check is rewritten once and then marked rather than hidden. Two parts of it were trained on data taken from real papers' related-work sections, and the whole thing was tested against human-written sections on papers published after the models' training cut-off.</w:t>
       </w:r>
     </w:p>
     <w:p>
@@ -9615,7 +10372,7 @@
           <w:i w:val="0"/>
           <w:sz w:val="24"/>
         </w:rPr>
-        <w:t>The secondary findings are worth stating separately. A model asked to quote verbatim usually does, and still writes claims its own quotation does not entail, which is why the two Verifier checks are independent rather than one. Using the Verifier as the filter on distillation data is a cheap way to keep a student model from inheriting its teacher's unsupported extractions. And the cost of the agent pipeline is large and measurable; reporting it beside the quality numbers is what makes the trade visible at all.</w:t>
+        <w:t>Three smaller findings are worth stating separately. A model asked to quote exactly usually does, and still writes claims its own quote does not prove, which is why the two checks are separate rather than one. Using the checker to decide what a smaller model may learn from is a cheap way to stop it inheriting the larger model's unsupported habits. And the cost of running a team of agents is large and easy to measure, so reporting it next to the quality is what makes the trade-off visible at all.</w:t>
       </w:r>
     </w:p>
     <w:p>
@@ -9635,11 +10392,11 @@
           <w:i w:val="0"/>
           <w:sz w:val="24"/>
         </w:rPr>
-        <w:t>Finally, the honesty constraints shaped the result as much as the design did. Every number here is read from a file the code wrote, every figure is generated from those files, six candidate references were dropped because no source would confirm them, and the stages that could not be run on the available hardware are named rather than estimated.</w:t>
-      </w:r>
-    </w:p>
-    <w:p>
-      <w:bookmarkStart w:id="1028" w:name="_toc_5_2_suggestions_for_future_directions"/>
+        <w:t>Finally, the rules this project set itself shaped the result as much as the design did. Every number here is read from a file the code wrote. Every figure is drawn from those files. Six candidate references were dropped because no source would confirm they existed. The steps that could not be run on the available hardware are named rather than guessed at.</w:t>
+      </w:r>
+    </w:p>
+    <w:p>
+      <w:bookmarkStart w:id="1031" w:name="_toc_5_2_suggestions_for_future_directions"/>
       <w:pPr>
         <w:spacing w:line="300" w:lineRule="auto"/>
         <w:jc w:val="both"/>
@@ -9657,7 +10414,7 @@
         </w:rPr>
         <w:t>5.2 Suggestions for future directions</w:t>
       </w:r>
-      <w:bookmarkEnd w:id="1028"/>
+      <w:bookmarkEnd w:id="1031"/>
     </w:p>
     <w:p>
       <w:pPr>
@@ -9873,7 +10630,7 @@
       </w:pPr>
     </w:p>
     <w:p>
-      <w:bookmarkStart w:id="1029" w:name="_toc_references"/>
+      <w:bookmarkStart w:id="1032" w:name="_toc_references"/>
       <w:pPr>
         <w:pageBreakBefore/>
         <w:spacing w:line="300" w:lineRule="auto"/>
@@ -9903,7 +10660,7 @@
         </w:rPr>
         <w:t xml:space="preserve"> </w:t>
       </w:r>
-      <w:bookmarkEnd w:id="1029"/>
+      <w:bookmarkEnd w:id="1032"/>
     </w:p>
     <w:p>
       <w:pPr>
@@ -10711,7 +11468,7 @@
           <w:i w:val="0"/>
           <w:sz w:val="22"/>
         </w:rPr>
-        <w:t>[39] Tim Dettmers et al., “QLoRA: Efficient Finetuning of Quantized LLMs”, neural information processing systems, 2023, doi:10.52202/075280-0441</w:t>
+        <w:t>[39] Qwen et al., “Qwen2.5 Technical Report”, arXiv, 2024, doi:10.48550/arxiv.2412.15115</w:t>
       </w:r>
     </w:p>
     <w:p>
@@ -10731,7 +11488,7 @@
           <w:i w:val="0"/>
           <w:sz w:val="22"/>
         </w:rPr>
-        <w:t>[40] Qwen et al., “Qwen2.5 Technical Report”, arXiv, 2024, doi:10.48550/arxiv.2412.15115</w:t>
+        <w:t>[40] Tim Dettmers et al., “QLoRA: Efficient Finetuning of Quantized LLMs”, neural information processing systems, 2023, doi:10.52202/075280-0441</w:t>
       </w:r>
     </w:p>
     <w:p>

--- a/report/LitReview_Report.docx
+++ b/report/LitReview_Report.docx
@@ -307,26 +307,6 @@
         </w:rPr>
         <w:t>&lt;reg no.&gt;</w:t>
       </w:r>
-    </w:p>
-    <w:p>
-      <w:pPr>
-        <w:spacing w:line="300" w:lineRule="auto"/>
-        <w:jc w:val="center"/>
-        <w:rPr>
-          <w:sz w:val="18"/>
-          <w:szCs w:val="18"/>
-        </w:rPr>
-      </w:pPr>
-    </w:p>
-    <w:p>
-      <w:pPr>
-        <w:spacing w:line="300" w:lineRule="auto"/>
-        <w:jc w:val="center"/>
-        <w:rPr>
-          <w:sz w:val="18"/>
-          <w:szCs w:val="18"/>
-        </w:rPr>
-      </w:pPr>
     </w:p>
     <w:p>
       <w:pPr>
@@ -639,8 +619,8 @@
     </w:p>
     <w:p>
       <w:pPr>
-        <w:spacing w:line="300" w:lineRule="auto" w:after="160"/>
-        <w:ind w:left="360" w:firstLine="0"/>
+        <w:spacing w:line="276" w:lineRule="auto" w:after="160"/>
+        <w:ind w:left="0" w:firstLine="0"/>
         <w:jc w:val="both"/>
       </w:pPr>
       <w:r>
@@ -654,8 +634,8 @@
     </w:p>
     <w:p>
       <w:pPr>
-        <w:spacing w:line="300" w:lineRule="auto" w:after="160"/>
-        <w:ind w:left="360" w:firstLine="0"/>
+        <w:spacing w:line="276" w:lineRule="auto" w:after="160"/>
+        <w:ind w:left="0" w:firstLine="0"/>
         <w:jc w:val="both"/>
       </w:pPr>
       <w:r>
@@ -669,8 +649,8 @@
     </w:p>
     <w:p>
       <w:pPr>
-        <w:spacing w:line="300" w:lineRule="auto" w:after="160"/>
-        <w:ind w:left="360" w:firstLine="0"/>
+        <w:spacing w:line="276" w:lineRule="auto" w:after="160"/>
+        <w:ind w:left="0" w:firstLine="0"/>
         <w:jc w:val="both"/>
       </w:pPr>
       <w:r>
@@ -685,8 +665,8 @@
     <w:p>
       <w:pPr>
         <w:pageBreakBefore/>
-        <w:spacing w:line="300" w:lineRule="auto" w:after="160"/>
-        <w:ind w:left="360" w:firstLine="0"/>
+        <w:spacing w:line="276" w:lineRule="auto" w:after="160"/>
+        <w:ind w:left="0" w:firstLine="0"/>
         <w:jc w:val="center"/>
       </w:pPr>
       <w:r>
@@ -2162,27 +2142,6 @@
         </w:tc>
       </w:tr>
     </w:tbl>
-    <w:p>
-      <w:pPr>
-        <w:spacing w:line="300" w:lineRule="auto"/>
-        <w:jc w:val="center"/>
-        <w:rPr>
-          <w:b/>
-          <w:bCs/>
-          <w:sz w:val="32"/>
-          <w:szCs w:val="24"/>
-        </w:rPr>
-        <w:sectPr>
-          <w:footerReference w:type="default" r:id="rId13"/>
-          <w:pgSz w:w="11909" w:h="16834" w:code="9"/>
-          <w:pgMar w:top="1440" w:right="1440" w:bottom="1276" w:left="1440" w:header="720" w:footer="720" w:gutter="0"/>
-          <w:pgNumType w:fmt="lowerRoman" w:start="1"/>
-          <w:cols w:space="720"/>
-          <w:noEndnote/>
-          <w:docGrid w:linePitch="272"/>
-        </w:sectPr>
-      </w:pPr>
-    </w:p>
     <w:p>
       <w:bookmarkStart w:id="1002" w:name="_toc_list_of_tables"/>
       <w:pPr>
@@ -2530,15 +2489,7 @@
       </w:tr>
     </w:tbl>
     <w:p>
-      <w:pPr>
-        <w:spacing w:line="300" w:lineRule="auto"/>
-        <w:rPr>
-          <w:sz w:val="24"/>
-          <w:szCs w:val="24"/>
-        </w:rPr>
-      </w:pPr>
-    </w:p>
-    <w:p>
+      <w:bookmarkStart w:id="1003" w:name="_toc_list_of_figures"/>
       <w:pPr>
         <w:spacing w:line="300" w:lineRule="auto"/>
         <w:jc w:val="center"/>
@@ -2549,25 +2500,6 @@
       </w:pPr>
       <w:r>
         <w:rPr>
-          <w:sz w:val="24"/>
-          <w:szCs w:val="24"/>
-        </w:rPr>
-        <w:br w:type="page"/>
-      </w:r>
-    </w:p>
-    <w:p>
-      <w:bookmarkStart w:id="1003" w:name="_toc_list_of_figures"/>
-      <w:pPr>
-        <w:pageBreakBefore/>
-        <w:spacing w:line="300" w:lineRule="auto"/>
-        <w:jc w:val="center"/>
-        <w:rPr>
-          <w:sz w:val="24"/>
-          <w:szCs w:val="24"/>
-        </w:rPr>
-      </w:pPr>
-      <w:r>
-        <w:rPr>
           <w:b/>
           <w:bCs/>
           <w:sz w:val="32"/>
@@ -2587,8 +2519,8 @@
     </w:p>
     <w:p>
       <w:pPr>
-        <w:spacing w:line="300" w:lineRule="auto" w:after="120"/>
-        <w:ind w:left="360" w:firstLine="0"/>
+        <w:spacing w:line="276" w:lineRule="auto" w:after="40"/>
+        <w:ind w:left="0" w:firstLine="0"/>
         <w:jc w:val="both"/>
         <w:rPr>
           <w:sz w:val="24"/>
@@ -2601,18 +2533,8 @@
           <w:i/>
           <w:sz w:val="18"/>
         </w:rPr>
-        <w:t>Page numbers below are Word fields. They were filled in when this document was rendered; if you edit the document, select all (Ctrl+A, or Cmd+A on macOS) and press F9 to refresh them.</w:t>
-      </w:r>
-    </w:p>
-    <w:p>
-      <w:pPr>
-        <w:spacing w:line="300" w:lineRule="auto"/>
-        <w:jc w:val="center"/>
-        <w:rPr>
-          <w:sz w:val="24"/>
-          <w:szCs w:val="24"/>
-        </w:rPr>
-      </w:pPr>
+        <w:t>Page numbers are Word fields; press Ctrl+A then F9 to refresh them after editing.</w:t>
+      </w:r>
     </w:p>
     <w:tbl>
       <w:tblPr>
@@ -3129,7 +3051,7 @@
                 <w:b w:val="0"/>
                 <w:sz w:val="20"/>
               </w:rPr>
-              <w:t>The worked example in the console</w:t>
+              <w:t>Distribution of LLM-assigned citation relations over the labelled pool</w:t>
             </w:r>
           </w:p>
         </w:tc>
@@ -3154,36 +3076,65 @@
           </w:p>
         </w:tc>
       </w:tr>
+      <w:tr>
+        <w:tc>
+          <w:tcPr>
+            <w:tcW w:type="dxa" w:w="1152"/>
+          </w:tcPr>
+          <w:p>
+            <w:pPr>
+              <w:spacing w:after="20" w:line="240" w:lineRule="auto"/>
+            </w:pPr>
+            <w:r/>
+            <w:r>
+              <w:rPr>
+                <w:b w:val="0"/>
+                <w:sz w:val="20"/>
+              </w:rPr>
+              <w:t>Figure 9</w:t>
+            </w:r>
+          </w:p>
+        </w:tc>
+        <w:tc>
+          <w:tcPr>
+            <w:tcW w:type="dxa" w:w="6912"/>
+          </w:tcPr>
+          <w:p>
+            <w:pPr>
+              <w:spacing w:after="20" w:line="240" w:lineRule="auto"/>
+            </w:pPr>
+            <w:r/>
+            <w:r>
+              <w:rPr>
+                <w:b w:val="0"/>
+                <w:sz w:val="20"/>
+              </w:rPr>
+              <w:t>The worked example in the console</w:t>
+            </w:r>
+          </w:p>
+        </w:tc>
+        <w:tc>
+          <w:tcPr>
+            <w:tcW w:type="dxa" w:w="1007"/>
+          </w:tcPr>
+          <w:p>
+            <w:pPr>
+              <w:spacing w:after="20" w:line="240" w:lineRule="auto"/>
+              <w:jc w:val="right"/>
+            </w:pPr>
+            <w:r/>
+            <w:fldSimple w:instr=" PAGEREF _figure_9 \h ">
+              <w:r>
+                <w:rPr>
+                  <w:sz w:val="20"/>
+                </w:rPr>
+                <w:t>1</w:t>
+              </w:r>
+            </w:fldSimple>
+          </w:p>
+        </w:tc>
+      </w:tr>
     </w:tbl>
-    <w:p>
-      <w:pPr>
-        <w:spacing w:line="300" w:lineRule="auto"/>
-        <w:jc w:val="center"/>
-        <w:rPr>
-          <w:sz w:val="24"/>
-          <w:szCs w:val="24"/>
-        </w:rPr>
-      </w:pPr>
-    </w:p>
-    <w:p>
-      <w:pPr>
-        <w:spacing w:line="300" w:lineRule="auto"/>
-        <w:jc w:val="center"/>
-        <w:rPr>
-          <w:sz w:val="24"/>
-          <w:szCs w:val="24"/>
-        </w:rPr>
-        <w:sectPr>
-          <w:footerReference w:type="default" r:id="rId14"/>
-          <w:pgSz w:w="11909" w:h="16834" w:code="9"/>
-          <w:pgMar w:top="1440" w:right="1440" w:bottom="1276" w:left="1440" w:header="720" w:footer="720" w:gutter="0"/>
-          <w:pgNumType w:fmt="lowerRoman" w:start="3"/>
-          <w:cols w:space="720"/>
-          <w:noEndnote/>
-          <w:docGrid w:linePitch="272"/>
-        </w:sectPr>
-      </w:pPr>
-    </w:p>
     <w:p>
       <w:bookmarkStart w:id="1004" w:name="_toc_1_introduction"/>
       <w:pPr>
@@ -3278,8 +3229,8 @@
     </w:p>
     <w:p>
       <w:pPr>
-        <w:spacing w:line="300" w:lineRule="auto" w:after="120"/>
-        <w:ind w:left="360" w:firstLine="432"/>
+        <w:spacing w:line="276" w:lineRule="auto" w:after="60"/>
+        <w:ind w:left="0" w:firstLine="360"/>
         <w:jc w:val="both"/>
         <w:rPr>
           <w:b/>
@@ -3299,8 +3250,8 @@
     </w:p>
     <w:p>
       <w:pPr>
-        <w:spacing w:line="300" w:lineRule="auto" w:after="120"/>
-        <w:ind w:left="360" w:firstLine="432"/>
+        <w:spacing w:line="276" w:lineRule="auto" w:after="60"/>
+        <w:ind w:left="0" w:firstLine="360"/>
         <w:jc w:val="both"/>
         <w:rPr>
           <w:b/>
@@ -3320,8 +3271,8 @@
     </w:p>
     <w:p>
       <w:pPr>
-        <w:spacing w:line="300" w:lineRule="auto" w:after="120"/>
-        <w:ind w:left="360" w:firstLine="432"/>
+        <w:spacing w:line="276" w:lineRule="auto" w:after="60"/>
+        <w:ind w:left="0" w:firstLine="360"/>
         <w:jc w:val="both"/>
         <w:rPr>
           <w:b/>
@@ -3341,8 +3292,8 @@
     </w:p>
     <w:p>
       <w:pPr>
-        <w:spacing w:line="300" w:lineRule="auto" w:after="120"/>
-        <w:ind w:left="360" w:firstLine="432"/>
+        <w:spacing w:line="276" w:lineRule="auto" w:after="60"/>
+        <w:ind w:left="0" w:firstLine="360"/>
         <w:jc w:val="both"/>
         <w:rPr>
           <w:b/>
@@ -3386,8 +3337,8 @@
     </w:p>
     <w:p>
       <w:pPr>
-        <w:spacing w:line="300" w:lineRule="auto" w:after="120"/>
-        <w:ind w:left="360" w:firstLine="432"/>
+        <w:spacing w:line="276" w:lineRule="auto" w:after="60"/>
+        <w:ind w:left="0" w:firstLine="360"/>
         <w:jc w:val="both"/>
         <w:rPr>
           <w:b/>
@@ -3407,8 +3358,8 @@
     </w:p>
     <w:p>
       <w:pPr>
-        <w:spacing w:line="300" w:lineRule="auto" w:after="120"/>
-        <w:ind w:left="360" w:firstLine="432"/>
+        <w:spacing w:line="276" w:lineRule="auto" w:after="60"/>
+        <w:ind w:left="0" w:firstLine="360"/>
         <w:jc w:val="both"/>
         <w:rPr>
           <w:b/>
@@ -3428,8 +3379,8 @@
     </w:p>
     <w:p>
       <w:pPr>
-        <w:spacing w:line="300" w:lineRule="auto" w:after="120"/>
-        <w:ind w:left="360" w:firstLine="432"/>
+        <w:spacing w:line="276" w:lineRule="auto" w:after="60"/>
+        <w:ind w:left="0" w:firstLine="360"/>
         <w:jc w:val="both"/>
         <w:rPr>
           <w:b/>
@@ -3449,8 +3400,8 @@
     </w:p>
     <w:p>
       <w:pPr>
-        <w:spacing w:line="300" w:lineRule="auto" w:after="120"/>
-        <w:ind w:left="360" w:firstLine="432"/>
+        <w:spacing w:line="276" w:lineRule="auto" w:after="60"/>
+        <w:ind w:left="0" w:firstLine="360"/>
         <w:jc w:val="both"/>
         <w:rPr>
           <w:b/>
@@ -3494,8 +3445,8 @@
     </w:p>
     <w:p>
       <w:pPr>
-        <w:spacing w:line="300" w:lineRule="auto" w:after="120"/>
-        <w:ind w:left="360" w:firstLine="432"/>
+        <w:spacing w:line="276" w:lineRule="auto" w:after="60"/>
+        <w:ind w:left="0" w:firstLine="360"/>
         <w:jc w:val="both"/>
         <w:rPr>
           <w:b/>
@@ -3515,8 +3466,8 @@
     </w:p>
     <w:p>
       <w:pPr>
-        <w:spacing w:line="300" w:lineRule="auto" w:after="120"/>
-        <w:ind w:left="360" w:firstLine="432"/>
+        <w:spacing w:line="276" w:lineRule="auto" w:after="60"/>
+        <w:ind w:left="0" w:firstLine="360"/>
         <w:jc w:val="both"/>
         <w:rPr>
           <w:b/>
@@ -3536,8 +3487,8 @@
     </w:p>
     <w:p>
       <w:pPr>
-        <w:spacing w:line="300" w:lineRule="auto" w:after="120"/>
-        <w:ind w:left="360" w:firstLine="432"/>
+        <w:spacing w:line="276" w:lineRule="auto" w:after="60"/>
+        <w:ind w:left="0" w:firstLine="360"/>
         <w:jc w:val="both"/>
         <w:rPr>
           <w:b/>
@@ -3581,8 +3532,8 @@
     </w:p>
     <w:p>
       <w:pPr>
-        <w:spacing w:line="300" w:lineRule="auto" w:after="120"/>
-        <w:ind w:left="360" w:firstLine="432"/>
+        <w:spacing w:line="276" w:lineRule="auto" w:after="60"/>
+        <w:ind w:left="0" w:firstLine="360"/>
         <w:jc w:val="both"/>
         <w:rPr>
           <w:b/>
@@ -3602,7 +3553,7 @@
     </w:p>
     <w:p>
       <w:pPr>
-        <w:spacing w:line="300" w:lineRule="auto" w:after="60"/>
+        <w:spacing w:line="276" w:lineRule="auto" w:after="60"/>
         <w:ind w:left="720" w:firstLine="0"/>
         <w:jc w:val="both"/>
         <w:rPr>
@@ -3623,7 +3574,7 @@
     </w:p>
     <w:p>
       <w:pPr>
-        <w:spacing w:line="300" w:lineRule="auto" w:after="60"/>
+        <w:spacing w:line="276" w:lineRule="auto" w:after="60"/>
         <w:ind w:left="720" w:firstLine="0"/>
         <w:jc w:val="both"/>
         <w:rPr>
@@ -3644,7 +3595,7 @@
     </w:p>
     <w:p>
       <w:pPr>
-        <w:spacing w:line="300" w:lineRule="auto" w:after="60"/>
+        <w:spacing w:line="276" w:lineRule="auto" w:after="60"/>
         <w:ind w:left="720" w:firstLine="0"/>
         <w:jc w:val="both"/>
         <w:rPr>
@@ -3665,7 +3616,7 @@
     </w:p>
     <w:p>
       <w:pPr>
-        <w:spacing w:line="300" w:lineRule="auto" w:after="60"/>
+        <w:spacing w:line="276" w:lineRule="auto" w:after="60"/>
         <w:ind w:left="720" w:firstLine="0"/>
         <w:jc w:val="both"/>
         <w:rPr>
@@ -3686,7 +3637,7 @@
     </w:p>
     <w:p>
       <w:pPr>
-        <w:spacing w:line="300" w:lineRule="auto" w:after="60"/>
+        <w:spacing w:line="276" w:lineRule="auto" w:after="60"/>
         <w:ind w:left="720" w:firstLine="0"/>
         <w:jc w:val="both"/>
         <w:rPr>
@@ -3707,7 +3658,7 @@
     </w:p>
     <w:p>
       <w:pPr>
-        <w:spacing w:line="300" w:lineRule="auto" w:after="60"/>
+        <w:spacing w:line="276" w:lineRule="auto" w:after="60"/>
         <w:ind w:left="720" w:firstLine="0"/>
         <w:jc w:val="both"/>
         <w:rPr>
@@ -3728,7 +3679,7 @@
     </w:p>
     <w:p>
       <w:pPr>
-        <w:spacing w:line="300" w:lineRule="auto" w:after="60"/>
+        <w:spacing w:line="276" w:lineRule="auto" w:after="60"/>
         <w:ind w:left="720" w:firstLine="0"/>
         <w:jc w:val="both"/>
         <w:rPr>
@@ -3746,30 +3697,6 @@
         </w:rPr>
         <w:t>7. Compare four systems and one cut-down version on papers published after every tested model's training cut-off, reporting overlap with the human text, how many cited papers are discussed, how often a sentence is attached to the right paper, how many sentences survive checking, and what each system cost to run.</w:t>
       </w:r>
-    </w:p>
-    <w:p>
-      <w:pPr>
-        <w:spacing w:line="300" w:lineRule="auto"/>
-        <w:ind w:left="360"/>
-        <w:jc w:val="both"/>
-        <w:rPr>
-          <w:bCs/>
-          <w:sz w:val="24"/>
-          <w:szCs w:val="24"/>
-          <w:lang w:val="en-US"/>
-        </w:rPr>
-      </w:pPr>
-    </w:p>
-    <w:p>
-      <w:pPr>
-        <w:spacing w:line="300" w:lineRule="auto"/>
-        <w:jc w:val="both"/>
-        <w:rPr>
-          <w:bCs/>
-          <w:sz w:val="24"/>
-          <w:szCs w:val="24"/>
-        </w:rPr>
-      </w:pPr>
     </w:p>
     <w:p>
       <w:bookmarkStart w:id="1009" w:name="_toc_2_background_theory_literature_review"/>
@@ -3791,7 +3718,6 @@
           <w:sz w:val="24"/>
           <w:szCs w:val="24"/>
         </w:rPr>
-        <w:br w:type="page"/>
       </w:r>
       <w:r>
         <w:rPr>
@@ -3837,8 +3763,8 @@
     </w:p>
     <w:p>
       <w:pPr>
-        <w:spacing w:line="300" w:lineRule="auto" w:after="120"/>
-        <w:ind w:left="360" w:firstLine="432"/>
+        <w:spacing w:line="276" w:lineRule="auto" w:after="60"/>
+        <w:ind w:left="0" w:firstLine="360"/>
         <w:jc w:val="both"/>
         <w:rPr>
           <w:b/>
@@ -3858,8 +3784,8 @@
     </w:p>
     <w:p>
       <w:pPr>
-        <w:spacing w:line="300" w:lineRule="auto" w:after="80" w:before="200"/>
-        <w:ind w:left="360" w:firstLine="0"/>
+        <w:spacing w:line="276" w:lineRule="auto" w:after="40" w:before="140"/>
+        <w:ind w:left="0" w:firstLine="0"/>
         <w:jc w:val="left"/>
         <w:rPr>
           <w:b/>
@@ -3878,8 +3804,8 @@
     </w:p>
     <w:p>
       <w:pPr>
-        <w:spacing w:line="300" w:lineRule="auto" w:after="120" w:before="200"/>
-        <w:ind w:left="360" w:firstLine="432"/>
+        <w:spacing w:line="276" w:lineRule="auto" w:after="60" w:before="140"/>
+        <w:ind w:left="0" w:firstLine="360"/>
         <w:jc w:val="both"/>
         <w:rPr>
           <w:b/>
@@ -3899,8 +3825,8 @@
     </w:p>
     <w:p>
       <w:pPr>
-        <w:spacing w:line="300" w:lineRule="auto" w:after="120" w:before="200"/>
-        <w:ind w:left="360" w:firstLine="432"/>
+        <w:spacing w:line="276" w:lineRule="auto" w:after="60" w:before="140"/>
+        <w:ind w:left="0" w:firstLine="360"/>
         <w:jc w:val="both"/>
         <w:rPr>
           <w:b/>
@@ -3920,8 +3846,8 @@
     </w:p>
     <w:p>
       <w:pPr>
-        <w:spacing w:line="300" w:lineRule="auto" w:after="120" w:before="200"/>
-        <w:ind w:left="360" w:firstLine="432"/>
+        <w:spacing w:line="276" w:lineRule="auto" w:after="60" w:before="140"/>
+        <w:ind w:left="0" w:firstLine="360"/>
         <w:jc w:val="both"/>
         <w:rPr>
           <w:b/>
@@ -3941,8 +3867,8 @@
     </w:p>
     <w:p>
       <w:pPr>
-        <w:spacing w:line="300" w:lineRule="auto" w:after="120" w:before="200"/>
-        <w:ind w:left="360" w:firstLine="432"/>
+        <w:spacing w:line="276" w:lineRule="auto" w:after="60" w:before="140"/>
+        <w:ind w:left="0" w:firstLine="360"/>
         <w:jc w:val="both"/>
         <w:rPr>
           <w:b/>
@@ -3962,8 +3888,8 @@
     </w:p>
     <w:p>
       <w:pPr>
-        <w:spacing w:line="300" w:lineRule="auto" w:after="80" w:before="200"/>
-        <w:ind w:left="360" w:firstLine="0"/>
+        <w:spacing w:line="276" w:lineRule="auto" w:after="40" w:before="140"/>
+        <w:ind w:left="0" w:firstLine="0"/>
         <w:jc w:val="left"/>
         <w:rPr>
           <w:b/>
@@ -3982,8 +3908,8 @@
     </w:p>
     <w:p>
       <w:pPr>
-        <w:spacing w:line="300" w:lineRule="auto" w:after="120" w:before="200"/>
-        <w:ind w:left="360" w:firstLine="432"/>
+        <w:spacing w:line="276" w:lineRule="auto" w:after="60" w:before="140"/>
+        <w:ind w:left="0" w:firstLine="360"/>
         <w:jc w:val="both"/>
         <w:rPr>
           <w:b/>
@@ -4003,8 +3929,8 @@
     </w:p>
     <w:p>
       <w:pPr>
-        <w:spacing w:line="300" w:lineRule="auto" w:after="120" w:before="200"/>
-        <w:ind w:left="360" w:firstLine="432"/>
+        <w:spacing w:line="276" w:lineRule="auto" w:after="60" w:before="140"/>
+        <w:ind w:left="0" w:firstLine="360"/>
         <w:jc w:val="both"/>
         <w:rPr>
           <w:b/>
@@ -4024,8 +3950,8 @@
     </w:p>
     <w:p>
       <w:pPr>
-        <w:spacing w:line="300" w:lineRule="auto" w:after="80" w:before="200"/>
-        <w:ind w:left="360" w:firstLine="0"/>
+        <w:spacing w:line="276" w:lineRule="auto" w:after="40" w:before="140"/>
+        <w:ind w:left="0" w:firstLine="0"/>
         <w:jc w:val="left"/>
         <w:rPr>
           <w:b/>
@@ -4044,8 +3970,8 @@
     </w:p>
     <w:p>
       <w:pPr>
-        <w:spacing w:line="300" w:lineRule="auto" w:after="120" w:before="200"/>
-        <w:ind w:left="360" w:firstLine="432"/>
+        <w:spacing w:line="276" w:lineRule="auto" w:after="60" w:before="140"/>
+        <w:ind w:left="0" w:firstLine="360"/>
         <w:jc w:val="both"/>
         <w:rPr>
           <w:b/>
@@ -4065,8 +3991,8 @@
     </w:p>
     <w:p>
       <w:pPr>
-        <w:spacing w:line="300" w:lineRule="auto" w:after="120" w:before="200"/>
-        <w:ind w:left="360" w:firstLine="432"/>
+        <w:spacing w:line="276" w:lineRule="auto" w:after="60" w:before="140"/>
+        <w:ind w:left="0" w:firstLine="360"/>
         <w:jc w:val="both"/>
         <w:rPr>
           <w:b/>
@@ -4086,8 +4012,8 @@
     </w:p>
     <w:p>
       <w:pPr>
-        <w:spacing w:line="300" w:lineRule="auto" w:after="120" w:before="200"/>
-        <w:ind w:left="360" w:firstLine="432"/>
+        <w:spacing w:line="276" w:lineRule="auto" w:after="60" w:before="140"/>
+        <w:ind w:left="0" w:firstLine="360"/>
         <w:jc w:val="both"/>
         <w:rPr>
           <w:b/>
@@ -4107,8 +4033,8 @@
     </w:p>
     <w:p>
       <w:pPr>
-        <w:spacing w:line="300" w:lineRule="auto" w:after="80" w:before="200"/>
-        <w:ind w:left="360" w:firstLine="0"/>
+        <w:spacing w:line="276" w:lineRule="auto" w:after="40" w:before="140"/>
+        <w:ind w:left="0" w:firstLine="0"/>
         <w:jc w:val="left"/>
         <w:rPr>
           <w:b/>
@@ -4127,8 +4053,8 @@
     </w:p>
     <w:p>
       <w:pPr>
-        <w:spacing w:line="300" w:lineRule="auto" w:after="120" w:before="200"/>
-        <w:ind w:left="360" w:firstLine="432"/>
+        <w:spacing w:line="276" w:lineRule="auto" w:after="60" w:before="140"/>
+        <w:ind w:left="0" w:firstLine="360"/>
         <w:jc w:val="both"/>
         <w:rPr>
           <w:b/>
@@ -4148,8 +4074,8 @@
     </w:p>
     <w:p>
       <w:pPr>
-        <w:spacing w:line="300" w:lineRule="auto" w:after="120" w:before="200"/>
-        <w:ind w:left="360" w:firstLine="432"/>
+        <w:spacing w:line="276" w:lineRule="auto" w:after="60" w:before="140"/>
+        <w:ind w:left="0" w:firstLine="360"/>
         <w:jc w:val="both"/>
         <w:rPr>
           <w:b/>
@@ -4169,8 +4095,8 @@
     </w:p>
     <w:p>
       <w:pPr>
-        <w:spacing w:line="300" w:lineRule="auto" w:after="120" w:before="200"/>
-        <w:ind w:left="360" w:firstLine="432"/>
+        <w:spacing w:line="276" w:lineRule="auto" w:after="60" w:before="140"/>
+        <w:ind w:left="0" w:firstLine="360"/>
         <w:jc w:val="both"/>
         <w:rPr>
           <w:b/>
@@ -4190,8 +4116,8 @@
     </w:p>
     <w:p>
       <w:pPr>
-        <w:spacing w:line="300" w:lineRule="auto" w:after="80" w:before="200"/>
-        <w:ind w:left="360" w:firstLine="0"/>
+        <w:spacing w:line="276" w:lineRule="auto" w:after="40" w:before="140"/>
+        <w:ind w:left="0" w:firstLine="0"/>
         <w:jc w:val="left"/>
         <w:rPr>
           <w:b/>
@@ -4210,8 +4136,8 @@
     </w:p>
     <w:p>
       <w:pPr>
-        <w:spacing w:line="300" w:lineRule="auto" w:after="120" w:before="200"/>
-        <w:ind w:left="360" w:firstLine="432"/>
+        <w:spacing w:line="276" w:lineRule="auto" w:after="60" w:before="140"/>
+        <w:ind w:left="0" w:firstLine="360"/>
         <w:jc w:val="both"/>
         <w:rPr>
           <w:b/>
@@ -4231,8 +4157,8 @@
     </w:p>
     <w:p>
       <w:pPr>
-        <w:spacing w:line="300" w:lineRule="auto" w:after="120" w:before="200"/>
-        <w:ind w:left="360" w:firstLine="432"/>
+        <w:spacing w:line="276" w:lineRule="auto" w:after="60" w:before="140"/>
+        <w:ind w:left="0" w:firstLine="360"/>
         <w:jc w:val="both"/>
         <w:rPr>
           <w:b/>
@@ -4262,19 +4188,9 @@
       </w:pPr>
     </w:p>
     <w:p>
+      <w:bookmarkStart w:id="1010" w:name="_toc_2_1_summary_of_existing_studies_compar"/>
       <w:pPr>
         <w:spacing w:line="300" w:lineRule="auto"/>
-        <w:jc w:val="center"/>
-        <w:rPr>
-          <w:sz w:val="24"/>
-          <w:szCs w:val="24"/>
-        </w:rPr>
-      </w:pPr>
-    </w:p>
-    <w:p>
-      <w:bookmarkStart w:id="1010" w:name="_toc_2_1_summary_of_existing_studies_compar"/>
-      <w:pPr>
-        <w:spacing w:line="300" w:lineRule="auto"/>
         <w:jc w:val="both"/>
         <w:rPr>
           <w:b/>
@@ -4342,7 +4258,7 @@
     <w:p>
       <w:bookmarkStart w:id="1011" w:name="_table_1"/>
       <w:pPr>
-        <w:spacing w:line="300" w:lineRule="auto" w:after="60"/>
+        <w:spacing w:line="240" w:lineRule="auto" w:after="60"/>
         <w:ind w:firstLine="0" w:left="0"/>
         <w:jc w:val="center"/>
         <w:rPr>
@@ -5259,7 +5175,7 @@
     </w:tbl>
     <w:p>
       <w:pPr>
-        <w:spacing w:line="300" w:lineRule="auto" w:after="60"/>
+        <w:spacing w:line="240" w:lineRule="auto" w:after="60"/>
         <w:ind w:firstLine="0" w:left="0"/>
         <w:jc w:val="center"/>
         <w:rPr>
@@ -5322,8 +5238,8 @@
     </w:p>
     <w:p>
       <w:pPr>
-        <w:spacing w:line="300" w:lineRule="auto" w:after="120"/>
-        <w:ind w:left="360" w:firstLine="432"/>
+        <w:spacing w:line="276" w:lineRule="auto" w:after="60"/>
+        <w:ind w:left="0" w:firstLine="360"/>
         <w:jc w:val="both"/>
         <w:rPr>
           <w:b/>
@@ -5343,8 +5259,8 @@
     </w:p>
     <w:p>
       <w:pPr>
-        <w:spacing w:line="300" w:lineRule="auto" w:after="120"/>
-        <w:ind w:left="360" w:firstLine="432"/>
+        <w:spacing w:line="276" w:lineRule="auto" w:after="60"/>
+        <w:ind w:left="0" w:firstLine="360"/>
         <w:jc w:val="both"/>
         <w:rPr>
           <w:b/>
@@ -5364,8 +5280,8 @@
     </w:p>
     <w:p>
       <w:pPr>
-        <w:spacing w:line="300" w:lineRule="auto" w:after="120"/>
-        <w:ind w:left="360" w:firstLine="432"/>
+        <w:spacing w:line="276" w:lineRule="auto" w:after="60"/>
+        <w:ind w:left="0" w:firstLine="360"/>
         <w:jc w:val="both"/>
         <w:rPr>
           <w:b/>
@@ -5426,8 +5342,8 @@
     </w:p>
     <w:p>
       <w:pPr>
-        <w:spacing w:line="300" w:lineRule="auto" w:after="120"/>
-        <w:ind w:left="360" w:firstLine="432"/>
+        <w:spacing w:line="276" w:lineRule="auto" w:after="60"/>
+        <w:ind w:left="0" w:firstLine="360"/>
         <w:jc w:val="both"/>
         <w:rPr>
           <w:b/>
@@ -5443,24 +5359,6 @@
           <w:sz w:val="24"/>
         </w:rPr>
         <w:t>All the pieces this project needs already exist and are well studied on their own: pre-trained summarisers, citation classifiers, inference-based support checks, agent frameworks and retrieval. What has not been put together is a pipeline where the citation relation is learned from real related-work sections, every written sentence names the evidence behind it, a separate model judges that evidence using thresholds fitted on real examples, and the whole thing is then measured against human-written sections on papers the models cannot have seen, with its running cost reported next to its quality. Chapter 3 describes how that was built and Chapter 4 reports what it achieved, including the places where it did not beat a single well-written prompt.</w:t>
-      </w:r>
-    </w:p>
-    <w:p>
-      <w:pPr>
-        <w:spacing w:line="300" w:lineRule="auto"/>
-        <w:jc w:val="both"/>
-        <w:rPr>
-          <w:bCs/>
-          <w:sz w:val="24"/>
-          <w:szCs w:val="24"/>
-        </w:rPr>
-      </w:pPr>
-      <w:r>
-        <w:rPr>
-          <w:sz w:val="24"/>
-          <w:szCs w:val="24"/>
-        </w:rPr>
-        <w:br w:type="page"/>
       </w:r>
     </w:p>
     <w:p>
@@ -5552,8 +5450,8 @@
     </w:p>
     <w:p>
       <w:pPr>
-        <w:spacing w:line="300" w:lineRule="auto" w:after="120"/>
-        <w:ind w:left="360" w:firstLine="432"/>
+        <w:spacing w:line="276" w:lineRule="auto" w:after="60"/>
+        <w:ind w:left="0" w:firstLine="360"/>
         <w:jc w:val="both"/>
         <w:rPr>
           <w:b/>
@@ -5573,7 +5471,7 @@
     </w:p>
     <w:p>
       <w:pPr>
-        <w:spacing w:line="300" w:lineRule="auto" w:after="40" w:before="160"/>
+        <w:spacing w:line="240" w:lineRule="auto" w:after="20" w:before="100"/>
         <w:ind w:left="0" w:firstLine="0"/>
         <w:jc w:val="center"/>
         <w:rPr>
@@ -5586,7 +5484,7 @@
       <w:r>
         <w:drawing>
           <wp:inline xmlns:a="http://schemas.openxmlformats.org/drawingml/2006/main" xmlns:pic="http://schemas.openxmlformats.org/drawingml/2006/picture">
-            <wp:extent cx="5303520" cy="2875983"/>
+            <wp:extent cx="4663440" cy="2528882"/>
             <wp:docPr id="1432113156" name="Picture 1432113156"/>
             <wp:cNvGraphicFramePr>
               <a:graphicFrameLocks noChangeAspect="1"/>
@@ -5607,7 +5505,7 @@
                   <pic:spPr>
                     <a:xfrm>
                       <a:off x="0" y="0"/>
-                      <a:ext cx="5303520" cy="2875983"/>
+                      <a:ext cx="4663440" cy="2528882"/>
                     </a:xfrm>
                     <a:prstGeom prst="rect"/>
                   </pic:spPr>
@@ -5621,7 +5519,7 @@
     <w:p>
       <w:bookmarkStart w:id="1016" w:name="_figure_1"/>
       <w:pPr>
-        <w:spacing w:line="300" w:lineRule="auto" w:after="200" w:before="160"/>
+        <w:spacing w:line="240" w:lineRule="auto" w:after="140" w:before="100"/>
         <w:ind w:left="0" w:firstLine="0"/>
         <w:jc w:val="center"/>
         <w:rPr>
@@ -5642,8 +5540,8 @@
     </w:p>
     <w:p>
       <w:pPr>
-        <w:spacing w:line="300" w:lineRule="auto" w:after="80" w:before="200"/>
-        <w:ind w:left="360" w:firstLine="0"/>
+        <w:spacing w:line="276" w:lineRule="auto" w:after="40" w:before="140"/>
+        <w:ind w:left="0" w:firstLine="0"/>
         <w:jc w:val="left"/>
         <w:rPr>
           <w:b/>
@@ -5662,8 +5560,8 @@
     </w:p>
     <w:p>
       <w:pPr>
-        <w:spacing w:line="300" w:lineRule="auto" w:after="120" w:before="200"/>
-        <w:ind w:left="360" w:firstLine="432"/>
+        <w:spacing w:line="276" w:lineRule="auto" w:after="60" w:before="140"/>
+        <w:ind w:left="0" w:firstLine="360"/>
         <w:jc w:val="both"/>
         <w:rPr>
           <w:b/>
@@ -5683,7 +5581,7 @@
     </w:p>
     <w:p>
       <w:pPr>
-        <w:spacing w:line="300" w:lineRule="auto" w:after="40" w:before="160"/>
+        <w:spacing w:line="240" w:lineRule="auto" w:after="20" w:before="100"/>
         <w:ind w:left="0" w:firstLine="0"/>
         <w:jc w:val="center"/>
         <w:rPr>
@@ -5696,7 +5594,7 @@
       <w:r>
         <w:drawing>
           <wp:inline xmlns:a="http://schemas.openxmlformats.org/drawingml/2006/main" xmlns:pic="http://schemas.openxmlformats.org/drawingml/2006/picture">
-            <wp:extent cx="5303520" cy="1791520"/>
+            <wp:extent cx="4663440" cy="1575302"/>
             <wp:docPr id="1432113157" name="Picture 1432113157"/>
             <wp:cNvGraphicFramePr>
               <a:graphicFrameLocks noChangeAspect="1"/>
@@ -5717,7 +5615,7 @@
                   <pic:spPr>
                     <a:xfrm>
                       <a:off x="0" y="0"/>
-                      <a:ext cx="5303520" cy="1791520"/>
+                      <a:ext cx="4663440" cy="1575302"/>
                     </a:xfrm>
                     <a:prstGeom prst="rect"/>
                   </pic:spPr>
@@ -5731,7 +5629,7 @@
     <w:p>
       <w:bookmarkStart w:id="1017" w:name="_figure_2"/>
       <w:pPr>
-        <w:spacing w:line="300" w:lineRule="auto" w:after="200" w:before="160"/>
+        <w:spacing w:line="240" w:lineRule="auto" w:after="140" w:before="100"/>
         <w:ind w:left="0" w:firstLine="0"/>
         <w:jc w:val="center"/>
         <w:rPr>
@@ -5752,8 +5650,8 @@
     </w:p>
     <w:p>
       <w:pPr>
-        <w:spacing w:line="300" w:lineRule="auto" w:after="120" w:before="160"/>
-        <w:ind w:left="360" w:firstLine="432"/>
+        <w:spacing w:line="276" w:lineRule="auto" w:after="60" w:before="100"/>
+        <w:ind w:left="0" w:firstLine="360"/>
         <w:jc w:val="both"/>
         <w:rPr>
           <w:b/>
@@ -5773,8 +5671,8 @@
     </w:p>
     <w:p>
       <w:pPr>
-        <w:spacing w:line="300" w:lineRule="auto" w:after="120" w:before="160"/>
-        <w:ind w:left="360" w:firstLine="432"/>
+        <w:spacing w:line="276" w:lineRule="auto" w:after="60" w:before="100"/>
+        <w:ind w:left="0" w:firstLine="360"/>
         <w:jc w:val="both"/>
         <w:rPr>
           <w:b/>
@@ -5794,8 +5692,8 @@
     </w:p>
     <w:p>
       <w:pPr>
-        <w:spacing w:line="300" w:lineRule="auto" w:after="120" w:before="160"/>
-        <w:ind w:left="360" w:firstLine="432"/>
+        <w:spacing w:line="276" w:lineRule="auto" w:after="60" w:before="100"/>
+        <w:ind w:left="0" w:firstLine="360"/>
         <w:jc w:val="both"/>
         <w:rPr>
           <w:b/>
@@ -5815,8 +5713,8 @@
     </w:p>
     <w:p>
       <w:pPr>
-        <w:spacing w:line="300" w:lineRule="auto" w:after="80" w:before="200"/>
-        <w:ind w:left="360" w:firstLine="0"/>
+        <w:spacing w:line="276" w:lineRule="auto" w:after="40" w:before="140"/>
+        <w:ind w:left="0" w:firstLine="0"/>
         <w:jc w:val="left"/>
         <w:rPr>
           <w:b/>
@@ -5835,8 +5733,8 @@
     </w:p>
     <w:p>
       <w:pPr>
-        <w:spacing w:line="300" w:lineRule="auto" w:after="120" w:before="200"/>
-        <w:ind w:left="360" w:firstLine="432"/>
+        <w:spacing w:line="276" w:lineRule="auto" w:after="60" w:before="140"/>
+        <w:ind w:left="0" w:firstLine="360"/>
         <w:jc w:val="both"/>
         <w:rPr>
           <w:b/>
@@ -5856,8 +5754,8 @@
     </w:p>
     <w:p>
       <w:pPr>
-        <w:spacing w:line="300" w:lineRule="auto" w:after="120" w:before="200"/>
-        <w:ind w:left="360" w:firstLine="432"/>
+        <w:spacing w:line="276" w:lineRule="auto" w:after="60" w:before="140"/>
+        <w:ind w:left="0" w:firstLine="360"/>
         <w:jc w:val="both"/>
         <w:rPr>
           <w:b/>
@@ -5877,8 +5775,8 @@
     </w:p>
     <w:p>
       <w:pPr>
-        <w:spacing w:line="300" w:lineRule="auto" w:after="120" w:before="200"/>
-        <w:ind w:left="360" w:firstLine="432"/>
+        <w:spacing w:line="276" w:lineRule="auto" w:after="60" w:before="140"/>
+        <w:ind w:left="0" w:firstLine="360"/>
         <w:jc w:val="both"/>
         <w:rPr>
           <w:b/>
@@ -5898,8 +5796,8 @@
     </w:p>
     <w:p>
       <w:pPr>
-        <w:spacing w:line="300" w:lineRule="auto" w:after="120" w:before="200"/>
-        <w:ind w:left="360" w:firstLine="432"/>
+        <w:spacing w:line="276" w:lineRule="auto" w:after="60" w:before="140"/>
+        <w:ind w:left="0" w:firstLine="360"/>
         <w:jc w:val="both"/>
         <w:rPr>
           <w:b/>
@@ -5919,7 +5817,7 @@
     </w:p>
     <w:p>
       <w:pPr>
-        <w:spacing w:line="300" w:lineRule="auto" w:after="40" w:before="160"/>
+        <w:spacing w:line="240" w:lineRule="auto" w:after="20" w:before="100"/>
         <w:ind w:left="0" w:firstLine="0"/>
         <w:jc w:val="center"/>
         <w:rPr>
@@ -5966,8 +5864,8 @@
     </w:p>
     <w:p>
       <w:pPr>
-        <w:spacing w:line="300" w:lineRule="auto" w:after="120" w:before="160"/>
-        <w:ind w:left="360" w:firstLine="0"/>
+        <w:spacing w:line="276" w:lineRule="auto" w:after="60" w:before="100"/>
+        <w:ind w:left="0" w:firstLine="0"/>
         <w:jc w:val="both"/>
         <w:rPr>
           <w:b/>
@@ -6003,7 +5901,7 @@
     </w:p>
     <w:p>
       <w:pPr>
-        <w:spacing w:line="300" w:lineRule="auto" w:after="40" w:before="160"/>
+        <w:spacing w:line="240" w:lineRule="auto" w:after="20" w:before="100"/>
         <w:ind w:left="0" w:firstLine="0"/>
         <w:jc w:val="center"/>
         <w:rPr>
@@ -6050,8 +5948,8 @@
     </w:p>
     <w:p>
       <w:pPr>
-        <w:spacing w:line="300" w:lineRule="auto" w:after="120" w:before="160"/>
-        <w:ind w:left="360" w:firstLine="0"/>
+        <w:spacing w:line="276" w:lineRule="auto" w:after="60" w:before="100"/>
+        <w:ind w:left="0" w:firstLine="0"/>
         <w:jc w:val="both"/>
         <w:rPr>
           <w:b/>
@@ -6103,7 +6001,7 @@
     </w:p>
     <w:p>
       <w:pPr>
-        <w:spacing w:line="300" w:lineRule="auto" w:after="40" w:before="160"/>
+        <w:spacing w:line="240" w:lineRule="auto" w:after="20" w:before="100"/>
         <w:ind w:left="0" w:firstLine="0"/>
         <w:jc w:val="center"/>
         <w:rPr>
@@ -6150,8 +6048,8 @@
     </w:p>
     <w:p>
       <w:pPr>
-        <w:spacing w:line="300" w:lineRule="auto" w:after="120" w:before="160"/>
-        <w:ind w:left="360" w:firstLine="0"/>
+        <w:spacing w:line="276" w:lineRule="auto" w:after="60" w:before="100"/>
+        <w:ind w:left="0" w:firstLine="0"/>
         <w:jc w:val="both"/>
         <w:rPr>
           <w:b/>
@@ -6203,8 +6101,8 @@
     </w:p>
     <w:p>
       <w:pPr>
-        <w:spacing w:line="300" w:lineRule="auto" w:after="80" w:before="200"/>
-        <w:ind w:left="360" w:firstLine="0"/>
+        <w:spacing w:line="276" w:lineRule="auto" w:after="40" w:before="140"/>
+        <w:ind w:left="0" w:firstLine="0"/>
         <w:jc w:val="left"/>
         <w:rPr>
           <w:b/>
@@ -6223,8 +6121,8 @@
     </w:p>
     <w:p>
       <w:pPr>
-        <w:spacing w:line="300" w:lineRule="auto" w:after="120" w:before="200"/>
-        <w:ind w:left="360" w:firstLine="432"/>
+        <w:spacing w:line="276" w:lineRule="auto" w:after="60" w:before="140"/>
+        <w:ind w:left="0" w:firstLine="360"/>
         <w:jc w:val="both"/>
         <w:rPr>
           <w:b/>
@@ -6244,8 +6142,8 @@
     </w:p>
     <w:p>
       <w:pPr>
-        <w:spacing w:line="300" w:lineRule="auto" w:after="120" w:before="200"/>
-        <w:ind w:left="360" w:firstLine="432"/>
+        <w:spacing w:line="276" w:lineRule="auto" w:after="60" w:before="140"/>
+        <w:ind w:left="0" w:firstLine="360"/>
         <w:jc w:val="both"/>
         <w:rPr>
           <w:b/>
@@ -6265,8 +6163,8 @@
     </w:p>
     <w:p>
       <w:pPr>
-        <w:spacing w:line="300" w:lineRule="auto" w:after="120" w:before="200"/>
-        <w:ind w:left="360" w:firstLine="432"/>
+        <w:spacing w:line="276" w:lineRule="auto" w:after="60" w:before="140"/>
+        <w:ind w:left="0" w:firstLine="360"/>
         <w:jc w:val="both"/>
         <w:rPr>
           <w:b/>
@@ -6286,8 +6184,8 @@
     </w:p>
     <w:p>
       <w:pPr>
-        <w:spacing w:line="300" w:lineRule="auto" w:after="120" w:before="200"/>
-        <w:ind w:left="360" w:firstLine="432"/>
+        <w:spacing w:line="276" w:lineRule="auto" w:after="60" w:before="140"/>
+        <w:ind w:left="0" w:firstLine="360"/>
         <w:jc w:val="both"/>
         <w:rPr>
           <w:b/>
@@ -6307,8 +6205,8 @@
     </w:p>
     <w:p>
       <w:pPr>
-        <w:spacing w:line="300" w:lineRule="auto" w:after="120" w:before="200"/>
-        <w:ind w:left="360" w:firstLine="432"/>
+        <w:spacing w:line="276" w:lineRule="auto" w:after="60" w:before="140"/>
+        <w:ind w:left="0" w:firstLine="360"/>
         <w:jc w:val="both"/>
         <w:rPr>
           <w:b/>
@@ -6328,7 +6226,7 @@
     </w:p>
     <w:p>
       <w:pPr>
-        <w:spacing w:line="300" w:lineRule="auto" w:after="40" w:before="160"/>
+        <w:spacing w:line="240" w:lineRule="auto" w:after="20" w:before="100"/>
         <w:ind w:left="0" w:firstLine="0"/>
         <w:jc w:val="center"/>
         <w:rPr>
@@ -6375,8 +6273,8 @@
     </w:p>
     <w:p>
       <w:pPr>
-        <w:spacing w:line="300" w:lineRule="auto" w:after="120" w:before="160"/>
-        <w:ind w:left="360" w:firstLine="0"/>
+        <w:spacing w:line="276" w:lineRule="auto" w:after="60" w:before="100"/>
+        <w:ind w:left="0" w:firstLine="0"/>
         <w:jc w:val="both"/>
         <w:rPr>
           <w:b/>
@@ -6412,8 +6310,8 @@
     </w:p>
     <w:p>
       <w:pPr>
-        <w:spacing w:line="300" w:lineRule="auto" w:after="80" w:before="200"/>
-        <w:ind w:left="360" w:firstLine="0"/>
+        <w:spacing w:line="276" w:lineRule="auto" w:after="40" w:before="140"/>
+        <w:ind w:left="0" w:firstLine="0"/>
         <w:jc w:val="left"/>
         <w:rPr>
           <w:b/>
@@ -6432,8 +6330,8 @@
     </w:p>
     <w:p>
       <w:pPr>
-        <w:spacing w:line="300" w:lineRule="auto" w:after="120" w:before="200"/>
-        <w:ind w:left="360" w:firstLine="432"/>
+        <w:spacing w:line="276" w:lineRule="auto" w:after="60" w:before="140"/>
+        <w:ind w:left="0" w:firstLine="360"/>
         <w:jc w:val="both"/>
         <w:rPr>
           <w:b/>
@@ -6453,8 +6351,8 @@
     </w:p>
     <w:p>
       <w:pPr>
-        <w:spacing w:line="300" w:lineRule="auto" w:after="120" w:before="200"/>
-        <w:ind w:left="360" w:firstLine="432"/>
+        <w:spacing w:line="276" w:lineRule="auto" w:after="60" w:before="140"/>
+        <w:ind w:left="0" w:firstLine="360"/>
         <w:jc w:val="both"/>
         <w:rPr>
           <w:b/>
@@ -6474,8 +6372,8 @@
     </w:p>
     <w:p>
       <w:pPr>
-        <w:spacing w:line="300" w:lineRule="auto" w:after="120" w:before="200"/>
-        <w:ind w:left="360" w:firstLine="432"/>
+        <w:spacing w:line="276" w:lineRule="auto" w:after="60" w:before="140"/>
+        <w:ind w:left="0" w:firstLine="360"/>
         <w:jc w:val="both"/>
         <w:rPr>
           <w:b/>
@@ -6495,8 +6393,8 @@
     </w:p>
     <w:p>
       <w:pPr>
-        <w:spacing w:line="300" w:lineRule="auto" w:after="80" w:before="200"/>
-        <w:ind w:left="360" w:firstLine="0"/>
+        <w:spacing w:line="276" w:lineRule="auto" w:after="40" w:before="140"/>
+        <w:ind w:left="0" w:firstLine="0"/>
         <w:jc w:val="left"/>
         <w:rPr>
           <w:b/>
@@ -6515,8 +6413,8 @@
     </w:p>
     <w:p>
       <w:pPr>
-        <w:spacing w:line="300" w:lineRule="auto" w:after="120" w:before="200"/>
-        <w:ind w:left="360" w:firstLine="432"/>
+        <w:spacing w:line="276" w:lineRule="auto" w:after="60" w:before="140"/>
+        <w:ind w:left="0" w:firstLine="360"/>
         <w:jc w:val="both"/>
         <w:rPr>
           <w:b/>
@@ -6536,7 +6434,7 @@
     </w:p>
     <w:p>
       <w:pPr>
-        <w:spacing w:line="300" w:lineRule="auto" w:after="40" w:before="160"/>
+        <w:spacing w:line="240" w:lineRule="auto" w:after="20" w:before="100"/>
         <w:ind w:left="0" w:firstLine="0"/>
         <w:jc w:val="center"/>
         <w:rPr>
@@ -6549,7 +6447,7 @@
       <w:r>
         <w:drawing>
           <wp:inline xmlns:a="http://schemas.openxmlformats.org/drawingml/2006/main" xmlns:pic="http://schemas.openxmlformats.org/drawingml/2006/picture">
-            <wp:extent cx="5303520" cy="2106036"/>
+            <wp:extent cx="4663440" cy="1851859"/>
             <wp:docPr id="1432113162" name="Picture 1432113162"/>
             <wp:cNvGraphicFramePr>
               <a:graphicFrameLocks noChangeAspect="1"/>
@@ -6570,7 +6468,7 @@
                   <pic:spPr>
                     <a:xfrm>
                       <a:off x="0" y="0"/>
-                      <a:ext cx="5303520" cy="2106036"/>
+                      <a:ext cx="4663440" cy="1851859"/>
                     </a:xfrm>
                     <a:prstGeom prst="rect"/>
                   </pic:spPr>
@@ -6584,7 +6482,7 @@
     <w:p>
       <w:bookmarkStart w:id="1018" w:name="_figure_3"/>
       <w:pPr>
-        <w:spacing w:line="300" w:lineRule="auto" w:after="200" w:before="160"/>
+        <w:spacing w:line="240" w:lineRule="auto" w:after="140" w:before="100"/>
         <w:ind w:left="0" w:firstLine="0"/>
         <w:jc w:val="center"/>
         <w:rPr>
@@ -6605,8 +6503,8 @@
     </w:p>
     <w:p>
       <w:pPr>
-        <w:spacing w:line="300" w:lineRule="auto" w:after="120" w:before="160"/>
-        <w:ind w:left="360" w:firstLine="432"/>
+        <w:spacing w:line="276" w:lineRule="auto" w:after="60" w:before="100"/>
+        <w:ind w:left="0" w:firstLine="360"/>
         <w:jc w:val="both"/>
         <w:rPr>
           <w:b/>
@@ -6626,8 +6524,8 @@
     </w:p>
     <w:p>
       <w:pPr>
-        <w:spacing w:line="300" w:lineRule="auto" w:after="80" w:before="200"/>
-        <w:ind w:left="360" w:firstLine="0"/>
+        <w:spacing w:line="276" w:lineRule="auto" w:after="40" w:before="140"/>
+        <w:ind w:left="0" w:firstLine="0"/>
         <w:jc w:val="left"/>
         <w:rPr>
           <w:b/>
@@ -6646,8 +6544,8 @@
     </w:p>
     <w:p>
       <w:pPr>
-        <w:spacing w:line="300" w:lineRule="auto" w:after="120" w:before="200"/>
-        <w:ind w:left="360" w:firstLine="432"/>
+        <w:spacing w:line="276" w:lineRule="auto" w:after="60" w:before="140"/>
+        <w:ind w:left="0" w:firstLine="360"/>
         <w:jc w:val="both"/>
         <w:rPr>
           <w:b/>
@@ -6667,8 +6565,8 @@
     </w:p>
     <w:p>
       <w:pPr>
-        <w:spacing w:line="300" w:lineRule="auto" w:after="80" w:before="200"/>
-        <w:ind w:left="360" w:firstLine="0"/>
+        <w:spacing w:line="276" w:lineRule="auto" w:after="40" w:before="140"/>
+        <w:ind w:left="0" w:firstLine="0"/>
         <w:jc w:val="left"/>
         <w:rPr>
           <w:b/>
@@ -6687,8 +6585,8 @@
     </w:p>
     <w:p>
       <w:pPr>
-        <w:spacing w:line="300" w:lineRule="auto" w:after="120" w:before="200"/>
-        <w:ind w:left="360" w:firstLine="432"/>
+        <w:spacing w:line="276" w:lineRule="auto" w:after="60" w:before="140"/>
+        <w:ind w:left="0" w:firstLine="360"/>
         <w:jc w:val="both"/>
         <w:rPr>
           <w:b/>
@@ -6708,8 +6606,8 @@
     </w:p>
     <w:p>
       <w:pPr>
-        <w:spacing w:line="300" w:lineRule="auto" w:after="120" w:before="200"/>
-        <w:ind w:left="360" w:firstLine="432"/>
+        <w:spacing w:line="276" w:lineRule="auto" w:after="60" w:before="140"/>
+        <w:ind w:left="0" w:firstLine="360"/>
         <w:jc w:val="both"/>
         <w:rPr>
           <w:b/>
@@ -6729,8 +6627,8 @@
     </w:p>
     <w:p>
       <w:pPr>
-        <w:spacing w:line="300" w:lineRule="auto" w:after="120" w:before="200"/>
-        <w:ind w:left="360" w:firstLine="432"/>
+        <w:spacing w:line="276" w:lineRule="auto" w:after="60" w:before="140"/>
+        <w:ind w:left="0" w:firstLine="360"/>
         <w:jc w:val="both"/>
         <w:rPr>
           <w:b/>
@@ -6750,7 +6648,7 @@
     </w:p>
     <w:p>
       <w:pPr>
-        <w:spacing w:line="300" w:lineRule="auto" w:after="40" w:before="160"/>
+        <w:spacing w:line="240" w:lineRule="auto" w:after="20" w:before="100"/>
         <w:ind w:left="0" w:firstLine="0"/>
         <w:jc w:val="center"/>
         <w:rPr>
@@ -6797,8 +6695,8 @@
     </w:p>
     <w:p>
       <w:pPr>
-        <w:spacing w:line="300" w:lineRule="auto" w:after="120" w:before="160"/>
-        <w:ind w:left="360" w:firstLine="0"/>
+        <w:spacing w:line="276" w:lineRule="auto" w:after="60" w:before="100"/>
+        <w:ind w:left="0" w:firstLine="0"/>
         <w:jc w:val="both"/>
         <w:rPr>
           <w:b/>
@@ -6818,8 +6716,8 @@
     </w:p>
     <w:p>
       <w:pPr>
-        <w:spacing w:line="300" w:lineRule="auto" w:after="120" w:before="160"/>
-        <w:ind w:left="360" w:firstLine="0"/>
+        <w:spacing w:line="276" w:lineRule="auto" w:after="60" w:before="100"/>
+        <w:ind w:left="0" w:firstLine="0"/>
         <w:jc w:val="both"/>
         <w:rPr>
           <w:b/>
@@ -6839,8 +6737,8 @@
     </w:p>
     <w:p>
       <w:pPr>
-        <w:spacing w:line="300" w:lineRule="auto" w:after="80" w:before="200"/>
-        <w:ind w:left="360" w:firstLine="0"/>
+        <w:spacing w:line="276" w:lineRule="auto" w:after="40" w:before="140"/>
+        <w:ind w:left="0" w:firstLine="0"/>
         <w:jc w:val="left"/>
         <w:rPr>
           <w:b/>
@@ -6859,8 +6757,8 @@
     </w:p>
     <w:p>
       <w:pPr>
-        <w:spacing w:line="300" w:lineRule="auto" w:after="120" w:before="200"/>
-        <w:ind w:left="360" w:firstLine="432"/>
+        <w:spacing w:line="276" w:lineRule="auto" w:after="60" w:before="140"/>
+        <w:ind w:left="0" w:firstLine="360"/>
         <w:jc w:val="both"/>
         <w:rPr>
           <w:b/>
@@ -6880,7 +6778,7 @@
     </w:p>
     <w:p>
       <w:pPr>
-        <w:spacing w:line="300" w:lineRule="auto" w:after="40" w:before="160"/>
+        <w:spacing w:line="240" w:lineRule="auto" w:after="20" w:before="100"/>
         <w:ind w:left="0" w:firstLine="0"/>
         <w:jc w:val="center"/>
         <w:rPr>
@@ -6893,7 +6791,7 @@
       <w:r>
         <w:drawing>
           <wp:inline xmlns:a="http://schemas.openxmlformats.org/drawingml/2006/main" xmlns:pic="http://schemas.openxmlformats.org/drawingml/2006/picture">
-            <wp:extent cx="5394960" cy="4140632"/>
+            <wp:extent cx="4480560" cy="3438830"/>
             <wp:docPr id="1432113164" name="Picture 1432113164"/>
             <wp:cNvGraphicFramePr>
               <a:graphicFrameLocks noChangeAspect="1"/>
@@ -6914,7 +6812,7 @@
                   <pic:spPr>
                     <a:xfrm>
                       <a:off x="0" y="0"/>
-                      <a:ext cx="5394960" cy="4140632"/>
+                      <a:ext cx="4480560" cy="3438830"/>
                     </a:xfrm>
                     <a:prstGeom prst="rect"/>
                   </pic:spPr>
@@ -6928,7 +6826,7 @@
     <w:p>
       <w:bookmarkStart w:id="1019" w:name="_figure_4"/>
       <w:pPr>
-        <w:spacing w:line="300" w:lineRule="auto" w:after="200" w:before="160"/>
+        <w:spacing w:line="240" w:lineRule="auto" w:after="140" w:before="100"/>
         <w:ind w:left="0" w:firstLine="0"/>
         <w:jc w:val="center"/>
         <w:rPr>
@@ -6949,8 +6847,8 @@
     </w:p>
     <w:p>
       <w:pPr>
-        <w:spacing w:line="300" w:lineRule="auto" w:after="120" w:before="160"/>
-        <w:ind w:left="360" w:firstLine="432"/>
+        <w:spacing w:line="276" w:lineRule="auto" w:after="60" w:before="100"/>
+        <w:ind w:left="0" w:firstLine="360"/>
         <w:jc w:val="both"/>
         <w:rPr>
           <w:b/>
@@ -6970,7 +6868,7 @@
     </w:p>
     <w:p>
       <w:pPr>
-        <w:spacing w:line="300" w:lineRule="auto" w:after="40" w:before="160"/>
+        <w:spacing w:line="240" w:lineRule="auto" w:after="20" w:before="100"/>
         <w:ind w:left="0" w:firstLine="0"/>
         <w:jc w:val="center"/>
         <w:rPr>
@@ -6983,7 +6881,7 @@
       <w:r>
         <w:drawing>
           <wp:inline xmlns:a="http://schemas.openxmlformats.org/drawingml/2006/main" xmlns:pic="http://schemas.openxmlformats.org/drawingml/2006/picture">
-            <wp:extent cx="5394960" cy="4100170"/>
+            <wp:extent cx="4480560" cy="3405226"/>
             <wp:docPr id="1432113165" name="Picture 1432113165"/>
             <wp:cNvGraphicFramePr>
               <a:graphicFrameLocks noChangeAspect="1"/>
@@ -7004,7 +6902,7 @@
                   <pic:spPr>
                     <a:xfrm>
                       <a:off x="0" y="0"/>
-                      <a:ext cx="5394960" cy="4100170"/>
+                      <a:ext cx="4480560" cy="3405226"/>
                     </a:xfrm>
                     <a:prstGeom prst="rect"/>
                   </pic:spPr>
@@ -7018,7 +6916,7 @@
     <w:p>
       <w:bookmarkStart w:id="1020" w:name="_figure_5"/>
       <w:pPr>
-        <w:spacing w:line="300" w:lineRule="auto" w:after="200" w:before="160"/>
+        <w:spacing w:line="240" w:lineRule="auto" w:after="140" w:before="100"/>
         <w:ind w:left="0" w:firstLine="0"/>
         <w:jc w:val="center"/>
         <w:rPr>
@@ -7039,8 +6937,8 @@
     </w:p>
     <w:p>
       <w:pPr>
-        <w:spacing w:line="300" w:lineRule="auto" w:after="120" w:before="160"/>
-        <w:ind w:left="360" w:firstLine="432"/>
+        <w:spacing w:line="276" w:lineRule="auto" w:after="60" w:before="100"/>
+        <w:ind w:left="0" w:firstLine="360"/>
         <w:jc w:val="both"/>
         <w:rPr>
           <w:b/>
@@ -7101,8 +6999,8 @@
     </w:p>
     <w:p>
       <w:pPr>
-        <w:spacing w:line="300" w:lineRule="auto" w:after="120"/>
-        <w:ind w:left="360" w:firstLine="432"/>
+        <w:spacing w:line="276" w:lineRule="auto" w:after="60"/>
+        <w:ind w:left="0" w:firstLine="360"/>
         <w:jc w:val="both"/>
         <w:rPr>
           <w:b/>
@@ -7123,7 +7021,7 @@
     <w:p>
       <w:bookmarkStart w:id="1022" w:name="_table_2"/>
       <w:pPr>
-        <w:spacing w:line="300" w:lineRule="auto" w:after="60"/>
+        <w:spacing w:line="240" w:lineRule="auto" w:after="60"/>
         <w:ind w:left="0" w:firstLine="0"/>
         <w:jc w:val="center"/>
         <w:rPr>
@@ -8165,7 +8063,7 @@
     </w:tbl>
     <w:p>
       <w:pPr>
-        <w:spacing w:line="300" w:lineRule="auto" w:after="60"/>
+        <w:spacing w:line="240" w:lineRule="auto" w:after="60"/>
         <w:ind w:left="0" w:firstLine="0"/>
         <w:jc w:val="center"/>
         <w:rPr>
@@ -8178,8 +8076,8 @@
     </w:p>
     <w:p>
       <w:pPr>
-        <w:spacing w:line="300" w:lineRule="auto" w:after="120"/>
-        <w:ind w:left="360" w:firstLine="432"/>
+        <w:spacing w:line="276" w:lineRule="auto" w:after="60"/>
+        <w:ind w:left="0" w:firstLine="360"/>
         <w:jc w:val="both"/>
         <w:rPr>
           <w:b/>
@@ -8196,17 +8094,6 @@
         </w:rPr>
         <w:t>The free API account shapes the design more than the hardware does. It imposes four separate limits — on requests per day, on tokens per minute, on generated tokens per minute, and on tokens per day — and each one was hit while building this project. The code now keeps track of all four before sending a request, asks for only as many output tokens as a reply actually needs, and treats a daily limit as a reason to stop and report rather than to keep retrying. Every long step is written to disk as it goes, so running out of quota means continuing tomorrow rather than starting again. No key is stored in the repository: keys are read from the environment, or from Colab's secret store when running there.</w:t>
       </w:r>
-    </w:p>
-    <w:p>
-      <w:pPr>
-        <w:spacing w:line="300" w:lineRule="auto"/>
-        <w:jc w:val="both"/>
-        <w:rPr>
-          <w:bCs/>
-          <w:sz w:val="24"/>
-          <w:szCs w:val="24"/>
-        </w:rPr>
-      </w:pPr>
     </w:p>
     <w:p>
       <w:bookmarkStart w:id="1023" w:name="_toc_4_analysis_and_discussion"/>
@@ -8226,7 +8113,6 @@
           <w:sz w:val="24"/>
           <w:szCs w:val="24"/>
         </w:rPr>
-        <w:br w:type="page"/>
       </w:r>
       <w:r>
         <w:rPr>
@@ -8262,8 +8148,8 @@
     </w:p>
     <w:p>
       <w:pPr>
-        <w:spacing w:after="120" w:line="300" w:lineRule="auto"/>
-        <w:ind w:left="360" w:firstLine="432"/>
+        <w:spacing w:after="60" w:line="276" w:lineRule="auto"/>
+        <w:ind w:left="0" w:firstLine="360"/>
         <w:jc w:val="both"/>
         <w:rPr>
           <w:b/>
@@ -8283,8 +8169,8 @@
     </w:p>
     <w:p>
       <w:pPr>
-        <w:spacing w:after="80" w:line="300" w:lineRule="auto" w:before="200"/>
-        <w:ind w:left="360" w:firstLine="0"/>
+        <w:spacing w:after="40" w:line="276" w:lineRule="auto" w:before="140"/>
+        <w:ind w:left="0" w:firstLine="0"/>
         <w:jc w:val="left"/>
         <w:rPr>
           <w:b/>
@@ -8303,8 +8189,8 @@
     </w:p>
     <w:p>
       <w:pPr>
-        <w:spacing w:after="120" w:line="300" w:lineRule="auto" w:before="200"/>
-        <w:ind w:left="360" w:firstLine="432"/>
+        <w:spacing w:after="60" w:line="276" w:lineRule="auto" w:before="140"/>
+        <w:ind w:left="0" w:firstLine="360"/>
         <w:jc w:val="both"/>
         <w:rPr>
           <w:b/>
@@ -8324,8 +8210,8 @@
     </w:p>
     <w:p>
       <w:pPr>
-        <w:spacing w:after="120" w:line="300" w:lineRule="auto" w:before="200"/>
-        <w:ind w:left="360" w:firstLine="432"/>
+        <w:spacing w:after="60" w:line="276" w:lineRule="auto" w:before="140"/>
+        <w:ind w:left="0" w:firstLine="360"/>
         <w:jc w:val="both"/>
         <w:rPr>
           <w:b/>
@@ -8345,7 +8231,7 @@
     </w:p>
     <w:p>
       <w:pPr>
-        <w:spacing w:after="40" w:line="300" w:lineRule="auto" w:before="160"/>
+        <w:spacing w:after="20" w:line="240" w:lineRule="auto" w:before="100"/>
         <w:ind w:left="0" w:firstLine="0"/>
         <w:jc w:val="center"/>
         <w:rPr>
@@ -8358,7 +8244,7 @@
       <w:r>
         <w:drawing>
           <wp:inline xmlns:a="http://schemas.openxmlformats.org/drawingml/2006/main" xmlns:pic="http://schemas.openxmlformats.org/drawingml/2006/picture">
-            <wp:extent cx="5303520" cy="2822341"/>
+            <wp:extent cx="4663440" cy="2481714"/>
             <wp:docPr id="1432113166" name="Picture 1432113166"/>
             <wp:cNvGraphicFramePr>
               <a:graphicFrameLocks noChangeAspect="1"/>
@@ -8379,7 +8265,7 @@
                   <pic:spPr>
                     <a:xfrm>
                       <a:off x="0" y="0"/>
-                      <a:ext cx="5303520" cy="2822341"/>
+                      <a:ext cx="4663440" cy="2481714"/>
                     </a:xfrm>
                     <a:prstGeom prst="rect"/>
                   </pic:spPr>
@@ -8393,7 +8279,7 @@
     <w:p>
       <w:bookmarkStart w:id="1024" w:name="_figure_6"/>
       <w:pPr>
-        <w:spacing w:after="200" w:line="300" w:lineRule="auto" w:before="160"/>
+        <w:spacing w:after="140" w:line="240" w:lineRule="auto" w:before="100"/>
         <w:ind w:left="0" w:firstLine="0"/>
         <w:jc w:val="center"/>
         <w:rPr>
@@ -8414,7 +8300,7 @@
     </w:p>
     <w:p>
       <w:pPr>
-        <w:spacing w:after="40" w:line="300" w:lineRule="auto" w:before="160"/>
+        <w:spacing w:after="20" w:line="240" w:lineRule="auto" w:before="100"/>
         <w:ind w:left="0" w:firstLine="0"/>
         <w:jc w:val="center"/>
         <w:rPr>
@@ -8427,7 +8313,7 @@
       <w:r>
         <w:drawing>
           <wp:inline xmlns:a="http://schemas.openxmlformats.org/drawingml/2006/main" xmlns:pic="http://schemas.openxmlformats.org/drawingml/2006/picture">
-            <wp:extent cx="5303520" cy="1688142"/>
+            <wp:extent cx="4663440" cy="1484401"/>
             <wp:docPr id="1432113167" name="Picture 1432113167"/>
             <wp:cNvGraphicFramePr>
               <a:graphicFrameLocks noChangeAspect="1"/>
@@ -8448,7 +8334,7 @@
                   <pic:spPr>
                     <a:xfrm>
                       <a:off x="0" y="0"/>
-                      <a:ext cx="5303520" cy="1688142"/>
+                      <a:ext cx="4663440" cy="1484401"/>
                     </a:xfrm>
                     <a:prstGeom prst="rect"/>
                   </pic:spPr>
@@ -8462,7 +8348,7 @@
     <w:p>
       <w:bookmarkStart w:id="1025" w:name="_figure_7"/>
       <w:pPr>
-        <w:spacing w:after="200" w:line="300" w:lineRule="auto" w:before="160"/>
+        <w:spacing w:after="140" w:line="240" w:lineRule="auto" w:before="100"/>
         <w:ind w:left="0" w:firstLine="0"/>
         <w:jc w:val="center"/>
         <w:rPr>
@@ -8484,7 +8370,7 @@
     <w:p>
       <w:bookmarkStart w:id="1026" w:name="_table_3"/>
       <w:pPr>
-        <w:spacing w:after="60" w:line="300" w:lineRule="auto" w:before="160"/>
+        <w:spacing w:after="60" w:line="240" w:lineRule="auto" w:before="100"/>
         <w:ind w:left="0" w:firstLine="0"/>
         <w:jc w:val="center"/>
         <w:rPr>
@@ -8864,7 +8750,7 @@
     </w:tbl>
     <w:p>
       <w:pPr>
-        <w:spacing w:after="60" w:line="300" w:lineRule="auto" w:before="160"/>
+        <w:spacing w:after="60" w:line="240" w:lineRule="auto" w:before="100"/>
         <w:ind w:left="0" w:firstLine="0"/>
         <w:jc w:val="center"/>
         <w:rPr>
@@ -8878,7 +8764,7 @@
     <w:p>
       <w:bookmarkStart w:id="1027" w:name="_table_4"/>
       <w:pPr>
-        <w:spacing w:after="60" w:line="300" w:lineRule="auto" w:before="160"/>
+        <w:spacing w:after="60" w:line="240" w:lineRule="auto" w:before="100"/>
         <w:ind w:left="0" w:firstLine="0"/>
         <w:jc w:val="center"/>
         <w:rPr>
@@ -9374,7 +9260,7 @@
     </w:tbl>
     <w:p>
       <w:pPr>
-        <w:spacing w:after="60" w:line="300" w:lineRule="auto" w:before="160"/>
+        <w:spacing w:after="60" w:line="240" w:lineRule="auto" w:before="100"/>
         <w:ind w:left="0" w:firstLine="0"/>
         <w:jc w:val="center"/>
         <w:rPr>
@@ -9387,8 +9273,8 @@
     </w:p>
     <w:p>
       <w:pPr>
-        <w:spacing w:after="120" w:line="300" w:lineRule="auto" w:before="160"/>
-        <w:ind w:left="360" w:firstLine="432"/>
+        <w:spacing w:after="60" w:line="276" w:lineRule="auto" w:before="100"/>
+        <w:ind w:left="0" w:firstLine="360"/>
         <w:jc w:val="both"/>
         <w:rPr>
           <w:b/>
@@ -9408,8 +9294,8 @@
     </w:p>
     <w:p>
       <w:pPr>
-        <w:spacing w:after="120" w:line="300" w:lineRule="auto" w:before="160"/>
-        <w:ind w:left="360" w:firstLine="432"/>
+        <w:spacing w:after="60" w:line="276" w:lineRule="auto" w:before="100"/>
+        <w:ind w:left="0" w:firstLine="360"/>
         <w:jc w:val="both"/>
         <w:rPr>
           <w:b/>
@@ -9429,8 +9315,8 @@
     </w:p>
     <w:p>
       <w:pPr>
-        <w:spacing w:after="80" w:line="300" w:lineRule="auto" w:before="200"/>
-        <w:ind w:left="360" w:firstLine="0"/>
+        <w:spacing w:after="40" w:line="276" w:lineRule="auto" w:before="140"/>
+        <w:ind w:left="0" w:firstLine="0"/>
         <w:jc w:val="left"/>
         <w:rPr>
           <w:b/>
@@ -9449,8 +9335,8 @@
     </w:p>
     <w:p>
       <w:pPr>
-        <w:spacing w:after="120" w:line="300" w:lineRule="auto" w:before="200"/>
-        <w:ind w:left="360" w:firstLine="0"/>
+        <w:spacing w:after="60" w:line="276" w:lineRule="auto" w:before="140"/>
+        <w:ind w:left="0" w:firstLine="360"/>
         <w:jc w:val="both"/>
         <w:rPr>
           <w:b/>
@@ -9462,346 +9348,15 @@
       <w:r>
         <w:rPr>
           <w:b w:val="0"/>
-          <w:i/>
-          <w:sz w:val="24"/>
-        </w:rPr>
-        <w:t>Stage 2 classification is not reported here. results/stage2_benchmark.json is absent, so neither the LLM agreement nor the fine-tuned classifier can be reported. Re-run it with python scripts/run_stage2.py label, then sample_gold.py, then run_stage2.py train and bench, then rebuild this report; the text and the table will appear automatically.</w:t>
-      </w:r>
-    </w:p>
-    <w:p>
-      <w:pPr>
-        <w:spacing w:after="80" w:line="300" w:lineRule="auto" w:before="200"/>
-        <w:ind w:left="360" w:firstLine="0"/>
-        <w:jc w:val="left"/>
-        <w:rPr>
-          <w:b/>
-          <w:bCs/>
-          <w:sz w:val="28"/>
-          <w:szCs w:val="24"/>
-        </w:rPr>
-      </w:pPr>
-      <w:r>
-        <w:rPr>
-          <w:b/>
-          <w:sz w:val="24"/>
-        </w:rPr>
-        <w:t>4.3  Verifier calibration and claim verdicts</w:t>
-      </w:r>
-    </w:p>
-    <w:p>
-      <w:pPr>
-        <w:spacing w:after="120" w:line="300" w:lineRule="auto" w:before="200"/>
-        <w:ind w:left="360" w:firstLine="0"/>
-        <w:jc w:val="both"/>
-        <w:rPr>
-          <w:b/>
-          <w:bCs/>
-          <w:sz w:val="28"/>
-          <w:szCs w:val="24"/>
-        </w:rPr>
-      </w:pPr>
-      <w:r>
-        <w:rPr>
-          <w:b w:val="0"/>
-          <w:i/>
-          <w:sz w:val="24"/>
-        </w:rPr>
-        <w:t>Verifier calibration is not reported here. results/verifier_calibration.json is absent, so the thresholds in use are the hand-chosen defaults rather than fitted values, and the claim verdicts below should be read as uncalibrated. Re-run it with python scripts/run_stage3.py make-dev, label data/verifier_dev.jsonl, then run_stage3.py calibrate, then rebuild this report; the text and the table will appear automatically.</w:t>
-      </w:r>
-    </w:p>
-    <w:p>
-      <w:pPr>
-        <w:spacing w:after="120" w:line="300" w:lineRule="auto" w:before="200"/>
-        <w:ind w:left="360" w:firstLine="0"/>
-        <w:jc w:val="both"/>
-        <w:rPr>
-          <w:b/>
-          <w:bCs/>
-          <w:sz w:val="28"/>
-          <w:szCs w:val="24"/>
-        </w:rPr>
-      </w:pPr>
-      <w:r>
-        <w:rPr>
-          <w:b w:val="0"/>
-          <w:i/>
-          <w:sz w:val="24"/>
-        </w:rPr>
-        <w:t>Claim verification is not reported here. no results/stage3_verify_*.json file exists. Re-run it with python scripts/run_stage3.py extract and then verify, then rebuild this report; the text and the table will appear automatically.</w:t>
-      </w:r>
-    </w:p>
-    <w:p>
-      <w:pPr>
-        <w:spacing w:after="80" w:line="300" w:lineRule="auto" w:before="200"/>
-        <w:ind w:left="360" w:firstLine="0"/>
-        <w:jc w:val="left"/>
-        <w:rPr>
-          <w:b/>
-          <w:bCs/>
-          <w:sz w:val="28"/>
-          <w:szCs w:val="24"/>
-        </w:rPr>
-      </w:pPr>
-      <w:r>
-        <w:rPr>
-          <w:b/>
-          <w:sz w:val="24"/>
-        </w:rPr>
-        <w:t>4.4  Consensus map, contradictions and gaps</w:t>
-      </w:r>
-    </w:p>
-    <w:p>
-      <w:pPr>
-        <w:spacing w:after="120" w:line="300" w:lineRule="auto" w:before="200"/>
-        <w:ind w:left="360" w:firstLine="0"/>
-        <w:jc w:val="both"/>
-        <w:rPr>
-          <w:b/>
-          <w:bCs/>
-          <w:sz w:val="28"/>
-          <w:szCs w:val="24"/>
-        </w:rPr>
-      </w:pPr>
-      <w:r>
-        <w:rPr>
-          <w:b w:val="0"/>
-          <w:i/>
-          <w:sz w:val="24"/>
-        </w:rPr>
-        <w:t>The end-to-end Flow run is not reported here. results/flow_summary.json is absent. Re-run it with python scripts/run_flow.py --topic "..." --n-papers 15, then rebuild this report; the text and the table will appear automatically.</w:t>
-      </w:r>
-    </w:p>
-    <w:p>
-      <w:pPr>
-        <w:spacing w:after="80" w:line="300" w:lineRule="auto" w:before="200"/>
-        <w:ind w:left="360" w:firstLine="0"/>
-        <w:jc w:val="left"/>
-        <w:rPr>
-          <w:b/>
-          <w:bCs/>
-          <w:sz w:val="28"/>
-          <w:szCs w:val="24"/>
-        </w:rPr>
-      </w:pPr>
-      <w:r>
-        <w:rPr>
-          <w:b/>
-          <w:sz w:val="24"/>
-        </w:rPr>
-        <w:t>4.5  System comparison</w:t>
-      </w:r>
-    </w:p>
-    <w:p>
-      <w:pPr>
-        <w:spacing w:after="120" w:line="300" w:lineRule="auto" w:before="200"/>
-        <w:ind w:left="360" w:firstLine="0"/>
-        <w:jc w:val="both"/>
-        <w:rPr>
-          <w:b/>
-          <w:bCs/>
-          <w:sz w:val="28"/>
-          <w:szCs w:val="24"/>
-        </w:rPr>
-      </w:pPr>
-      <w:r>
-        <w:rPr>
-          <w:b w:val="0"/>
-          <w:i/>
-          <w:sz w:val="24"/>
-        </w:rPr>
-        <w:t>The S1–S4 comparison is not reported here. results/eval_arxiv.json is absent. Re-run it with python scripts/run_eval.py --systems S1 S2 S3 --limit 30, then rebuild this report; the text and the table will appear automatically.</w:t>
-      </w:r>
-    </w:p>
-    <w:p>
-      <w:pPr>
-        <w:spacing w:after="80" w:line="300" w:lineRule="auto" w:before="200"/>
-        <w:ind w:left="360" w:firstLine="0"/>
-        <w:jc w:val="left"/>
-        <w:rPr>
-          <w:b/>
-          <w:bCs/>
-          <w:sz w:val="28"/>
-          <w:szCs w:val="24"/>
-        </w:rPr>
-      </w:pPr>
-      <w:r>
-        <w:rPr>
-          <w:b/>
-          <w:sz w:val="24"/>
-        </w:rPr>
-        <w:t>4.6  Distilled extractor</w:t>
-      </w:r>
-    </w:p>
-    <w:p>
-      <w:pPr>
-        <w:spacing w:after="120" w:line="300" w:lineRule="auto" w:before="200"/>
-        <w:ind w:left="360" w:firstLine="0"/>
-        <w:jc w:val="both"/>
-        <w:rPr>
-          <w:b/>
-          <w:bCs/>
-          <w:sz w:val="28"/>
-          <w:szCs w:val="24"/>
-        </w:rPr>
-      </w:pPr>
-      <w:r>
-        <w:rPr>
-          <w:b w:val="0"/>
-          <w:i/>
-          <w:sz w:val="24"/>
-        </w:rPr>
-        <w:t>Stage 6 distillation is not reported here. results/stage6_distill.json is absent. 4-bit QLoRA requires bitsandbytes, which is CUDA-only, so this stage is a Colab-T4 job and was not run on the development machine. Re-run it with notebooks/05_distill_extractor_qlora.ipynb on a Colab T4, then rebuild this report; the text and the table will appear automatically.</w:t>
-      </w:r>
-    </w:p>
-    <w:p>
-      <w:pPr>
-        <w:spacing w:after="80" w:line="300" w:lineRule="auto" w:before="200"/>
-        <w:ind w:left="360" w:firstLine="0"/>
-        <w:jc w:val="left"/>
-        <w:rPr>
-          <w:b/>
-          <w:bCs/>
-          <w:sz w:val="28"/>
-          <w:szCs w:val="24"/>
-        </w:rPr>
-      </w:pPr>
-      <w:r>
-        <w:rPr>
-          <w:b/>
-          <w:sz w:val="24"/>
-        </w:rPr>
-        <w:t>4.7  A worked example, end to end</w:t>
-      </w:r>
-    </w:p>
-    <w:p>
-      <w:pPr>
-        <w:spacing w:after="120" w:line="300" w:lineRule="auto" w:before="200"/>
-        <w:ind w:left="360" w:firstLine="432"/>
-        <w:jc w:val="both"/>
-        <w:rPr>
-          <w:b/>
-          <w:bCs/>
-          <w:sz w:val="28"/>
-          <w:szCs w:val="24"/>
-        </w:rPr>
-      </w:pPr>
-      <w:r>
-        <w:rPr>
-          <w:b w:val="0"/>
-          <w:i w:val="0"/>
-          <w:sz w:val="24"/>
-        </w:rPr>
-        <w:t>To show the whole pipeline on one case, the system was given a single test paper — 2606.31859, “Review Residuals: Update-Conditioned Residual Gating for Transformers” — with its related-work section hidden and only the abstracts of the 4 papers it cites as input. The author's own section is 120 words long.</w:t>
-      </w:r>
-    </w:p>
-    <w:p>
-      <w:pPr>
-        <w:spacing w:after="120" w:line="300" w:lineRule="auto" w:before="200"/>
-        <w:ind w:left="360" w:firstLine="432"/>
-        <w:jc w:val="both"/>
-        <w:rPr>
-          <w:b/>
-          <w:bCs/>
-          <w:sz w:val="28"/>
-          <w:szCs w:val="24"/>
-        </w:rPr>
-      </w:pPr>
-      <w:r>
-        <w:rPr>
-          <w:b w:val="0"/>
-          <w:i w:val="0"/>
-          <w:sz w:val="24"/>
-        </w:rPr>
-        <w:t>The crew extracted 12 claims from 4 papers and wrote 6 sentences, taking 787 seconds. The checker then found 0 of those 6 sentences supported by the evidence behind them.</w:t>
-      </w:r>
-    </w:p>
-    <w:p>
-      <w:pPr>
-        <w:spacing w:after="120" w:line="300" w:lineRule="auto" w:before="200"/>
-        <w:ind w:left="360" w:firstLine="432"/>
-        <w:jc w:val="both"/>
-        <w:rPr>
-          <w:b/>
-          <w:bCs/>
-          <w:sz w:val="28"/>
-          <w:szCs w:val="24"/>
-        </w:rPr>
-      </w:pPr>
-      <w:r>
-        <w:rPr>
-          <w:b w:val="0"/>
-          <w:i w:val="0"/>
-          <w:sz w:val="24"/>
-        </w:rPr>
-        <w:t>That result — none of the sentences supported — is worth looking at closely, because it is the kind of failure this project was built to make visible rather than the kind it was built to avoid. The sentences read well and cite real papers from the correct set. What they do not do is say something the cited papers actually establish. Most describe what the citing paper itself contributes, which is reasonable prose for a related-work section and is exactly what cannot be checked against the cited literature.</w:t>
-      </w:r>
-    </w:p>
-    <w:p>
-      <w:pPr>
-        <w:spacing w:after="120" w:line="300" w:lineRule="auto" w:before="200"/>
-        <w:ind w:left="360" w:firstLine="432"/>
-        <w:jc w:val="both"/>
-        <w:rPr>
-          <w:b/>
-          <w:bCs/>
-          <w:sz w:val="28"/>
-          <w:szCs w:val="24"/>
-        </w:rPr>
-      </w:pPr>
-      <w:r>
-        <w:rPr>
-          <w:b w:val="0"/>
-          <w:i w:val="0"/>
-          <w:sz w:val="24"/>
-        </w:rPr>
-        <w:t>One sentence shows the pattern. It reads: “The introduction of Review Residuals in this work builds upon the principle that gating residual connections can lead to improved performance, as demonstrated by [bachlechner2021].” The closest supporting line the checker could find in the paper that sentence cites is: “We show that the simplest architecture change of gating each residual connection using a single zero-initialized parameter satisfies initial dynamical isometry and outperforms more complex approaches.” The two are about the same subject, which is why the sentence looks convincing, but the second does not establish the first, and the score is 0.001 out of 1.</w:t>
-      </w:r>
-    </w:p>
-    <w:p>
-      <w:pPr>
-        <w:spacing w:after="120" w:line="300" w:lineRule="auto" w:before="200"/>
-        <w:ind w:left="360" w:firstLine="432"/>
-        <w:jc w:val="both"/>
-        <w:rPr>
-          <w:b/>
-          <w:bCs/>
-          <w:sz w:val="28"/>
-          <w:szCs w:val="24"/>
-        </w:rPr>
-      </w:pPr>
-      <w:r>
-        <w:rPr>
-          <w:b w:val="0"/>
-          <w:i w:val="0"/>
-          <w:sz w:val="24"/>
-        </w:rPr>
-        <w:t>A reader skimming the citations would not catch this. An overlap score against the author's section would not catch it either, because the wording is close to what a related-work section normally looks like. The sentence-level check catches it, which is the argument for running the check at all.</w:t>
-      </w:r>
-    </w:p>
-    <w:p>
-      <w:pPr>
-        <w:spacing w:after="120" w:line="300" w:lineRule="auto" w:before="200"/>
-        <w:ind w:left="360" w:firstLine="432"/>
-        <w:jc w:val="both"/>
-        <w:rPr>
-          <w:b/>
-          <w:bCs/>
-          <w:sz w:val="28"/>
-          <w:szCs w:val="24"/>
-        </w:rPr>
-      </w:pPr>
-      <w:r>
-        <w:rPr>
-          <w:b w:val="0"/>
-          <w:i w:val="0"/>
-          <w:sz w:val="24"/>
-        </w:rPr>
-        <w:t>Figure 8 shows the same run in the console, where selecting a sentence brings up the line it was checked against.</w:t>
-      </w:r>
-    </w:p>
-    <w:p>
-      <w:pPr>
-        <w:spacing w:after="40" w:line="300" w:lineRule="auto" w:before="160"/>
+          <w:i w:val="0"/>
+          <w:sz w:val="24"/>
+        </w:rPr>
+        <w:t>656 citation contexts were labelled by the configured LLM in batches of eight, each label accompanied by a short reason that had to quote the words in the sentence that justified it. The distribution is dominated by background, as expected: most citations simply point at earlier work without using or disputing it.</w:t>
+      </w:r>
+    </w:p>
+    <w:p>
+      <w:pPr>
+        <w:spacing w:after="20" w:line="240" w:lineRule="auto" w:before="100"/>
         <w:ind w:left="0" w:firstLine="0"/>
         <w:jc w:val="center"/>
         <w:rPr>
@@ -9814,8 +9369,471 @@
       <w:r>
         <w:drawing>
           <wp:inline xmlns:a="http://schemas.openxmlformats.org/drawingml/2006/main" xmlns:pic="http://schemas.openxmlformats.org/drawingml/2006/picture">
-            <wp:extent cx="5486400" cy="3291840"/>
+            <wp:extent cx="4663440" cy="2213479"/>
             <wp:docPr id="1432113168" name="Picture 1432113168"/>
+            <wp:cNvGraphicFramePr>
+              <a:graphicFrameLocks noChangeAspect="1"/>
+            </wp:cNvGraphicFramePr>
+            <a:graphic>
+              <a:graphicData uri="http://schemas.openxmlformats.org/drawingml/2006/picture">
+                <pic:pic>
+                  <pic:nvPicPr>
+                    <pic:cNvPr id="0" name="fig_label_distribution.png"/>
+                    <pic:cNvPicPr/>
+                  </pic:nvPicPr>
+                  <pic:blipFill>
+                    <a:blip r:embed="rId30"/>
+                    <a:stretch>
+                      <a:fillRect/>
+                    </a:stretch>
+                  </pic:blipFill>
+                  <pic:spPr>
+                    <a:xfrm>
+                      <a:off x="0" y="0"/>
+                      <a:ext cx="4663440" cy="2213479"/>
+                    </a:xfrm>
+                    <a:prstGeom prst="rect"/>
+                  </pic:spPr>
+                </pic:pic>
+              </a:graphicData>
+            </a:graphic>
+          </wp:inline>
+        </w:drawing>
+      </w:r>
+    </w:p>
+    <w:p>
+      <w:bookmarkStart w:id="1028" w:name="_figure_8"/>
+      <w:pPr>
+        <w:spacing w:after="140" w:line="240" w:lineRule="auto" w:before="100"/>
+        <w:ind w:left="0" w:firstLine="0"/>
+        <w:jc w:val="center"/>
+        <w:rPr>
+          <w:b/>
+          <w:bCs/>
+          <w:sz w:val="28"/>
+          <w:szCs w:val="24"/>
+        </w:rPr>
+      </w:pPr>
+      <w:r>
+        <w:rPr>
+          <w:i/>
+          <w:sz w:val="20"/>
+        </w:rPr>
+        <w:t>Figure 8: Distribution of LLM-assigned citation relations over the labelled pool.</w:t>
+      </w:r>
+      <w:bookmarkEnd w:id="1028"/>
+    </w:p>
+    <w:p>
+      <w:pPr>
+        <w:spacing w:after="60" w:line="276" w:lineRule="auto" w:before="100"/>
+        <w:ind w:left="0" w:firstLine="360"/>
+        <w:jc w:val="both"/>
+        <w:rPr>
+          <w:b/>
+          <w:bCs/>
+          <w:sz w:val="28"/>
+          <w:szCs w:val="24"/>
+        </w:rPr>
+      </w:pPr>
+      <w:r>
+        <w:rPr>
+          <w:b w:val="0"/>
+          <w:i w:val="0"/>
+          <w:sz w:val="24"/>
+        </w:rPr>
+        <w:t>A gold set of 200 citation sentences was labelled without seeing the machine's answers, and deliberately sampled so the rare labels appear at all rather than being swamped by background. Who produced these labels matters, so it is stated plainly: they were assigned by the AI assistant that built this pipeline, following the written guide and blind to the labeller's output, then reviewed by the author. That is an independent second opinion, not expert human annotation, and the agreement figures should be read that way. Against this set the machine labeller reaches 0.625 accuracy and 0.327 macro-F1, with a kappa of 0.274. Because the sample is stratified rather than random, this is not how accurate the labeller would be on a sentence picked at random: the sample is weighted towards the cases it finds hardest, so the figure is a lower bound.</w:t>
+      </w:r>
+    </w:p>
+    <w:p>
+      <w:pPr>
+        <w:spacing w:after="60" w:line="276" w:lineRule="auto" w:before="100"/>
+        <w:ind w:left="0" w:firstLine="0"/>
+        <w:jc w:val="both"/>
+        <w:rPr>
+          <w:b/>
+          <w:bCs/>
+          <w:sz w:val="28"/>
+          <w:szCs w:val="24"/>
+        </w:rPr>
+      </w:pPr>
+      <w:r>
+        <w:rPr>
+          <w:b w:val="0"/>
+          <w:i/>
+          <w:sz w:val="21"/>
+        </w:rPr>
+        <w:t>[Figure omitted: fig_relation_confusion.png was not produced by scripts/make_figures.py, because the results file it reads does not exist. Re-run the corresponding stage and then make_figures.py.]</w:t>
+      </w:r>
+    </w:p>
+    <w:p>
+      <w:pPr>
+        <w:spacing w:after="60" w:line="276" w:lineRule="auto" w:before="100"/>
+        <w:ind w:left="0" w:firstLine="0"/>
+        <w:jc w:val="both"/>
+        <w:rPr>
+          <w:b/>
+          <w:bCs/>
+          <w:sz w:val="28"/>
+          <w:szCs w:val="24"/>
+        </w:rPr>
+      </w:pPr>
+      <w:r>
+        <w:rPr>
+          <w:b w:val="0"/>
+          <w:i/>
+          <w:sz w:val="21"/>
+        </w:rPr>
+        <w:t>[Figure omitted: fig_relation_models.png was not produced by scripts/make_figures.py, because the results file it reads does not exist. Re-run the corresponding stage and then make_figures.py.]</w:t>
+      </w:r>
+    </w:p>
+    <w:p>
+      <w:pPr>
+        <w:spacing w:after="40" w:line="276" w:lineRule="auto" w:before="140"/>
+        <w:ind w:left="0" w:firstLine="0"/>
+        <w:jc w:val="left"/>
+        <w:rPr>
+          <w:b/>
+          <w:bCs/>
+          <w:sz w:val="28"/>
+          <w:szCs w:val="24"/>
+        </w:rPr>
+      </w:pPr>
+      <w:r>
+        <w:rPr>
+          <w:b/>
+          <w:sz w:val="24"/>
+        </w:rPr>
+        <w:t>4.3  Verifier calibration and claim verdicts</w:t>
+      </w:r>
+    </w:p>
+    <w:p>
+      <w:pPr>
+        <w:spacing w:after="60" w:line="276" w:lineRule="auto" w:before="140"/>
+        <w:ind w:left="0" w:firstLine="0"/>
+        <w:jc w:val="both"/>
+        <w:rPr>
+          <w:b/>
+          <w:bCs/>
+          <w:sz w:val="28"/>
+          <w:szCs w:val="24"/>
+        </w:rPr>
+      </w:pPr>
+      <w:r>
+        <w:rPr>
+          <w:b w:val="0"/>
+          <w:i/>
+          <w:sz w:val="24"/>
+        </w:rPr>
+        <w:t>Verifier calibration is not reported here. results/verifier_calibration.json is absent, so the thresholds in use are the hand-chosen defaults rather than fitted values, and the claim verdicts below should be read as uncalibrated. Re-run it with python scripts/run_stage3.py make-dev, label data/verifier_dev.jsonl, then run_stage3.py calibrate, then rebuild this report; the text and the table will appear automatically.</w:t>
+      </w:r>
+    </w:p>
+    <w:p>
+      <w:pPr>
+        <w:spacing w:after="60" w:line="276" w:lineRule="auto" w:before="140"/>
+        <w:ind w:left="0" w:firstLine="0"/>
+        <w:jc w:val="both"/>
+        <w:rPr>
+          <w:b/>
+          <w:bCs/>
+          <w:sz w:val="28"/>
+          <w:szCs w:val="24"/>
+        </w:rPr>
+      </w:pPr>
+      <w:r>
+        <w:rPr>
+          <w:b w:val="0"/>
+          <w:i/>
+          <w:sz w:val="24"/>
+        </w:rPr>
+        <w:t>Claim verification is not reported here. no results/stage3_verify_*.json file exists. Re-run it with python scripts/run_stage3.py extract and then verify, then rebuild this report; the text and the table will appear automatically.</w:t>
+      </w:r>
+    </w:p>
+    <w:p>
+      <w:pPr>
+        <w:spacing w:after="40" w:line="276" w:lineRule="auto" w:before="140"/>
+        <w:ind w:left="0" w:firstLine="0"/>
+        <w:jc w:val="left"/>
+        <w:rPr>
+          <w:b/>
+          <w:bCs/>
+          <w:sz w:val="28"/>
+          <w:szCs w:val="24"/>
+        </w:rPr>
+      </w:pPr>
+      <w:r>
+        <w:rPr>
+          <w:b/>
+          <w:sz w:val="24"/>
+        </w:rPr>
+        <w:t>4.4  Consensus map, contradictions and gaps</w:t>
+      </w:r>
+    </w:p>
+    <w:p>
+      <w:pPr>
+        <w:spacing w:after="60" w:line="276" w:lineRule="auto" w:before="140"/>
+        <w:ind w:left="0" w:firstLine="0"/>
+        <w:jc w:val="both"/>
+        <w:rPr>
+          <w:b/>
+          <w:bCs/>
+          <w:sz w:val="28"/>
+          <w:szCs w:val="24"/>
+        </w:rPr>
+      </w:pPr>
+      <w:r>
+        <w:rPr>
+          <w:b w:val="0"/>
+          <w:i/>
+          <w:sz w:val="24"/>
+        </w:rPr>
+        <w:t>The end-to-end Flow run is not reported here. results/flow_summary.json is absent. Re-run it with python scripts/run_flow.py --topic "..." --n-papers 15, then rebuild this report; the text and the table will appear automatically.</w:t>
+      </w:r>
+    </w:p>
+    <w:p>
+      <w:pPr>
+        <w:spacing w:after="40" w:line="276" w:lineRule="auto" w:before="140"/>
+        <w:ind w:left="0" w:firstLine="0"/>
+        <w:jc w:val="left"/>
+        <w:rPr>
+          <w:b/>
+          <w:bCs/>
+          <w:sz w:val="28"/>
+          <w:szCs w:val="24"/>
+        </w:rPr>
+      </w:pPr>
+      <w:r>
+        <w:rPr>
+          <w:b/>
+          <w:sz w:val="24"/>
+        </w:rPr>
+        <w:t>4.5  System comparison</w:t>
+      </w:r>
+    </w:p>
+    <w:p>
+      <w:pPr>
+        <w:spacing w:after="60" w:line="276" w:lineRule="auto" w:before="140"/>
+        <w:ind w:left="0" w:firstLine="0"/>
+        <w:jc w:val="both"/>
+        <w:rPr>
+          <w:b/>
+          <w:bCs/>
+          <w:sz w:val="28"/>
+          <w:szCs w:val="24"/>
+        </w:rPr>
+      </w:pPr>
+      <w:r>
+        <w:rPr>
+          <w:b w:val="0"/>
+          <w:i/>
+          <w:sz w:val="24"/>
+        </w:rPr>
+        <w:t>The S1–S4 comparison is not reported here. results/eval_arxiv.json is absent. Re-run it with python scripts/run_eval.py --systems S1 S2 S3 --limit 30, then rebuild this report; the text and the table will appear automatically.</w:t>
+      </w:r>
+    </w:p>
+    <w:p>
+      <w:pPr>
+        <w:spacing w:after="40" w:line="276" w:lineRule="auto" w:before="140"/>
+        <w:ind w:left="0" w:firstLine="0"/>
+        <w:jc w:val="left"/>
+        <w:rPr>
+          <w:b/>
+          <w:bCs/>
+          <w:sz w:val="28"/>
+          <w:szCs w:val="24"/>
+        </w:rPr>
+      </w:pPr>
+      <w:r>
+        <w:rPr>
+          <w:b/>
+          <w:sz w:val="24"/>
+        </w:rPr>
+        <w:t>4.6  Distilled extractor</w:t>
+      </w:r>
+    </w:p>
+    <w:p>
+      <w:pPr>
+        <w:spacing w:after="60" w:line="276" w:lineRule="auto" w:before="140"/>
+        <w:ind w:left="0" w:firstLine="0"/>
+        <w:jc w:val="both"/>
+        <w:rPr>
+          <w:b/>
+          <w:bCs/>
+          <w:sz w:val="28"/>
+          <w:szCs w:val="24"/>
+        </w:rPr>
+      </w:pPr>
+      <w:r>
+        <w:rPr>
+          <w:b w:val="0"/>
+          <w:i/>
+          <w:sz w:val="24"/>
+        </w:rPr>
+        <w:t>Stage 6 distillation is not reported here. results/stage6_distill.json is absent. 4-bit QLoRA requires bitsandbytes, which is CUDA-only, so this stage is a Colab-T4 job and was not run on the development machine. Re-run it with notebooks/05_distill_extractor_qlora.ipynb on a Colab T4, then rebuild this report; the text and the table will appear automatically.</w:t>
+      </w:r>
+    </w:p>
+    <w:p>
+      <w:pPr>
+        <w:spacing w:after="40" w:line="276" w:lineRule="auto" w:before="140"/>
+        <w:ind w:left="0" w:firstLine="0"/>
+        <w:jc w:val="left"/>
+        <w:rPr>
+          <w:b/>
+          <w:bCs/>
+          <w:sz w:val="28"/>
+          <w:szCs w:val="24"/>
+        </w:rPr>
+      </w:pPr>
+      <w:r>
+        <w:rPr>
+          <w:b/>
+          <w:sz w:val="24"/>
+        </w:rPr>
+        <w:t>4.7  A worked example, end to end</w:t>
+      </w:r>
+    </w:p>
+    <w:p>
+      <w:pPr>
+        <w:spacing w:after="60" w:line="276" w:lineRule="auto" w:before="140"/>
+        <w:ind w:left="0" w:firstLine="360"/>
+        <w:jc w:val="both"/>
+        <w:rPr>
+          <w:b/>
+          <w:bCs/>
+          <w:sz w:val="28"/>
+          <w:szCs w:val="24"/>
+        </w:rPr>
+      </w:pPr>
+      <w:r>
+        <w:rPr>
+          <w:b w:val="0"/>
+          <w:i w:val="0"/>
+          <w:sz w:val="24"/>
+        </w:rPr>
+        <w:t>To show the whole pipeline on one case, the system was given a single test paper — 2606.31859, “Review Residuals: Update-Conditioned Residual Gating for Transformers” — with its related-work section hidden and only the abstracts of the 4 papers it cites as input. The author's own section is 120 words long.</w:t>
+      </w:r>
+    </w:p>
+    <w:p>
+      <w:pPr>
+        <w:spacing w:after="60" w:line="276" w:lineRule="auto" w:before="140"/>
+        <w:ind w:left="0" w:firstLine="360"/>
+        <w:jc w:val="both"/>
+        <w:rPr>
+          <w:b/>
+          <w:bCs/>
+          <w:sz w:val="28"/>
+          <w:szCs w:val="24"/>
+        </w:rPr>
+      </w:pPr>
+      <w:r>
+        <w:rPr>
+          <w:b w:val="0"/>
+          <w:i w:val="0"/>
+          <w:sz w:val="24"/>
+        </w:rPr>
+        <w:t>The crew extracted 12 claims from 4 papers and wrote 6 sentences, taking 787 seconds. The checker then found 0 of those 6 sentences supported by the evidence behind them.</w:t>
+      </w:r>
+    </w:p>
+    <w:p>
+      <w:pPr>
+        <w:spacing w:after="60" w:line="276" w:lineRule="auto" w:before="140"/>
+        <w:ind w:left="0" w:firstLine="360"/>
+        <w:jc w:val="both"/>
+        <w:rPr>
+          <w:b/>
+          <w:bCs/>
+          <w:sz w:val="28"/>
+          <w:szCs w:val="24"/>
+        </w:rPr>
+      </w:pPr>
+      <w:r>
+        <w:rPr>
+          <w:b w:val="0"/>
+          <w:i w:val="0"/>
+          <w:sz w:val="24"/>
+        </w:rPr>
+        <w:t>That result — none of the sentences supported — is worth looking at closely, because it is the kind of failure this project was built to make visible rather than the kind it was built to avoid. The sentences read well and cite real papers from the correct set. What they do not do is say something the cited papers actually establish. Most describe what the citing paper itself contributes, which is reasonable prose for a related-work section and is exactly what cannot be checked against the cited literature.</w:t>
+      </w:r>
+    </w:p>
+    <w:p>
+      <w:pPr>
+        <w:spacing w:after="60" w:line="276" w:lineRule="auto" w:before="140"/>
+        <w:ind w:left="0" w:firstLine="360"/>
+        <w:jc w:val="both"/>
+        <w:rPr>
+          <w:b/>
+          <w:bCs/>
+          <w:sz w:val="28"/>
+          <w:szCs w:val="24"/>
+        </w:rPr>
+      </w:pPr>
+      <w:r>
+        <w:rPr>
+          <w:b w:val="0"/>
+          <w:i w:val="0"/>
+          <w:sz w:val="24"/>
+        </w:rPr>
+        <w:t>One sentence shows the pattern. It reads: “The introduction of Review Residuals in this work builds upon the principle that gating residual connections can lead to improved performance, as demonstrated by [bachlechner2021].” The closest supporting line the checker could find in the paper that sentence cites is: “We show that the simplest architecture change of gating each residual connection using a single zero-initialized parameter satisfies initial dynamical isometry and outperforms more complex approaches.” The two are about the same subject, which is why the sentence looks convincing, but the second does not establish the first, and the score is 0.001 out of 1.</w:t>
+      </w:r>
+    </w:p>
+    <w:p>
+      <w:pPr>
+        <w:spacing w:after="60" w:line="276" w:lineRule="auto" w:before="140"/>
+        <w:ind w:left="0" w:firstLine="360"/>
+        <w:jc w:val="both"/>
+        <w:rPr>
+          <w:b/>
+          <w:bCs/>
+          <w:sz w:val="28"/>
+          <w:szCs w:val="24"/>
+        </w:rPr>
+      </w:pPr>
+      <w:r>
+        <w:rPr>
+          <w:b w:val="0"/>
+          <w:i w:val="0"/>
+          <w:sz w:val="24"/>
+        </w:rPr>
+        <w:t>A reader skimming the citations would not catch this. An overlap score against the author's section would not catch it either, because the wording is close to what a related-work section normally looks like. The sentence-level check catches it, which is the argument for running the check at all.</w:t>
+      </w:r>
+    </w:p>
+    <w:p>
+      <w:pPr>
+        <w:spacing w:after="60" w:line="276" w:lineRule="auto" w:before="140"/>
+        <w:ind w:left="0" w:firstLine="360"/>
+        <w:jc w:val="both"/>
+        <w:rPr>
+          <w:b/>
+          <w:bCs/>
+          <w:sz w:val="28"/>
+          <w:szCs w:val="24"/>
+        </w:rPr>
+      </w:pPr>
+      <w:r>
+        <w:rPr>
+          <w:b w:val="0"/>
+          <w:i w:val="0"/>
+          <w:sz w:val="24"/>
+        </w:rPr>
+        <w:t>Figure 9 shows the same run in the console, where selecting a sentence brings up the line it was checked against.</w:t>
+      </w:r>
+    </w:p>
+    <w:p>
+      <w:pPr>
+        <w:spacing w:after="20" w:line="240" w:lineRule="auto" w:before="100"/>
+        <w:ind w:left="0" w:firstLine="0"/>
+        <w:jc w:val="center"/>
+        <w:rPr>
+          <w:b/>
+          <w:bCs/>
+          <w:sz w:val="28"/>
+          <w:szCs w:val="24"/>
+        </w:rPr>
+      </w:pPr>
+      <w:r>
+        <w:drawing>
+          <wp:inline xmlns:a="http://schemas.openxmlformats.org/drawingml/2006/main" xmlns:pic="http://schemas.openxmlformats.org/drawingml/2006/picture">
+            <wp:extent cx="4754880" cy="2852928"/>
+            <wp:docPr id="1432113169" name="Picture 1432113169"/>
             <wp:cNvGraphicFramePr>
               <a:graphicFrameLocks noChangeAspect="1"/>
             </wp:cNvGraphicFramePr>
@@ -9827,7 +9845,7 @@
                     <pic:cNvPicPr/>
                   </pic:nvPicPr>
                   <pic:blipFill>
-                    <a:blip r:embed="rId30"/>
+                    <a:blip r:embed="rId31"/>
                     <a:stretch>
                       <a:fillRect/>
                     </a:stretch>
@@ -9835,7 +9853,7 @@
                   <pic:spPr>
                     <a:xfrm>
                       <a:off x="0" y="0"/>
-                      <a:ext cx="5486400" cy="3291840"/>
+                      <a:ext cx="4754880" cy="2852928"/>
                     </a:xfrm>
                     <a:prstGeom prst="rect"/>
                   </pic:spPr>
@@ -9847,9 +9865,9 @@
       </w:r>
     </w:p>
     <w:p>
-      <w:bookmarkStart w:id="1028" w:name="_figure_8"/>
-      <w:pPr>
-        <w:spacing w:after="200" w:line="300" w:lineRule="auto" w:before="160"/>
+      <w:bookmarkStart w:id="1029" w:name="_figure_9"/>
+      <w:pPr>
+        <w:spacing w:after="140" w:line="240" w:lineRule="auto" w:before="100"/>
         <w:ind w:left="0" w:firstLine="0"/>
         <w:jc w:val="center"/>
         <w:rPr>
@@ -9864,14 +9882,14 @@
           <w:i/>
           <w:sz w:val="20"/>
         </w:rPr>
-        <w:t>Figure 8: The worked example in the console. Sentences are underlined by outcome, and selecting one shows the paper it cites, the closest supporting line, and the score. Here every sentence is unsupported.</w:t>
-      </w:r>
-      <w:bookmarkEnd w:id="1028"/>
-    </w:p>
-    <w:p>
-      <w:pPr>
-        <w:spacing w:after="120" w:line="300" w:lineRule="auto" w:before="160"/>
-        <w:ind w:left="360" w:firstLine="432"/>
+        <w:t>Figure 9: The worked example in the console. Sentences are underlined by outcome, and selecting one shows the paper it cites, the closest supporting line, and the score. Here every sentence is unsupported.</w:t>
+      </w:r>
+      <w:bookmarkEnd w:id="1029"/>
+    </w:p>
+    <w:p>
+      <w:pPr>
+        <w:spacing w:after="60" w:line="276" w:lineRule="auto" w:before="100"/>
+        <w:ind w:left="0" w:firstLine="360"/>
         <w:jc w:val="both"/>
         <w:rPr>
           <w:b/>
@@ -9891,8 +9909,8 @@
     </w:p>
     <w:p>
       <w:pPr>
-        <w:spacing w:after="80" w:line="300" w:lineRule="auto" w:before="200"/>
-        <w:ind w:left="360" w:firstLine="0"/>
+        <w:spacing w:after="40" w:line="276" w:lineRule="auto" w:before="140"/>
+        <w:ind w:left="0" w:firstLine="0"/>
         <w:jc w:val="left"/>
         <w:rPr>
           <w:b/>
@@ -9911,8 +9929,8 @@
     </w:p>
     <w:p>
       <w:pPr>
-        <w:spacing w:after="120" w:line="300" w:lineRule="auto" w:before="200"/>
-        <w:ind w:left="360" w:firstLine="432"/>
+        <w:spacing w:after="60" w:line="276" w:lineRule="auto" w:before="140"/>
+        <w:ind w:left="0" w:firstLine="360"/>
         <w:jc w:val="both"/>
         <w:rPr>
           <w:b/>
@@ -9932,8 +9950,8 @@
     </w:p>
     <w:p>
       <w:pPr>
-        <w:spacing w:after="80" w:line="300" w:lineRule="auto" w:before="200"/>
-        <w:ind w:left="360" w:firstLine="0"/>
+        <w:spacing w:after="40" w:line="276" w:lineRule="auto" w:before="140"/>
+        <w:ind w:left="0" w:firstLine="0"/>
         <w:jc w:val="left"/>
         <w:rPr>
           <w:b/>
@@ -9952,7 +9970,7 @@
     </w:p>
     <w:p>
       <w:pPr>
-        <w:spacing w:after="60" w:line="300" w:lineRule="auto" w:before="200"/>
+        <w:spacing w:after="60" w:line="276" w:lineRule="auto" w:before="140"/>
         <w:ind w:left="720" w:firstLine="0"/>
         <w:jc w:val="both"/>
         <w:rPr>
@@ -9973,7 +9991,7 @@
     </w:p>
     <w:p>
       <w:pPr>
-        <w:spacing w:after="60" w:line="300" w:lineRule="auto" w:before="200"/>
+        <w:spacing w:after="60" w:line="276" w:lineRule="auto" w:before="140"/>
         <w:ind w:left="720" w:firstLine="0"/>
         <w:jc w:val="both"/>
         <w:rPr>
@@ -9994,7 +10012,7 @@
     </w:p>
     <w:p>
       <w:pPr>
-        <w:spacing w:after="60" w:line="300" w:lineRule="auto" w:before="200"/>
+        <w:spacing w:after="60" w:line="276" w:lineRule="auto" w:before="140"/>
         <w:ind w:left="720" w:firstLine="0"/>
         <w:jc w:val="both"/>
         <w:rPr>
@@ -10015,7 +10033,7 @@
     </w:p>
     <w:p>
       <w:pPr>
-        <w:spacing w:after="60" w:line="300" w:lineRule="auto" w:before="200"/>
+        <w:spacing w:after="60" w:line="276" w:lineRule="auto" w:before="140"/>
         <w:ind w:left="720" w:firstLine="0"/>
         <w:jc w:val="both"/>
         <w:rPr>
@@ -10036,7 +10054,7 @@
     </w:p>
     <w:p>
       <w:pPr>
-        <w:spacing w:after="60" w:line="300" w:lineRule="auto" w:before="200"/>
+        <w:spacing w:after="60" w:line="276" w:lineRule="auto" w:before="140"/>
         <w:ind w:left="720" w:firstLine="0"/>
         <w:jc w:val="both"/>
         <w:rPr>
@@ -10057,7 +10075,7 @@
     </w:p>
     <w:p>
       <w:pPr>
-        <w:spacing w:after="60" w:line="300" w:lineRule="auto" w:before="200"/>
+        <w:spacing w:after="60" w:line="276" w:lineRule="auto" w:before="140"/>
         <w:ind w:left="720" w:firstLine="0"/>
         <w:jc w:val="both"/>
         <w:rPr>
@@ -10078,7 +10096,7 @@
     </w:p>
     <w:p>
       <w:pPr>
-        <w:spacing w:after="60" w:line="300" w:lineRule="auto" w:before="200"/>
+        <w:spacing w:after="60" w:line="276" w:lineRule="auto" w:before="140"/>
         <w:ind w:left="720" w:firstLine="0"/>
         <w:jc w:val="both"/>
         <w:rPr>
@@ -10099,7 +10117,7 @@
     </w:p>
     <w:p>
       <w:pPr>
-        <w:spacing w:after="60" w:line="300" w:lineRule="auto" w:before="200"/>
+        <w:spacing w:after="60" w:line="276" w:lineRule="auto" w:before="140"/>
         <w:ind w:left="720" w:firstLine="0"/>
         <w:jc w:val="both"/>
         <w:rPr>
@@ -10120,7 +10138,7 @@
     </w:p>
     <w:p>
       <w:pPr>
-        <w:spacing w:after="60" w:line="300" w:lineRule="auto" w:before="200"/>
+        <w:spacing w:after="60" w:line="276" w:lineRule="auto" w:before="140"/>
         <w:ind w:left="720" w:firstLine="0"/>
         <w:jc w:val="both"/>
         <w:rPr>
@@ -10141,7 +10159,7 @@
     </w:p>
     <w:p>
       <w:pPr>
-        <w:spacing w:after="60" w:line="300" w:lineRule="auto" w:before="200"/>
+        <w:spacing w:after="60" w:line="276" w:lineRule="auto" w:before="140"/>
         <w:ind w:left="720" w:firstLine="0"/>
         <w:jc w:val="both"/>
         <w:rPr>
@@ -10161,44 +10179,7 @@
       </w:r>
     </w:p>
     <w:p>
-      <w:pPr>
-        <w:spacing w:line="300" w:lineRule="auto"/>
-        <w:jc w:val="center"/>
-        <w:rPr>
-          <w:b/>
-          <w:bCs/>
-          <w:sz w:val="28"/>
-          <w:szCs w:val="24"/>
-        </w:rPr>
-      </w:pPr>
-    </w:p>
-    <w:p>
-      <w:pPr>
-        <w:pStyle w:val="ListParagraph"/>
-        <w:spacing w:line="300" w:lineRule="auto"/>
-        <w:ind w:left="360"/>
-        <w:jc w:val="both"/>
-        <w:rPr>
-          <w:b/>
-          <w:sz w:val="24"/>
-          <w:szCs w:val="24"/>
-        </w:rPr>
-      </w:pPr>
-    </w:p>
-    <w:p>
-      <w:pPr>
-        <w:spacing w:line="300" w:lineRule="auto"/>
-        <w:ind w:left="720"/>
-        <w:jc w:val="both"/>
-        <w:rPr>
-          <w:bCs/>
-          <w:sz w:val="24"/>
-          <w:szCs w:val="24"/>
-        </w:rPr>
-      </w:pPr>
-    </w:p>
-    <w:p>
-      <w:bookmarkStart w:id="1029" w:name="_toc_5_conclusion_and_future_scope"/>
+      <w:bookmarkStart w:id="1030" w:name="_toc_5_conclusion_and_future_scope"/>
       <w:pPr>
         <w:pageBreakBefore/>
         <w:spacing w:line="300" w:lineRule="auto"/>
@@ -10215,7 +10196,6 @@
           <w:sz w:val="24"/>
           <w:szCs w:val="24"/>
         </w:rPr>
-        <w:br w:type="page"/>
       </w:r>
       <w:r>
         <w:rPr>
@@ -10227,7 +10207,7 @@
         <w:lastRenderedPageBreak/>
         <w:t>CHAPTER 5</w:t>
       </w:r>
-      <w:bookmarkEnd w:id="1029"/>
+      <w:bookmarkEnd w:id="1030"/>
     </w:p>
     <w:p>
       <w:pPr>
@@ -10287,7 +10267,7 @@
       </w:pPr>
     </w:p>
     <w:p>
-      <w:bookmarkStart w:id="1030" w:name="_toc_5_1_conclusion"/>
+      <w:bookmarkStart w:id="1031" w:name="_toc_5_1_conclusion"/>
       <w:pPr>
         <w:spacing w:line="300" w:lineRule="auto"/>
         <w:jc w:val="both"/>
@@ -10313,12 +10293,12 @@
         </w:rPr>
         <w:t>Conclusion</w:t>
       </w:r>
-      <w:bookmarkEnd w:id="1030"/>
-    </w:p>
-    <w:p>
-      <w:pPr>
-        <w:spacing w:line="300" w:lineRule="auto" w:after="120"/>
-        <w:ind w:left="360" w:firstLine="432"/>
+      <w:bookmarkEnd w:id="1031"/>
+    </w:p>
+    <w:p>
+      <w:pPr>
+        <w:spacing w:line="276" w:lineRule="auto" w:after="60"/>
+        <w:ind w:left="0" w:firstLine="360"/>
         <w:jc w:val="both"/>
         <w:rPr>
           <w:b/>
@@ -10337,8 +10317,8 @@
     </w:p>
     <w:p>
       <w:pPr>
-        <w:spacing w:line="300" w:lineRule="auto" w:after="120"/>
-        <w:ind w:left="360" w:firstLine="432"/>
+        <w:spacing w:line="276" w:lineRule="auto" w:after="60"/>
+        <w:ind w:left="0" w:firstLine="360"/>
         <w:jc w:val="both"/>
         <w:rPr>
           <w:b/>
@@ -10357,8 +10337,8 @@
     </w:p>
     <w:p>
       <w:pPr>
-        <w:spacing w:line="300" w:lineRule="auto" w:after="120"/>
-        <w:ind w:left="360" w:firstLine="432"/>
+        <w:spacing w:line="276" w:lineRule="auto" w:after="60"/>
+        <w:ind w:left="0" w:firstLine="360"/>
         <w:jc w:val="both"/>
         <w:rPr>
           <w:b/>
@@ -10377,8 +10357,8 @@
     </w:p>
     <w:p>
       <w:pPr>
-        <w:spacing w:line="300" w:lineRule="auto" w:after="120"/>
-        <w:ind w:left="360" w:firstLine="432"/>
+        <w:spacing w:line="276" w:lineRule="auto" w:after="60"/>
+        <w:ind w:left="0" w:firstLine="360"/>
         <w:jc w:val="both"/>
         <w:rPr>
           <w:b/>
@@ -10396,7 +10376,7 @@
       </w:r>
     </w:p>
     <w:p>
-      <w:bookmarkStart w:id="1031" w:name="_toc_5_2_suggestions_for_future_directions"/>
+      <w:bookmarkStart w:id="1032" w:name="_toc_5_2_suggestions_for_future_directions"/>
       <w:pPr>
         <w:spacing w:line="300" w:lineRule="auto"/>
         <w:jc w:val="both"/>
@@ -10414,12 +10394,12 @@
         </w:rPr>
         <w:t>5.2 Suggestions for future directions</w:t>
       </w:r>
-      <w:bookmarkEnd w:id="1031"/>
-    </w:p>
-    <w:p>
-      <w:pPr>
-        <w:spacing w:line="300" w:lineRule="auto" w:after="120"/>
-        <w:ind w:left="360" w:firstLine="432"/>
+      <w:bookmarkEnd w:id="1032"/>
+    </w:p>
+    <w:p>
+      <w:pPr>
+        <w:spacing w:line="276" w:lineRule="auto" w:after="60"/>
+        <w:ind w:left="0" w:firstLine="360"/>
         <w:jc w:val="both"/>
         <w:rPr>
           <w:b/>
@@ -10438,7 +10418,7 @@
     </w:p>
     <w:p>
       <w:pPr>
-        <w:spacing w:line="300" w:lineRule="auto" w:after="60"/>
+        <w:spacing w:line="276" w:lineRule="auto" w:after="60"/>
         <w:ind w:left="720" w:firstLine="0"/>
         <w:jc w:val="both"/>
         <w:rPr>
@@ -10458,7 +10438,7 @@
     </w:p>
     <w:p>
       <w:pPr>
-        <w:spacing w:line="300" w:lineRule="auto" w:after="60"/>
+        <w:spacing w:line="276" w:lineRule="auto" w:after="60"/>
         <w:ind w:left="720" w:firstLine="0"/>
         <w:jc w:val="both"/>
         <w:rPr>
@@ -10478,7 +10458,7 @@
     </w:p>
     <w:p>
       <w:pPr>
-        <w:spacing w:line="300" w:lineRule="auto" w:after="60"/>
+        <w:spacing w:line="276" w:lineRule="auto" w:after="60"/>
         <w:ind w:left="720" w:firstLine="0"/>
         <w:jc w:val="both"/>
         <w:rPr>
@@ -10498,7 +10478,7 @@
     </w:p>
     <w:p>
       <w:pPr>
-        <w:spacing w:line="300" w:lineRule="auto" w:after="60"/>
+        <w:spacing w:line="276" w:lineRule="auto" w:after="60"/>
         <w:ind w:left="720" w:firstLine="0"/>
         <w:jc w:val="both"/>
         <w:rPr>
@@ -10518,7 +10498,7 @@
     </w:p>
     <w:p>
       <w:pPr>
-        <w:spacing w:line="300" w:lineRule="auto" w:after="60"/>
+        <w:spacing w:line="276" w:lineRule="auto" w:after="60"/>
         <w:ind w:left="720" w:firstLine="0"/>
         <w:jc w:val="both"/>
         <w:rPr>
@@ -10538,7 +10518,7 @@
     </w:p>
     <w:p>
       <w:pPr>
-        <w:spacing w:line="300" w:lineRule="auto" w:after="60"/>
+        <w:spacing w:line="276" w:lineRule="auto" w:after="60"/>
         <w:ind w:left="720" w:firstLine="0"/>
         <w:jc w:val="both"/>
         <w:rPr>
@@ -10558,7 +10538,7 @@
     </w:p>
     <w:p>
       <w:pPr>
-        <w:spacing w:line="300" w:lineRule="auto" w:after="60"/>
+        <w:spacing w:line="276" w:lineRule="auto" w:after="60"/>
         <w:ind w:left="720" w:firstLine="0"/>
         <w:jc w:val="both"/>
         <w:rPr>
@@ -10577,60 +10557,7 @@
       </w:r>
     </w:p>
     <w:p>
-      <w:pPr>
-        <w:spacing w:line="300" w:lineRule="auto"/>
-        <w:jc w:val="both"/>
-        <w:rPr>
-          <w:bCs/>
-          <w:sz w:val="24"/>
-          <w:szCs w:val="24"/>
-        </w:rPr>
-      </w:pPr>
-    </w:p>
-    <w:p>
-      <w:pPr>
-        <w:spacing w:line="300" w:lineRule="auto"/>
-        <w:jc w:val="both"/>
-        <w:rPr>
-          <w:bCs/>
-          <w:sz w:val="24"/>
-          <w:szCs w:val="24"/>
-        </w:rPr>
-      </w:pPr>
-      <w:r>
-        <w:rPr>
-          <w:b/>
-          <w:bCs/>
-          <w:sz w:val="28"/>
-          <w:szCs w:val="24"/>
-        </w:rPr>
-        <w:br w:type="page"/>
-      </w:r>
-    </w:p>
-    <w:p>
-      <w:pPr>
-        <w:spacing w:line="300" w:lineRule="auto"/>
-        <w:jc w:val="both"/>
-        <w:rPr>
-          <w:bCs/>
-          <w:sz w:val="24"/>
-          <w:szCs w:val="24"/>
-        </w:rPr>
-      </w:pPr>
-    </w:p>
-    <w:p>
-      <w:pPr>
-        <w:spacing w:line="300" w:lineRule="auto"/>
-        <w:jc w:val="both"/>
-        <w:rPr>
-          <w:bCs/>
-          <w:sz w:val="24"/>
-          <w:szCs w:val="24"/>
-        </w:rPr>
-      </w:pPr>
-    </w:p>
-    <w:p>
-      <w:bookmarkStart w:id="1032" w:name="_toc_references"/>
+      <w:bookmarkStart w:id="1033" w:name="_toc_references"/>
       <w:pPr>
         <w:pageBreakBefore/>
         <w:spacing w:line="300" w:lineRule="auto"/>
@@ -10660,7 +10587,7 @@
         </w:rPr>
         <w:t xml:space="preserve"> </w:t>
       </w:r>
-      <w:bookmarkEnd w:id="1032"/>
+      <w:bookmarkEnd w:id="1033"/>
     </w:p>
     <w:p>
       <w:pPr>
@@ -10693,7 +10620,7 @@
     </w:p>
     <w:p>
       <w:pPr>
-        <w:spacing w:line="300" w:lineRule="auto" w:after="80"/>
+        <w:spacing w:line="276" w:lineRule="auto" w:after="80"/>
         <w:ind w:left="648" w:hanging="432"/>
         <w:jc w:val="both"/>
         <w:rPr>
@@ -10713,7 +10640,7 @@
     </w:p>
     <w:p>
       <w:pPr>
-        <w:spacing w:line="300" w:lineRule="auto" w:after="80"/>
+        <w:spacing w:line="276" w:lineRule="auto" w:after="80"/>
         <w:ind w:left="648" w:hanging="432"/>
         <w:jc w:val="both"/>
         <w:rPr>
@@ -10733,7 +10660,7 @@
     </w:p>
     <w:p>
       <w:pPr>
-        <w:spacing w:line="300" w:lineRule="auto" w:after="80"/>
+        <w:spacing w:line="276" w:lineRule="auto" w:after="80"/>
         <w:ind w:left="648" w:hanging="432"/>
         <w:jc w:val="both"/>
         <w:rPr>
@@ -10753,7 +10680,7 @@
     </w:p>
     <w:p>
       <w:pPr>
-        <w:spacing w:line="300" w:lineRule="auto" w:after="80"/>
+        <w:spacing w:line="276" w:lineRule="auto" w:after="80"/>
         <w:ind w:left="648" w:hanging="432"/>
         <w:jc w:val="both"/>
         <w:rPr>
@@ -10773,7 +10700,7 @@
     </w:p>
     <w:p>
       <w:pPr>
-        <w:spacing w:line="300" w:lineRule="auto" w:after="80"/>
+        <w:spacing w:line="276" w:lineRule="auto" w:after="80"/>
         <w:ind w:left="648" w:hanging="432"/>
         <w:jc w:val="both"/>
         <w:rPr>
@@ -10793,7 +10720,7 @@
     </w:p>
     <w:p>
       <w:pPr>
-        <w:spacing w:line="300" w:lineRule="auto" w:after="80"/>
+        <w:spacing w:line="276" w:lineRule="auto" w:after="80"/>
         <w:ind w:left="648" w:hanging="432"/>
         <w:jc w:val="both"/>
         <w:rPr>
@@ -10813,7 +10740,7 @@
     </w:p>
     <w:p>
       <w:pPr>
-        <w:spacing w:line="300" w:lineRule="auto" w:after="80"/>
+        <w:spacing w:line="276" w:lineRule="auto" w:after="80"/>
         <w:ind w:left="648" w:hanging="432"/>
         <w:jc w:val="both"/>
         <w:rPr>
@@ -10833,7 +10760,7 @@
     </w:p>
     <w:p>
       <w:pPr>
-        <w:spacing w:line="300" w:lineRule="auto" w:after="80"/>
+        <w:spacing w:line="276" w:lineRule="auto" w:after="80"/>
         <w:ind w:left="648" w:hanging="432"/>
         <w:jc w:val="both"/>
         <w:rPr>
@@ -10853,7 +10780,7 @@
     </w:p>
     <w:p>
       <w:pPr>
-        <w:spacing w:line="300" w:lineRule="auto" w:after="80"/>
+        <w:spacing w:line="276" w:lineRule="auto" w:after="80"/>
         <w:ind w:left="648" w:hanging="432"/>
         <w:jc w:val="both"/>
         <w:rPr>
@@ -10873,7 +10800,7 @@
     </w:p>
     <w:p>
       <w:pPr>
-        <w:spacing w:line="300" w:lineRule="auto" w:after="80"/>
+        <w:spacing w:line="276" w:lineRule="auto" w:after="80"/>
         <w:ind w:left="648" w:hanging="432"/>
         <w:jc w:val="both"/>
         <w:rPr>
@@ -10893,7 +10820,7 @@
     </w:p>
     <w:p>
       <w:pPr>
-        <w:spacing w:line="300" w:lineRule="auto" w:after="80"/>
+        <w:spacing w:line="276" w:lineRule="auto" w:after="80"/>
         <w:ind w:left="648" w:hanging="432"/>
         <w:jc w:val="both"/>
         <w:rPr>
@@ -10913,7 +10840,7 @@
     </w:p>
     <w:p>
       <w:pPr>
-        <w:spacing w:line="300" w:lineRule="auto" w:after="80"/>
+        <w:spacing w:line="276" w:lineRule="auto" w:after="80"/>
         <w:ind w:left="648" w:hanging="432"/>
         <w:jc w:val="both"/>
         <w:rPr>
@@ -10933,7 +10860,7 @@
     </w:p>
     <w:p>
       <w:pPr>
-        <w:spacing w:line="300" w:lineRule="auto" w:after="80"/>
+        <w:spacing w:line="276" w:lineRule="auto" w:after="80"/>
         <w:ind w:left="648" w:hanging="432"/>
         <w:jc w:val="both"/>
         <w:rPr>
@@ -10953,7 +10880,7 @@
     </w:p>
     <w:p>
       <w:pPr>
-        <w:spacing w:line="300" w:lineRule="auto" w:after="80"/>
+        <w:spacing w:line="276" w:lineRule="auto" w:after="80"/>
         <w:ind w:left="648" w:hanging="432"/>
         <w:jc w:val="both"/>
         <w:rPr>
@@ -10973,7 +10900,7 @@
     </w:p>
     <w:p>
       <w:pPr>
-        <w:spacing w:line="300" w:lineRule="auto" w:after="80"/>
+        <w:spacing w:line="276" w:lineRule="auto" w:after="80"/>
         <w:ind w:left="648" w:hanging="432"/>
         <w:jc w:val="both"/>
         <w:rPr>
@@ -10993,7 +10920,7 @@
     </w:p>
     <w:p>
       <w:pPr>
-        <w:spacing w:line="300" w:lineRule="auto" w:after="80"/>
+        <w:spacing w:line="276" w:lineRule="auto" w:after="80"/>
         <w:ind w:left="648" w:hanging="432"/>
         <w:jc w:val="both"/>
         <w:rPr>
@@ -11013,7 +10940,7 @@
     </w:p>
     <w:p>
       <w:pPr>
-        <w:spacing w:line="300" w:lineRule="auto" w:after="80"/>
+        <w:spacing w:line="276" w:lineRule="auto" w:after="80"/>
         <w:ind w:left="648" w:hanging="432"/>
         <w:jc w:val="both"/>
         <w:rPr>
@@ -11033,7 +10960,7 @@
     </w:p>
     <w:p>
       <w:pPr>
-        <w:spacing w:line="300" w:lineRule="auto" w:after="80"/>
+        <w:spacing w:line="276" w:lineRule="auto" w:after="80"/>
         <w:ind w:left="648" w:hanging="432"/>
         <w:jc w:val="both"/>
         <w:rPr>
@@ -11053,7 +10980,7 @@
     </w:p>
     <w:p>
       <w:pPr>
-        <w:spacing w:line="300" w:lineRule="auto" w:after="80"/>
+        <w:spacing w:line="276" w:lineRule="auto" w:after="80"/>
         <w:ind w:left="648" w:hanging="432"/>
         <w:jc w:val="both"/>
         <w:rPr>
@@ -11073,7 +11000,7 @@
     </w:p>
     <w:p>
       <w:pPr>
-        <w:spacing w:line="300" w:lineRule="auto" w:after="80"/>
+        <w:spacing w:line="276" w:lineRule="auto" w:after="80"/>
         <w:ind w:left="648" w:hanging="432"/>
         <w:jc w:val="both"/>
         <w:rPr>
@@ -11093,7 +11020,7 @@
     </w:p>
     <w:p>
       <w:pPr>
-        <w:spacing w:line="300" w:lineRule="auto" w:after="80"/>
+        <w:spacing w:line="276" w:lineRule="auto" w:after="80"/>
         <w:ind w:left="648" w:hanging="432"/>
         <w:jc w:val="both"/>
         <w:rPr>
@@ -11113,7 +11040,7 @@
     </w:p>
     <w:p>
       <w:pPr>
-        <w:spacing w:line="300" w:lineRule="auto" w:after="80"/>
+        <w:spacing w:line="276" w:lineRule="auto" w:after="80"/>
         <w:ind w:left="648" w:hanging="432"/>
         <w:jc w:val="both"/>
         <w:rPr>
@@ -11133,7 +11060,7 @@
     </w:p>
     <w:p>
       <w:pPr>
-        <w:spacing w:line="300" w:lineRule="auto" w:after="80"/>
+        <w:spacing w:line="276" w:lineRule="auto" w:after="80"/>
         <w:ind w:left="648" w:hanging="432"/>
         <w:jc w:val="both"/>
         <w:rPr>
@@ -11153,7 +11080,7 @@
     </w:p>
     <w:p>
       <w:pPr>
-        <w:spacing w:line="300" w:lineRule="auto" w:after="80"/>
+        <w:spacing w:line="276" w:lineRule="auto" w:after="80"/>
         <w:ind w:left="648" w:hanging="432"/>
         <w:jc w:val="both"/>
         <w:rPr>
@@ -11173,7 +11100,7 @@
     </w:p>
     <w:p>
       <w:pPr>
-        <w:spacing w:line="300" w:lineRule="auto" w:after="80"/>
+        <w:spacing w:line="276" w:lineRule="auto" w:after="80"/>
         <w:ind w:left="648" w:hanging="432"/>
         <w:jc w:val="both"/>
         <w:rPr>
@@ -11193,7 +11120,7 @@
     </w:p>
     <w:p>
       <w:pPr>
-        <w:spacing w:line="300" w:lineRule="auto" w:after="80"/>
+        <w:spacing w:line="276" w:lineRule="auto" w:after="80"/>
         <w:ind w:left="648" w:hanging="432"/>
         <w:jc w:val="both"/>
         <w:rPr>
@@ -11213,7 +11140,7 @@
     </w:p>
     <w:p>
       <w:pPr>
-        <w:spacing w:line="300" w:lineRule="auto" w:after="80"/>
+        <w:spacing w:line="276" w:lineRule="auto" w:after="80"/>
         <w:ind w:left="648" w:hanging="432"/>
         <w:jc w:val="both"/>
         <w:rPr>
@@ -11233,7 +11160,7 @@
     </w:p>
     <w:p>
       <w:pPr>
-        <w:spacing w:line="300" w:lineRule="auto" w:after="80"/>
+        <w:spacing w:line="276" w:lineRule="auto" w:after="80"/>
         <w:ind w:left="648" w:hanging="432"/>
         <w:jc w:val="both"/>
         <w:rPr>
@@ -11253,7 +11180,7 @@
     </w:p>
     <w:p>
       <w:pPr>
-        <w:spacing w:line="300" w:lineRule="auto" w:after="80"/>
+        <w:spacing w:line="276" w:lineRule="auto" w:after="80"/>
         <w:ind w:left="648" w:hanging="432"/>
         <w:jc w:val="both"/>
         <w:rPr>
@@ -11273,7 +11200,7 @@
     </w:p>
     <w:p>
       <w:pPr>
-        <w:spacing w:line="300" w:lineRule="auto" w:after="80"/>
+        <w:spacing w:line="276" w:lineRule="auto" w:after="80"/>
         <w:ind w:left="648" w:hanging="432"/>
         <w:jc w:val="both"/>
         <w:rPr>
@@ -11293,7 +11220,7 @@
     </w:p>
     <w:p>
       <w:pPr>
-        <w:spacing w:line="300" w:lineRule="auto" w:after="80"/>
+        <w:spacing w:line="276" w:lineRule="auto" w:after="80"/>
         <w:ind w:left="648" w:hanging="432"/>
         <w:jc w:val="both"/>
         <w:rPr>
@@ -11313,7 +11240,7 @@
     </w:p>
     <w:p>
       <w:pPr>
-        <w:spacing w:line="300" w:lineRule="auto" w:after="80"/>
+        <w:spacing w:line="276" w:lineRule="auto" w:after="80"/>
         <w:ind w:left="648" w:hanging="432"/>
         <w:jc w:val="both"/>
         <w:rPr>
@@ -11333,7 +11260,7 @@
     </w:p>
     <w:p>
       <w:pPr>
-        <w:spacing w:line="300" w:lineRule="auto" w:after="80"/>
+        <w:spacing w:line="276" w:lineRule="auto" w:after="80"/>
         <w:ind w:left="648" w:hanging="432"/>
         <w:jc w:val="both"/>
         <w:rPr>
@@ -11353,7 +11280,7 @@
     </w:p>
     <w:p>
       <w:pPr>
-        <w:spacing w:line="300" w:lineRule="auto" w:after="80"/>
+        <w:spacing w:line="276" w:lineRule="auto" w:after="80"/>
         <w:ind w:left="648" w:hanging="432"/>
         <w:jc w:val="both"/>
         <w:rPr>
@@ -11373,7 +11300,7 @@
     </w:p>
     <w:p>
       <w:pPr>
-        <w:spacing w:line="300" w:lineRule="auto" w:after="80"/>
+        <w:spacing w:line="276" w:lineRule="auto" w:after="80"/>
         <w:ind w:left="648" w:hanging="432"/>
         <w:jc w:val="both"/>
         <w:rPr>
@@ -11393,7 +11320,7 @@
     </w:p>
     <w:p>
       <w:pPr>
-        <w:spacing w:line="300" w:lineRule="auto" w:after="80"/>
+        <w:spacing w:line="276" w:lineRule="auto" w:after="80"/>
         <w:ind w:left="648" w:hanging="432"/>
         <w:jc w:val="both"/>
         <w:rPr>
@@ -11413,7 +11340,7 @@
     </w:p>
     <w:p>
       <w:pPr>
-        <w:spacing w:line="300" w:lineRule="auto" w:after="80"/>
+        <w:spacing w:line="276" w:lineRule="auto" w:after="80"/>
         <w:ind w:left="648" w:hanging="432"/>
         <w:jc w:val="both"/>
         <w:rPr>
@@ -11433,7 +11360,7 @@
     </w:p>
     <w:p>
       <w:pPr>
-        <w:spacing w:line="300" w:lineRule="auto" w:after="80"/>
+        <w:spacing w:line="276" w:lineRule="auto" w:after="80"/>
         <w:ind w:left="648" w:hanging="432"/>
         <w:jc w:val="both"/>
         <w:rPr>
@@ -11453,7 +11380,7 @@
     </w:p>
     <w:p>
       <w:pPr>
-        <w:spacing w:line="300" w:lineRule="auto" w:after="80"/>
+        <w:spacing w:line="276" w:lineRule="auto" w:after="80"/>
         <w:ind w:left="648" w:hanging="432"/>
         <w:jc w:val="both"/>
         <w:rPr>
@@ -11473,7 +11400,7 @@
     </w:p>
     <w:p>
       <w:pPr>
-        <w:spacing w:line="300" w:lineRule="auto" w:after="80"/>
+        <w:spacing w:line="276" w:lineRule="auto" w:after="80"/>
         <w:ind w:left="648" w:hanging="432"/>
         <w:jc w:val="both"/>
         <w:rPr>
@@ -11534,8 +11461,8 @@
     </w:p>
     <w:p>
       <w:pPr>
-        <w:spacing w:line="300" w:lineRule="auto" w:after="120"/>
-        <w:ind w:left="360" w:firstLine="0"/>
+        <w:spacing w:line="276" w:lineRule="auto" w:after="60"/>
+        <w:ind w:left="0" w:firstLine="0"/>
         <w:jc w:val="both"/>
         <w:rPr>
           <w:i/>
@@ -11587,7 +11514,7 @@
     </w:p>
     <w:p>
       <w:pPr>
-        <w:spacing w:line="300" w:lineRule="auto" w:after="60"/>
+        <w:spacing w:line="276" w:lineRule="auto" w:after="60"/>
         <w:ind w:left="648" w:firstLine="0"/>
         <w:jc w:val="both"/>
         <w:rPr>
@@ -11607,7 +11534,7 @@
     </w:p>
     <w:p>
       <w:pPr>
-        <w:spacing w:line="300" w:lineRule="auto" w:after="60"/>
+        <w:spacing w:line="276" w:lineRule="auto" w:after="60"/>
         <w:ind w:left="648" w:firstLine="0"/>
         <w:jc w:val="both"/>
         <w:rPr>
@@ -11627,7 +11554,7 @@
     </w:p>
     <w:p>
       <w:pPr>
-        <w:spacing w:line="300" w:lineRule="auto" w:after="60"/>
+        <w:spacing w:line="276" w:lineRule="auto" w:after="60"/>
         <w:ind w:left="648" w:firstLine="0"/>
         <w:jc w:val="both"/>
         <w:rPr>
@@ -11647,7 +11574,7 @@
     </w:p>
     <w:p>
       <w:pPr>
-        <w:spacing w:line="300" w:lineRule="auto" w:after="60"/>
+        <w:spacing w:line="276" w:lineRule="auto" w:after="60"/>
         <w:ind w:left="648" w:firstLine="0"/>
         <w:jc w:val="both"/>
         <w:rPr>
@@ -11667,7 +11594,7 @@
     </w:p>
     <w:p>
       <w:pPr>
-        <w:spacing w:line="300" w:lineRule="auto" w:after="60"/>
+        <w:spacing w:line="276" w:lineRule="auto" w:after="60"/>
         <w:ind w:left="648" w:firstLine="0"/>
         <w:jc w:val="both"/>
         <w:rPr>
@@ -11687,7 +11614,7 @@
     </w:p>
     <w:p>
       <w:pPr>
-        <w:spacing w:line="300" w:lineRule="auto" w:after="60"/>
+        <w:spacing w:line="276" w:lineRule="auto" w:after="60"/>
         <w:ind w:left="648" w:firstLine="0"/>
         <w:jc w:val="both"/>
         <w:rPr>
@@ -11704,14 +11631,6 @@
         </w:rPr>
         <w:t>[6] Multi-XScience dataset repository, https://github.com/yaolu/Multi-XScience</w:t>
       </w:r>
-    </w:p>
-    <w:p>
-      <w:pPr>
-        <w:rPr>
-          <w:sz w:val="24"/>
-          <w:szCs w:val="24"/>
-        </w:rPr>
-      </w:pPr>
     </w:p>
     <w:sectPr>
       <w:footerReference w:type="default" r:id="rId15"/>

--- a/report/LitReview_Report.docx
+++ b/report/LitReview_Report.docx
@@ -619,7 +619,7 @@
     </w:p>
     <w:p>
       <w:pPr>
-        <w:spacing w:line="276" w:lineRule="auto" w:after="160"/>
+        <w:spacing w:line="259" w:lineRule="auto" w:after="160"/>
         <w:ind w:left="0" w:firstLine="0"/>
         <w:jc w:val="both"/>
       </w:pPr>
@@ -634,7 +634,7 @@
     </w:p>
     <w:p>
       <w:pPr>
-        <w:spacing w:line="276" w:lineRule="auto" w:after="160"/>
+        <w:spacing w:line="259" w:lineRule="auto" w:after="160"/>
         <w:ind w:left="0" w:firstLine="0"/>
         <w:jc w:val="both"/>
       </w:pPr>
@@ -644,12 +644,12 @@
           <w:i w:val="0"/>
           <w:sz w:val="24"/>
         </w:rPr>
-        <w:t xml:space="preserve">The training data comes from the papers themselves. The related-work section of any published paper is a short literature review that an expert has already written, and the papers it cites are known. Hiding that section and keeping only the cited papers' abstracts gives a task with a correct answer, at no annotation cost. From 200 arXiv papers in computer-science language and information retrieval, the pipeline produced 15,704 citation sentences and 80 usable test examples. 656 of those citation sentences were labelled with one of seven relation types, such as whether a paper is being used, compared against or disagreed with. </w:t>
-      </w:r>
-    </w:p>
-    <w:p>
-      <w:pPr>
-        <w:spacing w:line="276" w:lineRule="auto" w:after="160"/>
+        <w:t>The training data comes from the papers themselves. The related-work section of any published paper is a short literature review that an expert has already written, and the papers it cites are known. Hiding that section and keeping only the cited papers' abstracts gives a task with a correct answer, at no annotation cost. From 200 arXiv papers in computer-science language and information retrieval, the pipeline produced 15,704 citation sentences and 80 usable test examples. 656 of those citation sentences were labelled with one of seven relation types, such as whether a paper is being used, compared against or disagreed with. A classifier fine-tuned from SciBERT scores 0.13 macro-F1 on a hand-checked set, against 0.23 for a simple word-counting baseline, and the machine labels it learns from agree with the hand-checked ones at a kappa of 0.27.</w:t>
+      </w:r>
+    </w:p>
+    <w:p>
+      <w:pPr>
+        <w:spacing w:line="259" w:lineRule="auto" w:after="160"/>
         <w:ind w:left="0" w:firstLine="0"/>
         <w:jc w:val="both"/>
       </w:pPr>
@@ -659,13 +659,13 @@
           <w:i w:val="0"/>
           <w:sz w:val="24"/>
         </w:rPr>
-        <w:t>The full comparison between systems had not been run when this report was built, and Chapter 4 says exactly which parts were and were not measured. Every number in this report is read from a file the code wrote, and every figure is drawn from those files by a single script.</w:t>
+        <w:t>The checker finds 59% of extracted claims fully supported by the line they quote. The gap between quoting correctly and being supported is the problem this project is about: a model usually copies the quote accurately and still writes a claim the quote does not prove. The full comparison between systems had not been run when this report was built, and Chapter 4 says exactly which parts were and were not measured. Every number in this report is read from a file the code wrote, and every figure is drawn from those files by a single script.</w:t>
       </w:r>
     </w:p>
     <w:p>
       <w:pPr>
         <w:pageBreakBefore/>
-        <w:spacing w:line="276" w:lineRule="auto" w:after="160"/>
+        <w:spacing w:line="259" w:lineRule="auto" w:after="160"/>
         <w:ind w:left="0" w:firstLine="0"/>
         <w:jc w:val="center"/>
       </w:pPr>
@@ -782,7 +782,7 @@
             <w:r>
               <w:rPr>
                 <w:b/>
-                <w:sz w:val="20"/>
+                <w:sz w:val="19"/>
               </w:rPr>
               <w:t>Abstract</w:t>
             </w:r>
@@ -845,7 +845,7 @@
             <w:r>
               <w:rPr>
                 <w:b/>
-                <w:sz w:val="20"/>
+                <w:sz w:val="19"/>
               </w:rPr>
               <w:t>List of Tables</w:t>
             </w:r>
@@ -908,7 +908,7 @@
             <w:r>
               <w:rPr>
                 <w:b/>
-                <w:sz w:val="20"/>
+                <w:sz w:val="19"/>
               </w:rPr>
               <w:t>List of Figures</w:t>
             </w:r>
@@ -971,7 +971,7 @@
             <w:r>
               <w:rPr>
                 <w:b/>
-                <w:sz w:val="20"/>
+                <w:sz w:val="19"/>
               </w:rPr>
               <w:t>Chapter 1</w:t>
             </w:r>
@@ -1001,7 +1001,7 @@
             <w:r>
               <w:rPr>
                 <w:b/>
-                <w:sz w:val="20"/>
+                <w:sz w:val="19"/>
               </w:rPr>
               <w:t>INTRODUCTION</w:t>
             </w:r>
@@ -1052,7 +1052,7 @@
             <w:r>
               <w:rPr>
                 <w:b w:val="0"/>
-                <w:sz w:val="20"/>
+                <w:sz w:val="19"/>
               </w:rPr>
               <w:t>1.1</w:t>
             </w:r>
@@ -1071,7 +1071,7 @@
             <w:r>
               <w:rPr>
                 <w:b w:val="0"/>
-                <w:sz w:val="20"/>
+                <w:sz w:val="19"/>
               </w:rPr>
               <w:t>Overview of the project work</w:t>
             </w:r>
@@ -1122,7 +1122,7 @@
             <w:r>
               <w:rPr>
                 <w:b w:val="0"/>
-                <w:sz w:val="20"/>
+                <w:sz w:val="19"/>
               </w:rPr>
               <w:t>1.2</w:t>
             </w:r>
@@ -1141,7 +1141,7 @@
             <w:r>
               <w:rPr>
                 <w:b w:val="0"/>
-                <w:sz w:val="20"/>
+                <w:sz w:val="19"/>
               </w:rPr>
               <w:t>Motivation and background of the study</w:t>
             </w:r>
@@ -1192,7 +1192,7 @@
             <w:r>
               <w:rPr>
                 <w:b w:val="0"/>
-                <w:sz w:val="20"/>
+                <w:sz w:val="19"/>
               </w:rPr>
               <w:t>1.3</w:t>
             </w:r>
@@ -1211,7 +1211,7 @@
             <w:r>
               <w:rPr>
                 <w:b w:val="0"/>
-                <w:sz w:val="20"/>
+                <w:sz w:val="19"/>
               </w:rPr>
               <w:t>Problem statement and relevance</w:t>
             </w:r>
@@ -1262,7 +1262,7 @@
             <w:r>
               <w:rPr>
                 <w:b w:val="0"/>
-                <w:sz w:val="20"/>
+                <w:sz w:val="19"/>
               </w:rPr>
               <w:t>1.4</w:t>
             </w:r>
@@ -1281,7 +1281,7 @@
             <w:r>
               <w:rPr>
                 <w:b w:val="0"/>
-                <w:sz w:val="20"/>
+                <w:sz w:val="19"/>
               </w:rPr>
               <w:t>Objectives</w:t>
             </w:r>
@@ -1321,7 +1321,7 @@
             <w:r>
               <w:rPr>
                 <w:b/>
-                <w:sz w:val="20"/>
+                <w:sz w:val="19"/>
               </w:rPr>
               <w:t>Chapter 2</w:t>
             </w:r>
@@ -1351,7 +1351,7 @@
             <w:r>
               <w:rPr>
                 <w:b/>
-                <w:sz w:val="20"/>
+                <w:sz w:val="19"/>
               </w:rPr>
               <w:t>BACKGROUND THEORY / LITERATURE REVIEW</w:t>
             </w:r>
@@ -1402,7 +1402,7 @@
             <w:r>
               <w:rPr>
                 <w:b w:val="0"/>
-                <w:sz w:val="20"/>
+                <w:sz w:val="19"/>
               </w:rPr>
               <w:t>2.1</w:t>
             </w:r>
@@ -1421,7 +1421,7 @@
             <w:r>
               <w:rPr>
                 <w:b w:val="0"/>
-                <w:sz w:val="20"/>
+                <w:sz w:val="19"/>
               </w:rPr>
               <w:t>Summary of existing studies / Comparative analysis of various approaches</w:t>
             </w:r>
@@ -1472,7 +1472,7 @@
             <w:r>
               <w:rPr>
                 <w:b w:val="0"/>
-                <w:sz w:val="20"/>
+                <w:sz w:val="19"/>
               </w:rPr>
               <w:t>2.2</w:t>
             </w:r>
@@ -1491,7 +1491,7 @@
             <w:r>
               <w:rPr>
                 <w:b w:val="0"/>
-                <w:sz w:val="20"/>
+                <w:sz w:val="19"/>
               </w:rPr>
               <w:t>Key findings, trends, and research gaps</w:t>
             </w:r>
@@ -1542,7 +1542,7 @@
             <w:r>
               <w:rPr>
                 <w:b w:val="0"/>
-                <w:sz w:val="20"/>
+                <w:sz w:val="19"/>
               </w:rPr>
               <w:t>2.4</w:t>
             </w:r>
@@ -1561,7 +1561,7 @@
             <w:r>
               <w:rPr>
                 <w:b w:val="0"/>
-                <w:sz w:val="20"/>
+                <w:sz w:val="19"/>
               </w:rPr>
               <w:t>Conclusion</w:t>
             </w:r>
@@ -1601,7 +1601,7 @@
             <w:r>
               <w:rPr>
                 <w:b/>
-                <w:sz w:val="20"/>
+                <w:sz w:val="19"/>
               </w:rPr>
               <w:t>Chapter 3</w:t>
             </w:r>
@@ -1631,7 +1631,7 @@
             <w:r>
               <w:rPr>
                 <w:b/>
-                <w:sz w:val="20"/>
+                <w:sz w:val="19"/>
               </w:rPr>
               <w:t>METHODOLOGY</w:t>
             </w:r>
@@ -1682,7 +1682,7 @@
             <w:r>
               <w:rPr>
                 <w:b w:val="0"/>
-                <w:sz w:val="20"/>
+                <w:sz w:val="19"/>
               </w:rPr>
               <w:t>3.1</w:t>
             </w:r>
@@ -1701,7 +1701,7 @@
             <w:r>
               <w:rPr>
                 <w:b w:val="0"/>
-                <w:sz w:val="20"/>
+                <w:sz w:val="19"/>
               </w:rPr>
               <w:t>Methodology with diagrams</w:t>
             </w:r>
@@ -1752,7 +1752,7 @@
             <w:r>
               <w:rPr>
                 <w:b w:val="0"/>
-                <w:sz w:val="20"/>
+                <w:sz w:val="19"/>
               </w:rPr>
               <w:t>3.2</w:t>
             </w:r>
@@ -1771,7 +1771,7 @@
             <w:r>
               <w:rPr>
                 <w:b w:val="0"/>
-                <w:sz w:val="20"/>
+                <w:sz w:val="19"/>
               </w:rPr>
               <w:t>System requirements</w:t>
             </w:r>
@@ -1811,7 +1811,7 @@
             <w:r>
               <w:rPr>
                 <w:b/>
-                <w:sz w:val="20"/>
+                <w:sz w:val="19"/>
               </w:rPr>
               <w:t>Chapter 4</w:t>
             </w:r>
@@ -1841,7 +1841,7 @@
             <w:r>
               <w:rPr>
                 <w:b/>
-                <w:sz w:val="20"/>
+                <w:sz w:val="19"/>
               </w:rPr>
               <w:t>ANALYSIS AND DISCUSSION</w:t>
             </w:r>
@@ -1881,7 +1881,7 @@
             <w:r>
               <w:rPr>
                 <w:b/>
-                <w:sz w:val="20"/>
+                <w:sz w:val="19"/>
               </w:rPr>
               <w:t>Chapter 5</w:t>
             </w:r>
@@ -1911,7 +1911,7 @@
             <w:r>
               <w:rPr>
                 <w:b/>
-                <w:sz w:val="20"/>
+                <w:sz w:val="19"/>
               </w:rPr>
               <w:t>CONCLUSION AND FUTURE SCOPE</w:t>
             </w:r>
@@ -1962,7 +1962,7 @@
             <w:r>
               <w:rPr>
                 <w:b w:val="0"/>
-                <w:sz w:val="20"/>
+                <w:sz w:val="19"/>
               </w:rPr>
               <w:t>5.1</w:t>
             </w:r>
@@ -1981,7 +1981,7 @@
             <w:r>
               <w:rPr>
                 <w:b w:val="0"/>
-                <w:sz w:val="20"/>
+                <w:sz w:val="19"/>
               </w:rPr>
               <w:t>Conclusion</w:t>
             </w:r>
@@ -2032,7 +2032,7 @@
             <w:r>
               <w:rPr>
                 <w:b w:val="0"/>
-                <w:sz w:val="20"/>
+                <w:sz w:val="19"/>
               </w:rPr>
               <w:t>5.2</w:t>
             </w:r>
@@ -2051,7 +2051,7 @@
             <w:r>
               <w:rPr>
                 <w:b w:val="0"/>
-                <w:sz w:val="20"/>
+                <w:sz w:val="19"/>
               </w:rPr>
               <w:t>Suggestions for future directions</w:t>
             </w:r>
@@ -2091,7 +2091,7 @@
             <w:r>
               <w:rPr>
                 <w:b/>
-                <w:sz w:val="20"/>
+                <w:sz w:val="19"/>
               </w:rPr>
               <w:t>References</w:t>
             </w:r>
@@ -2268,7 +2268,7 @@
             <w:r>
               <w:rPr>
                 <w:b w:val="0"/>
-                <w:sz w:val="20"/>
+                <w:sz w:val="19"/>
               </w:rPr>
               <w:t>Table 1</w:t>
             </w:r>
@@ -2286,7 +2286,7 @@
             <w:r>
               <w:rPr>
                 <w:b w:val="0"/>
-                <w:sz w:val="20"/>
+                <w:sz w:val="19"/>
               </w:rPr>
               <w:t>How different approaches compare</w:t>
             </w:r>
@@ -2326,7 +2326,7 @@
             <w:r>
               <w:rPr>
                 <w:b w:val="0"/>
-                <w:sz w:val="20"/>
+                <w:sz w:val="19"/>
               </w:rPr>
               <w:t>Table 2</w:t>
             </w:r>
@@ -2344,7 +2344,7 @@
             <w:r>
               <w:rPr>
                 <w:b w:val="0"/>
-                <w:sz w:val="20"/>
+                <w:sz w:val="19"/>
               </w:rPr>
               <w:t>What the system was run on, and the exact versions used for the results in Chapter 4</w:t>
             </w:r>
@@ -2384,7 +2384,7 @@
             <w:r>
               <w:rPr>
                 <w:b w:val="0"/>
-                <w:sz w:val="20"/>
+                <w:sz w:val="19"/>
               </w:rPr>
               <w:t>Table 3</w:t>
             </w:r>
@@ -2402,7 +2402,7 @@
             <w:r>
               <w:rPr>
                 <w:b w:val="0"/>
-                <w:sz w:val="20"/>
+                <w:sz w:val="19"/>
               </w:rPr>
               <w:t>Stage 1 mining yield at pilot scale</w:t>
             </w:r>
@@ -2442,7 +2442,7 @@
             <w:r>
               <w:rPr>
                 <w:b w:val="0"/>
-                <w:sz w:val="20"/>
+                <w:sz w:val="19"/>
               </w:rPr>
               <w:t>Table 4</w:t>
             </w:r>
@@ -2460,7 +2460,7 @@
             <w:r>
               <w:rPr>
                 <w:b w:val="0"/>
-                <w:sz w:val="20"/>
+                <w:sz w:val="19"/>
               </w:rPr>
               <w:t>Dataset statistics for the mined arXiv benchmark and the external Multi-XScience benchmark</w:t>
             </w:r>
@@ -2487,6 +2487,122 @@
           </w:p>
         </w:tc>
       </w:tr>
+      <w:tr>
+        <w:tc>
+          <w:tcPr>
+            <w:tcW w:type="dxa" w:w="1152"/>
+          </w:tcPr>
+          <w:p>
+            <w:pPr>
+              <w:spacing w:after="20" w:line="240" w:lineRule="auto"/>
+            </w:pPr>
+            <w:r/>
+            <w:r>
+              <w:rPr>
+                <w:b w:val="0"/>
+                <w:sz w:val="19"/>
+              </w:rPr>
+              <w:t>Table 5</w:t>
+            </w:r>
+          </w:p>
+        </w:tc>
+        <w:tc>
+          <w:tcPr>
+            <w:tcW w:type="dxa" w:w="6912"/>
+          </w:tcPr>
+          <w:p>
+            <w:pPr>
+              <w:spacing w:after="20" w:line="240" w:lineRule="auto"/>
+            </w:pPr>
+            <w:r/>
+            <w:r>
+              <w:rPr>
+                <w:b w:val="0"/>
+                <w:sz w:val="19"/>
+              </w:rPr>
+              <w:t>Citation-relation classification on the 200-context adjudicated gold set</w:t>
+            </w:r>
+          </w:p>
+        </w:tc>
+        <w:tc>
+          <w:tcPr>
+            <w:tcW w:type="dxa" w:w="1007"/>
+          </w:tcPr>
+          <w:p>
+            <w:pPr>
+              <w:spacing w:after="20" w:line="240" w:lineRule="auto"/>
+              <w:jc w:val="right"/>
+            </w:pPr>
+            <w:r/>
+            <w:fldSimple w:instr=" PAGEREF _table_5 \h ">
+              <w:r>
+                <w:rPr>
+                  <w:sz w:val="20"/>
+                </w:rPr>
+                <w:t>1</w:t>
+              </w:r>
+            </w:fldSimple>
+          </w:p>
+        </w:tc>
+      </w:tr>
+      <w:tr>
+        <w:tc>
+          <w:tcPr>
+            <w:tcW w:type="dxa" w:w="1152"/>
+          </w:tcPr>
+          <w:p>
+            <w:pPr>
+              <w:spacing w:after="20" w:line="240" w:lineRule="auto"/>
+            </w:pPr>
+            <w:r/>
+            <w:r>
+              <w:rPr>
+                <w:b w:val="0"/>
+                <w:sz w:val="19"/>
+              </w:rPr>
+              <w:t>Table 6</w:t>
+            </w:r>
+          </w:p>
+        </w:tc>
+        <w:tc>
+          <w:tcPr>
+            <w:tcW w:type="dxa" w:w="6912"/>
+          </w:tcPr>
+          <w:p>
+            <w:pPr>
+              <w:spacing w:after="20" w:line="240" w:lineRule="auto"/>
+            </w:pPr>
+            <w:r/>
+            <w:r>
+              <w:rPr>
+                <w:b w:val="0"/>
+                <w:sz w:val="19"/>
+              </w:rPr>
+              <w:t>Failure categories counted over every cached generation in the evaluation run</w:t>
+            </w:r>
+          </w:p>
+        </w:tc>
+        <w:tc>
+          <w:tcPr>
+            <w:tcW w:type="dxa" w:w="1007"/>
+          </w:tcPr>
+          <w:p>
+            <w:pPr>
+              <w:spacing w:after="20" w:line="240" w:lineRule="auto"/>
+              <w:jc w:val="right"/>
+            </w:pPr>
+            <w:r/>
+            <w:fldSimple w:instr=" PAGEREF _table_6 \h ">
+              <w:r>
+                <w:rPr>
+                  <w:sz w:val="20"/>
+                </w:rPr>
+                <w:t>1</w:t>
+              </w:r>
+            </w:fldSimple>
+          </w:p>
+        </w:tc>
+      </w:tr>
     </w:tbl>
     <w:p>
       <w:bookmarkStart w:id="1003" w:name="_toc_list_of_figures"/>
@@ -2519,7 +2635,7 @@
     </w:p>
     <w:p>
       <w:pPr>
-        <w:spacing w:line="276" w:lineRule="auto" w:after="40"/>
+        <w:spacing w:line="259" w:lineRule="auto" w:after="40"/>
         <w:ind w:left="0" w:firstLine="0"/>
         <w:jc w:val="both"/>
         <w:rPr>
@@ -2625,7 +2741,7 @@
             <w:r>
               <w:rPr>
                 <w:b w:val="0"/>
-                <w:sz w:val="20"/>
+                <w:sz w:val="19"/>
               </w:rPr>
               <w:t>Figure 1</w:t>
             </w:r>
@@ -2643,7 +2759,7 @@
             <w:r>
               <w:rPr>
                 <w:b w:val="0"/>
-                <w:sz w:val="20"/>
+                <w:sz w:val="19"/>
               </w:rPr>
               <w:t>How the system fits together</w:t>
             </w:r>
@@ -2683,7 +2799,7 @@
             <w:r>
               <w:rPr>
                 <w:b w:val="0"/>
-                <w:sz w:val="20"/>
+                <w:sz w:val="19"/>
               </w:rPr>
               <w:t>Figure 2</w:t>
             </w:r>
@@ -2701,7 +2817,7 @@
             <w:r>
               <w:rPr>
                 <w:b w:val="0"/>
-                <w:sz w:val="20"/>
+                <w:sz w:val="19"/>
               </w:rPr>
               <w:t>Mining papers from arXiv</w:t>
             </w:r>
@@ -2741,7 +2857,7 @@
             <w:r>
               <w:rPr>
                 <w:b w:val="0"/>
-                <w:sz w:val="20"/>
+                <w:sz w:val="19"/>
               </w:rPr>
               <w:t>Figure 3</w:t>
             </w:r>
@@ -2759,7 +2875,7 @@
             <w:r>
               <w:rPr>
                 <w:b w:val="0"/>
-                <w:sz w:val="20"/>
+                <w:sz w:val="19"/>
               </w:rPr>
               <w:t>The ten steps, the point where a human approves the paper list, and the single rewrite loop</w:t>
             </w:r>
@@ -2799,7 +2915,7 @@
             <w:r>
               <w:rPr>
                 <w:b w:val="0"/>
-                <w:sz w:val="20"/>
+                <w:sz w:val="19"/>
               </w:rPr>
               <w:t>Figure 4</w:t>
             </w:r>
@@ -2817,7 +2933,7 @@
             <w:r>
               <w:rPr>
                 <w:b w:val="0"/>
-                <w:sz w:val="20"/>
+                <w:sz w:val="19"/>
               </w:rPr>
               <w:t>The console's overview</w:t>
             </w:r>
@@ -2857,7 +2973,7 @@
             <w:r>
               <w:rPr>
                 <w:b w:val="0"/>
-                <w:sz w:val="20"/>
+                <w:sz w:val="19"/>
               </w:rPr>
               <w:t>Figure 5</w:t>
             </w:r>
@@ -2875,7 +2991,7 @@
             <w:r>
               <w:rPr>
                 <w:b w:val="0"/>
-                <w:sz w:val="20"/>
+                <w:sz w:val="19"/>
               </w:rPr>
               <w:t>A test example in the console: the section the author wrote, above the cited papers' abstracts that are the only input…</w:t>
             </w:r>
@@ -2915,7 +3031,7 @@
             <w:r>
               <w:rPr>
                 <w:b w:val="0"/>
-                <w:sz w:val="20"/>
+                <w:sz w:val="19"/>
               </w:rPr>
               <w:t>Figure 6</w:t>
             </w:r>
@@ -2933,7 +3049,7 @@
             <w:r>
               <w:rPr>
                 <w:b w:val="0"/>
-                <w:sz w:val="20"/>
+                <w:sz w:val="19"/>
               </w:rPr>
               <w:t>Mining yield: papers surviving each step, as counts and as a percentage of the submissions listed</w:t>
             </w:r>
@@ -2973,7 +3089,7 @@
             <w:r>
               <w:rPr>
                 <w:b w:val="0"/>
-                <w:sz w:val="20"/>
+                <w:sz w:val="19"/>
               </w:rPr>
               <w:t>Figure 7</w:t>
             </w:r>
@@ -2991,7 +3107,7 @@
             <w:r>
               <w:rPr>
                 <w:b w:val="0"/>
-                <w:sz w:val="20"/>
+                <w:sz w:val="19"/>
               </w:rPr>
               <w:t>Distribution of related-work length, number of cited papers and abstract coverage across the mined benchmark examples</w:t>
             </w:r>
@@ -3031,7 +3147,7 @@
             <w:r>
               <w:rPr>
                 <w:b w:val="0"/>
-                <w:sz w:val="20"/>
+                <w:sz w:val="19"/>
               </w:rPr>
               <w:t>Figure 8</w:t>
             </w:r>
@@ -3049,7 +3165,7 @@
             <w:r>
               <w:rPr>
                 <w:b w:val="0"/>
-                <w:sz w:val="20"/>
+                <w:sz w:val="19"/>
               </w:rPr>
               <w:t>Distribution of LLM-assigned citation relations over the labelled pool</w:t>
             </w:r>
@@ -3089,7 +3205,7 @@
             <w:r>
               <w:rPr>
                 <w:b w:val="0"/>
-                <w:sz w:val="20"/>
+                <w:sz w:val="19"/>
               </w:rPr>
               <w:t>Figure 9</w:t>
             </w:r>
@@ -3107,9 +3223,9 @@
             <w:r>
               <w:rPr>
                 <w:b w:val="0"/>
-                <w:sz w:val="20"/>
-              </w:rPr>
-              <w:t>The worked example in the console</w:t>
+                <w:sz w:val="19"/>
+              </w:rPr>
+              <w:t>Confusion matrices on the adjudicated gold set, for the LLM labeller and for the fine-tuned classifier</w:t>
             </w:r>
           </w:p>
         </w:tc>
@@ -3134,6 +3250,238 @@
           </w:p>
         </w:tc>
       </w:tr>
+      <w:tr>
+        <w:tc>
+          <w:tcPr>
+            <w:tcW w:type="dxa" w:w="1152"/>
+          </w:tcPr>
+          <w:p>
+            <w:pPr>
+              <w:spacing w:after="20" w:line="240" w:lineRule="auto"/>
+            </w:pPr>
+            <w:r/>
+            <w:r>
+              <w:rPr>
+                <w:b w:val="0"/>
+                <w:sz w:val="19"/>
+              </w:rPr>
+              <w:t>Figure 10</w:t>
+            </w:r>
+          </w:p>
+        </w:tc>
+        <w:tc>
+          <w:tcPr>
+            <w:tcW w:type="dxa" w:w="6912"/>
+          </w:tcPr>
+          <w:p>
+            <w:pPr>
+              <w:spacing w:after="20" w:line="240" w:lineRule="auto"/>
+            </w:pPr>
+            <w:r/>
+            <w:r>
+              <w:rPr>
+                <w:b w:val="0"/>
+                <w:sz w:val="19"/>
+              </w:rPr>
+              <w:t>Accuracy and macro-F1 of each relation-classification system on the adjudicated gold set</w:t>
+            </w:r>
+          </w:p>
+        </w:tc>
+        <w:tc>
+          <w:tcPr>
+            <w:tcW w:type="dxa" w:w="1007"/>
+          </w:tcPr>
+          <w:p>
+            <w:pPr>
+              <w:spacing w:after="20" w:line="240" w:lineRule="auto"/>
+              <w:jc w:val="right"/>
+            </w:pPr>
+            <w:r/>
+            <w:fldSimple w:instr=" PAGEREF _figure_10 \h ">
+              <w:r>
+                <w:rPr>
+                  <w:sz w:val="20"/>
+                </w:rPr>
+                <w:t>1</w:t>
+              </w:r>
+            </w:fldSimple>
+          </w:p>
+        </w:tc>
+      </w:tr>
+      <w:tr>
+        <w:tc>
+          <w:tcPr>
+            <w:tcW w:type="dxa" w:w="1152"/>
+          </w:tcPr>
+          <w:p>
+            <w:pPr>
+              <w:spacing w:after="20" w:line="240" w:lineRule="auto"/>
+            </w:pPr>
+            <w:r/>
+            <w:r>
+              <w:rPr>
+                <w:b w:val="0"/>
+                <w:sz w:val="19"/>
+              </w:rPr>
+              <w:t>Figure 11</w:t>
+            </w:r>
+          </w:p>
+        </w:tc>
+        <w:tc>
+          <w:tcPr>
+            <w:tcW w:type="dxa" w:w="6912"/>
+          </w:tcPr>
+          <w:p>
+            <w:pPr>
+              <w:spacing w:after="20" w:line="240" w:lineRule="auto"/>
+            </w:pPr>
+            <w:r/>
+            <w:r>
+              <w:rPr>
+                <w:b w:val="0"/>
+                <w:sz w:val="19"/>
+              </w:rPr>
+              <w:t>Verifier calibration</w:t>
+            </w:r>
+          </w:p>
+        </w:tc>
+        <w:tc>
+          <w:tcPr>
+            <w:tcW w:type="dxa" w:w="1007"/>
+          </w:tcPr>
+          <w:p>
+            <w:pPr>
+              <w:spacing w:after="20" w:line="240" w:lineRule="auto"/>
+              <w:jc w:val="right"/>
+            </w:pPr>
+            <w:r/>
+            <w:fldSimple w:instr=" PAGEREF _figure_11 \h ">
+              <w:r>
+                <w:rPr>
+                  <w:sz w:val="20"/>
+                </w:rPr>
+                <w:t>1</w:t>
+              </w:r>
+            </w:fldSimple>
+          </w:p>
+        </w:tc>
+      </w:tr>
+      <w:tr>
+        <w:tc>
+          <w:tcPr>
+            <w:tcW w:type="dxa" w:w="1152"/>
+          </w:tcPr>
+          <w:p>
+            <w:pPr>
+              <w:spacing w:after="20" w:line="240" w:lineRule="auto"/>
+            </w:pPr>
+            <w:r/>
+            <w:r>
+              <w:rPr>
+                <w:b w:val="0"/>
+                <w:sz w:val="19"/>
+              </w:rPr>
+              <w:t>Figure 12</w:t>
+            </w:r>
+          </w:p>
+        </w:tc>
+        <w:tc>
+          <w:tcPr>
+            <w:tcW w:type="dxa" w:w="6912"/>
+          </w:tcPr>
+          <w:p>
+            <w:pPr>
+              <w:spacing w:after="20" w:line="240" w:lineRule="auto"/>
+            </w:pPr>
+            <w:r/>
+            <w:r>
+              <w:rPr>
+                <w:b w:val="0"/>
+                <w:sz w:val="19"/>
+              </w:rPr>
+              <w:t>Verifier verdicts over extracted claims, by extraction run</w:t>
+            </w:r>
+          </w:p>
+        </w:tc>
+        <w:tc>
+          <w:tcPr>
+            <w:tcW w:type="dxa" w:w="1007"/>
+          </w:tcPr>
+          <w:p>
+            <w:pPr>
+              <w:spacing w:after="20" w:line="240" w:lineRule="auto"/>
+              <w:jc w:val="right"/>
+            </w:pPr>
+            <w:r/>
+            <w:fldSimple w:instr=" PAGEREF _figure_12 \h ">
+              <w:r>
+                <w:rPr>
+                  <w:sz w:val="20"/>
+                </w:rPr>
+                <w:t>1</w:t>
+              </w:r>
+            </w:fldSimple>
+          </w:p>
+        </w:tc>
+      </w:tr>
+      <w:tr>
+        <w:tc>
+          <w:tcPr>
+            <w:tcW w:type="dxa" w:w="1152"/>
+          </w:tcPr>
+          <w:p>
+            <w:pPr>
+              <w:spacing w:after="20" w:line="240" w:lineRule="auto"/>
+            </w:pPr>
+            <w:r/>
+            <w:r>
+              <w:rPr>
+                <w:b w:val="0"/>
+                <w:sz w:val="19"/>
+              </w:rPr>
+              <w:t>Figure 13</w:t>
+            </w:r>
+          </w:p>
+        </w:tc>
+        <w:tc>
+          <w:tcPr>
+            <w:tcW w:type="dxa" w:w="6912"/>
+          </w:tcPr>
+          <w:p>
+            <w:pPr>
+              <w:spacing w:after="20" w:line="240" w:lineRule="auto"/>
+            </w:pPr>
+            <w:r/>
+            <w:r>
+              <w:rPr>
+                <w:b w:val="0"/>
+                <w:sz w:val="19"/>
+              </w:rPr>
+              <w:t>The worked example in the console</w:t>
+            </w:r>
+          </w:p>
+        </w:tc>
+        <w:tc>
+          <w:tcPr>
+            <w:tcW w:type="dxa" w:w="1007"/>
+          </w:tcPr>
+          <w:p>
+            <w:pPr>
+              <w:spacing w:after="20" w:line="240" w:lineRule="auto"/>
+              <w:jc w:val="right"/>
+            </w:pPr>
+            <w:r/>
+            <w:fldSimple w:instr=" PAGEREF _figure_13 \h ">
+              <w:r>
+                <w:rPr>
+                  <w:sz w:val="20"/>
+                </w:rPr>
+                <w:t>1</w:t>
+              </w:r>
+            </w:fldSimple>
+          </w:p>
+        </w:tc>
+      </w:tr>
     </w:tbl>
     <w:p>
       <w:bookmarkStart w:id="1004" w:name="_toc_1_introduction"/>
@@ -3229,7 +3577,7 @@
     </w:p>
     <w:p>
       <w:pPr>
-        <w:spacing w:line="276" w:lineRule="auto" w:after="60"/>
+        <w:spacing w:line="259" w:lineRule="auto" w:after="50"/>
         <w:ind w:left="0" w:firstLine="360"/>
         <w:jc w:val="both"/>
         <w:rPr>
@@ -3250,7 +3598,7 @@
     </w:p>
     <w:p>
       <w:pPr>
-        <w:spacing w:line="276" w:lineRule="auto" w:after="60"/>
+        <w:spacing w:line="259" w:lineRule="auto" w:after="50"/>
         <w:ind w:left="0" w:firstLine="360"/>
         <w:jc w:val="both"/>
         <w:rPr>
@@ -3271,7 +3619,7 @@
     </w:p>
     <w:p>
       <w:pPr>
-        <w:spacing w:line="276" w:lineRule="auto" w:after="60"/>
+        <w:spacing w:line="259" w:lineRule="auto" w:after="50"/>
         <w:ind w:left="0" w:firstLine="360"/>
         <w:jc w:val="both"/>
         <w:rPr>
@@ -3292,7 +3640,7 @@
     </w:p>
     <w:p>
       <w:pPr>
-        <w:spacing w:line="276" w:lineRule="auto" w:after="60"/>
+        <w:spacing w:line="259" w:lineRule="auto" w:after="50"/>
         <w:ind w:left="0" w:firstLine="360"/>
         <w:jc w:val="both"/>
         <w:rPr>
@@ -3337,7 +3685,7 @@
     </w:p>
     <w:p>
       <w:pPr>
-        <w:spacing w:line="276" w:lineRule="auto" w:after="60"/>
+        <w:spacing w:line="259" w:lineRule="auto" w:after="50"/>
         <w:ind w:left="0" w:firstLine="360"/>
         <w:jc w:val="both"/>
         <w:rPr>
@@ -3358,7 +3706,7 @@
     </w:p>
     <w:p>
       <w:pPr>
-        <w:spacing w:line="276" w:lineRule="auto" w:after="60"/>
+        <w:spacing w:line="259" w:lineRule="auto" w:after="50"/>
         <w:ind w:left="0" w:firstLine="360"/>
         <w:jc w:val="both"/>
         <w:rPr>
@@ -3379,7 +3727,7 @@
     </w:p>
     <w:p>
       <w:pPr>
-        <w:spacing w:line="276" w:lineRule="auto" w:after="60"/>
+        <w:spacing w:line="259" w:lineRule="auto" w:after="50"/>
         <w:ind w:left="0" w:firstLine="360"/>
         <w:jc w:val="both"/>
         <w:rPr>
@@ -3400,7 +3748,7 @@
     </w:p>
     <w:p>
       <w:pPr>
-        <w:spacing w:line="276" w:lineRule="auto" w:after="60"/>
+        <w:spacing w:line="259" w:lineRule="auto" w:after="50"/>
         <w:ind w:left="0" w:firstLine="360"/>
         <w:jc w:val="both"/>
         <w:rPr>
@@ -3445,7 +3793,7 @@
     </w:p>
     <w:p>
       <w:pPr>
-        <w:spacing w:line="276" w:lineRule="auto" w:after="60"/>
+        <w:spacing w:line="259" w:lineRule="auto" w:after="50"/>
         <w:ind w:left="0" w:firstLine="360"/>
         <w:jc w:val="both"/>
         <w:rPr>
@@ -3466,7 +3814,7 @@
     </w:p>
     <w:p>
       <w:pPr>
-        <w:spacing w:line="276" w:lineRule="auto" w:after="60"/>
+        <w:spacing w:line="259" w:lineRule="auto" w:after="50"/>
         <w:ind w:left="0" w:firstLine="360"/>
         <w:jc w:val="both"/>
         <w:rPr>
@@ -3487,7 +3835,7 @@
     </w:p>
     <w:p>
       <w:pPr>
-        <w:spacing w:line="276" w:lineRule="auto" w:after="60"/>
+        <w:spacing w:line="259" w:lineRule="auto" w:after="50"/>
         <w:ind w:left="0" w:firstLine="360"/>
         <w:jc w:val="both"/>
         <w:rPr>
@@ -3532,7 +3880,7 @@
     </w:p>
     <w:p>
       <w:pPr>
-        <w:spacing w:line="276" w:lineRule="auto" w:after="60"/>
+        <w:spacing w:line="259" w:lineRule="auto" w:after="50"/>
         <w:ind w:left="0" w:firstLine="360"/>
         <w:jc w:val="both"/>
         <w:rPr>
@@ -3553,7 +3901,7 @@
     </w:p>
     <w:p>
       <w:pPr>
-        <w:spacing w:line="276" w:lineRule="auto" w:after="60"/>
+        <w:spacing w:line="259" w:lineRule="auto" w:after="60"/>
         <w:ind w:left="720" w:firstLine="0"/>
         <w:jc w:val="both"/>
         <w:rPr>
@@ -3574,7 +3922,7 @@
     </w:p>
     <w:p>
       <w:pPr>
-        <w:spacing w:line="276" w:lineRule="auto" w:after="60"/>
+        <w:spacing w:line="259" w:lineRule="auto" w:after="60"/>
         <w:ind w:left="720" w:firstLine="0"/>
         <w:jc w:val="both"/>
         <w:rPr>
@@ -3595,7 +3943,7 @@
     </w:p>
     <w:p>
       <w:pPr>
-        <w:spacing w:line="276" w:lineRule="auto" w:after="60"/>
+        <w:spacing w:line="259" w:lineRule="auto" w:after="60"/>
         <w:ind w:left="720" w:firstLine="0"/>
         <w:jc w:val="both"/>
         <w:rPr>
@@ -3616,7 +3964,7 @@
     </w:p>
     <w:p>
       <w:pPr>
-        <w:spacing w:line="276" w:lineRule="auto" w:after="60"/>
+        <w:spacing w:line="259" w:lineRule="auto" w:after="60"/>
         <w:ind w:left="720" w:firstLine="0"/>
         <w:jc w:val="both"/>
         <w:rPr>
@@ -3637,7 +3985,7 @@
     </w:p>
     <w:p>
       <w:pPr>
-        <w:spacing w:line="276" w:lineRule="auto" w:after="60"/>
+        <w:spacing w:line="259" w:lineRule="auto" w:after="60"/>
         <w:ind w:left="720" w:firstLine="0"/>
         <w:jc w:val="both"/>
         <w:rPr>
@@ -3658,7 +4006,7 @@
     </w:p>
     <w:p>
       <w:pPr>
-        <w:spacing w:line="276" w:lineRule="auto" w:after="60"/>
+        <w:spacing w:line="259" w:lineRule="auto" w:after="60"/>
         <w:ind w:left="720" w:firstLine="0"/>
         <w:jc w:val="both"/>
         <w:rPr>
@@ -3679,7 +4027,7 @@
     </w:p>
     <w:p>
       <w:pPr>
-        <w:spacing w:line="276" w:lineRule="auto" w:after="60"/>
+        <w:spacing w:line="259" w:lineRule="auto" w:after="60"/>
         <w:ind w:left="720" w:firstLine="0"/>
         <w:jc w:val="both"/>
         <w:rPr>
@@ -3763,7 +4111,7 @@
     </w:p>
     <w:p>
       <w:pPr>
-        <w:spacing w:line="276" w:lineRule="auto" w:after="60"/>
+        <w:spacing w:line="259" w:lineRule="auto" w:after="50"/>
         <w:ind w:left="0" w:firstLine="360"/>
         <w:jc w:val="both"/>
         <w:rPr>
@@ -3784,7 +4132,7 @@
     </w:p>
     <w:p>
       <w:pPr>
-        <w:spacing w:line="276" w:lineRule="auto" w:after="40" w:before="140"/>
+        <w:spacing w:line="259" w:lineRule="auto" w:after="40" w:before="140"/>
         <w:ind w:left="0" w:firstLine="0"/>
         <w:jc w:val="left"/>
         <w:rPr>
@@ -3804,7 +4152,7 @@
     </w:p>
     <w:p>
       <w:pPr>
-        <w:spacing w:line="276" w:lineRule="auto" w:after="60" w:before="140"/>
+        <w:spacing w:line="259" w:lineRule="auto" w:after="50" w:before="140"/>
         <w:ind w:left="0" w:firstLine="360"/>
         <w:jc w:val="both"/>
         <w:rPr>
@@ -3820,12 +4168,12 @@
           <w:i w:val="0"/>
           <w:sz w:val="24"/>
         </w:rPr>
-        <w:t>Summarising a single document improved in two steps. First came models that could copy rare words straight out of the source instead of trying to spell them [10]. Then came large models pre-trained on a general text-repair task and adapted to summarising, of which BART [11] and PEGASUS [12] are still the usual points of comparison.</w:t>
-      </w:r>
-    </w:p>
-    <w:p>
-      <w:pPr>
-        <w:spacing w:line="276" w:lineRule="auto" w:after="60" w:before="140"/>
+        <w:t>Summarising a single document improved in two steps: models that could copy rare words straight out of the source [10], then large pre-trained models adapted to the task, of which BART [11] and PEGASUS [12] remain the usual points of comparison. Scientific papers broke the assumption that a document fits inside the model at once: Cohan and colleagues [13] handled longer documents by attending to section structure and released the arXiv and PubMed datasets, while XSum [14] pushed the other way, asking for a single sentence that cannot be produced by copying.</w:t>
+      </w:r>
+    </w:p>
+    <w:p>
+      <w:pPr>
+        <w:spacing w:line="259" w:lineRule="auto" w:after="50" w:before="140"/>
         <w:ind w:left="0" w:firstLine="360"/>
         <w:jc w:val="both"/>
         <w:rPr>
@@ -3841,12 +4189,12 @@
           <w:i w:val="0"/>
           <w:sz w:val="24"/>
         </w:rPr>
-        <w:t>Scientific papers broke an assumption these models relied on, which is that a document fits inside the model at once. Cohan and colleagues [13] handled longer documents by paying attention to section structure, and released the arXiv and PubMed datasets that made long-document summarising a standard task. The XSum dataset [14] pushed the other way, asking for a single sentence that cannot be produced by copying.</w:t>
-      </w:r>
-    </w:p>
-    <w:p>
-      <w:pPr>
-        <w:spacing w:line="276" w:lineRule="auto" w:after="60" w:before="140"/>
+        <w:t>Writing a related-work section is the specific task this project is tested on, and it is older than today's models. Abu-Ra'ed and colleagues [15] treated it as summarising the cited papers. Wang and colleagues [16] let the model attend to both the citing paper's own content and the cited abstracts. Luu and colleagues [17] reframed it as explaining the relationship between two papers rather than summarising one, which is the closest existing idea to the relation classifier used here.</w:t>
+      </w:r>
+    </w:p>
+    <w:p>
+      <w:pPr>
+        <w:spacing w:line="259" w:lineRule="auto" w:after="50" w:before="140"/>
         <w:ind w:left="0" w:firstLine="360"/>
         <w:jc w:val="both"/>
         <w:rPr>
@@ -3862,12 +4210,32 @@
           <w:i w:val="0"/>
           <w:sz w:val="24"/>
         </w:rPr>
-        <w:t>Writing a related-work section is the specific task this project is tested on, and it is older than today's models. Abu-Ra'ed and colleagues [15] treated it as summarising the cited papers. Wang and colleagues [16] let the model attend to both the citing paper's own content and the cited abstracts. Luu and colleagues [17] reframed it as explaining the relationship between two papers rather than summarising one, which is the closest existing idea to the relation classifier used here.</w:t>
-      </w:r>
-    </w:p>
-    <w:p>
-      <w:pPr>
-        <w:spacing w:line="276" w:lineRule="auto" w:after="60" w:before="140"/>
+        <w:t>Multi-XScience [18] turned the task into a standard benchmark: each example pairs a paper's related-work paragraph with the abstracts it cites, which is exactly the setup described in Chapter 3. This project uses it as a second test set so results can be compared against a published dataset and not only against our own mining. The large-scale parsed full text both rely on comes from S2ORC [19]. More recently Zhang and colleagues [20] found that instruction-tuned models match or beat specially trained summarisers in human judgement while the automatic scores disagree — a direct warning against reading ROUGE on its own, and one the evaluation here takes seriously.</w:t>
+      </w:r>
+    </w:p>
+    <w:p>
+      <w:pPr>
+        <w:spacing w:line="259" w:lineRule="auto" w:after="40" w:before="140"/>
+        <w:ind w:left="0" w:firstLine="0"/>
+        <w:jc w:val="left"/>
+        <w:rPr>
+          <w:b/>
+          <w:bCs/>
+          <w:sz w:val="24"/>
+          <w:szCs w:val="24"/>
+        </w:rPr>
+      </w:pPr>
+      <w:r>
+        <w:rPr>
+          <w:b/>
+          <w:sz w:val="24"/>
+        </w:rPr>
+        <w:t>Working out what a citation is doing</w:t>
+      </w:r>
+    </w:p>
+    <w:p>
+      <w:pPr>
+        <w:spacing w:line="259" w:lineRule="auto" w:after="50" w:before="140"/>
         <w:ind w:left="0" w:firstLine="360"/>
         <w:jc w:val="both"/>
         <w:rPr>
@@ -3883,12 +4251,33 @@
           <w:i w:val="0"/>
           <w:sz w:val="24"/>
         </w:rPr>
-        <w:t>Multi-XScience [18] turned the task into a standard benchmark: each example pairs a paper's related-work paragraph with the abstracts it cites, which is exactly the setup described in Chapter 3. This project uses it as a second test set so results can be compared against a published dataset and not only against our own mining. The large-scale parsed full text both rely on comes from S2ORC [19]. More recently Zhang and colleagues [20] found that instruction-tuned models match or beat specially trained summarisers in human judgement while the automatic scores disagree — a direct warning against reading ROUGE on its own, and one the evaluation here takes seriously.</w:t>
-      </w:r>
-    </w:p>
-    <w:p>
-      <w:pPr>
-        <w:spacing w:line="276" w:lineRule="auto" w:after="40" w:before="140"/>
+        <w:t>Citations are not all the same, and the differences are what a review has to express. Early work looked at whether a citation was positive or negative and at how much surrounding text was needed to tell [21], [22]. Two datasets then made the task standard. ACL-ARC, used by Jurgens and colleagues [23] to trace how a research field changes over time, has six categories. SciCite [24] traded detail for size with three — background, method and result — and showed that training on related side-tasks helps. SciBERT [25], a version of BERT trained on scientific text, is the usual starting point for both, and is the starting point here.</w:t>
+      </w:r>
+    </w:p>
+    <w:p>
+      <w:pPr>
+        <w:spacing w:line="259" w:lineRule="auto" w:after="50" w:before="140"/>
+        <w:ind w:left="0" w:firstLine="360"/>
+        <w:jc w:val="both"/>
+        <w:rPr>
+          <w:b/>
+          <w:bCs/>
+          <w:sz w:val="24"/>
+          <w:szCs w:val="24"/>
+        </w:rPr>
+      </w:pPr>
+      <w:r>
+        <w:rPr>
+          <w:b w:val="0"/>
+          <w:i w:val="0"/>
+          <w:sz w:val="24"/>
+        </w:rPr>
+        <w:t>The seven categories used in this project are finer than SciCite's and cut differently from ACL-ARC's, for one reason that matters later. The system needs to tell a neutral comparison apart from an actual disagreement. Running someone else's method as a baseline and reporting that you scored higher is a measurement. Saying their conclusion does not hold is a disagreement, and only the second is evidence that two papers conflict. SciCite's “result” class and ACL-ARC's “compare or contrast” class both merge the two. Section 3.1 sets out how those datasets were mapped onto our categories and what that mapping loses; because it loses something, mapped rows are used only for extra training and never for scoring.</w:t>
+      </w:r>
+    </w:p>
+    <w:p>
+      <w:pPr>
+        <w:spacing w:line="259" w:lineRule="auto" w:after="40" w:before="140"/>
         <w:ind w:left="0" w:firstLine="0"/>
         <w:jc w:val="left"/>
         <w:rPr>
@@ -3903,12 +4292,12 @@
           <w:b/>
           <w:sz w:val="24"/>
         </w:rPr>
-        <w:t>Working out what a citation is doing</w:t>
-      </w:r>
-    </w:p>
-    <w:p>
-      <w:pPr>
-        <w:spacing w:line="276" w:lineRule="auto" w:after="60" w:before="140"/>
+        <w:t>Checking whether generated text is supported</w:t>
+      </w:r>
+    </w:p>
+    <w:p>
+      <w:pPr>
+        <w:spacing w:line="259" w:lineRule="auto" w:after="50" w:before="140"/>
         <w:ind w:left="0" w:firstLine="360"/>
         <w:jc w:val="both"/>
         <w:rPr>
@@ -3924,12 +4313,12 @@
           <w:i w:val="0"/>
           <w:sz w:val="24"/>
         </w:rPr>
-        <w:t>Citations are not all the same, and the differences are what a review has to express. Early work looked at whether a citation was positive or negative and at how much surrounding text was needed to tell [21], [22]. Two datasets then made the task standard. ACL-ARC, used by Jurgens and colleagues [23] to trace how a research field changes over time, has six categories. SciCite [24] traded detail for size with three — background, method and result — and showed that training on related side-tasks helps. SciBERT [25], a version of BERT trained on scientific text, is the usual starting point for both, and is the starting point here.</w:t>
-      </w:r>
-    </w:p>
-    <w:p>
-      <w:pPr>
-        <w:spacing w:line="276" w:lineRule="auto" w:after="60" w:before="140"/>
+        <w:t>The finding behind this project is that fluent summaries are often unsupported and that overlap scores do not notice [1]. Three families of automatic check followed. FactCC [4] trains a classifier on summaries that were deliberately broken in known ways. QAGS [3] asks questions about the summary and checks whether the source gives the same answers. SummaC [5] revisits natural language inference — deciding whether one sentence follows from another — and shows it works well once applied sentence by sentence rather than to whole documents. That last design is the one the checker here copies.</w:t>
+      </w:r>
+    </w:p>
+    <w:p>
+      <w:pPr>
+        <w:spacing w:line="259" w:lineRule="auto" w:after="50" w:before="140"/>
         <w:ind w:left="0" w:firstLine="360"/>
         <w:jc w:val="both"/>
         <w:rPr>
@@ -3945,12 +4334,33 @@
           <w:i w:val="0"/>
           <w:sz w:val="24"/>
         </w:rPr>
-        <w:t>The seven categories used in this project are finer than SciCite's and cut differently from ACL-ARC's, for one reason that matters later. The system needs to tell a neutral comparison apart from an actual disagreement. Running someone else's method as a baseline and reporting that you scored higher is a measurement. Saying their conclusion does not hold is a disagreement, and only the second is evidence that two papers conflict. SciCite's “result” class and ACL-ARC's “compare or contrast” class both merge the two. Section 3.1 sets out how those datasets were mapped onto our categories and what that mapping loses; because it loses something, mapped rows are used only for extra training and never for scoring.</w:t>
-      </w:r>
-    </w:p>
-    <w:p>
-      <w:pPr>
-        <w:spacing w:line="276" w:lineRule="auto" w:after="40" w:before="140"/>
+        <w:t>Working out whether these checks are any good needed human judgement. SummEval [26] re-annotated model outputs and showed how weakly the standard scores track what people actually think. Goyal and Durrett [27] annotated errors in detail and found that different kinds of model fail in different ways. BERTScore [28] is included here as a meaning-based alternative to ROUGE, not as a support check, because it compares generated text against a reference answer rather than against the source.</w:t>
+      </w:r>
+    </w:p>
+    <w:p>
+      <w:pPr>
+        <w:spacing w:line="259" w:lineRule="auto" w:after="50" w:before="140"/>
+        <w:ind w:left="0" w:firstLine="360"/>
+        <w:jc w:val="both"/>
+        <w:rPr>
+          <w:b/>
+          <w:bCs/>
+          <w:sz w:val="24"/>
+          <w:szCs w:val="24"/>
+        </w:rPr>
+      </w:pPr>
+      <w:r>
+        <w:rPr>
+          <w:b w:val="0"/>
+          <w:i w:val="0"/>
+          <w:sz w:val="24"/>
+        </w:rPr>
+        <w:t>The fact-checking field supplies the other half. FEVER [29] established the pattern of retrieving evidence and then testing whether it supports a claim. SciFact [30] moved that into science, where claims are hedged and evidence is technical. DeBERTa [31] is the model design whose trained versions are used here as the checker. The hallucination survey [2] supplies the wording used throughout this report: a claim is called unsupported when the evidence does not establish it, which is a weaker and more checkable statement than calling it false.</w:t>
+      </w:r>
+    </w:p>
+    <w:p>
+      <w:pPr>
+        <w:spacing w:line="259" w:lineRule="auto" w:after="40" w:before="140"/>
         <w:ind w:left="0" w:firstLine="0"/>
         <w:jc w:val="left"/>
         <w:rPr>
@@ -3965,12 +4375,12 @@
           <w:b/>
           <w:sz w:val="24"/>
         </w:rPr>
-        <w:t>Checking whether generated text is supported</w:t>
-      </w:r>
-    </w:p>
-    <w:p>
-      <w:pPr>
-        <w:spacing w:line="276" w:lineRule="auto" w:after="60" w:before="140"/>
+        <w:t>Teams of language-model agents</w:t>
+      </w:r>
+    </w:p>
+    <w:p>
+      <w:pPr>
+        <w:spacing w:line="259" w:lineRule="auto" w:after="50" w:before="140"/>
         <w:ind w:left="0" w:firstLine="360"/>
         <w:jc w:val="both"/>
         <w:rPr>
@@ -3986,12 +4396,12 @@
           <w:i w:val="0"/>
           <w:sz w:val="24"/>
         </w:rPr>
-        <w:t>The finding behind this project is that fluent summaries are often unsupported and that overlap scores do not notice [1]. Three families of automatic check followed. FactCC [4] trains a classifier on summaries that were deliberately broken in known ways. QAGS [3] asks questions about the summary and checks whether the source gives the same answers. SummaC [5] revisits natural language inference — deciding whether one sentence follows from another — and shows it works well once applied sentence by sentence rather than to whole documents. That last design is the one the checker here copies.</w:t>
-      </w:r>
-    </w:p>
-    <w:p>
-      <w:pPr>
-        <w:spacing w:line="276" w:lineRule="auto" w:after="60" w:before="140"/>
+        <w:t>Asking a model to work through a problem in steps was the first sign that breaking a task up helps [32], and tools let a model act outside its own text [33]. Several agents working together followed: CAMEL [6] showed that agents given roles can carry a task further than one prompt, and generative agents [7] showed memory and planning over long runs. Self-criticism was formalised as Self-Refine [8] and, with a separate critic, as Reflexion [9].</w:t>
+      </w:r>
+    </w:p>
+    <w:p>
+      <w:pPr>
+        <w:spacing w:line="259" w:lineRule="auto" w:after="50" w:before="140"/>
         <w:ind w:left="0" w:firstLine="360"/>
         <w:jc w:val="both"/>
         <w:rPr>
@@ -4007,12 +4417,12 @@
           <w:i w:val="0"/>
           <w:sz w:val="24"/>
         </w:rPr>
-        <w:t>Working out whether these checks are any good needed human judgement. SummEval [26] re-annotated model outputs and showed how weakly the standard scores track what people actually think. Goyal and Durrett [27] annotated errors in detail and found that different kinds of model fail in different ways. BERTScore [28] is included here as a meaning-based alternative to ROUGE, not as a support check, because it compares generated text against a reference answer rather than against the source.</w:t>
-      </w:r>
-    </w:p>
-    <w:p>
-      <w:pPr>
-        <w:spacing w:line="276" w:lineRule="auto" w:after="60" w:before="140"/>
+        <w:t>CrewAI belongs to this family: agents with a role, a goal and tools; tasks whose output can be forced into a fixed shape; and flows that connect steps with explicit order and shared state. Two features carry real weight here. A fixed output shape is what lets the Extractor be checked by code rather than read by eye. Named flow steps let the human approval point be a real stop, and let an interrupted run carry on — which matters when everything must fit inside a free account's limits.</w:t>
+      </w:r>
+    </w:p>
+    <w:p>
+      <w:pPr>
+        <w:spacing w:line="259" w:lineRule="auto" w:after="50" w:before="140"/>
         <w:ind w:left="0" w:firstLine="360"/>
         <w:jc w:val="both"/>
         <w:rPr>
@@ -4028,12 +4438,12 @@
           <w:i w:val="0"/>
           <w:sz w:val="24"/>
         </w:rPr>
-        <w:t>The fact-checking field supplies the other half. FEVER [29] established the pattern of retrieving evidence and then testing whether it supports a claim. SciFact [30] moved that into science, where claims are hedged and evidence is technical. DeBERTa [31] is the model design whose trained versions are used here as the checker. The hallucination survey [2] supplies the wording used throughout this report: a claim is called unsupported when the evidence does not establish it, which is a weaker and more checkable statement than calling it false.</w:t>
-      </w:r>
-    </w:p>
-    <w:p>
-      <w:pPr>
-        <w:spacing w:line="276" w:lineRule="auto" w:after="40" w:before="140"/>
+        <w:t>The important lesson from this literature, for this project, is that a model checking its own work is using the same model that produced it, and its judgement is tied to the error that caused the problem. The checker here is therefore not an agent asked to be sceptical. It is a separate, smaller model doing a different job on a well-defined pair of texts, and the agent whose role is called Verifier is allowed to do nothing except call it.</w:t>
+      </w:r>
+    </w:p>
+    <w:p>
+      <w:pPr>
+        <w:spacing w:line="259" w:lineRule="auto" w:after="40" w:before="140"/>
         <w:ind w:left="0" w:firstLine="0"/>
         <w:jc w:val="left"/>
         <w:rPr>
@@ -4048,12 +4458,12 @@
           <w:b/>
           <w:sz w:val="24"/>
         </w:rPr>
-        <w:t>Teams of language-model agents</w:t>
-      </w:r>
-    </w:p>
-    <w:p>
-      <w:pPr>
-        <w:spacing w:line="276" w:lineRule="auto" w:after="60" w:before="140"/>
+        <w:t>Tools that help write literature reviews</w:t>
+      </w:r>
+    </w:p>
+    <w:p>
+      <w:pPr>
+        <w:spacing w:line="259" w:lineRule="auto" w:after="50" w:before="140"/>
         <w:ind w:left="0" w:firstLine="360"/>
         <w:jc w:val="both"/>
         <w:rPr>
@@ -4069,95 +4479,12 @@
           <w:i w:val="0"/>
           <w:sz w:val="24"/>
         </w:rPr>
-        <w:t>Asking a model to work through a problem in steps was the first sign that breaking a task up helps [32], and giving a model tools let it act outside its own text [33]. Several agents working together followed: CAMEL [6] showed that agents given roles and allowed to talk can carry a task further than one prompt, and generative agents [7] showed memory and planning over long runs. Having a model criticise and fix its own work was formalised as Self-Refine [8] and, with a separate critic, as Reflexion [9].</w:t>
-      </w:r>
-    </w:p>
-    <w:p>
-      <w:pPr>
-        <w:spacing w:line="276" w:lineRule="auto" w:after="60" w:before="140"/>
-        <w:ind w:left="0" w:firstLine="360"/>
-        <w:jc w:val="both"/>
-        <w:rPr>
-          <w:b/>
-          <w:bCs/>
-          <w:sz w:val="24"/>
-          <w:szCs w:val="24"/>
-        </w:rPr>
-      </w:pPr>
-      <w:r>
-        <w:rPr>
-          <w:b w:val="0"/>
-          <w:i w:val="0"/>
-          <w:sz w:val="24"/>
-        </w:rPr>
-        <w:t>CrewAI, the framework used here, belongs to this family. It provides agents with a role, a goal and a list of tools; tasks whose output can be forced into a fixed shape; and flows that connect steps with explicit order and shared state. Two of its features carry real weight in this project. Forcing a task's output into a fixed data shape is what lets the Extractor be checked by code rather than read by eye. Named flow steps are what let the human approval point be a real stop, and let a run that is interrupted carry on where it left off — which matters when everything has to fit inside a free account's limits.</w:t>
-      </w:r>
-    </w:p>
-    <w:p>
-      <w:pPr>
-        <w:spacing w:line="276" w:lineRule="auto" w:after="60" w:before="140"/>
-        <w:ind w:left="0" w:firstLine="360"/>
-        <w:jc w:val="both"/>
-        <w:rPr>
-          <w:b/>
-          <w:bCs/>
-          <w:sz w:val="24"/>
-          <w:szCs w:val="24"/>
-        </w:rPr>
-      </w:pPr>
-      <w:r>
-        <w:rPr>
-          <w:b w:val="0"/>
-          <w:i w:val="0"/>
-          <w:sz w:val="24"/>
-        </w:rPr>
-        <w:t>The important lesson from this literature, for this project, is that a model checking its own work is using the same model that produced it, and its judgement is tied to the error that caused the problem. The checker here is therefore not an agent asked to be sceptical. It is a separate, smaller model doing a different job on a well-defined pair of texts, and the agent whose role is called Verifier is allowed to do nothing except call it.</w:t>
-      </w:r>
-    </w:p>
-    <w:p>
-      <w:pPr>
-        <w:spacing w:line="276" w:lineRule="auto" w:after="40" w:before="140"/>
-        <w:ind w:left="0" w:firstLine="0"/>
-        <w:jc w:val="left"/>
-        <w:rPr>
-          <w:b/>
-          <w:bCs/>
-          <w:sz w:val="24"/>
-          <w:szCs w:val="24"/>
-        </w:rPr>
-      </w:pPr>
-      <w:r>
-        <w:rPr>
-          <w:b/>
-          <w:sz w:val="24"/>
-        </w:rPr>
-        <w:t>Tools that help write literature reviews</w:t>
-      </w:r>
-    </w:p>
-    <w:p>
-      <w:pPr>
-        <w:spacing w:line="276" w:lineRule="auto" w:after="60" w:before="140"/>
-        <w:ind w:left="0" w:firstLine="360"/>
-        <w:jc w:val="both"/>
-        <w:rPr>
-          <w:b/>
-          <w:bCs/>
-          <w:sz w:val="24"/>
-          <w:szCs w:val="24"/>
-        </w:rPr>
-      </w:pPr>
-      <w:r>
-        <w:rPr>
-          <w:b w:val="0"/>
-          <w:i w:val="0"/>
-          <w:sz w:val="24"/>
-        </w:rPr>
         <w:t>Retrieval-augmented generation [34], with meaning-based search [35], is the standard way to tie a model's output to documents, and it is what the practical tools are built on. PaperQA [36] answers scientific questions by forcing the answer through retrieved passages, and reports less invention as a result. STORM [37] tackles longer writing: it researches a topic by simulating questions from several points of view, builds an outline, and writes a long article with citations. Sušnjak and colleagues [38] fine-tune subject-specific models for research synthesis and report the practical trade-offs.</w:t>
       </w:r>
     </w:p>
     <w:p>
       <w:pPr>
-        <w:spacing w:line="276" w:lineRule="auto" w:after="60" w:before="140"/>
+        <w:spacing w:line="259" w:lineRule="auto" w:after="50" w:before="140"/>
         <w:ind w:left="0" w:firstLine="360"/>
         <w:jc w:val="both"/>
         <w:rPr>
@@ -4299,7 +4626,7 @@
           </w:tcPr>
           <w:p>
             <w:pPr>
-              <w:spacing w:after="20" w:before="20" w:line="240" w:lineRule="auto"/>
+              <w:spacing w:after="10" w:before="10" w:line="228" w:lineRule="auto"/>
             </w:pPr>
             <w:r/>
             <w:r>
@@ -4317,7 +4644,7 @@
           </w:tcPr>
           <w:p>
             <w:pPr>
-              <w:spacing w:after="20" w:before="20" w:line="240" w:lineRule="auto"/>
+              <w:spacing w:after="10" w:before="10" w:line="228" w:lineRule="auto"/>
             </w:pPr>
             <w:r/>
             <w:r>
@@ -4335,7 +4662,7 @@
           </w:tcPr>
           <w:p>
             <w:pPr>
-              <w:spacing w:after="20" w:before="20" w:line="240" w:lineRule="auto"/>
+              <w:spacing w:after="10" w:before="10" w:line="228" w:lineRule="auto"/>
             </w:pPr>
             <w:r/>
             <w:r>
@@ -4353,7 +4680,7 @@
           </w:tcPr>
           <w:p>
             <w:pPr>
-              <w:spacing w:after="20" w:before="20" w:line="240" w:lineRule="auto"/>
+              <w:spacing w:after="10" w:before="10" w:line="228" w:lineRule="auto"/>
             </w:pPr>
             <w:r/>
             <w:r>
@@ -4371,7 +4698,7 @@
           </w:tcPr>
           <w:p>
             <w:pPr>
-              <w:spacing w:after="20" w:before="20" w:line="240" w:lineRule="auto"/>
+              <w:spacing w:after="10" w:before="10" w:line="228" w:lineRule="auto"/>
             </w:pPr>
             <w:r/>
             <w:r>
@@ -4389,7 +4716,7 @@
           </w:tcPr>
           <w:p>
             <w:pPr>
-              <w:spacing w:after="20" w:before="20" w:line="240" w:lineRule="auto"/>
+              <w:spacing w:after="10" w:before="10" w:line="228" w:lineRule="auto"/>
             </w:pPr>
             <w:r/>
             <w:r>
@@ -4409,7 +4736,7 @@
           </w:tcPr>
           <w:p>
             <w:pPr>
-              <w:spacing w:after="20" w:before="20" w:line="240" w:lineRule="auto"/>
+              <w:spacing w:after="10" w:before="10" w:line="228" w:lineRule="auto"/>
             </w:pPr>
             <w:r/>
             <w:r>
@@ -4427,7 +4754,7 @@
           </w:tcPr>
           <w:p>
             <w:pPr>
-              <w:spacing w:after="20" w:before="20" w:line="240" w:lineRule="auto"/>
+              <w:spacing w:after="10" w:before="10" w:line="228" w:lineRule="auto"/>
             </w:pPr>
             <w:r/>
             <w:r>
@@ -4445,7 +4772,7 @@
           </w:tcPr>
           <w:p>
             <w:pPr>
-              <w:spacing w:after="20" w:before="20" w:line="240" w:lineRule="auto"/>
+              <w:spacing w:after="10" w:before="10" w:line="228" w:lineRule="auto"/>
             </w:pPr>
             <w:r/>
             <w:r>
@@ -4463,7 +4790,7 @@
           </w:tcPr>
           <w:p>
             <w:pPr>
-              <w:spacing w:after="20" w:before="20" w:line="240" w:lineRule="auto"/>
+              <w:spacing w:after="10" w:before="10" w:line="228" w:lineRule="auto"/>
             </w:pPr>
             <w:r/>
             <w:r>
@@ -4481,7 +4808,7 @@
           </w:tcPr>
           <w:p>
             <w:pPr>
-              <w:spacing w:after="20" w:before="20" w:line="240" w:lineRule="auto"/>
+              <w:spacing w:after="10" w:before="10" w:line="228" w:lineRule="auto"/>
             </w:pPr>
             <w:r/>
             <w:r>
@@ -4499,7 +4826,7 @@
           </w:tcPr>
           <w:p>
             <w:pPr>
-              <w:spacing w:after="20" w:before="20" w:line="240" w:lineRule="auto"/>
+              <w:spacing w:after="10" w:before="10" w:line="228" w:lineRule="auto"/>
             </w:pPr>
             <w:r/>
             <w:r>
@@ -4519,7 +4846,7 @@
           </w:tcPr>
           <w:p>
             <w:pPr>
-              <w:spacing w:after="20" w:before="20" w:line="240" w:lineRule="auto"/>
+              <w:spacing w:after="10" w:before="10" w:line="228" w:lineRule="auto"/>
             </w:pPr>
             <w:r/>
             <w:r>
@@ -4537,7 +4864,7 @@
           </w:tcPr>
           <w:p>
             <w:pPr>
-              <w:spacing w:after="20" w:before="20" w:line="240" w:lineRule="auto"/>
+              <w:spacing w:after="10" w:before="10" w:line="228" w:lineRule="auto"/>
             </w:pPr>
             <w:r/>
             <w:r>
@@ -4555,7 +4882,7 @@
           </w:tcPr>
           <w:p>
             <w:pPr>
-              <w:spacing w:after="20" w:before="20" w:line="240" w:lineRule="auto"/>
+              <w:spacing w:after="10" w:before="10" w:line="228" w:lineRule="auto"/>
             </w:pPr>
             <w:r/>
             <w:r>
@@ -4573,7 +4900,7 @@
           </w:tcPr>
           <w:p>
             <w:pPr>
-              <w:spacing w:after="20" w:before="20" w:line="240" w:lineRule="auto"/>
+              <w:spacing w:after="10" w:before="10" w:line="228" w:lineRule="auto"/>
             </w:pPr>
             <w:r/>
             <w:r>
@@ -4591,7 +4918,7 @@
           </w:tcPr>
           <w:p>
             <w:pPr>
-              <w:spacing w:after="20" w:before="20" w:line="240" w:lineRule="auto"/>
+              <w:spacing w:after="10" w:before="10" w:line="228" w:lineRule="auto"/>
             </w:pPr>
             <w:r/>
             <w:r>
@@ -4609,7 +4936,7 @@
           </w:tcPr>
           <w:p>
             <w:pPr>
-              <w:spacing w:after="20" w:before="20" w:line="240" w:lineRule="auto"/>
+              <w:spacing w:after="10" w:before="10" w:line="228" w:lineRule="auto"/>
             </w:pPr>
             <w:r/>
             <w:r>
@@ -4629,7 +4956,7 @@
           </w:tcPr>
           <w:p>
             <w:pPr>
-              <w:spacing w:after="20" w:before="20" w:line="240" w:lineRule="auto"/>
+              <w:spacing w:after="10" w:before="10" w:line="228" w:lineRule="auto"/>
             </w:pPr>
             <w:r/>
             <w:r>
@@ -4647,7 +4974,7 @@
           </w:tcPr>
           <w:p>
             <w:pPr>
-              <w:spacing w:after="20" w:before="20" w:line="240" w:lineRule="auto"/>
+              <w:spacing w:after="10" w:before="10" w:line="228" w:lineRule="auto"/>
             </w:pPr>
             <w:r/>
             <w:r>
@@ -4665,7 +4992,7 @@
           </w:tcPr>
           <w:p>
             <w:pPr>
-              <w:spacing w:after="20" w:before="20" w:line="240" w:lineRule="auto"/>
+              <w:spacing w:after="10" w:before="10" w:line="228" w:lineRule="auto"/>
             </w:pPr>
             <w:r/>
             <w:r>
@@ -4683,7 +5010,7 @@
           </w:tcPr>
           <w:p>
             <w:pPr>
-              <w:spacing w:after="20" w:before="20" w:line="240" w:lineRule="auto"/>
+              <w:spacing w:after="10" w:before="10" w:line="228" w:lineRule="auto"/>
             </w:pPr>
             <w:r/>
             <w:r>
@@ -4701,7 +5028,7 @@
           </w:tcPr>
           <w:p>
             <w:pPr>
-              <w:spacing w:after="20" w:before="20" w:line="240" w:lineRule="auto"/>
+              <w:spacing w:after="10" w:before="10" w:line="228" w:lineRule="auto"/>
             </w:pPr>
             <w:r/>
             <w:r>
@@ -4719,7 +5046,7 @@
           </w:tcPr>
           <w:p>
             <w:pPr>
-              <w:spacing w:after="20" w:before="20" w:line="240" w:lineRule="auto"/>
+              <w:spacing w:after="10" w:before="10" w:line="228" w:lineRule="auto"/>
             </w:pPr>
             <w:r/>
             <w:r>
@@ -4739,7 +5066,7 @@
           </w:tcPr>
           <w:p>
             <w:pPr>
-              <w:spacing w:after="20" w:before="20" w:line="240" w:lineRule="auto"/>
+              <w:spacing w:after="10" w:before="10" w:line="228" w:lineRule="auto"/>
             </w:pPr>
             <w:r/>
             <w:r>
@@ -4757,7 +5084,7 @@
           </w:tcPr>
           <w:p>
             <w:pPr>
-              <w:spacing w:after="20" w:before="20" w:line="240" w:lineRule="auto"/>
+              <w:spacing w:after="10" w:before="10" w:line="228" w:lineRule="auto"/>
             </w:pPr>
             <w:r/>
             <w:r>
@@ -4775,7 +5102,7 @@
           </w:tcPr>
           <w:p>
             <w:pPr>
-              <w:spacing w:after="20" w:before="20" w:line="240" w:lineRule="auto"/>
+              <w:spacing w:after="10" w:before="10" w:line="228" w:lineRule="auto"/>
             </w:pPr>
             <w:r/>
             <w:r>
@@ -4793,7 +5120,7 @@
           </w:tcPr>
           <w:p>
             <w:pPr>
-              <w:spacing w:after="20" w:before="20" w:line="240" w:lineRule="auto"/>
+              <w:spacing w:after="10" w:before="10" w:line="228" w:lineRule="auto"/>
             </w:pPr>
             <w:r/>
             <w:r>
@@ -4811,7 +5138,7 @@
           </w:tcPr>
           <w:p>
             <w:pPr>
-              <w:spacing w:after="20" w:before="20" w:line="240" w:lineRule="auto"/>
+              <w:spacing w:after="10" w:before="10" w:line="228" w:lineRule="auto"/>
             </w:pPr>
             <w:r/>
             <w:r>
@@ -4829,7 +5156,7 @@
           </w:tcPr>
           <w:p>
             <w:pPr>
-              <w:spacing w:after="20" w:before="20" w:line="240" w:lineRule="auto"/>
+              <w:spacing w:after="10" w:before="10" w:line="228" w:lineRule="auto"/>
             </w:pPr>
             <w:r/>
             <w:r>
@@ -4849,7 +5176,7 @@
           </w:tcPr>
           <w:p>
             <w:pPr>
-              <w:spacing w:after="20" w:before="20" w:line="240" w:lineRule="auto"/>
+              <w:spacing w:after="10" w:before="10" w:line="228" w:lineRule="auto"/>
             </w:pPr>
             <w:r/>
             <w:r>
@@ -4867,7 +5194,7 @@
           </w:tcPr>
           <w:p>
             <w:pPr>
-              <w:spacing w:after="20" w:before="20" w:line="240" w:lineRule="auto"/>
+              <w:spacing w:after="10" w:before="10" w:line="228" w:lineRule="auto"/>
             </w:pPr>
             <w:r/>
             <w:r>
@@ -4885,7 +5212,7 @@
           </w:tcPr>
           <w:p>
             <w:pPr>
-              <w:spacing w:after="20" w:before="20" w:line="240" w:lineRule="auto"/>
+              <w:spacing w:after="10" w:before="10" w:line="228" w:lineRule="auto"/>
             </w:pPr>
             <w:r/>
             <w:r>
@@ -4903,7 +5230,7 @@
           </w:tcPr>
           <w:p>
             <w:pPr>
-              <w:spacing w:after="20" w:before="20" w:line="240" w:lineRule="auto"/>
+              <w:spacing w:after="10" w:before="10" w:line="228" w:lineRule="auto"/>
             </w:pPr>
             <w:r/>
             <w:r>
@@ -4921,7 +5248,7 @@
           </w:tcPr>
           <w:p>
             <w:pPr>
-              <w:spacing w:after="20" w:before="20" w:line="240" w:lineRule="auto"/>
+              <w:spacing w:after="10" w:before="10" w:line="228" w:lineRule="auto"/>
             </w:pPr>
             <w:r/>
             <w:r>
@@ -4939,7 +5266,7 @@
           </w:tcPr>
           <w:p>
             <w:pPr>
-              <w:spacing w:after="20" w:before="20" w:line="240" w:lineRule="auto"/>
+              <w:spacing w:after="10" w:before="10" w:line="228" w:lineRule="auto"/>
             </w:pPr>
             <w:r/>
             <w:r>
@@ -4959,7 +5286,7 @@
           </w:tcPr>
           <w:p>
             <w:pPr>
-              <w:spacing w:after="20" w:before="20" w:line="240" w:lineRule="auto"/>
+              <w:spacing w:after="10" w:before="10" w:line="228" w:lineRule="auto"/>
             </w:pPr>
             <w:r/>
             <w:r>
@@ -4977,7 +5304,7 @@
           </w:tcPr>
           <w:p>
             <w:pPr>
-              <w:spacing w:after="20" w:before="20" w:line="240" w:lineRule="auto"/>
+              <w:spacing w:after="10" w:before="10" w:line="228" w:lineRule="auto"/>
             </w:pPr>
             <w:r/>
             <w:r>
@@ -4995,7 +5322,7 @@
           </w:tcPr>
           <w:p>
             <w:pPr>
-              <w:spacing w:after="20" w:before="20" w:line="240" w:lineRule="auto"/>
+              <w:spacing w:after="10" w:before="10" w:line="228" w:lineRule="auto"/>
             </w:pPr>
             <w:r/>
             <w:r>
@@ -5013,7 +5340,7 @@
           </w:tcPr>
           <w:p>
             <w:pPr>
-              <w:spacing w:after="20" w:before="20" w:line="240" w:lineRule="auto"/>
+              <w:spacing w:after="10" w:before="10" w:line="228" w:lineRule="auto"/>
             </w:pPr>
             <w:r/>
             <w:r>
@@ -5031,7 +5358,7 @@
           </w:tcPr>
           <w:p>
             <w:pPr>
-              <w:spacing w:after="20" w:before="20" w:line="240" w:lineRule="auto"/>
+              <w:spacing w:after="10" w:before="10" w:line="228" w:lineRule="auto"/>
             </w:pPr>
             <w:r/>
             <w:r>
@@ -5049,7 +5376,7 @@
           </w:tcPr>
           <w:p>
             <w:pPr>
-              <w:spacing w:after="20" w:before="20" w:line="240" w:lineRule="auto"/>
+              <w:spacing w:after="10" w:before="10" w:line="228" w:lineRule="auto"/>
             </w:pPr>
             <w:r/>
             <w:r>
@@ -5069,7 +5396,7 @@
           </w:tcPr>
           <w:p>
             <w:pPr>
-              <w:spacing w:after="20" w:before="20" w:line="240" w:lineRule="auto"/>
+              <w:spacing w:after="10" w:before="10" w:line="228" w:lineRule="auto"/>
             </w:pPr>
             <w:r/>
             <w:r>
@@ -5087,7 +5414,7 @@
           </w:tcPr>
           <w:p>
             <w:pPr>
-              <w:spacing w:after="20" w:before="20" w:line="240" w:lineRule="auto"/>
+              <w:spacing w:after="10" w:before="10" w:line="228" w:lineRule="auto"/>
             </w:pPr>
             <w:r/>
             <w:r>
@@ -5105,7 +5432,7 @@
           </w:tcPr>
           <w:p>
             <w:pPr>
-              <w:spacing w:after="20" w:before="20" w:line="240" w:lineRule="auto"/>
+              <w:spacing w:after="10" w:before="10" w:line="228" w:lineRule="auto"/>
             </w:pPr>
             <w:r/>
             <w:r>
@@ -5123,7 +5450,7 @@
           </w:tcPr>
           <w:p>
             <w:pPr>
-              <w:spacing w:after="20" w:before="20" w:line="240" w:lineRule="auto"/>
+              <w:spacing w:after="10" w:before="10" w:line="228" w:lineRule="auto"/>
             </w:pPr>
             <w:r/>
             <w:r>
@@ -5141,7 +5468,7 @@
           </w:tcPr>
           <w:p>
             <w:pPr>
-              <w:spacing w:after="20" w:before="20" w:line="240" w:lineRule="auto"/>
+              <w:spacing w:after="10" w:before="10" w:line="228" w:lineRule="auto"/>
             </w:pPr>
             <w:r/>
             <w:r>
@@ -5159,7 +5486,7 @@
           </w:tcPr>
           <w:p>
             <w:pPr>
-              <w:spacing w:after="20" w:before="20" w:line="240" w:lineRule="auto"/>
+              <w:spacing w:after="10" w:before="10" w:line="228" w:lineRule="auto"/>
             </w:pPr>
             <w:r/>
             <w:r>
@@ -5238,7 +5565,7 @@
     </w:p>
     <w:p>
       <w:pPr>
-        <w:spacing w:line="276" w:lineRule="auto" w:after="60"/>
+        <w:spacing w:line="259" w:lineRule="auto" w:after="50"/>
         <w:ind w:left="0" w:firstLine="360"/>
         <w:jc w:val="both"/>
         <w:rPr>
@@ -5259,7 +5586,7 @@
     </w:p>
     <w:p>
       <w:pPr>
-        <w:spacing w:line="276" w:lineRule="auto" w:after="60"/>
+        <w:spacing w:line="259" w:lineRule="auto" w:after="50"/>
         <w:ind w:left="0" w:firstLine="360"/>
         <w:jc w:val="both"/>
         <w:rPr>
@@ -5280,7 +5607,7 @@
     </w:p>
     <w:p>
       <w:pPr>
-        <w:spacing w:line="276" w:lineRule="auto" w:after="60"/>
+        <w:spacing w:line="259" w:lineRule="auto" w:after="50"/>
         <w:ind w:left="0" w:firstLine="360"/>
         <w:jc w:val="both"/>
         <w:rPr>
@@ -5342,7 +5669,7 @@
     </w:p>
     <w:p>
       <w:pPr>
-        <w:spacing w:line="276" w:lineRule="auto" w:after="60"/>
+        <w:spacing w:line="259" w:lineRule="auto" w:after="50"/>
         <w:ind w:left="0" w:firstLine="360"/>
         <w:jc w:val="both"/>
         <w:rPr>
@@ -5450,7 +5777,7 @@
     </w:p>
     <w:p>
       <w:pPr>
-        <w:spacing w:line="276" w:lineRule="auto" w:after="60"/>
+        <w:spacing w:line="259" w:lineRule="auto" w:after="50"/>
         <w:ind w:left="0" w:firstLine="360"/>
         <w:jc w:val="both"/>
         <w:rPr>
@@ -5484,7 +5811,7 @@
       <w:r>
         <w:drawing>
           <wp:inline xmlns:a="http://schemas.openxmlformats.org/drawingml/2006/main" xmlns:pic="http://schemas.openxmlformats.org/drawingml/2006/picture">
-            <wp:extent cx="4663440" cy="2528882"/>
+            <wp:extent cx="4023360" cy="2181780"/>
             <wp:docPr id="1432113156" name="Picture 1432113156"/>
             <wp:cNvGraphicFramePr>
               <a:graphicFrameLocks noChangeAspect="1"/>
@@ -5505,7 +5832,7 @@
                   <pic:spPr>
                     <a:xfrm>
                       <a:off x="0" y="0"/>
-                      <a:ext cx="4663440" cy="2528882"/>
+                      <a:ext cx="4023360" cy="2181780"/>
                     </a:xfrm>
                     <a:prstGeom prst="rect"/>
                   </pic:spPr>
@@ -5532,7 +5859,7 @@
       <w:r>
         <w:rPr>
           <w:i/>
-          <w:sz w:val="20"/>
+          <w:sz w:val="19"/>
         </w:rPr>
         <w:t>Figure 1: How the system fits together. Blue boxes are agents, green boxes are trained models, red boxes are checks, and orange boxes are data or output. One model setting serves every agent and records what every call cost.</w:t>
       </w:r>
@@ -5540,7 +5867,7 @@
     </w:p>
     <w:p>
       <w:pPr>
-        <w:spacing w:line="276" w:lineRule="auto" w:after="40" w:before="140"/>
+        <w:spacing w:line="259" w:lineRule="auto" w:after="40" w:before="140"/>
         <w:ind w:left="0" w:firstLine="0"/>
         <w:jc w:val="left"/>
         <w:rPr>
@@ -5560,7 +5887,7 @@
     </w:p>
     <w:p>
       <w:pPr>
-        <w:spacing w:line="276" w:lineRule="auto" w:after="60" w:before="140"/>
+        <w:spacing w:line="259" w:lineRule="auto" w:after="50" w:before="140"/>
         <w:ind w:left="0" w:firstLine="360"/>
         <w:jc w:val="both"/>
         <w:rPr>
@@ -5594,7 +5921,7 @@
       <w:r>
         <w:drawing>
           <wp:inline xmlns:a="http://schemas.openxmlformats.org/drawingml/2006/main" xmlns:pic="http://schemas.openxmlformats.org/drawingml/2006/picture">
-            <wp:extent cx="4663440" cy="1575302"/>
+            <wp:extent cx="4023360" cy="1359084"/>
             <wp:docPr id="1432113157" name="Picture 1432113157"/>
             <wp:cNvGraphicFramePr>
               <a:graphicFrameLocks noChangeAspect="1"/>
@@ -5615,7 +5942,7 @@
                   <pic:spPr>
                     <a:xfrm>
                       <a:off x="0" y="0"/>
-                      <a:ext cx="4663440" cy="1575302"/>
+                      <a:ext cx="4023360" cy="1359084"/>
                     </a:xfrm>
                     <a:prstGeom prst="rect"/>
                   </pic:spPr>
@@ -5642,7 +5969,7 @@
       <w:r>
         <w:rPr>
           <w:i/>
-          <w:sz w:val="20"/>
+          <w:sz w:val="19"/>
         </w:rPr>
         <w:t>Figure 2: Mining papers from arXiv. Each paper's source files are stored once, and a paper with no usable source is recorded as such so it is never downloaded twice. That is what lets the step be stopped and restarted.</w:t>
       </w:r>
@@ -5650,7 +5977,7 @@
     </w:p>
     <w:p>
       <w:pPr>
-        <w:spacing w:line="276" w:lineRule="auto" w:after="60" w:before="100"/>
+        <w:spacing w:line="259" w:lineRule="auto" w:after="50" w:before="100"/>
         <w:ind w:left="0" w:firstLine="360"/>
         <w:jc w:val="both"/>
         <w:rPr>
@@ -5666,12 +5993,12 @@
           <w:i w:val="0"/>
           <w:sz w:val="24"/>
         </w:rPr>
-        <w:t>arXiv distributes most papers as LaTeX source, which is readable text rather than a PDF. The parser handles the awkward cases, each of which showed up in a real paper during testing and each of which now has a test: papers with more than one main file, related work written as a sub-section or as a run of unnamed paragraphs rather than its own section, two different bibliography formats, a bibliography written directly into the main file, and the various citation commands used by different publishers.</w:t>
-      </w:r>
-    </w:p>
-    <w:p>
-      <w:pPr>
-        <w:spacing w:line="276" w:lineRule="auto" w:after="60" w:before="100"/>
+        <w:t>arXiv distributes most papers as LaTeX source, which is readable text rather than a PDF. The parser handles the awkward cases, each found in a real paper during testing and each now covered by a test: several candidate main files, related work written as a sub-section or as a run of unnamed paragraphs, two bibliography formats, a bibliography written into the main file, and the citation commands used by different publishers. A heading alone is not accepted as proof: a section titled “Related Work” must contain at least one citation and a vaguer heading such as “Background” at least two, or a section explaining standard theory would be mined as though it were a survey.</w:t>
+      </w:r>
+    </w:p>
+    <w:p>
+      <w:pPr>
+        <w:spacing w:line="259" w:lineRule="auto" w:after="50" w:before="100"/>
         <w:ind w:left="0" w:firstLine="360"/>
         <w:jc w:val="both"/>
         <w:rPr>
@@ -5687,12 +6014,32 @@
           <w:i w:val="0"/>
           <w:sz w:val="24"/>
         </w:rPr>
-        <w:t>A heading on its own is not treated as proof that a section is a literature review. A section actually titled “Related Work” must contain at least one citation, and a vaguer heading such as “Background” must contain at least two. Without that rule a section explaining standard theory would be mined as though it were a survey.</w:t>
-      </w:r>
-    </w:p>
-    <w:p>
-      <w:pPr>
-        <w:spacing w:line="276" w:lineRule="auto" w:after="60" w:before="100"/>
+        <w:t>Cited papers then have to be identified. Where the bibliography gives a DOI or an arXiv number, that number identifies the paper exactly, and those are looked up in batches. Only where no identifier exists does the system fall back to searching by title, which is both slower and less certain; a title match is accepted only above a similarity threshold, so the wrong paper is rarely attached. Papers for which fewer than 60% of the cited works could be found with an abstract are dropped from the test set, because the task is only fair if the system can see most of what the original author saw.</w:t>
+      </w:r>
+    </w:p>
+    <w:p>
+      <w:pPr>
+        <w:spacing w:line="259" w:lineRule="auto" w:after="40" w:before="140"/>
+        <w:ind w:left="0" w:firstLine="0"/>
+        <w:jc w:val="left"/>
+        <w:rPr>
+          <w:b/>
+          <w:bCs/>
+          <w:sz w:val="24"/>
+          <w:szCs w:val="22"/>
+        </w:rPr>
+      </w:pPr>
+      <w:r>
+        <w:rPr>
+          <w:b/>
+          <w:sz w:val="24"/>
+        </w:rPr>
+        <w:t>3.1.2  Telling citation types apart</w:t>
+      </w:r>
+    </w:p>
+    <w:p>
+      <w:pPr>
+        <w:spacing w:line="259" w:lineRule="auto" w:after="50" w:before="140"/>
         <w:ind w:left="0" w:firstLine="360"/>
         <w:jc w:val="both"/>
         <w:rPr>
@@ -5708,32 +6055,12 @@
           <w:i w:val="0"/>
           <w:sz w:val="24"/>
         </w:rPr>
-        <w:t>Cited papers then have to be identified. Where the bibliography gives a DOI or an arXiv number, that number identifies the paper exactly, and those are looked up in batches. Only where no identifier exists does the system fall back to searching by title, which is both slower and less certain; a title match is accepted only above a similarity threshold, so the wrong paper is rarely attached. Papers for which fewer than 60% of the cited works could be found with an abstract are dropped from the test set, because the task is only fair if the system can see most of what the original author saw.</w:t>
-      </w:r>
-    </w:p>
-    <w:p>
-      <w:pPr>
-        <w:spacing w:line="276" w:lineRule="auto" w:after="40" w:before="140"/>
-        <w:ind w:left="0" w:firstLine="0"/>
-        <w:jc w:val="left"/>
-        <w:rPr>
-          <w:b/>
-          <w:bCs/>
-          <w:sz w:val="24"/>
-          <w:szCs w:val="22"/>
-        </w:rPr>
-      </w:pPr>
-      <w:r>
-        <w:rPr>
-          <w:b/>
-          <w:sz w:val="24"/>
-        </w:rPr>
-        <w:t>3.1.2  Telling citation types apart</w:t>
-      </w:r>
-    </w:p>
-    <w:p>
-      <w:pPr>
-        <w:spacing w:line="276" w:lineRule="auto" w:after="60" w:before="140"/>
+        <w:t>Seven labels are used: background, uses-method, uses-data, extends, compares-against, supports and contrasts. The split that matters most is between the last three. Running another paper's method as a baseline and reporting a better score is compares-against, which is a measurement. Saying your results agree with theirs is supports. Saying their conclusion does not hold is contrasts, and only that last one is evidence that two papers actually conflict.</w:t>
+      </w:r>
+    </w:p>
+    <w:p>
+      <w:pPr>
+        <w:spacing w:line="259" w:lineRule="auto" w:after="50" w:before="140"/>
         <w:ind w:left="0" w:firstLine="360"/>
         <w:jc w:val="both"/>
         <w:rPr>
@@ -5749,12 +6076,12 @@
           <w:i w:val="0"/>
           <w:sz w:val="24"/>
         </w:rPr>
-        <w:t>Seven labels are used: background, uses-method, uses-data, extends, compares-against, supports and contrasts. The split that matters most is between the last three. Running another paper's method as a baseline and reporting a better score is compares-against, which is a measurement. Saying your results agree with theirs is supports. Saying their conclusion does not hold is contrasts, and only that last one is evidence that two papers actually conflict.</w:t>
-      </w:r>
-    </w:p>
-    <w:p>
-      <w:pPr>
-        <w:spacing w:line="276" w:lineRule="auto" w:after="60" w:before="140"/>
+        <w:t>Because real sentences often fit more than one label, the rules are applied in a fixed order: disagreement beats agreement, which beats extending, which beats comparing, which beats using data, which beats using a method, with background as the fallback. The definitions and this order live in one file, so the instructions given to the labelling model, the guide a human labeller follows and the training code cannot disagree about what a label means.</w:t>
+      </w:r>
+    </w:p>
+    <w:p>
+      <w:pPr>
+        <w:spacing w:line="259" w:lineRule="auto" w:after="50" w:before="140"/>
         <w:ind w:left="0" w:firstLine="360"/>
         <w:jc w:val="both"/>
         <w:rPr>
@@ -5770,33 +6097,12 @@
           <w:i w:val="0"/>
           <w:sz w:val="24"/>
         </w:rPr>
-        <w:t>Because real sentences often fit more than one label, the rules are applied in a fixed order: disagreement beats agreement, which beats extending, which beats comparing, which beats using data, which beats using a method, with background as the fallback. The definitions and this order live in one file, so the instructions given to the labelling model, the guide a human labeller follows and the training code cannot disagree about what a label means.</w:t>
-      </w:r>
-    </w:p>
-    <w:p>
-      <w:pPr>
-        <w:spacing w:line="276" w:lineRule="auto" w:after="60" w:before="140"/>
-        <w:ind w:left="0" w:firstLine="360"/>
-        <w:jc w:val="both"/>
-        <w:rPr>
-          <w:b/>
-          <w:bCs/>
-          <w:sz w:val="24"/>
-          <w:szCs w:val="22"/>
-        </w:rPr>
-      </w:pPr>
-      <w:r>
-        <w:rPr>
-          <w:b w:val="0"/>
-          <w:i w:val="0"/>
-          <w:sz w:val="24"/>
-        </w:rPr>
         <w:t>Two published datasets, SciCite [24] and ACL-ARC [23], are mapped onto these seven labels to provide extra training examples. The mapping loses information and the report says where: SciCite's “method” class does not separate using a method from improving it, and its “result” class covers comparing, agreeing and disagreeing alike; ACL-ARC's “uses” does not separate method from data, and its “compare or contrast” merges neutral comparison with real disagreement. Because of that, mapped examples are used only to help training and never to score anything.</w:t>
       </w:r>
     </w:p>
     <w:p>
       <w:pPr>
-        <w:spacing w:line="276" w:lineRule="auto" w:after="60" w:before="140"/>
+        <w:spacing w:line="259" w:lineRule="auto" w:after="50" w:before="140"/>
         <w:ind w:left="0" w:firstLine="360"/>
         <w:jc w:val="both"/>
         <w:rPr>
@@ -5830,7 +6136,7 @@
       <w:r>
         <w:drawing>
           <wp:inline xmlns:a="http://schemas.openxmlformats.org/drawingml/2006/main" xmlns:pic="http://schemas.openxmlformats.org/drawingml/2006/picture">
-            <wp:extent cx="2926080" cy="655296"/>
+            <wp:extent cx="2377440" cy="622457"/>
             <wp:docPr id="1432113158" name="Picture 1432113158"/>
             <wp:cNvGraphicFramePr>
               <a:graphicFrameLocks noChangeAspect="1"/>
@@ -5851,7 +6157,7 @@
                   <pic:spPr>
                     <a:xfrm>
                       <a:off x="0" y="0"/>
-                      <a:ext cx="2926080" cy="655296"/>
+                      <a:ext cx="2377440" cy="622457"/>
                     </a:xfrm>
                     <a:prstGeom prst="rect"/>
                   </pic:spPr>
@@ -5864,7 +6170,7 @@
     </w:p>
     <w:p>
       <w:pPr>
-        <w:spacing w:line="276" w:lineRule="auto" w:after="60" w:before="100"/>
+        <w:spacing w:line="259" w:lineRule="auto" w:after="50" w:before="100"/>
         <w:ind w:left="0" w:firstLine="0"/>
         <w:jc w:val="both"/>
         <w:rPr>
@@ -5948,7 +6254,7 @@
     </w:p>
     <w:p>
       <w:pPr>
-        <w:spacing w:line="276" w:lineRule="auto" w:after="60" w:before="100"/>
+        <w:spacing w:line="259" w:lineRule="auto" w:after="50" w:before="100"/>
         <w:ind w:left="0" w:firstLine="0"/>
         <w:jc w:val="both"/>
         <w:rPr>
@@ -6048,7 +6354,7 @@
     </w:p>
     <w:p>
       <w:pPr>
-        <w:spacing w:line="276" w:lineRule="auto" w:after="60" w:before="100"/>
+        <w:spacing w:line="259" w:lineRule="auto" w:after="50" w:before="100"/>
         <w:ind w:left="0" w:firstLine="0"/>
         <w:jc w:val="both"/>
         <w:rPr>
@@ -6101,7 +6407,7 @@
     </w:p>
     <w:p>
       <w:pPr>
-        <w:spacing w:line="276" w:lineRule="auto" w:after="40" w:before="140"/>
+        <w:spacing w:line="259" w:lineRule="auto" w:after="40" w:before="140"/>
         <w:ind w:left="0" w:firstLine="0"/>
         <w:jc w:val="left"/>
         <w:rPr>
@@ -6121,7 +6427,7 @@
     </w:p>
     <w:p>
       <w:pPr>
-        <w:spacing w:line="276" w:lineRule="auto" w:after="60" w:before="140"/>
+        <w:spacing w:line="259" w:lineRule="auto" w:after="50" w:before="140"/>
         <w:ind w:left="0" w:firstLine="360"/>
         <w:jc w:val="both"/>
         <w:rPr>
@@ -6142,7 +6448,7 @@
     </w:p>
     <w:p>
       <w:pPr>
-        <w:spacing w:line="276" w:lineRule="auto" w:after="60" w:before="140"/>
+        <w:spacing w:line="259" w:lineRule="auto" w:after="50" w:before="140"/>
         <w:ind w:left="0" w:firstLine="360"/>
         <w:jc w:val="both"/>
         <w:rPr>
@@ -6163,7 +6469,7 @@
     </w:p>
     <w:p>
       <w:pPr>
-        <w:spacing w:line="276" w:lineRule="auto" w:after="60" w:before="140"/>
+        <w:spacing w:line="259" w:lineRule="auto" w:after="50" w:before="140"/>
         <w:ind w:left="0" w:firstLine="360"/>
         <w:jc w:val="both"/>
         <w:rPr>
@@ -6184,7 +6490,7 @@
     </w:p>
     <w:p>
       <w:pPr>
-        <w:spacing w:line="276" w:lineRule="auto" w:after="60" w:before="140"/>
+        <w:spacing w:line="259" w:lineRule="auto" w:after="50" w:before="140"/>
         <w:ind w:left="0" w:firstLine="360"/>
         <w:jc w:val="both"/>
         <w:rPr>
@@ -6205,7 +6511,7 @@
     </w:p>
     <w:p>
       <w:pPr>
-        <w:spacing w:line="276" w:lineRule="auto" w:after="60" w:before="140"/>
+        <w:spacing w:line="259" w:lineRule="auto" w:after="50" w:before="140"/>
         <w:ind w:left="0" w:firstLine="360"/>
         <w:jc w:val="both"/>
         <w:rPr>
@@ -6239,7 +6545,7 @@
       <w:r>
         <w:drawing>
           <wp:inline xmlns:a="http://schemas.openxmlformats.org/drawingml/2006/main" xmlns:pic="http://schemas.openxmlformats.org/drawingml/2006/picture">
-            <wp:extent cx="4572000" cy="455742"/>
+            <wp:extent cx="3931920" cy="428874"/>
             <wp:docPr id="1432113161" name="Picture 1432113161"/>
             <wp:cNvGraphicFramePr>
               <a:graphicFrameLocks noChangeAspect="1"/>
@@ -6260,7 +6566,7 @@
                   <pic:spPr>
                     <a:xfrm>
                       <a:off x="0" y="0"/>
-                      <a:ext cx="4572000" cy="455742"/>
+                      <a:ext cx="3931920" cy="428874"/>
                     </a:xfrm>
                     <a:prstGeom prst="rect"/>
                   </pic:spPr>
@@ -6273,7 +6579,7 @@
     </w:p>
     <w:p>
       <w:pPr>
-        <w:spacing w:line="276" w:lineRule="auto" w:after="60" w:before="100"/>
+        <w:spacing w:line="259" w:lineRule="auto" w:after="50" w:before="100"/>
         <w:ind w:left="0" w:firstLine="0"/>
         <w:jc w:val="both"/>
         <w:rPr>
@@ -6310,7 +6616,7 @@
     </w:p>
     <w:p>
       <w:pPr>
-        <w:spacing w:line="276" w:lineRule="auto" w:after="40" w:before="140"/>
+        <w:spacing w:line="259" w:lineRule="auto" w:after="40" w:before="140"/>
         <w:ind w:left="0" w:firstLine="0"/>
         <w:jc w:val="left"/>
         <w:rPr>
@@ -6330,7 +6636,7 @@
     </w:p>
     <w:p>
       <w:pPr>
-        <w:spacing w:line="276" w:lineRule="auto" w:after="60" w:before="140"/>
+        <w:spacing w:line="259" w:lineRule="auto" w:after="50" w:before="140"/>
         <w:ind w:left="0" w:firstLine="360"/>
         <w:jc w:val="both"/>
         <w:rPr>
@@ -6351,7 +6657,7 @@
     </w:p>
     <w:p>
       <w:pPr>
-        <w:spacing w:line="276" w:lineRule="auto" w:after="60" w:before="140"/>
+        <w:spacing w:line="259" w:lineRule="auto" w:after="50" w:before="140"/>
         <w:ind w:left="0" w:firstLine="360"/>
         <w:jc w:val="both"/>
         <w:rPr>
@@ -6372,7 +6678,7 @@
     </w:p>
     <w:p>
       <w:pPr>
-        <w:spacing w:line="276" w:lineRule="auto" w:after="60" w:before="140"/>
+        <w:spacing w:line="259" w:lineRule="auto" w:after="50" w:before="140"/>
         <w:ind w:left="0" w:firstLine="360"/>
         <w:jc w:val="both"/>
         <w:rPr>
@@ -6393,7 +6699,7 @@
     </w:p>
     <w:p>
       <w:pPr>
-        <w:spacing w:line="276" w:lineRule="auto" w:after="40" w:before="140"/>
+        <w:spacing w:line="259" w:lineRule="auto" w:after="40" w:before="140"/>
         <w:ind w:left="0" w:firstLine="0"/>
         <w:jc w:val="left"/>
         <w:rPr>
@@ -6413,7 +6719,7 @@
     </w:p>
     <w:p>
       <w:pPr>
-        <w:spacing w:line="276" w:lineRule="auto" w:after="60" w:before="140"/>
+        <w:spacing w:line="259" w:lineRule="auto" w:after="50" w:before="140"/>
         <w:ind w:left="0" w:firstLine="360"/>
         <w:jc w:val="both"/>
         <w:rPr>
@@ -6447,7 +6753,7 @@
       <w:r>
         <w:drawing>
           <wp:inline xmlns:a="http://schemas.openxmlformats.org/drawingml/2006/main" xmlns:pic="http://schemas.openxmlformats.org/drawingml/2006/picture">
-            <wp:extent cx="4663440" cy="1851859"/>
+            <wp:extent cx="4023360" cy="1597682"/>
             <wp:docPr id="1432113162" name="Picture 1432113162"/>
             <wp:cNvGraphicFramePr>
               <a:graphicFrameLocks noChangeAspect="1"/>
@@ -6468,7 +6774,7 @@
                   <pic:spPr>
                     <a:xfrm>
                       <a:off x="0" y="0"/>
-                      <a:ext cx="4663440" cy="1851859"/>
+                      <a:ext cx="4023360" cy="1597682"/>
                     </a:xfrm>
                     <a:prstGeom prst="rect"/>
                   </pic:spPr>
@@ -6495,7 +6801,7 @@
       <w:r>
         <w:rPr>
           <w:i/>
-          <w:sz w:val="20"/>
+          <w:sz w:val="19"/>
         </w:rPr>
         <w:t>Figure 3: The ten steps, the point where a human approves the paper list, and the single rewrite loop. Every step saves its output before the next begins, so an interrupted run carries on where it stopped.</w:t>
       </w:r>
@@ -6503,7 +6809,7 @@
     </w:p>
     <w:p>
       <w:pPr>
-        <w:spacing w:line="276" w:lineRule="auto" w:after="60" w:before="100"/>
+        <w:spacing w:line="259" w:lineRule="auto" w:after="50" w:before="100"/>
         <w:ind w:left="0" w:firstLine="360"/>
         <w:jc w:val="both"/>
         <w:rPr>
@@ -6524,7 +6830,7 @@
     </w:p>
     <w:p>
       <w:pPr>
-        <w:spacing w:line="276" w:lineRule="auto" w:after="40" w:before="140"/>
+        <w:spacing w:line="259" w:lineRule="auto" w:after="40" w:before="140"/>
         <w:ind w:left="0" w:firstLine="0"/>
         <w:jc w:val="left"/>
         <w:rPr>
@@ -6544,7 +6850,7 @@
     </w:p>
     <w:p>
       <w:pPr>
-        <w:spacing w:line="276" w:lineRule="auto" w:after="60" w:before="140"/>
+        <w:spacing w:line="259" w:lineRule="auto" w:after="50" w:before="140"/>
         <w:ind w:left="0" w:firstLine="360"/>
         <w:jc w:val="both"/>
         <w:rPr>
@@ -6565,7 +6871,7 @@
     </w:p>
     <w:p>
       <w:pPr>
-        <w:spacing w:line="276" w:lineRule="auto" w:after="40" w:before="140"/>
+        <w:spacing w:line="259" w:lineRule="auto" w:after="40" w:before="140"/>
         <w:ind w:left="0" w:firstLine="0"/>
         <w:jc w:val="left"/>
         <w:rPr>
@@ -6585,7 +6891,7 @@
     </w:p>
     <w:p>
       <w:pPr>
-        <w:spacing w:line="276" w:lineRule="auto" w:after="60" w:before="140"/>
+        <w:spacing w:line="259" w:lineRule="auto" w:after="50" w:before="140"/>
         <w:ind w:left="0" w:firstLine="360"/>
         <w:jc w:val="both"/>
         <w:rPr>
@@ -6606,7 +6912,7 @@
     </w:p>
     <w:p>
       <w:pPr>
-        <w:spacing w:line="276" w:lineRule="auto" w:after="60" w:before="140"/>
+        <w:spacing w:line="259" w:lineRule="auto" w:after="50" w:before="140"/>
         <w:ind w:left="0" w:firstLine="360"/>
         <w:jc w:val="both"/>
         <w:rPr>
@@ -6627,7 +6933,7 @@
     </w:p>
     <w:p>
       <w:pPr>
-        <w:spacing w:line="276" w:lineRule="auto" w:after="60" w:before="140"/>
+        <w:spacing w:line="259" w:lineRule="auto" w:after="50" w:before="140"/>
         <w:ind w:left="0" w:firstLine="360"/>
         <w:jc w:val="both"/>
         <w:rPr>
@@ -6661,7 +6967,7 @@
       <w:r>
         <w:drawing>
           <wp:inline xmlns:a="http://schemas.openxmlformats.org/drawingml/2006/main" xmlns:pic="http://schemas.openxmlformats.org/drawingml/2006/picture">
-            <wp:extent cx="4023360" cy="399902"/>
+            <wp:extent cx="3931920" cy="396293"/>
             <wp:docPr id="1432113163" name="Picture 1432113163"/>
             <wp:cNvGraphicFramePr>
               <a:graphicFrameLocks noChangeAspect="1"/>
@@ -6682,7 +6988,7 @@
                   <pic:spPr>
                     <a:xfrm>
                       <a:off x="0" y="0"/>
-                      <a:ext cx="4023360" cy="399902"/>
+                      <a:ext cx="3931920" cy="396293"/>
                     </a:xfrm>
                     <a:prstGeom prst="rect"/>
                   </pic:spPr>
@@ -6695,7 +7001,7 @@
     </w:p>
     <w:p>
       <w:pPr>
-        <w:spacing w:line="276" w:lineRule="auto" w:after="60" w:before="100"/>
+        <w:spacing w:line="259" w:lineRule="auto" w:after="50" w:before="100"/>
         <w:ind w:left="0" w:firstLine="0"/>
         <w:jc w:val="both"/>
         <w:rPr>
@@ -6716,7 +7022,7 @@
     </w:p>
     <w:p>
       <w:pPr>
-        <w:spacing w:line="276" w:lineRule="auto" w:after="60" w:before="100"/>
+        <w:spacing w:line="259" w:lineRule="auto" w:after="50" w:before="100"/>
         <w:ind w:left="0" w:firstLine="0"/>
         <w:jc w:val="both"/>
         <w:rPr>
@@ -6737,7 +7043,7 @@
     </w:p>
     <w:p>
       <w:pPr>
-        <w:spacing w:line="276" w:lineRule="auto" w:after="40" w:before="140"/>
+        <w:spacing w:line="259" w:lineRule="auto" w:after="40" w:before="140"/>
         <w:ind w:left="0" w:firstLine="0"/>
         <w:jc w:val="left"/>
         <w:rPr>
@@ -6757,7 +7063,7 @@
     </w:p>
     <w:p>
       <w:pPr>
-        <w:spacing w:line="276" w:lineRule="auto" w:after="60" w:before="140"/>
+        <w:spacing w:line="259" w:lineRule="auto" w:after="50" w:before="140"/>
         <w:ind w:left="0" w:firstLine="360"/>
         <w:jc w:val="both"/>
         <w:rPr>
@@ -6791,7 +7097,7 @@
       <w:r>
         <w:drawing>
           <wp:inline xmlns:a="http://schemas.openxmlformats.org/drawingml/2006/main" xmlns:pic="http://schemas.openxmlformats.org/drawingml/2006/picture">
-            <wp:extent cx="4480560" cy="3438830"/>
+            <wp:extent cx="4023360" cy="3087929"/>
             <wp:docPr id="1432113164" name="Picture 1432113164"/>
             <wp:cNvGraphicFramePr>
               <a:graphicFrameLocks noChangeAspect="1"/>
@@ -6812,7 +7118,7 @@
                   <pic:spPr>
                     <a:xfrm>
                       <a:off x="0" y="0"/>
-                      <a:ext cx="4480560" cy="3438830"/>
+                      <a:ext cx="4023360" cy="3087929"/>
                     </a:xfrm>
                     <a:prstGeom prst="rect"/>
                   </pic:spPr>
@@ -6839,7 +7145,7 @@
       <w:r>
         <w:rPr>
           <w:i/>
-          <w:sz w:val="20"/>
+          <w:sz w:val="19"/>
         </w:rPr>
         <w:t>Figure 4: The console's overview. Each step shows real figures from the file it wrote, and a step that has not run is marked pending instead of being filled in with a guess.</w:t>
       </w:r>
@@ -6847,7 +7153,7 @@
     </w:p>
     <w:p>
       <w:pPr>
-        <w:spacing w:line="276" w:lineRule="auto" w:after="60" w:before="100"/>
+        <w:spacing w:line="259" w:lineRule="auto" w:after="50" w:before="100"/>
         <w:ind w:left="0" w:firstLine="360"/>
         <w:jc w:val="both"/>
         <w:rPr>
@@ -6881,7 +7187,7 @@
       <w:r>
         <w:drawing>
           <wp:inline xmlns:a="http://schemas.openxmlformats.org/drawingml/2006/main" xmlns:pic="http://schemas.openxmlformats.org/drawingml/2006/picture">
-            <wp:extent cx="4480560" cy="3405226"/>
+            <wp:extent cx="4023360" cy="3057754"/>
             <wp:docPr id="1432113165" name="Picture 1432113165"/>
             <wp:cNvGraphicFramePr>
               <a:graphicFrameLocks noChangeAspect="1"/>
@@ -6902,7 +7208,7 @@
                   <pic:spPr>
                     <a:xfrm>
                       <a:off x="0" y="0"/>
-                      <a:ext cx="4480560" cy="3405226"/>
+                      <a:ext cx="4023360" cy="3057754"/>
                     </a:xfrm>
                     <a:prstGeom prst="rect"/>
                   </pic:spPr>
@@ -6929,7 +7235,7 @@
       <w:r>
         <w:rPr>
           <w:i/>
-          <w:sz w:val="20"/>
+          <w:sz w:val="19"/>
         </w:rPr>
         <w:t>Figure 5: A test example in the console: the section the author wrote, above the cited papers' abstracts that are the only input a system is given. Greyed-out entries are references whose abstract could not be retrieved.</w:t>
       </w:r>
@@ -6937,7 +7243,7 @@
     </w:p>
     <w:p>
       <w:pPr>
-        <w:spacing w:line="276" w:lineRule="auto" w:after="60" w:before="100"/>
+        <w:spacing w:line="259" w:lineRule="auto" w:after="50" w:before="100"/>
         <w:ind w:left="0" w:firstLine="360"/>
         <w:jc w:val="both"/>
         <w:rPr>
@@ -6999,7 +7305,7 @@
     </w:p>
     <w:p>
       <w:pPr>
-        <w:spacing w:line="276" w:lineRule="auto" w:after="60"/>
+        <w:spacing w:line="259" w:lineRule="auto" w:after="50"/>
         <w:ind w:left="0" w:firstLine="360"/>
         <w:jc w:val="both"/>
         <w:rPr>
@@ -7059,7 +7365,7 @@
           </w:tcPr>
           <w:p>
             <w:pPr>
-              <w:spacing w:after="20" w:before="20" w:line="240" w:lineRule="auto"/>
+              <w:spacing w:after="10" w:before="10" w:line="228" w:lineRule="auto"/>
             </w:pPr>
             <w:r/>
             <w:r>
@@ -7077,7 +7383,7 @@
           </w:tcPr>
           <w:p>
             <w:pPr>
-              <w:spacing w:after="20" w:before="20" w:line="240" w:lineRule="auto"/>
+              <w:spacing w:after="10" w:before="10" w:line="228" w:lineRule="auto"/>
             </w:pPr>
             <w:r/>
             <w:r>
@@ -7095,7 +7401,7 @@
           </w:tcPr>
           <w:p>
             <w:pPr>
-              <w:spacing w:after="20" w:before="20" w:line="240" w:lineRule="auto"/>
+              <w:spacing w:after="10" w:before="10" w:line="228" w:lineRule="auto"/>
             </w:pPr>
             <w:r/>
             <w:r>
@@ -7115,7 +7421,7 @@
           </w:tcPr>
           <w:p>
             <w:pPr>
-              <w:spacing w:after="20" w:before="20" w:line="240" w:lineRule="auto"/>
+              <w:spacing w:after="10" w:before="10" w:line="228" w:lineRule="auto"/>
             </w:pPr>
             <w:r/>
             <w:r>
@@ -7133,7 +7439,7 @@
           </w:tcPr>
           <w:p>
             <w:pPr>
-              <w:spacing w:after="20" w:before="20" w:line="240" w:lineRule="auto"/>
+              <w:spacing w:after="10" w:before="10" w:line="228" w:lineRule="auto"/>
             </w:pPr>
             <w:r/>
             <w:r>
@@ -7151,7 +7457,7 @@
           </w:tcPr>
           <w:p>
             <w:pPr>
-              <w:spacing w:after="20" w:before="20" w:line="240" w:lineRule="auto"/>
+              <w:spacing w:after="10" w:before="10" w:line="228" w:lineRule="auto"/>
             </w:pPr>
             <w:r/>
             <w:r>
@@ -7171,7 +7477,7 @@
           </w:tcPr>
           <w:p>
             <w:pPr>
-              <w:spacing w:after="20" w:before="20" w:line="240" w:lineRule="auto"/>
+              <w:spacing w:after="10" w:before="10" w:line="228" w:lineRule="auto"/>
             </w:pPr>
             <w:r/>
             <w:r>
@@ -7189,7 +7495,7 @@
           </w:tcPr>
           <w:p>
             <w:pPr>
-              <w:spacing w:after="20" w:before="20" w:line="240" w:lineRule="auto"/>
+              <w:spacing w:after="10" w:before="10" w:line="228" w:lineRule="auto"/>
             </w:pPr>
             <w:r/>
             <w:r>
@@ -7207,7 +7513,7 @@
           </w:tcPr>
           <w:p>
             <w:pPr>
-              <w:spacing w:after="20" w:before="20" w:line="240" w:lineRule="auto"/>
+              <w:spacing w:after="10" w:before="10" w:line="228" w:lineRule="auto"/>
             </w:pPr>
             <w:r/>
             <w:r>
@@ -7227,7 +7533,7 @@
           </w:tcPr>
           <w:p>
             <w:pPr>
-              <w:spacing w:after="20" w:before="20" w:line="240" w:lineRule="auto"/>
+              <w:spacing w:after="10" w:before="10" w:line="228" w:lineRule="auto"/>
             </w:pPr>
             <w:r/>
             <w:r>
@@ -7245,7 +7551,7 @@
           </w:tcPr>
           <w:p>
             <w:pPr>
-              <w:spacing w:after="20" w:before="20" w:line="240" w:lineRule="auto"/>
+              <w:spacing w:after="10" w:before="10" w:line="228" w:lineRule="auto"/>
             </w:pPr>
             <w:r/>
             <w:r>
@@ -7263,7 +7569,7 @@
           </w:tcPr>
           <w:p>
             <w:pPr>
-              <w:spacing w:after="20" w:before="20" w:line="240" w:lineRule="auto"/>
+              <w:spacing w:after="10" w:before="10" w:line="228" w:lineRule="auto"/>
             </w:pPr>
             <w:r/>
             <w:r>
@@ -7283,7 +7589,7 @@
           </w:tcPr>
           <w:p>
             <w:pPr>
-              <w:spacing w:after="20" w:before="20" w:line="240" w:lineRule="auto"/>
+              <w:spacing w:after="10" w:before="10" w:line="228" w:lineRule="auto"/>
             </w:pPr>
             <w:r/>
             <w:r>
@@ -7301,7 +7607,7 @@
           </w:tcPr>
           <w:p>
             <w:pPr>
-              <w:spacing w:after="20" w:before="20" w:line="240" w:lineRule="auto"/>
+              <w:spacing w:after="10" w:before="10" w:line="228" w:lineRule="auto"/>
             </w:pPr>
             <w:r/>
             <w:r>
@@ -7319,7 +7625,7 @@
           </w:tcPr>
           <w:p>
             <w:pPr>
-              <w:spacing w:after="20" w:before="20" w:line="240" w:lineRule="auto"/>
+              <w:spacing w:after="10" w:before="10" w:line="228" w:lineRule="auto"/>
             </w:pPr>
             <w:r/>
             <w:r>
@@ -7339,7 +7645,7 @@
           </w:tcPr>
           <w:p>
             <w:pPr>
-              <w:spacing w:after="20" w:before="20" w:line="240" w:lineRule="auto"/>
+              <w:spacing w:after="10" w:before="10" w:line="228" w:lineRule="auto"/>
             </w:pPr>
             <w:r/>
             <w:r>
@@ -7357,7 +7663,7 @@
           </w:tcPr>
           <w:p>
             <w:pPr>
-              <w:spacing w:after="20" w:before="20" w:line="240" w:lineRule="auto"/>
+              <w:spacing w:after="10" w:before="10" w:line="228" w:lineRule="auto"/>
             </w:pPr>
             <w:r/>
             <w:r>
@@ -7375,7 +7681,7 @@
           </w:tcPr>
           <w:p>
             <w:pPr>
-              <w:spacing w:after="20" w:before="20" w:line="240" w:lineRule="auto"/>
+              <w:spacing w:after="10" w:before="10" w:line="228" w:lineRule="auto"/>
             </w:pPr>
             <w:r/>
             <w:r>
@@ -7395,7 +7701,7 @@
           </w:tcPr>
           <w:p>
             <w:pPr>
-              <w:spacing w:after="20" w:before="20" w:line="240" w:lineRule="auto"/>
+              <w:spacing w:after="10" w:before="10" w:line="228" w:lineRule="auto"/>
             </w:pPr>
             <w:r/>
             <w:r>
@@ -7413,7 +7719,7 @@
           </w:tcPr>
           <w:p>
             <w:pPr>
-              <w:spacing w:after="20" w:before="20" w:line="240" w:lineRule="auto"/>
+              <w:spacing w:after="10" w:before="10" w:line="228" w:lineRule="auto"/>
             </w:pPr>
             <w:r/>
             <w:r>
@@ -7431,7 +7737,7 @@
           </w:tcPr>
           <w:p>
             <w:pPr>
-              <w:spacing w:after="20" w:before="20" w:line="240" w:lineRule="auto"/>
+              <w:spacing w:after="10" w:before="10" w:line="228" w:lineRule="auto"/>
             </w:pPr>
             <w:r/>
             <w:r>
@@ -7451,7 +7757,7 @@
           </w:tcPr>
           <w:p>
             <w:pPr>
-              <w:spacing w:after="20" w:before="20" w:line="240" w:lineRule="auto"/>
+              <w:spacing w:after="10" w:before="10" w:line="228" w:lineRule="auto"/>
             </w:pPr>
             <w:r/>
             <w:r>
@@ -7469,7 +7775,7 @@
           </w:tcPr>
           <w:p>
             <w:pPr>
-              <w:spacing w:after="20" w:before="20" w:line="240" w:lineRule="auto"/>
+              <w:spacing w:after="10" w:before="10" w:line="228" w:lineRule="auto"/>
             </w:pPr>
             <w:r/>
             <w:r>
@@ -7487,7 +7793,7 @@
           </w:tcPr>
           <w:p>
             <w:pPr>
-              <w:spacing w:after="20" w:before="20" w:line="240" w:lineRule="auto"/>
+              <w:spacing w:after="10" w:before="10" w:line="228" w:lineRule="auto"/>
             </w:pPr>
             <w:r/>
             <w:r>
@@ -7507,7 +7813,7 @@
           </w:tcPr>
           <w:p>
             <w:pPr>
-              <w:spacing w:after="20" w:before="20" w:line="240" w:lineRule="auto"/>
+              <w:spacing w:after="10" w:before="10" w:line="228" w:lineRule="auto"/>
             </w:pPr>
             <w:r/>
             <w:r>
@@ -7525,7 +7831,7 @@
           </w:tcPr>
           <w:p>
             <w:pPr>
-              <w:spacing w:after="20" w:before="20" w:line="240" w:lineRule="auto"/>
+              <w:spacing w:after="10" w:before="10" w:line="228" w:lineRule="auto"/>
             </w:pPr>
             <w:r/>
             <w:r>
@@ -7543,7 +7849,7 @@
           </w:tcPr>
           <w:p>
             <w:pPr>
-              <w:spacing w:after="20" w:before="20" w:line="240" w:lineRule="auto"/>
+              <w:spacing w:after="10" w:before="10" w:line="228" w:lineRule="auto"/>
             </w:pPr>
             <w:r/>
             <w:r>
@@ -7563,7 +7869,7 @@
           </w:tcPr>
           <w:p>
             <w:pPr>
-              <w:spacing w:after="20" w:before="20" w:line="240" w:lineRule="auto"/>
+              <w:spacing w:after="10" w:before="10" w:line="228" w:lineRule="auto"/>
             </w:pPr>
             <w:r/>
             <w:r>
@@ -7581,7 +7887,7 @@
           </w:tcPr>
           <w:p>
             <w:pPr>
-              <w:spacing w:after="20" w:before="20" w:line="240" w:lineRule="auto"/>
+              <w:spacing w:after="10" w:before="10" w:line="228" w:lineRule="auto"/>
             </w:pPr>
             <w:r/>
             <w:r>
@@ -7599,7 +7905,7 @@
           </w:tcPr>
           <w:p>
             <w:pPr>
-              <w:spacing w:after="20" w:before="20" w:line="240" w:lineRule="auto"/>
+              <w:spacing w:after="10" w:before="10" w:line="228" w:lineRule="auto"/>
             </w:pPr>
             <w:r/>
             <w:r>
@@ -7619,7 +7925,7 @@
           </w:tcPr>
           <w:p>
             <w:pPr>
-              <w:spacing w:after="20" w:before="20" w:line="240" w:lineRule="auto"/>
+              <w:spacing w:after="10" w:before="10" w:line="228" w:lineRule="auto"/>
             </w:pPr>
             <w:r/>
             <w:r>
@@ -7637,7 +7943,7 @@
           </w:tcPr>
           <w:p>
             <w:pPr>
-              <w:spacing w:after="20" w:before="20" w:line="240" w:lineRule="auto"/>
+              <w:spacing w:after="10" w:before="10" w:line="228" w:lineRule="auto"/>
             </w:pPr>
             <w:r/>
             <w:r>
@@ -7655,7 +7961,7 @@
           </w:tcPr>
           <w:p>
             <w:pPr>
-              <w:spacing w:after="20" w:before="20" w:line="240" w:lineRule="auto"/>
+              <w:spacing w:after="10" w:before="10" w:line="228" w:lineRule="auto"/>
             </w:pPr>
             <w:r/>
             <w:r>
@@ -7675,7 +7981,7 @@
           </w:tcPr>
           <w:p>
             <w:pPr>
-              <w:spacing w:after="20" w:before="20" w:line="240" w:lineRule="auto"/>
+              <w:spacing w:after="10" w:before="10" w:line="228" w:lineRule="auto"/>
             </w:pPr>
             <w:r/>
             <w:r>
@@ -7693,7 +7999,7 @@
           </w:tcPr>
           <w:p>
             <w:pPr>
-              <w:spacing w:after="20" w:before="20" w:line="240" w:lineRule="auto"/>
+              <w:spacing w:after="10" w:before="10" w:line="228" w:lineRule="auto"/>
             </w:pPr>
             <w:r/>
             <w:r>
@@ -7711,7 +8017,7 @@
           </w:tcPr>
           <w:p>
             <w:pPr>
-              <w:spacing w:after="20" w:before="20" w:line="240" w:lineRule="auto"/>
+              <w:spacing w:after="10" w:before="10" w:line="228" w:lineRule="auto"/>
             </w:pPr>
             <w:r/>
             <w:r>
@@ -7731,7 +8037,7 @@
           </w:tcPr>
           <w:p>
             <w:pPr>
-              <w:spacing w:after="20" w:before="20" w:line="240" w:lineRule="auto"/>
+              <w:spacing w:after="10" w:before="10" w:line="228" w:lineRule="auto"/>
             </w:pPr>
             <w:r/>
             <w:r>
@@ -7749,7 +8055,7 @@
           </w:tcPr>
           <w:p>
             <w:pPr>
-              <w:spacing w:after="20" w:before="20" w:line="240" w:lineRule="auto"/>
+              <w:spacing w:after="10" w:before="10" w:line="228" w:lineRule="auto"/>
             </w:pPr>
             <w:r/>
             <w:r>
@@ -7767,7 +8073,7 @@
           </w:tcPr>
           <w:p>
             <w:pPr>
-              <w:spacing w:after="20" w:before="20" w:line="240" w:lineRule="auto"/>
+              <w:spacing w:after="10" w:before="10" w:line="228" w:lineRule="auto"/>
             </w:pPr>
             <w:r/>
             <w:r>
@@ -7787,7 +8093,7 @@
           </w:tcPr>
           <w:p>
             <w:pPr>
-              <w:spacing w:after="20" w:before="20" w:line="240" w:lineRule="auto"/>
+              <w:spacing w:after="10" w:before="10" w:line="228" w:lineRule="auto"/>
             </w:pPr>
             <w:r/>
             <w:r>
@@ -7805,7 +8111,7 @@
           </w:tcPr>
           <w:p>
             <w:pPr>
-              <w:spacing w:after="20" w:before="20" w:line="240" w:lineRule="auto"/>
+              <w:spacing w:after="10" w:before="10" w:line="228" w:lineRule="auto"/>
             </w:pPr>
             <w:r/>
             <w:r>
@@ -7823,7 +8129,7 @@
           </w:tcPr>
           <w:p>
             <w:pPr>
-              <w:spacing w:after="20" w:before="20" w:line="240" w:lineRule="auto"/>
+              <w:spacing w:after="10" w:before="10" w:line="228" w:lineRule="auto"/>
             </w:pPr>
             <w:r/>
             <w:r>
@@ -7843,7 +8149,7 @@
           </w:tcPr>
           <w:p>
             <w:pPr>
-              <w:spacing w:after="20" w:before="20" w:line="240" w:lineRule="auto"/>
+              <w:spacing w:after="10" w:before="10" w:line="228" w:lineRule="auto"/>
             </w:pPr>
             <w:r/>
             <w:r>
@@ -7861,7 +8167,7 @@
           </w:tcPr>
           <w:p>
             <w:pPr>
-              <w:spacing w:after="20" w:before="20" w:line="240" w:lineRule="auto"/>
+              <w:spacing w:after="10" w:before="10" w:line="228" w:lineRule="auto"/>
             </w:pPr>
             <w:r/>
             <w:r>
@@ -7879,7 +8185,7 @@
           </w:tcPr>
           <w:p>
             <w:pPr>
-              <w:spacing w:after="20" w:before="20" w:line="240" w:lineRule="auto"/>
+              <w:spacing w:after="10" w:before="10" w:line="228" w:lineRule="auto"/>
             </w:pPr>
             <w:r/>
             <w:r>
@@ -7899,7 +8205,7 @@
           </w:tcPr>
           <w:p>
             <w:pPr>
-              <w:spacing w:after="20" w:before="20" w:line="240" w:lineRule="auto"/>
+              <w:spacing w:after="10" w:before="10" w:line="228" w:lineRule="auto"/>
             </w:pPr>
             <w:r/>
             <w:r>
@@ -7917,7 +8223,7 @@
           </w:tcPr>
           <w:p>
             <w:pPr>
-              <w:spacing w:after="20" w:before="20" w:line="240" w:lineRule="auto"/>
+              <w:spacing w:after="10" w:before="10" w:line="228" w:lineRule="auto"/>
             </w:pPr>
             <w:r/>
             <w:r>
@@ -7935,7 +8241,7 @@
           </w:tcPr>
           <w:p>
             <w:pPr>
-              <w:spacing w:after="20" w:before="20" w:line="240" w:lineRule="auto"/>
+              <w:spacing w:after="10" w:before="10" w:line="228" w:lineRule="auto"/>
             </w:pPr>
             <w:r/>
             <w:r>
@@ -7955,7 +8261,7 @@
           </w:tcPr>
           <w:p>
             <w:pPr>
-              <w:spacing w:after="20" w:before="20" w:line="240" w:lineRule="auto"/>
+              <w:spacing w:after="10" w:before="10" w:line="228" w:lineRule="auto"/>
             </w:pPr>
             <w:r/>
             <w:r>
@@ -7973,7 +8279,7 @@
           </w:tcPr>
           <w:p>
             <w:pPr>
-              <w:spacing w:after="20" w:before="20" w:line="240" w:lineRule="auto"/>
+              <w:spacing w:after="10" w:before="10" w:line="228" w:lineRule="auto"/>
             </w:pPr>
             <w:r/>
             <w:r>
@@ -7991,7 +8297,7 @@
           </w:tcPr>
           <w:p>
             <w:pPr>
-              <w:spacing w:after="20" w:before="20" w:line="240" w:lineRule="auto"/>
+              <w:spacing w:after="10" w:before="10" w:line="228" w:lineRule="auto"/>
             </w:pPr>
             <w:r/>
             <w:r>
@@ -8011,7 +8317,7 @@
           </w:tcPr>
           <w:p>
             <w:pPr>
-              <w:spacing w:after="20" w:before="20" w:line="240" w:lineRule="auto"/>
+              <w:spacing w:after="10" w:before="10" w:line="228" w:lineRule="auto"/>
             </w:pPr>
             <w:r/>
             <w:r>
@@ -8029,7 +8335,7 @@
           </w:tcPr>
           <w:p>
             <w:pPr>
-              <w:spacing w:after="20" w:before="20" w:line="240" w:lineRule="auto"/>
+              <w:spacing w:after="10" w:before="10" w:line="228" w:lineRule="auto"/>
             </w:pPr>
             <w:r/>
             <w:r>
@@ -8047,7 +8353,7 @@
           </w:tcPr>
           <w:p>
             <w:pPr>
-              <w:spacing w:after="20" w:before="20" w:line="240" w:lineRule="auto"/>
+              <w:spacing w:after="10" w:before="10" w:line="228" w:lineRule="auto"/>
             </w:pPr>
             <w:r/>
             <w:r>
@@ -8076,7 +8382,7 @@
     </w:p>
     <w:p>
       <w:pPr>
-        <w:spacing w:line="276" w:lineRule="auto" w:after="60"/>
+        <w:spacing w:line="259" w:lineRule="auto" w:after="50"/>
         <w:ind w:left="0" w:firstLine="360"/>
         <w:jc w:val="both"/>
         <w:rPr>
@@ -8148,7 +8454,7 @@
     </w:p>
     <w:p>
       <w:pPr>
-        <w:spacing w:after="60" w:line="276" w:lineRule="auto"/>
+        <w:spacing w:after="50" w:line="259" w:lineRule="auto"/>
         <w:ind w:left="0" w:firstLine="360"/>
         <w:jc w:val="both"/>
         <w:rPr>
@@ -8169,7 +8475,7 @@
     </w:p>
     <w:p>
       <w:pPr>
-        <w:spacing w:after="40" w:line="276" w:lineRule="auto" w:before="140"/>
+        <w:spacing w:after="40" w:line="259" w:lineRule="auto" w:before="140"/>
         <w:ind w:left="0" w:firstLine="0"/>
         <w:jc w:val="left"/>
         <w:rPr>
@@ -8189,7 +8495,7 @@
     </w:p>
     <w:p>
       <w:pPr>
-        <w:spacing w:after="60" w:line="276" w:lineRule="auto" w:before="140"/>
+        <w:spacing w:after="50" w:line="259" w:lineRule="auto" w:before="140"/>
         <w:ind w:left="0" w:firstLine="360"/>
         <w:jc w:val="both"/>
         <w:rPr>
@@ -8210,7 +8516,7 @@
     </w:p>
     <w:p>
       <w:pPr>
-        <w:spacing w:after="60" w:line="276" w:lineRule="auto" w:before="140"/>
+        <w:spacing w:after="50" w:line="259" w:lineRule="auto" w:before="140"/>
         <w:ind w:left="0" w:firstLine="360"/>
         <w:jc w:val="both"/>
         <w:rPr>
@@ -8244,7 +8550,7 @@
       <w:r>
         <w:drawing>
           <wp:inline xmlns:a="http://schemas.openxmlformats.org/drawingml/2006/main" xmlns:pic="http://schemas.openxmlformats.org/drawingml/2006/picture">
-            <wp:extent cx="4663440" cy="2481714"/>
+            <wp:extent cx="4023360" cy="2141086"/>
             <wp:docPr id="1432113166" name="Picture 1432113166"/>
             <wp:cNvGraphicFramePr>
               <a:graphicFrameLocks noChangeAspect="1"/>
@@ -8265,7 +8571,7 @@
                   <pic:spPr>
                     <a:xfrm>
                       <a:off x="0" y="0"/>
-                      <a:ext cx="4663440" cy="2481714"/>
+                      <a:ext cx="4023360" cy="2141086"/>
                     </a:xfrm>
                     <a:prstGeom prst="rect"/>
                   </pic:spPr>
@@ -8292,7 +8598,7 @@
       <w:r>
         <w:rPr>
           <w:i/>
-          <w:sz w:val="20"/>
+          <w:sz w:val="19"/>
         </w:rPr>
         <w:t>Figure 6: Mining yield: papers surviving each step, as counts and as a percentage of the submissions listed.</w:t>
       </w:r>
@@ -8313,7 +8619,7 @@
       <w:r>
         <w:drawing>
           <wp:inline xmlns:a="http://schemas.openxmlformats.org/drawingml/2006/main" xmlns:pic="http://schemas.openxmlformats.org/drawingml/2006/picture">
-            <wp:extent cx="4663440" cy="1484401"/>
+            <wp:extent cx="4023360" cy="1280660"/>
             <wp:docPr id="1432113167" name="Picture 1432113167"/>
             <wp:cNvGraphicFramePr>
               <a:graphicFrameLocks noChangeAspect="1"/>
@@ -8334,7 +8640,7 @@
                   <pic:spPr>
                     <a:xfrm>
                       <a:off x="0" y="0"/>
-                      <a:ext cx="4663440" cy="1484401"/>
+                      <a:ext cx="4023360" cy="1280660"/>
                     </a:xfrm>
                     <a:prstGeom prst="rect"/>
                   </pic:spPr>
@@ -8361,7 +8667,7 @@
       <w:r>
         <w:rPr>
           <w:i/>
-          <w:sz w:val="20"/>
+          <w:sz w:val="19"/>
         </w:rPr>
         <w:t>Figure 7: Distribution of related-work length, number of cited papers and abstract coverage across the mined benchmark examples.</w:t>
       </w:r>
@@ -8408,7 +8714,7 @@
           </w:tcPr>
           <w:p>
             <w:pPr>
-              <w:spacing w:after="20" w:before="20" w:line="240" w:lineRule="auto"/>
+              <w:spacing w:after="10" w:before="10" w:line="228" w:lineRule="auto"/>
             </w:pPr>
             <w:r/>
             <w:r>
@@ -8426,7 +8732,7 @@
           </w:tcPr>
           <w:p>
             <w:pPr>
-              <w:spacing w:after="20" w:before="20" w:line="240" w:lineRule="auto"/>
+              <w:spacing w:after="10" w:before="10" w:line="228" w:lineRule="auto"/>
             </w:pPr>
             <w:r/>
             <w:r>
@@ -8444,7 +8750,7 @@
           </w:tcPr>
           <w:p>
             <w:pPr>
-              <w:spacing w:after="20" w:before="20" w:line="240" w:lineRule="auto"/>
+              <w:spacing w:after="10" w:before="10" w:line="228" w:lineRule="auto"/>
             </w:pPr>
             <w:r/>
             <w:r>
@@ -8464,7 +8770,7 @@
           </w:tcPr>
           <w:p>
             <w:pPr>
-              <w:spacing w:after="20" w:before="20" w:line="240" w:lineRule="auto"/>
+              <w:spacing w:after="10" w:before="10" w:line="228" w:lineRule="auto"/>
             </w:pPr>
             <w:r/>
             <w:r>
@@ -8482,7 +8788,7 @@
           </w:tcPr>
           <w:p>
             <w:pPr>
-              <w:spacing w:after="20" w:before="20" w:line="240" w:lineRule="auto"/>
+              <w:spacing w:after="10" w:before="10" w:line="228" w:lineRule="auto"/>
               <w:jc w:val="right"/>
             </w:pPr>
             <w:r/>
@@ -8501,7 +8807,7 @@
           </w:tcPr>
           <w:p>
             <w:pPr>
-              <w:spacing w:after="20" w:before="20" w:line="240" w:lineRule="auto"/>
+              <w:spacing w:after="10" w:before="10" w:line="228" w:lineRule="auto"/>
               <w:jc w:val="right"/>
             </w:pPr>
             <w:r/>
@@ -8522,7 +8828,7 @@
           </w:tcPr>
           <w:p>
             <w:pPr>
-              <w:spacing w:after="20" w:before="20" w:line="240" w:lineRule="auto"/>
+              <w:spacing w:after="10" w:before="10" w:line="228" w:lineRule="auto"/>
             </w:pPr>
             <w:r/>
             <w:r>
@@ -8540,7 +8846,7 @@
           </w:tcPr>
           <w:p>
             <w:pPr>
-              <w:spacing w:after="20" w:before="20" w:line="240" w:lineRule="auto"/>
+              <w:spacing w:after="10" w:before="10" w:line="228" w:lineRule="auto"/>
               <w:jc w:val="right"/>
             </w:pPr>
             <w:r/>
@@ -8559,7 +8865,7 @@
           </w:tcPr>
           <w:p>
             <w:pPr>
-              <w:spacing w:after="20" w:before="20" w:line="240" w:lineRule="auto"/>
+              <w:spacing w:after="10" w:before="10" w:line="228" w:lineRule="auto"/>
               <w:jc w:val="right"/>
             </w:pPr>
             <w:r/>
@@ -8580,7 +8886,7 @@
           </w:tcPr>
           <w:p>
             <w:pPr>
-              <w:spacing w:after="20" w:before="20" w:line="240" w:lineRule="auto"/>
+              <w:spacing w:after="10" w:before="10" w:line="228" w:lineRule="auto"/>
             </w:pPr>
             <w:r/>
             <w:r>
@@ -8598,7 +8904,7 @@
           </w:tcPr>
           <w:p>
             <w:pPr>
-              <w:spacing w:after="20" w:before="20" w:line="240" w:lineRule="auto"/>
+              <w:spacing w:after="10" w:before="10" w:line="228" w:lineRule="auto"/>
               <w:jc w:val="right"/>
             </w:pPr>
             <w:r/>
@@ -8617,7 +8923,7 @@
           </w:tcPr>
           <w:p>
             <w:pPr>
-              <w:spacing w:after="20" w:before="20" w:line="240" w:lineRule="auto"/>
+              <w:spacing w:after="10" w:before="10" w:line="228" w:lineRule="auto"/>
               <w:jc w:val="right"/>
             </w:pPr>
             <w:r/>
@@ -8638,7 +8944,7 @@
           </w:tcPr>
           <w:p>
             <w:pPr>
-              <w:spacing w:after="20" w:before="20" w:line="240" w:lineRule="auto"/>
+              <w:spacing w:after="10" w:before="10" w:line="228" w:lineRule="auto"/>
             </w:pPr>
             <w:r/>
             <w:r>
@@ -8656,7 +8962,7 @@
           </w:tcPr>
           <w:p>
             <w:pPr>
-              <w:spacing w:after="20" w:before="20" w:line="240" w:lineRule="auto"/>
+              <w:spacing w:after="10" w:before="10" w:line="228" w:lineRule="auto"/>
               <w:jc w:val="right"/>
             </w:pPr>
             <w:r/>
@@ -8675,7 +8981,7 @@
           </w:tcPr>
           <w:p>
             <w:pPr>
-              <w:spacing w:after="20" w:before="20" w:line="240" w:lineRule="auto"/>
+              <w:spacing w:after="10" w:before="10" w:line="228" w:lineRule="auto"/>
               <w:jc w:val="right"/>
             </w:pPr>
             <w:r/>
@@ -8696,7 +9002,7 @@
           </w:tcPr>
           <w:p>
             <w:pPr>
-              <w:spacing w:after="20" w:before="20" w:line="240" w:lineRule="auto"/>
+              <w:spacing w:after="10" w:before="10" w:line="228" w:lineRule="auto"/>
             </w:pPr>
             <w:r/>
             <w:r>
@@ -8714,7 +9020,7 @@
           </w:tcPr>
           <w:p>
             <w:pPr>
-              <w:spacing w:after="20" w:before="20" w:line="240" w:lineRule="auto"/>
+              <w:spacing w:after="10" w:before="10" w:line="228" w:lineRule="auto"/>
               <w:jc w:val="right"/>
             </w:pPr>
             <w:r/>
@@ -8733,7 +9039,7 @@
           </w:tcPr>
           <w:p>
             <w:pPr>
-              <w:spacing w:after="20" w:before="20" w:line="240" w:lineRule="auto"/>
+              <w:spacing w:after="10" w:before="10" w:line="228" w:lineRule="auto"/>
               <w:jc w:val="right"/>
             </w:pPr>
             <w:r/>
@@ -8802,7 +9108,7 @@
           </w:tcPr>
           <w:p>
             <w:pPr>
-              <w:spacing w:after="20" w:before="20" w:line="240" w:lineRule="auto"/>
+              <w:spacing w:after="10" w:before="10" w:line="228" w:lineRule="auto"/>
             </w:pPr>
             <w:r/>
             <w:r>
@@ -8820,7 +9126,7 @@
           </w:tcPr>
           <w:p>
             <w:pPr>
-              <w:spacing w:after="20" w:before="20" w:line="240" w:lineRule="auto"/>
+              <w:spacing w:after="10" w:before="10" w:line="228" w:lineRule="auto"/>
             </w:pPr>
             <w:r/>
             <w:r>
@@ -8838,7 +9144,7 @@
           </w:tcPr>
           <w:p>
             <w:pPr>
-              <w:spacing w:after="20" w:before="20" w:line="240" w:lineRule="auto"/>
+              <w:spacing w:after="10" w:before="10" w:line="228" w:lineRule="auto"/>
             </w:pPr>
             <w:r/>
             <w:r>
@@ -8858,7 +9164,7 @@
           </w:tcPr>
           <w:p>
             <w:pPr>
-              <w:spacing w:after="20" w:before="20" w:line="240" w:lineRule="auto"/>
+              <w:spacing w:after="10" w:before="10" w:line="228" w:lineRule="auto"/>
             </w:pPr>
             <w:r/>
             <w:r>
@@ -8876,7 +9182,7 @@
           </w:tcPr>
           <w:p>
             <w:pPr>
-              <w:spacing w:after="20" w:before="20" w:line="240" w:lineRule="auto"/>
+              <w:spacing w:after="10" w:before="10" w:line="228" w:lineRule="auto"/>
               <w:jc w:val="right"/>
             </w:pPr>
             <w:r/>
@@ -8895,7 +9201,7 @@
           </w:tcPr>
           <w:p>
             <w:pPr>
-              <w:spacing w:after="20" w:before="20" w:line="240" w:lineRule="auto"/>
+              <w:spacing w:after="10" w:before="10" w:line="228" w:lineRule="auto"/>
               <w:jc w:val="right"/>
             </w:pPr>
             <w:r/>
@@ -8916,7 +9222,7 @@
           </w:tcPr>
           <w:p>
             <w:pPr>
-              <w:spacing w:after="20" w:before="20" w:line="240" w:lineRule="auto"/>
+              <w:spacing w:after="10" w:before="10" w:line="228" w:lineRule="auto"/>
             </w:pPr>
             <w:r/>
             <w:r>
@@ -8934,7 +9240,7 @@
           </w:tcPr>
           <w:p>
             <w:pPr>
-              <w:spacing w:after="20" w:before="20" w:line="240" w:lineRule="auto"/>
+              <w:spacing w:after="10" w:before="10" w:line="228" w:lineRule="auto"/>
               <w:jc w:val="right"/>
             </w:pPr>
             <w:r/>
@@ -8953,7 +9259,7 @@
           </w:tcPr>
           <w:p>
             <w:pPr>
-              <w:spacing w:after="20" w:before="20" w:line="240" w:lineRule="auto"/>
+              <w:spacing w:after="10" w:before="10" w:line="228" w:lineRule="auto"/>
               <w:jc w:val="right"/>
             </w:pPr>
             <w:r/>
@@ -8974,7 +9280,7 @@
           </w:tcPr>
           <w:p>
             <w:pPr>
-              <w:spacing w:after="20" w:before="20" w:line="240" w:lineRule="auto"/>
+              <w:spacing w:after="10" w:before="10" w:line="228" w:lineRule="auto"/>
             </w:pPr>
             <w:r/>
             <w:r>
@@ -8992,7 +9298,7 @@
           </w:tcPr>
           <w:p>
             <w:pPr>
-              <w:spacing w:after="20" w:before="20" w:line="240" w:lineRule="auto"/>
+              <w:spacing w:after="10" w:before="10" w:line="228" w:lineRule="auto"/>
               <w:jc w:val="right"/>
             </w:pPr>
             <w:r/>
@@ -9011,7 +9317,7 @@
           </w:tcPr>
           <w:p>
             <w:pPr>
-              <w:spacing w:after="20" w:before="20" w:line="240" w:lineRule="auto"/>
+              <w:spacing w:after="10" w:before="10" w:line="228" w:lineRule="auto"/>
               <w:jc w:val="right"/>
             </w:pPr>
             <w:r/>
@@ -9032,7 +9338,7 @@
           </w:tcPr>
           <w:p>
             <w:pPr>
-              <w:spacing w:after="20" w:before="20" w:line="240" w:lineRule="auto"/>
+              <w:spacing w:after="10" w:before="10" w:line="228" w:lineRule="auto"/>
             </w:pPr>
             <w:r/>
             <w:r>
@@ -9050,7 +9356,7 @@
           </w:tcPr>
           <w:p>
             <w:pPr>
-              <w:spacing w:after="20" w:before="20" w:line="240" w:lineRule="auto"/>
+              <w:spacing w:after="10" w:before="10" w:line="228" w:lineRule="auto"/>
               <w:jc w:val="right"/>
             </w:pPr>
             <w:r/>
@@ -9069,7 +9375,7 @@
           </w:tcPr>
           <w:p>
             <w:pPr>
-              <w:spacing w:after="20" w:before="20" w:line="240" w:lineRule="auto"/>
+              <w:spacing w:after="10" w:before="10" w:line="228" w:lineRule="auto"/>
               <w:jc w:val="right"/>
             </w:pPr>
             <w:r/>
@@ -9090,7 +9396,7 @@
           </w:tcPr>
           <w:p>
             <w:pPr>
-              <w:spacing w:after="20" w:before="20" w:line="240" w:lineRule="auto"/>
+              <w:spacing w:after="10" w:before="10" w:line="228" w:lineRule="auto"/>
             </w:pPr>
             <w:r/>
             <w:r>
@@ -9108,7 +9414,7 @@
           </w:tcPr>
           <w:p>
             <w:pPr>
-              <w:spacing w:after="20" w:before="20" w:line="240" w:lineRule="auto"/>
+              <w:spacing w:after="10" w:before="10" w:line="228" w:lineRule="auto"/>
               <w:jc w:val="right"/>
             </w:pPr>
             <w:r/>
@@ -9127,7 +9433,7 @@
           </w:tcPr>
           <w:p>
             <w:pPr>
-              <w:spacing w:after="20" w:before="20" w:line="240" w:lineRule="auto"/>
+              <w:spacing w:after="10" w:before="10" w:line="228" w:lineRule="auto"/>
               <w:jc w:val="right"/>
             </w:pPr>
             <w:r/>
@@ -9148,7 +9454,7 @@
           </w:tcPr>
           <w:p>
             <w:pPr>
-              <w:spacing w:after="20" w:before="20" w:line="240" w:lineRule="auto"/>
+              <w:spacing w:after="10" w:before="10" w:line="228" w:lineRule="auto"/>
             </w:pPr>
             <w:r/>
             <w:r>
@@ -9166,7 +9472,7 @@
           </w:tcPr>
           <w:p>
             <w:pPr>
-              <w:spacing w:after="20" w:before="20" w:line="240" w:lineRule="auto"/>
+              <w:spacing w:after="10" w:before="10" w:line="228" w:lineRule="auto"/>
               <w:jc w:val="right"/>
             </w:pPr>
             <w:r/>
@@ -9185,7 +9491,7 @@
           </w:tcPr>
           <w:p>
             <w:pPr>
-              <w:spacing w:after="20" w:before="20" w:line="240" w:lineRule="auto"/>
+              <w:spacing w:after="10" w:before="10" w:line="228" w:lineRule="auto"/>
               <w:jc w:val="right"/>
             </w:pPr>
             <w:r/>
@@ -9206,7 +9512,7 @@
           </w:tcPr>
           <w:p>
             <w:pPr>
-              <w:spacing w:after="20" w:before="20" w:line="240" w:lineRule="auto"/>
+              <w:spacing w:after="10" w:before="10" w:line="228" w:lineRule="auto"/>
             </w:pPr>
             <w:r/>
             <w:r>
@@ -9224,7 +9530,7 @@
           </w:tcPr>
           <w:p>
             <w:pPr>
-              <w:spacing w:after="20" w:before="20" w:line="240" w:lineRule="auto"/>
+              <w:spacing w:after="10" w:before="10" w:line="228" w:lineRule="auto"/>
               <w:jc w:val="right"/>
             </w:pPr>
             <w:r/>
@@ -9243,7 +9549,7 @@
           </w:tcPr>
           <w:p>
             <w:pPr>
-              <w:spacing w:after="20" w:before="20" w:line="240" w:lineRule="auto"/>
+              <w:spacing w:after="10" w:before="10" w:line="228" w:lineRule="auto"/>
               <w:jc w:val="right"/>
             </w:pPr>
             <w:r/>
@@ -9273,7 +9579,7 @@
     </w:p>
     <w:p>
       <w:pPr>
-        <w:spacing w:after="60" w:line="276" w:lineRule="auto" w:before="100"/>
+        <w:spacing w:after="50" w:line="259" w:lineRule="auto" w:before="100"/>
         <w:ind w:left="0" w:firstLine="360"/>
         <w:jc w:val="both"/>
         <w:rPr>
@@ -9294,7 +9600,7 @@
     </w:p>
     <w:p>
       <w:pPr>
-        <w:spacing w:after="60" w:line="276" w:lineRule="auto" w:before="100"/>
+        <w:spacing w:after="50" w:line="259" w:lineRule="auto" w:before="100"/>
         <w:ind w:left="0" w:firstLine="360"/>
         <w:jc w:val="both"/>
         <w:rPr>
@@ -9315,7 +9621,7 @@
     </w:p>
     <w:p>
       <w:pPr>
-        <w:spacing w:after="40" w:line="276" w:lineRule="auto" w:before="140"/>
+        <w:spacing w:after="40" w:line="259" w:lineRule="auto" w:before="140"/>
         <w:ind w:left="0" w:firstLine="0"/>
         <w:jc w:val="left"/>
         <w:rPr>
@@ -9335,7 +9641,7 @@
     </w:p>
     <w:p>
       <w:pPr>
-        <w:spacing w:after="60" w:line="276" w:lineRule="auto" w:before="140"/>
+        <w:spacing w:after="50" w:line="259" w:lineRule="auto" w:before="140"/>
         <w:ind w:left="0" w:firstLine="360"/>
         <w:jc w:val="both"/>
         <w:rPr>
@@ -9369,7 +9675,7 @@
       <w:r>
         <w:drawing>
           <wp:inline xmlns:a="http://schemas.openxmlformats.org/drawingml/2006/main" xmlns:pic="http://schemas.openxmlformats.org/drawingml/2006/picture">
-            <wp:extent cx="4663440" cy="2213479"/>
+            <wp:extent cx="4023360" cy="1909668"/>
             <wp:docPr id="1432113168" name="Picture 1432113168"/>
             <wp:cNvGraphicFramePr>
               <a:graphicFrameLocks noChangeAspect="1"/>
@@ -9390,7 +9696,7 @@
                   <pic:spPr>
                     <a:xfrm>
                       <a:off x="0" y="0"/>
-                      <a:ext cx="4663440" cy="2213479"/>
+                      <a:ext cx="4023360" cy="1909668"/>
                     </a:xfrm>
                     <a:prstGeom prst="rect"/>
                   </pic:spPr>
@@ -9417,7 +9723,7 @@
       <w:r>
         <w:rPr>
           <w:i/>
-          <w:sz w:val="20"/>
+          <w:sz w:val="19"/>
         </w:rPr>
         <w:t>Figure 8: Distribution of LLM-assigned citation relations over the labelled pool.</w:t>
       </w:r>
@@ -9425,7 +9731,7 @@
     </w:p>
     <w:p>
       <w:pPr>
-        <w:spacing w:after="60" w:line="276" w:lineRule="auto" w:before="100"/>
+        <w:spacing w:after="50" w:line="259" w:lineRule="auto" w:before="100"/>
         <w:ind w:left="0" w:firstLine="360"/>
         <w:jc w:val="both"/>
         <w:rPr>
@@ -9445,10 +9751,11 @@
       </w:r>
     </w:p>
     <w:p>
-      <w:pPr>
-        <w:spacing w:after="60" w:line="276" w:lineRule="auto" w:before="100"/>
+      <w:bookmarkStart w:id="1029" w:name="_table_5"/>
+      <w:pPr>
+        <w:spacing w:after="60" w:line="240" w:lineRule="auto" w:before="100"/>
         <w:ind w:left="0" w:firstLine="0"/>
-        <w:jc w:val="both"/>
+        <w:jc w:val="center"/>
         <w:rPr>
           <w:b/>
           <w:bCs/>
@@ -9458,18 +9765,319 @@
       </w:pPr>
       <w:r>
         <w:rPr>
-          <w:b w:val="0"/>
           <w:i/>
-          <w:sz w:val="21"/>
-        </w:rPr>
-        <w:t>[Figure omitted: fig_relation_confusion.png was not produced by scripts/make_figures.py, because the results file it reads does not exist. Re-run the corresponding stage and then make_figures.py.]</w:t>
-      </w:r>
-    </w:p>
-    <w:p>
-      <w:pPr>
-        <w:spacing w:after="60" w:line="276" w:lineRule="auto" w:before="100"/>
+          <w:sz w:val="20"/>
+        </w:rPr>
+        <w:t>Table 5: Citation-relation classification on the 200-context adjudicated gold set. The gold set deliberately over-samples the hard cases, so the absolute scores are pessimistic; the ordering is the result.</w:t>
+      </w:r>
+      <w:bookmarkEnd w:id="1029"/>
+    </w:p>
+    <w:tbl>
+      <w:tblPr>
+        <w:tblStyle w:val="TableGrid"/>
+        <w:tblW w:type="auto" w:w="0"/>
+        <w:tblLayout w:type="autofit"/>
+        <w:tblLook w:firstColumn="1" w:firstRow="1" w:lastColumn="0" w:lastRow="0" w:noHBand="0" w:noVBand="1" w:val="04A0"/>
+      </w:tblPr>
+      <w:tblGrid>
+        <w:gridCol w:w="3010"/>
+        <w:gridCol w:w="3010"/>
+        <w:gridCol w:w="3010"/>
+      </w:tblGrid>
+      <w:tr>
+        <w:tc>
+          <w:tcPr>
+            <w:tcW w:type="dxa" w:w="4320"/>
+          </w:tcPr>
+          <w:p>
+            <w:pPr>
+              <w:spacing w:after="10" w:before="10" w:line="228" w:lineRule="auto"/>
+            </w:pPr>
+            <w:r/>
+            <w:r>
+              <w:rPr>
+                <w:b/>
+                <w:sz w:val="19"/>
+              </w:rPr>
+              <w:t>System</w:t>
+            </w:r>
+          </w:p>
+        </w:tc>
+        <w:tc>
+          <w:tcPr>
+            <w:tcW w:type="dxa" w:w="1728"/>
+          </w:tcPr>
+          <w:p>
+            <w:pPr>
+              <w:spacing w:after="10" w:before="10" w:line="228" w:lineRule="auto"/>
+            </w:pPr>
+            <w:r/>
+            <w:r>
+              <w:rPr>
+                <w:b/>
+                <w:sz w:val="19"/>
+              </w:rPr>
+              <w:t>Accuracy</w:t>
+            </w:r>
+          </w:p>
+        </w:tc>
+        <w:tc>
+          <w:tcPr>
+            <w:tcW w:type="dxa" w:w="1728"/>
+          </w:tcPr>
+          <w:p>
+            <w:pPr>
+              <w:spacing w:after="10" w:before="10" w:line="228" w:lineRule="auto"/>
+            </w:pPr>
+            <w:r/>
+            <w:r>
+              <w:rPr>
+                <w:b/>
+                <w:sz w:val="19"/>
+              </w:rPr>
+              <w:t>Macro-F1</w:t>
+            </w:r>
+          </w:p>
+        </w:tc>
+      </w:tr>
+      <w:tr>
+        <w:tc>
+          <w:tcPr>
+            <w:tcW w:type="dxa" w:w="4320"/>
+          </w:tcPr>
+          <w:p>
+            <w:pPr>
+              <w:spacing w:after="10" w:before="10" w:line="228" w:lineRule="auto"/>
+            </w:pPr>
+            <w:r/>
+            <w:r>
+              <w:rPr>
+                <w:b w:val="0"/>
+                <w:sz w:val="19"/>
+              </w:rPr>
+              <w:t>Majority class</w:t>
+            </w:r>
+          </w:p>
+        </w:tc>
+        <w:tc>
+          <w:tcPr>
+            <w:tcW w:type="dxa" w:w="1728"/>
+          </w:tcPr>
+          <w:p>
+            <w:pPr>
+              <w:spacing w:after="10" w:before="10" w:line="228" w:lineRule="auto"/>
+              <w:jc w:val="right"/>
+            </w:pPr>
+            <w:r/>
+            <w:r>
+              <w:rPr>
+                <w:b w:val="0"/>
+                <w:sz w:val="19"/>
+              </w:rPr>
+              <w:t>0.795</w:t>
+            </w:r>
+          </w:p>
+        </w:tc>
+        <w:tc>
+          <w:tcPr>
+            <w:tcW w:type="dxa" w:w="1728"/>
+          </w:tcPr>
+          <w:p>
+            <w:pPr>
+              <w:spacing w:after="10" w:before="10" w:line="228" w:lineRule="auto"/>
+              <w:jc w:val="right"/>
+            </w:pPr>
+            <w:r/>
+            <w:r>
+              <w:rPr>
+                <w:b w:val="0"/>
+                <w:sz w:val="19"/>
+              </w:rPr>
+              <w:t>0.127</w:t>
+            </w:r>
+          </w:p>
+        </w:tc>
+      </w:tr>
+      <w:tr>
+        <w:tc>
+          <w:tcPr>
+            <w:tcW w:type="dxa" w:w="4320"/>
+          </w:tcPr>
+          <w:p>
+            <w:pPr>
+              <w:spacing w:after="10" w:before="10" w:line="228" w:lineRule="auto"/>
+            </w:pPr>
+            <w:r/>
+            <w:r>
+              <w:rPr>
+                <w:b w:val="0"/>
+                <w:sz w:val="19"/>
+              </w:rPr>
+              <w:t>TF-IDF + logistic regression</w:t>
+            </w:r>
+          </w:p>
+        </w:tc>
+        <w:tc>
+          <w:tcPr>
+            <w:tcW w:type="dxa" w:w="1728"/>
+          </w:tcPr>
+          <w:p>
+            <w:pPr>
+              <w:spacing w:after="10" w:before="10" w:line="228" w:lineRule="auto"/>
+              <w:jc w:val="right"/>
+            </w:pPr>
+            <w:r/>
+            <w:r>
+              <w:rPr>
+                <w:b w:val="0"/>
+                <w:sz w:val="19"/>
+              </w:rPr>
+              <w:t>0.755</w:t>
+            </w:r>
+          </w:p>
+        </w:tc>
+        <w:tc>
+          <w:tcPr>
+            <w:tcW w:type="dxa" w:w="1728"/>
+          </w:tcPr>
+          <w:p>
+            <w:pPr>
+              <w:spacing w:after="10" w:before="10" w:line="228" w:lineRule="auto"/>
+              <w:jc w:val="right"/>
+            </w:pPr>
+            <w:r/>
+            <w:r>
+              <w:rPr>
+                <w:b w:val="0"/>
+                <w:sz w:val="19"/>
+              </w:rPr>
+              <w:t>0.226</w:t>
+            </w:r>
+          </w:p>
+        </w:tc>
+      </w:tr>
+      <w:tr>
+        <w:tc>
+          <w:tcPr>
+            <w:tcW w:type="dxa" w:w="4320"/>
+          </w:tcPr>
+          <w:p>
+            <w:pPr>
+              <w:spacing w:after="10" w:before="10" w:line="228" w:lineRule="auto"/>
+            </w:pPr>
+            <w:r/>
+            <w:r>
+              <w:rPr>
+                <w:b w:val="0"/>
+                <w:sz w:val="19"/>
+              </w:rPr>
+              <w:t>Zero-shot LLM (same prompt)</w:t>
+            </w:r>
+          </w:p>
+        </w:tc>
+        <w:tc>
+          <w:tcPr>
+            <w:tcW w:type="dxa" w:w="1728"/>
+          </w:tcPr>
+          <w:p>
+            <w:pPr>
+              <w:spacing w:after="10" w:before="10" w:line="228" w:lineRule="auto"/>
+              <w:jc w:val="right"/>
+            </w:pPr>
+            <w:r/>
+            <w:r>
+              <w:rPr>
+                <w:b w:val="0"/>
+                <w:sz w:val="19"/>
+              </w:rPr>
+              <w:t>0.625</w:t>
+            </w:r>
+          </w:p>
+        </w:tc>
+        <w:tc>
+          <w:tcPr>
+            <w:tcW w:type="dxa" w:w="1728"/>
+          </w:tcPr>
+          <w:p>
+            <w:pPr>
+              <w:spacing w:after="10" w:before="10" w:line="228" w:lineRule="auto"/>
+              <w:jc w:val="right"/>
+            </w:pPr>
+            <w:r/>
+            <w:r>
+              <w:rPr>
+                <w:b w:val="0"/>
+                <w:sz w:val="19"/>
+              </w:rPr>
+              <w:t>0.327</w:t>
+            </w:r>
+          </w:p>
+        </w:tc>
+      </w:tr>
+      <w:tr>
+        <w:tc>
+          <w:tcPr>
+            <w:tcW w:type="dxa" w:w="4320"/>
+          </w:tcPr>
+          <w:p>
+            <w:pPr>
+              <w:spacing w:after="10" w:before="10" w:line="228" w:lineRule="auto"/>
+            </w:pPr>
+            <w:r/>
+            <w:r>
+              <w:rPr>
+                <w:b w:val="0"/>
+                <w:sz w:val="19"/>
+              </w:rPr>
+              <w:t>Fine-tuned SciBERT (component A)</w:t>
+            </w:r>
+          </w:p>
+        </w:tc>
+        <w:tc>
+          <w:tcPr>
+            <w:tcW w:type="dxa" w:w="1728"/>
+          </w:tcPr>
+          <w:p>
+            <w:pPr>
+              <w:spacing w:after="10" w:before="10" w:line="228" w:lineRule="auto"/>
+              <w:jc w:val="right"/>
+            </w:pPr>
+            <w:r/>
+            <w:r>
+              <w:rPr>
+                <w:b w:val="0"/>
+                <w:sz w:val="19"/>
+              </w:rPr>
+              <w:t>0.795</w:t>
+            </w:r>
+          </w:p>
+        </w:tc>
+        <w:tc>
+          <w:tcPr>
+            <w:tcW w:type="dxa" w:w="1728"/>
+          </w:tcPr>
+          <w:p>
+            <w:pPr>
+              <w:spacing w:after="10" w:before="10" w:line="228" w:lineRule="auto"/>
+              <w:jc w:val="right"/>
+            </w:pPr>
+            <w:r/>
+            <w:r>
+              <w:rPr>
+                <w:b w:val="0"/>
+                <w:sz w:val="19"/>
+              </w:rPr>
+              <w:t>0.127</w:t>
+            </w:r>
+          </w:p>
+        </w:tc>
+      </w:tr>
+    </w:tbl>
+    <w:p>
+      <w:pPr>
+        <w:spacing w:after="60" w:line="240" w:lineRule="auto" w:before="100"/>
         <w:ind w:left="0" w:firstLine="0"/>
-        <w:jc w:val="both"/>
+        <w:jc w:val="center"/>
         <w:rPr>
           <w:b/>
           <w:bCs/>
@@ -9477,223 +10085,10 @@
           <w:szCs w:val="24"/>
         </w:rPr>
       </w:pPr>
-      <w:r>
-        <w:rPr>
-          <w:b w:val="0"/>
-          <w:i/>
-          <w:sz w:val="21"/>
-        </w:rPr>
-        <w:t>[Figure omitted: fig_relation_models.png was not produced by scripts/make_figures.py, because the results file it reads does not exist. Re-run the corresponding stage and then make_figures.py.]</w:t>
-      </w:r>
-    </w:p>
-    <w:p>
-      <w:pPr>
-        <w:spacing w:after="40" w:line="276" w:lineRule="auto" w:before="140"/>
-        <w:ind w:left="0" w:firstLine="0"/>
-        <w:jc w:val="left"/>
-        <w:rPr>
-          <w:b/>
-          <w:bCs/>
-          <w:sz w:val="28"/>
-          <w:szCs w:val="24"/>
-        </w:rPr>
-      </w:pPr>
-      <w:r>
-        <w:rPr>
-          <w:b/>
-          <w:sz w:val="24"/>
-        </w:rPr>
-        <w:t>4.3  Verifier calibration and claim verdicts</w:t>
-      </w:r>
-    </w:p>
-    <w:p>
-      <w:pPr>
-        <w:spacing w:after="60" w:line="276" w:lineRule="auto" w:before="140"/>
-        <w:ind w:left="0" w:firstLine="0"/>
-        <w:jc w:val="both"/>
-        <w:rPr>
-          <w:b/>
-          <w:bCs/>
-          <w:sz w:val="28"/>
-          <w:szCs w:val="24"/>
-        </w:rPr>
-      </w:pPr>
-      <w:r>
-        <w:rPr>
-          <w:b w:val="0"/>
-          <w:i/>
-          <w:sz w:val="24"/>
-        </w:rPr>
-        <w:t>Verifier calibration is not reported here. results/verifier_calibration.json is absent, so the thresholds in use are the hand-chosen defaults rather than fitted values, and the claim verdicts below should be read as uncalibrated. Re-run it with python scripts/run_stage3.py make-dev, label data/verifier_dev.jsonl, then run_stage3.py calibrate, then rebuild this report; the text and the table will appear automatically.</w:t>
-      </w:r>
-    </w:p>
-    <w:p>
-      <w:pPr>
-        <w:spacing w:after="60" w:line="276" w:lineRule="auto" w:before="140"/>
-        <w:ind w:left="0" w:firstLine="0"/>
-        <w:jc w:val="both"/>
-        <w:rPr>
-          <w:b/>
-          <w:bCs/>
-          <w:sz w:val="28"/>
-          <w:szCs w:val="24"/>
-        </w:rPr>
-      </w:pPr>
-      <w:r>
-        <w:rPr>
-          <w:b w:val="0"/>
-          <w:i/>
-          <w:sz w:val="24"/>
-        </w:rPr>
-        <w:t>Claim verification is not reported here. no results/stage3_verify_*.json file exists. Re-run it with python scripts/run_stage3.py extract and then verify, then rebuild this report; the text and the table will appear automatically.</w:t>
-      </w:r>
-    </w:p>
-    <w:p>
-      <w:pPr>
-        <w:spacing w:after="40" w:line="276" w:lineRule="auto" w:before="140"/>
-        <w:ind w:left="0" w:firstLine="0"/>
-        <w:jc w:val="left"/>
-        <w:rPr>
-          <w:b/>
-          <w:bCs/>
-          <w:sz w:val="28"/>
-          <w:szCs w:val="24"/>
-        </w:rPr>
-      </w:pPr>
-      <w:r>
-        <w:rPr>
-          <w:b/>
-          <w:sz w:val="24"/>
-        </w:rPr>
-        <w:t>4.4  Consensus map, contradictions and gaps</w:t>
-      </w:r>
-    </w:p>
-    <w:p>
-      <w:pPr>
-        <w:spacing w:after="60" w:line="276" w:lineRule="auto" w:before="140"/>
-        <w:ind w:left="0" w:firstLine="0"/>
-        <w:jc w:val="both"/>
-        <w:rPr>
-          <w:b/>
-          <w:bCs/>
-          <w:sz w:val="28"/>
-          <w:szCs w:val="24"/>
-        </w:rPr>
-      </w:pPr>
-      <w:r>
-        <w:rPr>
-          <w:b w:val="0"/>
-          <w:i/>
-          <w:sz w:val="24"/>
-        </w:rPr>
-        <w:t>The end-to-end Flow run is not reported here. results/flow_summary.json is absent. Re-run it with python scripts/run_flow.py --topic "..." --n-papers 15, then rebuild this report; the text and the table will appear automatically.</w:t>
-      </w:r>
-    </w:p>
-    <w:p>
-      <w:pPr>
-        <w:spacing w:after="40" w:line="276" w:lineRule="auto" w:before="140"/>
-        <w:ind w:left="0" w:firstLine="0"/>
-        <w:jc w:val="left"/>
-        <w:rPr>
-          <w:b/>
-          <w:bCs/>
-          <w:sz w:val="28"/>
-          <w:szCs w:val="24"/>
-        </w:rPr>
-      </w:pPr>
-      <w:r>
-        <w:rPr>
-          <w:b/>
-          <w:sz w:val="24"/>
-        </w:rPr>
-        <w:t>4.5  System comparison</w:t>
-      </w:r>
-    </w:p>
-    <w:p>
-      <w:pPr>
-        <w:spacing w:after="60" w:line="276" w:lineRule="auto" w:before="140"/>
-        <w:ind w:left="0" w:firstLine="0"/>
-        <w:jc w:val="both"/>
-        <w:rPr>
-          <w:b/>
-          <w:bCs/>
-          <w:sz w:val="28"/>
-          <w:szCs w:val="24"/>
-        </w:rPr>
-      </w:pPr>
-      <w:r>
-        <w:rPr>
-          <w:b w:val="0"/>
-          <w:i/>
-          <w:sz w:val="24"/>
-        </w:rPr>
-        <w:t>The S1–S4 comparison is not reported here. results/eval_arxiv.json is absent. Re-run it with python scripts/run_eval.py --systems S1 S2 S3 --limit 30, then rebuild this report; the text and the table will appear automatically.</w:t>
-      </w:r>
-    </w:p>
-    <w:p>
-      <w:pPr>
-        <w:spacing w:after="40" w:line="276" w:lineRule="auto" w:before="140"/>
-        <w:ind w:left="0" w:firstLine="0"/>
-        <w:jc w:val="left"/>
-        <w:rPr>
-          <w:b/>
-          <w:bCs/>
-          <w:sz w:val="28"/>
-          <w:szCs w:val="24"/>
-        </w:rPr>
-      </w:pPr>
-      <w:r>
-        <w:rPr>
-          <w:b/>
-          <w:sz w:val="24"/>
-        </w:rPr>
-        <w:t>4.6  Distilled extractor</w:t>
-      </w:r>
-    </w:p>
-    <w:p>
-      <w:pPr>
-        <w:spacing w:after="60" w:line="276" w:lineRule="auto" w:before="140"/>
-        <w:ind w:left="0" w:firstLine="0"/>
-        <w:jc w:val="both"/>
-        <w:rPr>
-          <w:b/>
-          <w:bCs/>
-          <w:sz w:val="28"/>
-          <w:szCs w:val="24"/>
-        </w:rPr>
-      </w:pPr>
-      <w:r>
-        <w:rPr>
-          <w:b w:val="0"/>
-          <w:i/>
-          <w:sz w:val="24"/>
-        </w:rPr>
-        <w:t>Stage 6 distillation is not reported here. results/stage6_distill.json is absent. 4-bit QLoRA requires bitsandbytes, which is CUDA-only, so this stage is a Colab-T4 job and was not run on the development machine. Re-run it with notebooks/05_distill_extractor_qlora.ipynb on a Colab T4, then rebuild this report; the text and the table will appear automatically.</w:t>
-      </w:r>
-    </w:p>
-    <w:p>
-      <w:pPr>
-        <w:spacing w:after="40" w:line="276" w:lineRule="auto" w:before="140"/>
-        <w:ind w:left="0" w:firstLine="0"/>
-        <w:jc w:val="left"/>
-        <w:rPr>
-          <w:b/>
-          <w:bCs/>
-          <w:sz w:val="28"/>
-          <w:szCs w:val="24"/>
-        </w:rPr>
-      </w:pPr>
-      <w:r>
-        <w:rPr>
-          <w:b/>
-          <w:sz w:val="24"/>
-        </w:rPr>
-        <w:t>4.7  A worked example, end to end</w:t>
-      </w:r>
-    </w:p>
-    <w:p>
-      <w:pPr>
-        <w:spacing w:after="60" w:line="276" w:lineRule="auto" w:before="140"/>
+    </w:p>
+    <w:p>
+      <w:pPr>
+        <w:spacing w:after="50" w:line="259" w:lineRule="auto" w:before="100"/>
         <w:ind w:left="0" w:firstLine="360"/>
         <w:jc w:val="both"/>
         <w:rPr>
@@ -9709,12 +10104,12 @@
           <w:i w:val="0"/>
           <w:sz w:val="24"/>
         </w:rPr>
-        <w:t>To show the whole pipeline on one case, the system was given a single test paper — 2606.31859, “Review Residuals: Update-Conditioned Residual Gating for Transformers” — with its related-work section hidden and only the abstracts of the 4 papers it cites as input. The author's own section is 120 words long.</w:t>
-      </w:r>
-    </w:p>
-    <w:p>
-      <w:pPr>
-        <w:spacing w:after="60" w:line="276" w:lineRule="auto" w:before="140"/>
+        <w:t>The fine-tuned classifier does not beat the word-counting baseline on macro-F1 (0.127 against 0.226). This is a negative result and is reported as one: at pilot label volume the fine-tune does not justify itself over a bag-of-ngrams model, and the relation edges used downstream should be read with that in mind.</w:t>
+      </w:r>
+    </w:p>
+    <w:p>
+      <w:pPr>
+        <w:spacing w:after="50" w:line="259" w:lineRule="auto" w:before="100"/>
         <w:ind w:left="0" w:firstLine="360"/>
         <w:jc w:val="both"/>
         <w:rPr>
@@ -9730,91 +10125,7 @@
           <w:i w:val="0"/>
           <w:sz w:val="24"/>
         </w:rPr>
-        <w:t>The crew extracted 12 claims from 4 papers and wrote 6 sentences, taking 787 seconds. The checker then found 0 of those 6 sentences supported by the evidence behind them.</w:t>
-      </w:r>
-    </w:p>
-    <w:p>
-      <w:pPr>
-        <w:spacing w:after="60" w:line="276" w:lineRule="auto" w:before="140"/>
-        <w:ind w:left="0" w:firstLine="360"/>
-        <w:jc w:val="both"/>
-        <w:rPr>
-          <w:b/>
-          <w:bCs/>
-          <w:sz w:val="28"/>
-          <w:szCs w:val="24"/>
-        </w:rPr>
-      </w:pPr>
-      <w:r>
-        <w:rPr>
-          <w:b w:val="0"/>
-          <w:i w:val="0"/>
-          <w:sz w:val="24"/>
-        </w:rPr>
-        <w:t>That result — none of the sentences supported — is worth looking at closely, because it is the kind of failure this project was built to make visible rather than the kind it was built to avoid. The sentences read well and cite real papers from the correct set. What they do not do is say something the cited papers actually establish. Most describe what the citing paper itself contributes, which is reasonable prose for a related-work section and is exactly what cannot be checked against the cited literature.</w:t>
-      </w:r>
-    </w:p>
-    <w:p>
-      <w:pPr>
-        <w:spacing w:after="60" w:line="276" w:lineRule="auto" w:before="140"/>
-        <w:ind w:left="0" w:firstLine="360"/>
-        <w:jc w:val="both"/>
-        <w:rPr>
-          <w:b/>
-          <w:bCs/>
-          <w:sz w:val="28"/>
-          <w:szCs w:val="24"/>
-        </w:rPr>
-      </w:pPr>
-      <w:r>
-        <w:rPr>
-          <w:b w:val="0"/>
-          <w:i w:val="0"/>
-          <w:sz w:val="24"/>
-        </w:rPr>
-        <w:t>One sentence shows the pattern. It reads: “The introduction of Review Residuals in this work builds upon the principle that gating residual connections can lead to improved performance, as demonstrated by [bachlechner2021].” The closest supporting line the checker could find in the paper that sentence cites is: “We show that the simplest architecture change of gating each residual connection using a single zero-initialized parameter satisfies initial dynamical isometry and outperforms more complex approaches.” The two are about the same subject, which is why the sentence looks convincing, but the second does not establish the first, and the score is 0.001 out of 1.</w:t>
-      </w:r>
-    </w:p>
-    <w:p>
-      <w:pPr>
-        <w:spacing w:after="60" w:line="276" w:lineRule="auto" w:before="140"/>
-        <w:ind w:left="0" w:firstLine="360"/>
-        <w:jc w:val="both"/>
-        <w:rPr>
-          <w:b/>
-          <w:bCs/>
-          <w:sz w:val="28"/>
-          <w:szCs w:val="24"/>
-        </w:rPr>
-      </w:pPr>
-      <w:r>
-        <w:rPr>
-          <w:b w:val="0"/>
-          <w:i w:val="0"/>
-          <w:sz w:val="24"/>
-        </w:rPr>
-        <w:t>A reader skimming the citations would not catch this. An overlap score against the author's section would not catch it either, because the wording is close to what a related-work section normally looks like. The sentence-level check catches it, which is the argument for running the check at all.</w:t>
-      </w:r>
-    </w:p>
-    <w:p>
-      <w:pPr>
-        <w:spacing w:after="60" w:line="276" w:lineRule="auto" w:before="140"/>
-        <w:ind w:left="0" w:firstLine="360"/>
-        <w:jc w:val="both"/>
-        <w:rPr>
-          <w:b/>
-          <w:bCs/>
-          <w:sz w:val="28"/>
-          <w:szCs w:val="24"/>
-        </w:rPr>
-      </w:pPr>
-      <w:r>
-        <w:rPr>
-          <w:b w:val="0"/>
-          <w:i w:val="0"/>
-          <w:sz w:val="24"/>
-        </w:rPr>
-        <w:t>Figure 9 shows the same run in the console, where selecting a sentence brings up the line it was checked against.</w:t>
+        <w:t>Per-class, the weakest classes are uses-method (F1 0.00, 3 gold examples) and uses-data (F1 0.00, 2 gold examples). Both are rare in the gold set, and the confusion matrices in Figure 9 shows where their mass goes instead.</w:t>
       </w:r>
     </w:p>
     <w:p>
@@ -9832,8 +10143,615 @@
       <w:r>
         <w:drawing>
           <wp:inline xmlns:a="http://schemas.openxmlformats.org/drawingml/2006/main" xmlns:pic="http://schemas.openxmlformats.org/drawingml/2006/picture">
-            <wp:extent cx="4754880" cy="2852928"/>
+            <wp:extent cx="4023360" cy="1995587"/>
             <wp:docPr id="1432113169" name="Picture 1432113169"/>
+            <wp:cNvGraphicFramePr>
+              <a:graphicFrameLocks noChangeAspect="1"/>
+            </wp:cNvGraphicFramePr>
+            <a:graphic>
+              <a:graphicData uri="http://schemas.openxmlformats.org/drawingml/2006/picture">
+                <pic:pic>
+                  <pic:nvPicPr>
+                    <pic:cNvPr id="0" name="fig_relation_confusion.png"/>
+                    <pic:cNvPicPr/>
+                  </pic:nvPicPr>
+                  <pic:blipFill>
+                    <a:blip r:embed="rId31"/>
+                    <a:stretch>
+                      <a:fillRect/>
+                    </a:stretch>
+                  </pic:blipFill>
+                  <pic:spPr>
+                    <a:xfrm>
+                      <a:off x="0" y="0"/>
+                      <a:ext cx="4023360" cy="1995587"/>
+                    </a:xfrm>
+                    <a:prstGeom prst="rect"/>
+                  </pic:spPr>
+                </pic:pic>
+              </a:graphicData>
+            </a:graphic>
+          </wp:inline>
+        </w:drawing>
+      </w:r>
+    </w:p>
+    <w:p>
+      <w:bookmarkStart w:id="1030" w:name="_figure_9"/>
+      <w:pPr>
+        <w:spacing w:after="140" w:line="240" w:lineRule="auto" w:before="100"/>
+        <w:ind w:left="0" w:firstLine="0"/>
+        <w:jc w:val="center"/>
+        <w:rPr>
+          <w:b/>
+          <w:bCs/>
+          <w:sz w:val="28"/>
+          <w:szCs w:val="24"/>
+        </w:rPr>
+      </w:pPr>
+      <w:r>
+        <w:rPr>
+          <w:i/>
+          <w:sz w:val="19"/>
+        </w:rPr>
+        <w:t>Figure 9: Confusion matrices on the adjudicated gold set, for the LLM labeller and for the fine-tuned classifier. Cell text is the raw count.</w:t>
+      </w:r>
+      <w:bookmarkEnd w:id="1030"/>
+    </w:p>
+    <w:p>
+      <w:pPr>
+        <w:spacing w:after="20" w:line="240" w:lineRule="auto" w:before="100"/>
+        <w:ind w:left="0" w:firstLine="0"/>
+        <w:jc w:val="center"/>
+        <w:rPr>
+          <w:b/>
+          <w:bCs/>
+          <w:sz w:val="28"/>
+          <w:szCs w:val="24"/>
+        </w:rPr>
+      </w:pPr>
+      <w:r>
+        <w:drawing>
+          <wp:inline xmlns:a="http://schemas.openxmlformats.org/drawingml/2006/main" xmlns:pic="http://schemas.openxmlformats.org/drawingml/2006/picture">
+            <wp:extent cx="4023360" cy="2064726"/>
+            <wp:docPr id="1432113170" name="Picture 1432113170"/>
+            <wp:cNvGraphicFramePr>
+              <a:graphicFrameLocks noChangeAspect="1"/>
+            </wp:cNvGraphicFramePr>
+            <a:graphic>
+              <a:graphicData uri="http://schemas.openxmlformats.org/drawingml/2006/picture">
+                <pic:pic>
+                  <pic:nvPicPr>
+                    <pic:cNvPr id="0" name="fig_relation_models.png"/>
+                    <pic:cNvPicPr/>
+                  </pic:nvPicPr>
+                  <pic:blipFill>
+                    <a:blip r:embed="rId32"/>
+                    <a:stretch>
+                      <a:fillRect/>
+                    </a:stretch>
+                  </pic:blipFill>
+                  <pic:spPr>
+                    <a:xfrm>
+                      <a:off x="0" y="0"/>
+                      <a:ext cx="4023360" cy="2064726"/>
+                    </a:xfrm>
+                    <a:prstGeom prst="rect"/>
+                  </pic:spPr>
+                </pic:pic>
+              </a:graphicData>
+            </a:graphic>
+          </wp:inline>
+        </w:drawing>
+      </w:r>
+    </w:p>
+    <w:p>
+      <w:bookmarkStart w:id="1031" w:name="_figure_10"/>
+      <w:pPr>
+        <w:spacing w:after="140" w:line="240" w:lineRule="auto" w:before="100"/>
+        <w:ind w:left="0" w:firstLine="0"/>
+        <w:jc w:val="center"/>
+        <w:rPr>
+          <w:b/>
+          <w:bCs/>
+          <w:sz w:val="28"/>
+          <w:szCs w:val="24"/>
+        </w:rPr>
+      </w:pPr>
+      <w:r>
+        <w:rPr>
+          <w:i/>
+          <w:sz w:val="19"/>
+        </w:rPr>
+        <w:t>Figure 10: Accuracy and macro-F1 of each relation-classification system on the adjudicated gold set.</w:t>
+      </w:r>
+      <w:bookmarkEnd w:id="1031"/>
+    </w:p>
+    <w:p>
+      <w:pPr>
+        <w:spacing w:after="40" w:line="259" w:lineRule="auto" w:before="140"/>
+        <w:ind w:left="0" w:firstLine="0"/>
+        <w:jc w:val="left"/>
+        <w:rPr>
+          <w:b/>
+          <w:bCs/>
+          <w:sz w:val="28"/>
+          <w:szCs w:val="24"/>
+        </w:rPr>
+      </w:pPr>
+      <w:r>
+        <w:rPr>
+          <w:b/>
+          <w:sz w:val="24"/>
+        </w:rPr>
+        <w:t>4.3  Verifier calibration and claim verdicts</w:t>
+      </w:r>
+    </w:p>
+    <w:p>
+      <w:pPr>
+        <w:spacing w:after="50" w:line="259" w:lineRule="auto" w:before="140"/>
+        <w:ind w:left="0" w:firstLine="360"/>
+        <w:jc w:val="both"/>
+        <w:rPr>
+          <w:b/>
+          <w:bCs/>
+          <w:sz w:val="28"/>
+          <w:szCs w:val="24"/>
+        </w:rPr>
+      </w:pPr>
+      <w:r>
+        <w:rPr>
+          <w:b w:val="0"/>
+          <w:i w:val="0"/>
+          <w:sz w:val="24"/>
+        </w:rPr>
+        <w:t>The two thresholds were chosen by trying every combination on 48 hand-checked claim-and-quote pairs and keeping the one with the best macro-F1 across the three outcomes. The fitted values are a quote-match floor of 60 and entailment thresholds of 0.7 for supported and 0.3 for partially supported, reaching 0.488 macro-F1 on the dev set, against 0.3913 for the hand-chosen defaults. Figure 11 shows the dev items against the fitted boundaries.</w:t>
+      </w:r>
+    </w:p>
+    <w:p>
+      <w:pPr>
+        <w:spacing w:after="20" w:line="240" w:lineRule="auto" w:before="100"/>
+        <w:ind w:left="0" w:firstLine="0"/>
+        <w:jc w:val="center"/>
+        <w:rPr>
+          <w:b/>
+          <w:bCs/>
+          <w:sz w:val="28"/>
+          <w:szCs w:val="24"/>
+        </w:rPr>
+      </w:pPr>
+      <w:r>
+        <w:drawing>
+          <wp:inline xmlns:a="http://schemas.openxmlformats.org/drawingml/2006/main" xmlns:pic="http://schemas.openxmlformats.org/drawingml/2006/picture">
+            <wp:extent cx="4023360" cy="1582676"/>
+            <wp:docPr id="1432113171" name="Picture 1432113171"/>
+            <wp:cNvGraphicFramePr>
+              <a:graphicFrameLocks noChangeAspect="1"/>
+            </wp:cNvGraphicFramePr>
+            <a:graphic>
+              <a:graphicData uri="http://schemas.openxmlformats.org/drawingml/2006/picture">
+                <pic:pic>
+                  <pic:nvPicPr>
+                    <pic:cNvPr id="0" name="fig_verifier_calibration.png"/>
+                    <pic:cNvPicPr/>
+                  </pic:nvPicPr>
+                  <pic:blipFill>
+                    <a:blip r:embed="rId33"/>
+                    <a:stretch>
+                      <a:fillRect/>
+                    </a:stretch>
+                  </pic:blipFill>
+                  <pic:spPr>
+                    <a:xfrm>
+                      <a:off x="0" y="0"/>
+                      <a:ext cx="4023360" cy="1582676"/>
+                    </a:xfrm>
+                    <a:prstGeom prst="rect"/>
+                  </pic:spPr>
+                </pic:pic>
+              </a:graphicData>
+            </a:graphic>
+          </wp:inline>
+        </w:drawing>
+      </w:r>
+    </w:p>
+    <w:p>
+      <w:bookmarkStart w:id="1032" w:name="_figure_11"/>
+      <w:pPr>
+        <w:spacing w:after="140" w:line="240" w:lineRule="auto" w:before="100"/>
+        <w:ind w:left="0" w:firstLine="0"/>
+        <w:jc w:val="center"/>
+        <w:rPr>
+          <w:b/>
+          <w:bCs/>
+          <w:sz w:val="28"/>
+          <w:szCs w:val="24"/>
+        </w:rPr>
+      </w:pPr>
+      <w:r>
+        <w:rPr>
+          <w:i/>
+          <w:sz w:val="19"/>
+        </w:rPr>
+        <w:t>Figure 11: Verifier calibration. Left: each hand-checked dev item by quote score and entailment probability, with the fitted thresholds. Right: the top of the threshold grid.</w:t>
+      </w:r>
+      <w:bookmarkEnd w:id="1032"/>
+    </w:p>
+    <w:p>
+      <w:pPr>
+        <w:spacing w:after="50" w:line="259" w:lineRule="auto" w:before="100"/>
+        <w:ind w:left="0" w:firstLine="360"/>
+        <w:jc w:val="both"/>
+        <w:rPr>
+          <w:b/>
+          <w:bCs/>
+          <w:sz w:val="28"/>
+          <w:szCs w:val="24"/>
+        </w:rPr>
+      </w:pPr>
+      <w:r>
+        <w:rPr>
+          <w:b w:val="0"/>
+          <w:i w:val="0"/>
+          <w:sz w:val="24"/>
+        </w:rPr>
+        <w:t>Applied to 51 claims extracted from 12 papers, the Verifier finds 59% fully supported, 6% partially supported and 35% unsupported. The quote check alone passes 100% of claims, with a mean match score of 99.96, and the mean entailment probability is 0.629. The difference between those two figures is the main finding of this step: a model asked to quote exactly usually does, and still writes claims its own quote does not prove. 3 of 12 papers had every claim supported, and those are the papers that become distillation data.</w:t>
+      </w:r>
+    </w:p>
+    <w:p>
+      <w:pPr>
+        <w:spacing w:after="20" w:line="240" w:lineRule="auto" w:before="100"/>
+        <w:ind w:left="0" w:firstLine="0"/>
+        <w:jc w:val="center"/>
+        <w:rPr>
+          <w:b/>
+          <w:bCs/>
+          <w:sz w:val="28"/>
+          <w:szCs w:val="24"/>
+        </w:rPr>
+      </w:pPr>
+      <w:r>
+        <w:drawing>
+          <wp:inline xmlns:a="http://schemas.openxmlformats.org/drawingml/2006/main" xmlns:pic="http://schemas.openxmlformats.org/drawingml/2006/picture">
+            <wp:extent cx="4023360" cy="1073168"/>
+            <wp:docPr id="1432113172" name="Picture 1432113172"/>
+            <wp:cNvGraphicFramePr>
+              <a:graphicFrameLocks noChangeAspect="1"/>
+            </wp:cNvGraphicFramePr>
+            <a:graphic>
+              <a:graphicData uri="http://schemas.openxmlformats.org/drawingml/2006/picture">
+                <pic:pic>
+                  <pic:nvPicPr>
+                    <pic:cNvPr id="0" name="fig_claim_verdicts.png"/>
+                    <pic:cNvPicPr/>
+                  </pic:nvPicPr>
+                  <pic:blipFill>
+                    <a:blip r:embed="rId34"/>
+                    <a:stretch>
+                      <a:fillRect/>
+                    </a:stretch>
+                  </pic:blipFill>
+                  <pic:spPr>
+                    <a:xfrm>
+                      <a:off x="0" y="0"/>
+                      <a:ext cx="4023360" cy="1073168"/>
+                    </a:xfrm>
+                    <a:prstGeom prst="rect"/>
+                  </pic:spPr>
+                </pic:pic>
+              </a:graphicData>
+            </a:graphic>
+          </wp:inline>
+        </w:drawing>
+      </w:r>
+    </w:p>
+    <w:p>
+      <w:bookmarkStart w:id="1033" w:name="_figure_12"/>
+      <w:pPr>
+        <w:spacing w:after="140" w:line="240" w:lineRule="auto" w:before="100"/>
+        <w:ind w:left="0" w:firstLine="0"/>
+        <w:jc w:val="center"/>
+        <w:rPr>
+          <w:b/>
+          <w:bCs/>
+          <w:sz w:val="28"/>
+          <w:szCs w:val="24"/>
+        </w:rPr>
+      </w:pPr>
+      <w:r>
+        <w:rPr>
+          <w:i/>
+          <w:sz w:val="19"/>
+        </w:rPr>
+        <w:t>Figure 12: Verifier verdicts over extracted claims, by extraction run.</w:t>
+      </w:r>
+      <w:bookmarkEnd w:id="1033"/>
+    </w:p>
+    <w:p>
+      <w:pPr>
+        <w:spacing w:after="40" w:line="259" w:lineRule="auto" w:before="140"/>
+        <w:ind w:left="0" w:firstLine="0"/>
+        <w:jc w:val="left"/>
+        <w:rPr>
+          <w:b/>
+          <w:bCs/>
+          <w:sz w:val="28"/>
+          <w:szCs w:val="24"/>
+        </w:rPr>
+      </w:pPr>
+      <w:r>
+        <w:rPr>
+          <w:b/>
+          <w:sz w:val="24"/>
+        </w:rPr>
+        <w:t>4.4  Consensus map, contradictions and gaps</w:t>
+      </w:r>
+    </w:p>
+    <w:p>
+      <w:pPr>
+        <w:spacing w:after="50" w:line="259" w:lineRule="auto" w:before="140"/>
+        <w:ind w:left="0" w:firstLine="0"/>
+        <w:jc w:val="both"/>
+        <w:rPr>
+          <w:b/>
+          <w:bCs/>
+          <w:sz w:val="28"/>
+          <w:szCs w:val="24"/>
+        </w:rPr>
+      </w:pPr>
+      <w:r>
+        <w:rPr>
+          <w:b w:val="0"/>
+          <w:i/>
+          <w:sz w:val="24"/>
+        </w:rPr>
+        <w:t>The end-to-end Flow run is not reported here. results/flow_summary.json is absent. Re-run it with python scripts/run_flow.py --topic "..." --n-papers 15, then rebuild this report; the text and the table will appear automatically.</w:t>
+      </w:r>
+    </w:p>
+    <w:p>
+      <w:pPr>
+        <w:spacing w:after="40" w:line="259" w:lineRule="auto" w:before="140"/>
+        <w:ind w:left="0" w:firstLine="0"/>
+        <w:jc w:val="left"/>
+        <w:rPr>
+          <w:b/>
+          <w:bCs/>
+          <w:sz w:val="28"/>
+          <w:szCs w:val="24"/>
+        </w:rPr>
+      </w:pPr>
+      <w:r>
+        <w:rPr>
+          <w:b/>
+          <w:sz w:val="24"/>
+        </w:rPr>
+        <w:t>4.5  System comparison</w:t>
+      </w:r>
+    </w:p>
+    <w:p>
+      <w:pPr>
+        <w:spacing w:after="50" w:line="259" w:lineRule="auto" w:before="140"/>
+        <w:ind w:left="0" w:firstLine="0"/>
+        <w:jc w:val="both"/>
+        <w:rPr>
+          <w:b/>
+          <w:bCs/>
+          <w:sz w:val="28"/>
+          <w:szCs w:val="24"/>
+        </w:rPr>
+      </w:pPr>
+      <w:r>
+        <w:rPr>
+          <w:b w:val="0"/>
+          <w:i/>
+          <w:sz w:val="24"/>
+        </w:rPr>
+        <w:t>The S1–S4 comparison is not reported here. results/eval_arxiv.json is absent. Re-run it with python scripts/run_eval.py --systems S1 S2 S3 --limit 30, then rebuild this report; the text and the table will appear automatically.</w:t>
+      </w:r>
+    </w:p>
+    <w:p>
+      <w:pPr>
+        <w:spacing w:after="40" w:line="259" w:lineRule="auto" w:before="140"/>
+        <w:ind w:left="0" w:firstLine="0"/>
+        <w:jc w:val="left"/>
+        <w:rPr>
+          <w:b/>
+          <w:bCs/>
+          <w:sz w:val="28"/>
+          <w:szCs w:val="24"/>
+        </w:rPr>
+      </w:pPr>
+      <w:r>
+        <w:rPr>
+          <w:b/>
+          <w:sz w:val="24"/>
+        </w:rPr>
+        <w:t>4.6  Distilled extractor</w:t>
+      </w:r>
+    </w:p>
+    <w:p>
+      <w:pPr>
+        <w:spacing w:after="50" w:line="259" w:lineRule="auto" w:before="140"/>
+        <w:ind w:left="0" w:firstLine="0"/>
+        <w:jc w:val="both"/>
+        <w:rPr>
+          <w:b/>
+          <w:bCs/>
+          <w:sz w:val="28"/>
+          <w:szCs w:val="24"/>
+        </w:rPr>
+      </w:pPr>
+      <w:r>
+        <w:rPr>
+          <w:b w:val="0"/>
+          <w:i/>
+          <w:sz w:val="24"/>
+        </w:rPr>
+        <w:t>Stage 6 distillation is not reported here. results/stage6_distill.json is absent. 4-bit QLoRA requires bitsandbytes, which is CUDA-only, so this stage is a Colab-T4 job and was not run on the development machine. Re-run it with notebooks/05_distill_extractor_qlora.ipynb on a Colab T4, then rebuild this report; the text and the table will appear automatically.</w:t>
+      </w:r>
+    </w:p>
+    <w:p>
+      <w:pPr>
+        <w:spacing w:after="40" w:line="259" w:lineRule="auto" w:before="140"/>
+        <w:ind w:left="0" w:firstLine="0"/>
+        <w:jc w:val="left"/>
+        <w:rPr>
+          <w:b/>
+          <w:bCs/>
+          <w:sz w:val="28"/>
+          <w:szCs w:val="24"/>
+        </w:rPr>
+      </w:pPr>
+      <w:r>
+        <w:rPr>
+          <w:b/>
+          <w:sz w:val="24"/>
+        </w:rPr>
+        <w:t>4.7  A worked example, end to end</w:t>
+      </w:r>
+    </w:p>
+    <w:p>
+      <w:pPr>
+        <w:spacing w:after="50" w:line="259" w:lineRule="auto" w:before="140"/>
+        <w:ind w:left="0" w:firstLine="360"/>
+        <w:jc w:val="both"/>
+        <w:rPr>
+          <w:b/>
+          <w:bCs/>
+          <w:sz w:val="28"/>
+          <w:szCs w:val="24"/>
+        </w:rPr>
+      </w:pPr>
+      <w:r>
+        <w:rPr>
+          <w:b w:val="0"/>
+          <w:i w:val="0"/>
+          <w:sz w:val="24"/>
+        </w:rPr>
+        <w:t>To show the whole pipeline on one case, the system was given a single test paper — 2606.31859, “Review Residuals: Update-Conditioned Residual Gating for Transformers” — with its related-work section hidden and only the abstracts of the 4 papers it cites as input. The author's own section is 120 words long.</w:t>
+      </w:r>
+    </w:p>
+    <w:p>
+      <w:pPr>
+        <w:spacing w:after="50" w:line="259" w:lineRule="auto" w:before="140"/>
+        <w:ind w:left="0" w:firstLine="360"/>
+        <w:jc w:val="both"/>
+        <w:rPr>
+          <w:b/>
+          <w:bCs/>
+          <w:sz w:val="28"/>
+          <w:szCs w:val="24"/>
+        </w:rPr>
+      </w:pPr>
+      <w:r>
+        <w:rPr>
+          <w:b w:val="0"/>
+          <w:i w:val="0"/>
+          <w:sz w:val="24"/>
+        </w:rPr>
+        <w:t>The crew extracted 12 claims from 4 papers and wrote 6 sentences, taking 787 seconds. The checker then found 0 of those 6 sentences supported by the evidence behind them.</w:t>
+      </w:r>
+    </w:p>
+    <w:p>
+      <w:pPr>
+        <w:spacing w:after="50" w:line="259" w:lineRule="auto" w:before="140"/>
+        <w:ind w:left="0" w:firstLine="360"/>
+        <w:jc w:val="both"/>
+        <w:rPr>
+          <w:b/>
+          <w:bCs/>
+          <w:sz w:val="28"/>
+          <w:szCs w:val="24"/>
+        </w:rPr>
+      </w:pPr>
+      <w:r>
+        <w:rPr>
+          <w:b w:val="0"/>
+          <w:i w:val="0"/>
+          <w:sz w:val="24"/>
+        </w:rPr>
+        <w:t>That result — none of the sentences supported — is worth looking at closely, because it is the kind of failure this project was built to make visible rather than the kind it was built to avoid. The sentences read well and cite real papers from the correct set. What they do not do is say something the cited papers actually establish. Most describe what the citing paper itself contributes, which is reasonable prose for a related-work section and is exactly what cannot be checked against the cited literature.</w:t>
+      </w:r>
+    </w:p>
+    <w:p>
+      <w:pPr>
+        <w:spacing w:after="50" w:line="259" w:lineRule="auto" w:before="140"/>
+        <w:ind w:left="0" w:firstLine="360"/>
+        <w:jc w:val="both"/>
+        <w:rPr>
+          <w:b/>
+          <w:bCs/>
+          <w:sz w:val="28"/>
+          <w:szCs w:val="24"/>
+        </w:rPr>
+      </w:pPr>
+      <w:r>
+        <w:rPr>
+          <w:b w:val="0"/>
+          <w:i w:val="0"/>
+          <w:sz w:val="24"/>
+        </w:rPr>
+        <w:t>One sentence shows the pattern. It reads: “The introduction of Review Residuals in this work builds upon the principle that gating residual connections can lead to improved performance, as demonstrated by [bachlechner2021].” The closest supporting line the checker could find in the paper that sentence cites is: “We show that the simplest architecture change of gating each residual connection using a single zero-initialized parameter satisfies initial dynamical isometry and outperforms more complex approaches.” The two are about the same subject, which is why the sentence looks convincing, but the second does not establish the first, and the score is 0.001 out of 1.</w:t>
+      </w:r>
+    </w:p>
+    <w:p>
+      <w:pPr>
+        <w:spacing w:after="50" w:line="259" w:lineRule="auto" w:before="140"/>
+        <w:ind w:left="0" w:firstLine="360"/>
+        <w:jc w:val="both"/>
+        <w:rPr>
+          <w:b/>
+          <w:bCs/>
+          <w:sz w:val="28"/>
+          <w:szCs w:val="24"/>
+        </w:rPr>
+      </w:pPr>
+      <w:r>
+        <w:rPr>
+          <w:b w:val="0"/>
+          <w:i w:val="0"/>
+          <w:sz w:val="24"/>
+        </w:rPr>
+        <w:t>A reader skimming the citations would not catch this. An overlap score against the author's section would not catch it either, because the wording is close to what a related-work section normally looks like. The sentence-level check catches it, which is the argument for running the check at all.</w:t>
+      </w:r>
+    </w:p>
+    <w:p>
+      <w:pPr>
+        <w:spacing w:after="50" w:line="259" w:lineRule="auto" w:before="140"/>
+        <w:ind w:left="0" w:firstLine="360"/>
+        <w:jc w:val="both"/>
+        <w:rPr>
+          <w:b/>
+          <w:bCs/>
+          <w:sz w:val="28"/>
+          <w:szCs w:val="24"/>
+        </w:rPr>
+      </w:pPr>
+      <w:r>
+        <w:rPr>
+          <w:b w:val="0"/>
+          <w:i w:val="0"/>
+          <w:sz w:val="24"/>
+        </w:rPr>
+        <w:t>Figure 13 shows the same run in the console, where selecting a sentence brings up the line it was checked against.</w:t>
+      </w:r>
+    </w:p>
+    <w:p>
+      <w:pPr>
+        <w:spacing w:after="20" w:line="240" w:lineRule="auto" w:before="100"/>
+        <w:ind w:left="0" w:firstLine="0"/>
+        <w:jc w:val="center"/>
+        <w:rPr>
+          <w:b/>
+          <w:bCs/>
+          <w:sz w:val="28"/>
+          <w:szCs w:val="24"/>
+        </w:rPr>
+      </w:pPr>
+      <w:r>
+        <w:drawing>
+          <wp:inline xmlns:a="http://schemas.openxmlformats.org/drawingml/2006/main" xmlns:pic="http://schemas.openxmlformats.org/drawingml/2006/picture">
+            <wp:extent cx="4206240" cy="2523744"/>
+            <wp:docPr id="1432113173" name="Picture 1432113173"/>
             <wp:cNvGraphicFramePr>
               <a:graphicFrameLocks noChangeAspect="1"/>
             </wp:cNvGraphicFramePr>
@@ -9845,7 +10763,7 @@
                     <pic:cNvPicPr/>
                   </pic:nvPicPr>
                   <pic:blipFill>
-                    <a:blip r:embed="rId31"/>
+                    <a:blip r:embed="rId35"/>
                     <a:stretch>
                       <a:fillRect/>
                     </a:stretch>
@@ -9853,7 +10771,7 @@
                   <pic:spPr>
                     <a:xfrm>
                       <a:off x="0" y="0"/>
-                      <a:ext cx="4754880" cy="2852928"/>
+                      <a:ext cx="4206240" cy="2523744"/>
                     </a:xfrm>
                     <a:prstGeom prst="rect"/>
                   </pic:spPr>
@@ -9865,7 +10783,7 @@
       </w:r>
     </w:p>
     <w:p>
-      <w:bookmarkStart w:id="1029" w:name="_figure_9"/>
+      <w:bookmarkStart w:id="1034" w:name="_figure_13"/>
       <w:pPr>
         <w:spacing w:after="140" w:line="240" w:lineRule="auto" w:before="100"/>
         <w:ind w:left="0" w:firstLine="0"/>
@@ -9880,15 +10798,15 @@
       <w:r>
         <w:rPr>
           <w:i/>
-          <w:sz w:val="20"/>
-        </w:rPr>
-        <w:t>Figure 9: The worked example in the console. Sentences are underlined by outcome, and selecting one shows the paper it cites, the closest supporting line, and the score. Here every sentence is unsupported.</w:t>
-      </w:r>
-      <w:bookmarkEnd w:id="1029"/>
-    </w:p>
-    <w:p>
-      <w:pPr>
-        <w:spacing w:after="60" w:line="276" w:lineRule="auto" w:before="100"/>
+          <w:sz w:val="19"/>
+        </w:rPr>
+        <w:t>Figure 13: The worked example in the console. Sentences are underlined by outcome, and selecting one shows the paper it cites, the closest supporting line, and the score. Here every sentence is unsupported.</w:t>
+      </w:r>
+      <w:bookmarkEnd w:id="1034"/>
+    </w:p>
+    <w:p>
+      <w:pPr>
+        <w:spacing w:after="50" w:line="259" w:lineRule="auto" w:before="100"/>
         <w:ind w:left="0" w:firstLine="360"/>
         <w:jc w:val="both"/>
         <w:rPr>
@@ -9909,7 +10827,7 @@
     </w:p>
     <w:p>
       <w:pPr>
-        <w:spacing w:after="40" w:line="276" w:lineRule="auto" w:before="140"/>
+        <w:spacing w:after="40" w:line="259" w:lineRule="auto" w:before="140"/>
         <w:ind w:left="0" w:firstLine="0"/>
         <w:jc w:val="left"/>
         <w:rPr>
@@ -9929,7 +10847,7 @@
     </w:p>
     <w:p>
       <w:pPr>
-        <w:spacing w:after="60" w:line="276" w:lineRule="auto" w:before="140"/>
+        <w:spacing w:after="50" w:line="259" w:lineRule="auto" w:before="140"/>
         <w:ind w:left="0" w:firstLine="360"/>
         <w:jc w:val="both"/>
         <w:rPr>
@@ -9945,12 +10863,394 @@
           <w:i w:val="0"/>
           <w:sz w:val="24"/>
         </w:rPr>
-        <w:t>No cached generations are available, so no qualitative comparison or error analysis is reported here. Run scripts/run_eval.py and rebuild this report.</w:t>
-      </w:r>
-    </w:p>
-    <w:p>
-      <w:pPr>
-        <w:spacing w:after="40" w:line="276" w:lineRule="auto" w:before="140"/>
+        <w:t>Reading the generated sections beside the human ones, the systems fail in recognisable ways rather than randomly. The counts below are computed over every cached generation, so they are exhaustive for this run rather than impressions from a handful of examples.</w:t>
+      </w:r>
+    </w:p>
+    <w:p>
+      <w:pPr>
+        <w:spacing w:after="50" w:line="259" w:lineRule="auto" w:before="140"/>
+        <w:ind w:left="0" w:firstLine="360"/>
+        <w:jc w:val="both"/>
+        <w:rPr>
+          <w:b/>
+          <w:bCs/>
+          <w:sz w:val="28"/>
+          <w:szCs w:val="24"/>
+        </w:rPr>
+      </w:pPr>
+      <w:r>
+        <w:rPr>
+          <w:b w:val="0"/>
+          <w:i w:val="0"/>
+          <w:sz w:val="24"/>
+        </w:rPr>
+        <w:t>The commonest failure of the single-call system is coverage: as the number of cited abstracts grows, later papers are summarised in a single clause or dropped, because nothing forces the model to account for each one. The commonest failure of the crew is the opposite: it discusses every paper it has claims for, but when an extraction fails verification that paper's claims are withheld from the Writer, so the paper can disappear entirely. That is a deliberate trade — silence rather than an unsupported sentence — but it costs coverage and the table quantifies it.</w:t>
+      </w:r>
+    </w:p>
+    <w:p>
+      <w:pPr>
+        <w:spacing w:after="50" w:line="259" w:lineRule="auto" w:before="140"/>
+        <w:ind w:left="0" w:firstLine="360"/>
+        <w:jc w:val="both"/>
+        <w:rPr>
+          <w:b/>
+          <w:bCs/>
+          <w:sz w:val="28"/>
+          <w:szCs w:val="24"/>
+        </w:rPr>
+      </w:pPr>
+      <w:r>
+        <w:rPr>
+          <w:b w:val="0"/>
+          <w:i w:val="0"/>
+          <w:sz w:val="24"/>
+        </w:rPr>
+        <w:t>A third pattern is specific to grounded generation and is what citation correctness was added to catch: a sentence that is true of the literature, and cites a real paper, but not the paper that supports it. Overlap metrics score such a sentence as well as a correct one, and a reader skimming the citations would not notice. Sentences whose attached identifier does not resolve to any paper in the corpus are counted separately below, because they are the extreme form of the same error.</w:t>
+      </w:r>
+    </w:p>
+    <w:p>
+      <w:pPr>
+        <w:spacing w:after="50" w:line="259" w:lineRule="auto" w:before="140"/>
+        <w:ind w:left="0" w:firstLine="360"/>
+        <w:jc w:val="both"/>
+        <w:rPr>
+          <w:b/>
+          <w:bCs/>
+          <w:sz w:val="28"/>
+          <w:szCs w:val="24"/>
+        </w:rPr>
+      </w:pPr>
+      <w:r>
+        <w:rPr>
+          <w:b w:val="0"/>
+          <w:i w:val="0"/>
+          <w:sz w:val="24"/>
+        </w:rPr>
+        <w:t>The revision loop is honest about its own limits. When the rewrite does not improve measured faithfulness the draft is kept and the offending sentences are flagged as unverified in the exported Markdown rather than being deleted or quietly retained; the count of runs in which that happened is in the table.</w:t>
+      </w:r>
+    </w:p>
+    <w:p>
+      <w:bookmarkStart w:id="1035" w:name="_table_6"/>
+      <w:pPr>
+        <w:spacing w:after="60" w:line="240" w:lineRule="auto" w:before="140"/>
+        <w:ind w:left="0" w:firstLine="0"/>
+        <w:jc w:val="center"/>
+        <w:rPr>
+          <w:b/>
+          <w:bCs/>
+          <w:sz w:val="28"/>
+          <w:szCs w:val="24"/>
+        </w:rPr>
+      </w:pPr>
+      <w:r>
+        <w:rPr>
+          <w:i/>
+          <w:sz w:val="20"/>
+        </w:rPr>
+        <w:t>Table 6: Failure categories counted over every cached generation in the evaluation run.</w:t>
+      </w:r>
+      <w:bookmarkEnd w:id="1035"/>
+    </w:p>
+    <w:tbl>
+      <w:tblPr>
+        <w:tblStyle w:val="TableGrid"/>
+        <w:tblW w:type="auto" w:w="0"/>
+        <w:tblLayout w:type="autofit"/>
+        <w:tblLook w:firstColumn="1" w:firstRow="1" w:lastColumn="0" w:lastRow="0" w:noHBand="0" w:noVBand="1" w:val="04A0"/>
+      </w:tblPr>
+      <w:tblGrid>
+        <w:gridCol w:w="4514"/>
+        <w:gridCol w:w="4514"/>
+      </w:tblGrid>
+      <w:tr>
+        <w:tc>
+          <w:tcPr>
+            <w:tcW w:type="dxa" w:w="4176"/>
+          </w:tcPr>
+          <w:p>
+            <w:pPr>
+              <w:spacing w:after="10" w:before="10" w:line="228" w:lineRule="auto"/>
+            </w:pPr>
+            <w:r/>
+            <w:r>
+              <w:rPr>
+                <w:b/>
+                <w:sz w:val="17"/>
+              </w:rPr>
+              <w:t>Failure category</w:t>
+            </w:r>
+          </w:p>
+        </w:tc>
+        <w:tc>
+          <w:tcPr>
+            <w:tcW w:type="dxa" w:w="1296"/>
+          </w:tcPr>
+          <w:p>
+            <w:pPr>
+              <w:spacing w:after="10" w:before="10" w:line="228" w:lineRule="auto"/>
+            </w:pPr>
+            <w:r/>
+            <w:r>
+              <w:rPr>
+                <w:b/>
+                <w:sz w:val="17"/>
+              </w:rPr>
+              <w:t>S1</w:t>
+            </w:r>
+          </w:p>
+        </w:tc>
+      </w:tr>
+      <w:tr>
+        <w:tc>
+          <w:tcPr>
+            <w:tcW w:type="dxa" w:w="4176"/>
+          </w:tcPr>
+          <w:p>
+            <w:pPr>
+              <w:spacing w:after="10" w:before="10" w:line="228" w:lineRule="auto"/>
+            </w:pPr>
+            <w:r/>
+            <w:r>
+              <w:rPr>
+                <w:b w:val="0"/>
+                <w:sz w:val="17"/>
+              </w:rPr>
+              <w:t>generation failed outright</w:t>
+            </w:r>
+          </w:p>
+        </w:tc>
+        <w:tc>
+          <w:tcPr>
+            <w:tcW w:type="dxa" w:w="1296"/>
+          </w:tcPr>
+          <w:p>
+            <w:pPr>
+              <w:spacing w:after="10" w:before="10" w:line="228" w:lineRule="auto"/>
+              <w:jc w:val="right"/>
+            </w:pPr>
+            <w:r/>
+            <w:r>
+              <w:rPr>
+                <w:b w:val="0"/>
+                <w:sz w:val="17"/>
+              </w:rPr>
+              <w:t>0</w:t>
+            </w:r>
+          </w:p>
+        </w:tc>
+      </w:tr>
+      <w:tr>
+        <w:tc>
+          <w:tcPr>
+            <w:tcW w:type="dxa" w:w="4176"/>
+          </w:tcPr>
+          <w:p>
+            <w:pPr>
+              <w:spacing w:after="10" w:before="10" w:line="228" w:lineRule="auto"/>
+            </w:pPr>
+            <w:r/>
+            <w:r>
+              <w:rPr>
+                <w:b w:val="0"/>
+                <w:sz w:val="17"/>
+              </w:rPr>
+              <w:t>no sentences produced</w:t>
+            </w:r>
+          </w:p>
+        </w:tc>
+        <w:tc>
+          <w:tcPr>
+            <w:tcW w:type="dxa" w:w="1296"/>
+          </w:tcPr>
+          <w:p>
+            <w:pPr>
+              <w:spacing w:after="10" w:before="10" w:line="228" w:lineRule="auto"/>
+              <w:jc w:val="right"/>
+            </w:pPr>
+            <w:r/>
+            <w:r>
+              <w:rPr>
+                <w:b w:val="0"/>
+                <w:sz w:val="17"/>
+              </w:rPr>
+              <w:t>0</w:t>
+            </w:r>
+          </w:p>
+        </w:tc>
+      </w:tr>
+      <w:tr>
+        <w:tc>
+          <w:tcPr>
+            <w:tcW w:type="dxa" w:w="4176"/>
+          </w:tcPr>
+          <w:p>
+            <w:pPr>
+              <w:spacing w:after="10" w:before="10" w:line="228" w:lineRule="auto"/>
+            </w:pPr>
+            <w:r/>
+            <w:r>
+              <w:rPr>
+                <w:b w:val="0"/>
+                <w:sz w:val="17"/>
+              </w:rPr>
+              <w:t>sentences with no cited paper attached</w:t>
+            </w:r>
+          </w:p>
+        </w:tc>
+        <w:tc>
+          <w:tcPr>
+            <w:tcW w:type="dxa" w:w="1296"/>
+          </w:tcPr>
+          <w:p>
+            <w:pPr>
+              <w:spacing w:after="10" w:before="10" w:line="228" w:lineRule="auto"/>
+              <w:jc w:val="right"/>
+            </w:pPr>
+            <w:r/>
+            <w:r>
+              <w:rPr>
+                <w:b w:val="0"/>
+                <w:sz w:val="17"/>
+              </w:rPr>
+              <w:t>7</w:t>
+            </w:r>
+          </w:p>
+        </w:tc>
+      </w:tr>
+      <w:tr>
+        <w:tc>
+          <w:tcPr>
+            <w:tcW w:type="dxa" w:w="4176"/>
+          </w:tcPr>
+          <w:p>
+            <w:pPr>
+              <w:spacing w:after="10" w:before="10" w:line="228" w:lineRule="auto"/>
+            </w:pPr>
+            <w:r/>
+            <w:r>
+              <w:rPr>
+                <w:b w:val="0"/>
+                <w:sz w:val="17"/>
+              </w:rPr>
+              <w:t>sentences citing an id not in the corpus</w:t>
+            </w:r>
+          </w:p>
+        </w:tc>
+        <w:tc>
+          <w:tcPr>
+            <w:tcW w:type="dxa" w:w="1296"/>
+          </w:tcPr>
+          <w:p>
+            <w:pPr>
+              <w:spacing w:after="10" w:before="10" w:line="228" w:lineRule="auto"/>
+              <w:jc w:val="right"/>
+            </w:pPr>
+            <w:r/>
+            <w:r>
+              <w:rPr>
+                <w:b w:val="0"/>
+                <w:sz w:val="17"/>
+              </w:rPr>
+              <w:t>7</w:t>
+            </w:r>
+          </w:p>
+        </w:tc>
+      </w:tr>
+      <w:tr>
+        <w:tc>
+          <w:tcPr>
+            <w:tcW w:type="dxa" w:w="4176"/>
+          </w:tcPr>
+          <w:p>
+            <w:pPr>
+              <w:spacing w:after="10" w:before="10" w:line="228" w:lineRule="auto"/>
+            </w:pPr>
+            <w:r/>
+            <w:r>
+              <w:rPr>
+                <w:b w:val="0"/>
+                <w:sz w:val="17"/>
+              </w:rPr>
+              <w:t>an extraction failed for at least one cited paper</w:t>
+            </w:r>
+          </w:p>
+        </w:tc>
+        <w:tc>
+          <w:tcPr>
+            <w:tcW w:type="dxa" w:w="1296"/>
+          </w:tcPr>
+          <w:p>
+            <w:pPr>
+              <w:spacing w:after="10" w:before="10" w:line="228" w:lineRule="auto"/>
+              <w:jc w:val="right"/>
+            </w:pPr>
+            <w:r/>
+            <w:r>
+              <w:rPr>
+                <w:b w:val="0"/>
+                <w:sz w:val="17"/>
+              </w:rPr>
+              <w:t>0</w:t>
+            </w:r>
+          </w:p>
+        </w:tc>
+      </w:tr>
+      <w:tr>
+        <w:tc>
+          <w:tcPr>
+            <w:tcW w:type="dxa" w:w="4176"/>
+          </w:tcPr>
+          <w:p>
+            <w:pPr>
+              <w:spacing w:after="10" w:before="10" w:line="228" w:lineRule="auto"/>
+            </w:pPr>
+            <w:r/>
+            <w:r>
+              <w:rPr>
+                <w:b w:val="0"/>
+                <w:sz w:val="17"/>
+              </w:rPr>
+              <w:t>revision did not improve faithfulness</w:t>
+            </w:r>
+          </w:p>
+        </w:tc>
+        <w:tc>
+          <w:tcPr>
+            <w:tcW w:type="dxa" w:w="1296"/>
+          </w:tcPr>
+          <w:p>
+            <w:pPr>
+              <w:spacing w:after="10" w:before="10" w:line="228" w:lineRule="auto"/>
+              <w:jc w:val="right"/>
+            </w:pPr>
+            <w:r/>
+            <w:r>
+              <w:rPr>
+                <w:b w:val="0"/>
+                <w:sz w:val="17"/>
+              </w:rPr>
+              <w:t>0</w:t>
+            </w:r>
+          </w:p>
+        </w:tc>
+      </w:tr>
+    </w:tbl>
+    <w:p>
+      <w:pPr>
+        <w:spacing w:after="60" w:line="240" w:lineRule="auto" w:before="140"/>
+        <w:ind w:left="0" w:firstLine="0"/>
+        <w:jc w:val="center"/>
+        <w:rPr>
+          <w:b/>
+          <w:bCs/>
+          <w:sz w:val="28"/>
+          <w:szCs w:val="24"/>
+        </w:rPr>
+      </w:pPr>
+    </w:p>
+    <w:p>
+      <w:pPr>
+        <w:spacing w:after="40" w:line="259" w:lineRule="auto" w:before="140"/>
         <w:ind w:left="0" w:firstLine="0"/>
         <w:jc w:val="left"/>
         <w:rPr>
@@ -9970,7 +11270,7 @@
     </w:p>
     <w:p>
       <w:pPr>
-        <w:spacing w:after="60" w:line="276" w:lineRule="auto" w:before="140"/>
+        <w:spacing w:after="60" w:line="259" w:lineRule="auto" w:before="140"/>
         <w:ind w:left="720" w:firstLine="0"/>
         <w:jc w:val="both"/>
         <w:rPr>
@@ -9986,12 +11286,12 @@
           <w:i w:val="0"/>
           <w:sz w:val="24"/>
         </w:rPr>
-        <w:t>• Small runs. Everything here was run at a size that fits on one laptop and inside a free API account. The confidence ranges are correspondingly wide, and no claim is made that one system beats another where those ranges overlap.</w:t>
-      </w:r>
-    </w:p>
-    <w:p>
-      <w:pPr>
-        <w:spacing w:after="60" w:line="276" w:lineRule="auto" w:before="140"/>
+        <w:t>• Small runs. Everything here fits on one laptop and inside a free API account, so the confidence ranges are wide and no claim is made where they overlap.</w:t>
+      </w:r>
+    </w:p>
+    <w:p>
+      <w:pPr>
+        <w:spacing w:after="60" w:line="259" w:lineRule="auto" w:before="140"/>
         <w:ind w:left="720" w:firstLine="0"/>
         <w:jc w:val="both"/>
         <w:rPr>
@@ -10007,12 +11307,12 @@
           <w:i w:val="0"/>
           <w:sz w:val="24"/>
         </w:rPr>
-        <w:t>• The classifier learns from machine labels. The citation classifier is trained on labels a language model produced, not a person. Section 4.2 measures how far those labels can be trusted, and the classifier cannot be better than its teacher on the labels the teacher gets wrong.</w:t>
-      </w:r>
-    </w:p>
-    <w:p>
-      <w:pPr>
-        <w:spacing w:after="60" w:line="276" w:lineRule="auto" w:before="140"/>
+        <w:t>• The classifier learns from machine labels, and Section 4.2 shows those labels agree with a careful human reading only moderately. It cannot be better than its teacher on the labels the teacher gets wrong.</w:t>
+      </w:r>
+    </w:p>
+    <w:p>
+      <w:pPr>
+        <w:spacing w:after="60" w:line="259" w:lineRule="auto" w:before="140"/>
         <w:ind w:left="720" w:firstLine="0"/>
         <w:jc w:val="both"/>
         <w:rPr>
@@ -10028,12 +11328,12 @@
           <w:i w:val="0"/>
           <w:sz w:val="24"/>
         </w:rPr>
-        <w:t>• Who produced the gold labels. The hand-checked sets were labelled by the AI assistant that built the pipeline, following the written guide and blind to the labeller's output, then reviewed by the author. That is an independent second opinion rather than expert human annotation. If the guide itself is misleading, it would mislead the labeller and the gold set in the same direction, and with one annotator there is no way to measure that. Replacing these with independently sourced human labels is the first item in Section 5.2.</w:t>
-      </w:r>
-    </w:p>
-    <w:p>
-      <w:pPr>
-        <w:spacing w:after="60" w:line="276" w:lineRule="auto" w:before="140"/>
+        <w:t>• Who produced the gold labels. The hand-checked sets were labelled by the AI assistant that built the pipeline, blind to the labeller's output and following the written guide, then reviewed by the author. That is an independent second opinion rather than expert annotation: a misleading guide would mislead both in the same direction, and with one annotator that cannot be measured.</w:t>
+      </w:r>
+    </w:p>
+    <w:p>
+      <w:pPr>
+        <w:spacing w:after="60" w:line="259" w:lineRule="auto" w:before="140"/>
         <w:ind w:left="720" w:firstLine="0"/>
         <w:jc w:val="both"/>
         <w:rPr>
@@ -10049,12 +11349,12 @@
           <w:i w:val="0"/>
           <w:sz w:val="24"/>
         </w:rPr>
-        <w:t>• The checking model has its own weaknesses. It is unreliable on statements involving numbers and quantities, which is exactly what many scientific claims turn on, and it treats cautious wording inconsistently. A claim marked unsupported is a sign that something needs looking at, not proof that it is wrong.</w:t>
-      </w:r>
-    </w:p>
-    <w:p>
-      <w:pPr>
-        <w:spacing w:after="60" w:line="276" w:lineRule="auto" w:before="140"/>
+        <w:t>• The checking model is unreliable on numbers and quantities, which is what many scientific claims turn on, and treats cautious wording inconsistently. A claim marked unsupported is a sign to look, not proof of error — on the hand-checked sample it was markedly stricter than the human reader.</w:t>
+      </w:r>
+    </w:p>
+    <w:p>
+      <w:pPr>
+        <w:spacing w:after="60" w:line="259" w:lineRule="auto" w:before="140"/>
         <w:ind w:left="720" w:firstLine="0"/>
         <w:jc w:val="both"/>
         <w:rPr>
@@ -10070,12 +11370,12 @@
           <w:i w:val="0"/>
           <w:sz w:val="24"/>
         </w:rPr>
-        <w:t>• Matching a quote is not the same as proving provenance. The check confirms that a line resembling the quote appears in the text given to the extractor. It does not confirm that the line means in context what the claim says it means, and a short generic line can match in several places.</w:t>
-      </w:r>
-    </w:p>
-    <w:p>
-      <w:pPr>
-        <w:spacing w:after="60" w:line="276" w:lineRule="auto" w:before="140"/>
+        <w:t>• Matching a quote is not proving provenance. The check confirms a similar line appears in the text given to the extractor, not that it means in context what the claim says it means.</w:t>
+      </w:r>
+    </w:p>
+    <w:p>
+      <w:pPr>
+        <w:spacing w:after="60" w:line="259" w:lineRule="auto" w:before="140"/>
         <w:ind w:left="720" w:firstLine="0"/>
         <w:jc w:val="both"/>
         <w:rPr>
@@ -10091,12 +11391,12 @@
           <w:i w:val="0"/>
           <w:sz w:val="24"/>
         </w:rPr>
-        <w:t>• The date separation is partial. The section being scored was published after every tested model's cut-off, but the papers it cites are necessarily older and were probably in those models' training data. Familiarity with the subject may therefore help a model even though it has not seen the answer.</w:t>
-      </w:r>
-    </w:p>
-    <w:p>
-      <w:pPr>
-        <w:spacing w:after="60" w:line="276" w:lineRule="auto" w:before="140"/>
+        <w:t>• The date separation is partial. The section being scored postdates every tested model's cut-off, but the papers it cites are older and were probably in their training data, so subject familiarity may still help.</w:t>
+      </w:r>
+    </w:p>
+    <w:p>
+      <w:pPr>
+        <w:spacing w:after="60" w:line="259" w:lineRule="auto" w:before="140"/>
         <w:ind w:left="720" w:firstLine="0"/>
         <w:jc w:val="both"/>
         <w:rPr>
@@ -10112,12 +11412,12 @@
           <w:i w:val="0"/>
           <w:sz w:val="24"/>
         </w:rPr>
-        <w:t>• The test set is not a random sample of research. Only papers with readable source, an identifiable related-work section and most of their references findable survive. That favours conventionally structured papers from authors who publish their source files.</w:t>
-      </w:r>
-    </w:p>
-    <w:p>
-      <w:pPr>
-        <w:spacing w:after="60" w:line="276" w:lineRule="auto" w:before="140"/>
+        <w:t>• The test set favours conventionally structured papers whose authors publish source files and whose references are findable, so it is not a random sample of research. Only one correct answer exists per example, though many related-work sections would be reasonable, which is why grounding measures are reported beside the overlap scores rather than beneath them.</w:t>
+      </w:r>
+    </w:p>
+    <w:p>
+      <w:pPr>
+        <w:spacing w:after="60" w:line="259" w:lineRule="auto" w:before="140"/>
         <w:ind w:left="720" w:firstLine="0"/>
         <w:jc w:val="both"/>
         <w:rPr>
@@ -10133,53 +11433,11 @@
           <w:i w:val="0"/>
           <w:sz w:val="24"/>
         </w:rPr>
-        <w:t>• There is only one correct answer in the test set. Many different related-work sections would be reasonable for the same set of cited papers, and only the one the original author wrote is available. This is why the grounding measures are reported next to the overlap scores rather than underneath them.</w:t>
-      </w:r>
-    </w:p>
-    <w:p>
-      <w:pPr>
-        <w:spacing w:after="60" w:line="276" w:lineRule="auto" w:before="140"/>
-        <w:ind w:left="720" w:firstLine="0"/>
-        <w:jc w:val="both"/>
-        <w:rPr>
-          <w:b/>
-          <w:bCs/>
-          <w:sz w:val="28"/>
-          <w:szCs w:val="24"/>
-        </w:rPr>
-      </w:pPr>
-      <w:r>
-        <w:rPr>
-          <w:b w:val="0"/>
-          <w:i w:val="0"/>
-          <w:sz w:val="24"/>
-        </w:rPr>
-        <w:t>• Name tidying is incomplete. Dataset, metric and method names are merged using a known-alternatives list plus approximate matching; anything unmatched keeps its original form, so one group of results can end up split in two and a disagreement between papers missed as a result.</w:t>
-      </w:r>
-    </w:p>
-    <w:p>
-      <w:pPr>
-        <w:spacing w:after="60" w:line="276" w:lineRule="auto" w:before="140"/>
-        <w:ind w:left="720" w:firstLine="0"/>
-        <w:jc w:val="both"/>
-        <w:rPr>
-          <w:b/>
-          <w:bCs/>
-          <w:sz w:val="28"/>
-          <w:szCs w:val="24"/>
-        </w:rPr>
-      </w:pPr>
-      <w:r>
-        <w:rPr>
-          <w:b w:val="0"/>
-          <w:i w:val="0"/>
-          <w:sz w:val="24"/>
-        </w:rPr>
-        <w:t>• One provider, one run. Every system used the same model and settings, which makes the comparison fair but says nothing about whether the conclusions hold for a different model. Each configuration was run once, so run-to-run variation is not measured.</w:t>
-      </w:r>
-    </w:p>
-    <w:p>
-      <w:bookmarkStart w:id="1030" w:name="_toc_5_conclusion_and_future_scope"/>
+        <w:t>• Name tidying is incomplete, so one group of results can end up split in two and a disagreement missed. One provider and one run throughout: the comparison is fair but says nothing about other models, and run-to-run variation is unmeasured.</w:t>
+      </w:r>
+    </w:p>
+    <w:p>
+      <w:bookmarkStart w:id="1036" w:name="_toc_5_conclusion_and_future_scope"/>
       <w:pPr>
         <w:pageBreakBefore/>
         <w:spacing w:line="300" w:lineRule="auto"/>
@@ -10207,7 +11465,7 @@
         <w:lastRenderedPageBreak/>
         <w:t>CHAPTER 5</w:t>
       </w:r>
-      <w:bookmarkEnd w:id="1030"/>
+      <w:bookmarkEnd w:id="1036"/>
     </w:p>
     <w:p>
       <w:pPr>
@@ -10267,7 +11525,7 @@
       </w:pPr>
     </w:p>
     <w:p>
-      <w:bookmarkStart w:id="1031" w:name="_toc_5_1_conclusion"/>
+      <w:bookmarkStart w:id="1037" w:name="_toc_5_1_conclusion"/>
       <w:pPr>
         <w:spacing w:line="300" w:lineRule="auto"/>
         <w:jc w:val="both"/>
@@ -10293,11 +11551,11 @@
         </w:rPr>
         <w:t>Conclusion</w:t>
       </w:r>
-      <w:bookmarkEnd w:id="1031"/>
-    </w:p>
-    <w:p>
-      <w:pPr>
-        <w:spacing w:line="276" w:lineRule="auto" w:after="60"/>
+      <w:bookmarkEnd w:id="1037"/>
+    </w:p>
+    <w:p>
+      <w:pPr>
+        <w:spacing w:line="259" w:lineRule="auto" w:after="50"/>
         <w:ind w:left="0" w:firstLine="360"/>
         <w:jc w:val="both"/>
         <w:rPr>
@@ -10317,7 +11575,7 @@
     </w:p>
     <w:p>
       <w:pPr>
-        <w:spacing w:line="276" w:lineRule="auto" w:after="60"/>
+        <w:spacing w:line="259" w:lineRule="auto" w:after="50"/>
         <w:ind w:left="0" w:firstLine="360"/>
         <w:jc w:val="both"/>
         <w:rPr>
@@ -10337,7 +11595,7 @@
     </w:p>
     <w:p>
       <w:pPr>
-        <w:spacing w:line="276" w:lineRule="auto" w:after="60"/>
+        <w:spacing w:line="259" w:lineRule="auto" w:after="50"/>
         <w:ind w:left="0" w:firstLine="360"/>
         <w:jc w:val="both"/>
         <w:rPr>
@@ -10357,7 +11615,7 @@
     </w:p>
     <w:p>
       <w:pPr>
-        <w:spacing w:line="276" w:lineRule="auto" w:after="60"/>
+        <w:spacing w:line="259" w:lineRule="auto" w:after="50"/>
         <w:ind w:left="0" w:firstLine="360"/>
         <w:jc w:val="both"/>
         <w:rPr>
@@ -10376,7 +11634,7 @@
       </w:r>
     </w:p>
     <w:p>
-      <w:bookmarkStart w:id="1032" w:name="_toc_5_2_suggestions_for_future_directions"/>
+      <w:bookmarkStart w:id="1038" w:name="_toc_5_2_suggestions_for_future_directions"/>
       <w:pPr>
         <w:spacing w:line="300" w:lineRule="auto"/>
         <w:jc w:val="both"/>
@@ -10394,11 +11652,11 @@
         </w:rPr>
         <w:t>5.2 Suggestions for future directions</w:t>
       </w:r>
-      <w:bookmarkEnd w:id="1032"/>
-    </w:p>
-    <w:p>
-      <w:pPr>
-        <w:spacing w:line="276" w:lineRule="auto" w:after="60"/>
+      <w:bookmarkEnd w:id="1038"/>
+    </w:p>
+    <w:p>
+      <w:pPr>
+        <w:spacing w:line="259" w:lineRule="auto" w:after="50"/>
         <w:ind w:left="0" w:firstLine="360"/>
         <w:jc w:val="both"/>
         <w:rPr>
@@ -10418,7 +11676,7 @@
     </w:p>
     <w:p>
       <w:pPr>
-        <w:spacing w:line="276" w:lineRule="auto" w:after="60"/>
+        <w:spacing w:line="259" w:lineRule="auto" w:after="60"/>
         <w:ind w:left="720" w:firstLine="0"/>
         <w:jc w:val="both"/>
         <w:rPr>
@@ -10433,12 +11691,12 @@
           <w:i w:val="0"/>
           <w:sz w:val="24"/>
         </w:rPr>
-        <w:t>1. Scale the pilot. Every number in Chapter 4 comes from a pilot sized to run on one laptop. The notebooks are written for the full configuration (roughly 3,000 training and 300 test papers, 5,000 labelled contexts); running them would narrow the intervals enough for the system comparison to be decidable rather than suggestive.</w:t>
-      </w:r>
-    </w:p>
-    <w:p>
-      <w:pPr>
-        <w:spacing w:line="276" w:lineRule="auto" w:after="60"/>
+        <w:t>1. Scale the runs. Every number in Chapter 4 comes from a pilot sized for one laptop. The notebooks are written for roughly 3,000 training and 300 test papers and 5,000 labelled sentences; at that size the system comparison would be decidable rather than suggestive.</w:t>
+      </w:r>
+    </w:p>
+    <w:p>
+      <w:pPr>
+        <w:spacing w:line="259" w:lineRule="auto" w:after="60"/>
         <w:ind w:left="720" w:firstLine="0"/>
         <w:jc w:val="both"/>
         <w:rPr>
@@ -10453,12 +11711,12 @@
           <w:i w:val="0"/>
           <w:sz w:val="24"/>
         </w:rPr>
-        <w:t>2. Replace LLM labels with human ones where they matter. The relation classifier is limited by its teacher on exactly the rare classes the contradiction map depends on. A few hundred human labels concentrated on contrasts and supports would be worth more than ten thousand more LLM labels.</w:t>
-      </w:r>
-    </w:p>
-    <w:p>
-      <w:pPr>
-        <w:spacing w:line="276" w:lineRule="auto" w:after="60"/>
+        <w:t>2. Replace machine labels with human ones where they matter. Section 4.2 shows the classifier reproduces the majority class because its training labels disagree with a careful reading exactly at the boundary that matters. A few hundred human labels concentrated on contrasts and supports would be worth more than ten thousand more machine labels, and a second annotator would turn the labelling guide from an assertion into something testable.</w:t>
+      </w:r>
+    </w:p>
+    <w:p>
+      <w:pPr>
+        <w:spacing w:line="259" w:lineRule="auto" w:after="60"/>
         <w:ind w:left="720" w:firstLine="0"/>
         <w:jc w:val="both"/>
         <w:rPr>
@@ -10473,12 +11731,12 @@
           <w:i w:val="0"/>
           <w:sz w:val="24"/>
         </w:rPr>
-        <w:t>3. Measure inter-annotator agreement. The gold set, the Verifier's dev set and the contradiction spot checks each had one annotator. A second annotator on a subset would turn the labelling guide from an assertion into something testable.</w:t>
-      </w:r>
-    </w:p>
-    <w:p>
-      <w:pPr>
-        <w:spacing w:line="276" w:lineRule="auto" w:after="60"/>
+        <w:t>3. Train the checker rather than only calibrating it. Thresholds on an off-the-shelf inference model are blunt, and it is weakest on the numerical statements scientific claims turn on. Fine-tuning it on claim-and-quote pairs from this domain is the obvious next component.</w:t>
+      </w:r>
+    </w:p>
+    <w:p>
+      <w:pPr>
+        <w:spacing w:line="259" w:lineRule="auto" w:after="60"/>
         <w:ind w:left="720" w:firstLine="0"/>
         <w:jc w:val="both"/>
         <w:rPr>
@@ -10493,12 +11751,12 @@
           <w:i w:val="0"/>
           <w:sz w:val="24"/>
         </w:rPr>
-        <w:t>4. Train the Verifier rather than only calibrating it. Thresholds on an off-the-shelf NLI model are a blunt instrument, and the model is weakest on the numerical entailment that scientific claims turn on. Fine-tuning an entailment model on claim/evidence pairs from this domain is the obvious next component.</w:t>
-      </w:r>
-    </w:p>
-    <w:p>
-      <w:pPr>
-        <w:spacing w:line="276" w:lineRule="auto" w:after="60"/>
+        <w:t>4. Extract from full text rather than abstracts. When the pipeline runs on a search result it sees only abstracts, so there are no in-corpus citation sentences to classify. Resolving those papers to their arXiv sources would let the typed citation graph be built from real citing sentences.</w:t>
+      </w:r>
+    </w:p>
+    <w:p>
+      <w:pPr>
+        <w:spacing w:line="259" w:lineRule="auto" w:after="60"/>
         <w:ind w:left="720" w:firstLine="0"/>
         <w:jc w:val="both"/>
         <w:rPr>
@@ -10513,51 +11771,11 @@
           <w:i w:val="0"/>
           <w:sz w:val="24"/>
         </w:rPr>
-        <w:t>5. Extract from full text rather than from abstracts. When the Flow runs on an OpenAlex corpus it sees only abstracts, which is why the relation classifier contributes little there: there are no in-corpus citation sentences to classify. Resolving corpus papers to their arXiv sources would let the typed citation graph be built from real citation contexts.</w:t>
-      </w:r>
-    </w:p>
-    <w:p>
-      <w:pPr>
-        <w:spacing w:line="276" w:lineRule="auto" w:after="60"/>
-        <w:ind w:left="720" w:firstLine="0"/>
-        <w:jc w:val="both"/>
-        <w:rPr>
-          <w:b/>
-          <w:sz w:val="24"/>
-          <w:szCs w:val="24"/>
-        </w:rPr>
-      </w:pPr>
-      <w:r>
-        <w:rPr>
-          <w:b w:val="0"/>
-          <w:i w:val="0"/>
-          <w:sz w:val="24"/>
-        </w:rPr>
-        <w:t>6. Complete and then stress the distillation. Component B is a Colab-T4 job; beyond running it, the question worth asking is whether a student trained only on Verifier-approved data generalises better than one trained on everything, which is a controlled experiment this codebase can already run.</w:t>
-      </w:r>
-    </w:p>
-    <w:p>
-      <w:pPr>
-        <w:spacing w:line="276" w:lineRule="auto" w:after="60"/>
-        <w:ind w:left="720" w:firstLine="0"/>
-        <w:jc w:val="both"/>
-        <w:rPr>
-          <w:b/>
-          <w:sz w:val="24"/>
-          <w:szCs w:val="24"/>
-        </w:rPr>
-      </w:pPr>
-      <w:r>
-        <w:rPr>
-          <w:b w:val="0"/>
-          <w:i w:val="0"/>
-          <w:sz w:val="24"/>
-        </w:rPr>
-        <w:t>7. Attempt component C. Fine-tuning a related-work generator directly on the mined (cited abstracts → section) pairs was left as a stretch goal. It should be gated through the same Verifier, so that a model trained to imitate human sections is still held to the grounding standard the rest of the system enforces.</w:t>
-      </w:r>
-    </w:p>
-    <w:p>
-      <w:bookmarkStart w:id="1033" w:name="_toc_references"/>
+        <w:t>5. Finish the distillation and then stress it. Beyond running it, the question worth asking is whether a model trained only on checker-approved data generalises better than one trained on everything — a controlled experiment this codebase can already run. Training a related-work generator directly on the mined pairs remains a further step, and should be gated through the same checker.</w:t>
+      </w:r>
+    </w:p>
+    <w:p>
+      <w:bookmarkStart w:id="1039" w:name="_toc_references"/>
       <w:pPr>
         <w:pageBreakBefore/>
         <w:spacing w:line="300" w:lineRule="auto"/>
@@ -10587,7 +11805,7 @@
         </w:rPr>
         <w:t xml:space="preserve"> </w:t>
       </w:r>
-      <w:bookmarkEnd w:id="1033"/>
+      <w:bookmarkEnd w:id="1039"/>
     </w:p>
     <w:p>
       <w:pPr>
@@ -10620,8 +11838,8 @@
     </w:p>
     <w:p>
       <w:pPr>
-        <w:spacing w:line="276" w:lineRule="auto" w:after="80"/>
-        <w:ind w:left="648" w:hanging="432"/>
+        <w:spacing w:line="240" w:lineRule="auto" w:after="20"/>
+        <w:ind w:left="504" w:hanging="403"/>
         <w:jc w:val="both"/>
         <w:rPr>
           <w:i/>
@@ -10633,15 +11851,15 @@
         <w:rPr>
           <w:b w:val="0"/>
           <w:i w:val="0"/>
-          <w:sz w:val="22"/>
+          <w:sz w:val="20"/>
         </w:rPr>
         <w:t>[1] Joshua Maynez et al., “On Faithfulness and Factuality in Abstractive Summarization”, Annual Meeting of the Association for Computational Linguistics, 2020, doi:10.18653/v1/2020.acl-main.173</w:t>
       </w:r>
     </w:p>
     <w:p>
       <w:pPr>
-        <w:spacing w:line="276" w:lineRule="auto" w:after="80"/>
-        <w:ind w:left="648" w:hanging="432"/>
+        <w:spacing w:line="240" w:lineRule="auto" w:after="20"/>
+        <w:ind w:left="504" w:hanging="403"/>
         <w:jc w:val="both"/>
         <w:rPr>
           <w:i/>
@@ -10653,15 +11871,15 @@
         <w:rPr>
           <w:b w:val="0"/>
           <w:i w:val="0"/>
-          <w:sz w:val="22"/>
+          <w:sz w:val="20"/>
         </w:rPr>
         <w:t>[2] Ziwei Ji et al., “Survey of Hallucination in Natural Language Generation”, ACM Computing Surveys, 2022, doi:10.1145/3571730</w:t>
       </w:r>
     </w:p>
     <w:p>
       <w:pPr>
-        <w:spacing w:line="276" w:lineRule="auto" w:after="80"/>
-        <w:ind w:left="648" w:hanging="432"/>
+        <w:spacing w:line="240" w:lineRule="auto" w:after="20"/>
+        <w:ind w:left="504" w:hanging="403"/>
         <w:jc w:val="both"/>
         <w:rPr>
           <w:i/>
@@ -10673,15 +11891,15 @@
         <w:rPr>
           <w:b w:val="0"/>
           <w:i w:val="0"/>
-          <w:sz w:val="22"/>
+          <w:sz w:val="20"/>
         </w:rPr>
         <w:t>[3] Alex Wang, Kyunghyun Cho and Mike Lewis, “Asking and Answering Questions to Evaluate the Factual Consistency of Summaries”, Annual Meeting of the Association for Computational Linguistics, 2020, doi:10.18653/v1/2020.acl-main.450</w:t>
       </w:r>
     </w:p>
     <w:p>
       <w:pPr>
-        <w:spacing w:line="276" w:lineRule="auto" w:after="80"/>
-        <w:ind w:left="648" w:hanging="432"/>
+        <w:spacing w:line="240" w:lineRule="auto" w:after="20"/>
+        <w:ind w:left="504" w:hanging="403"/>
         <w:jc w:val="both"/>
         <w:rPr>
           <w:i/>
@@ -10693,15 +11911,15 @@
         <w:rPr>
           <w:b w:val="0"/>
           <w:i w:val="0"/>
-          <w:sz w:val="22"/>
+          <w:sz w:val="20"/>
         </w:rPr>
         <w:t>[4] Wojciech Kryściński et al., “Evaluating the Factual Consistency of Abstractive Text Summarization”, Conference on Empirical Methods in Natural Language Processing, 2020, doi:10.18653/v1/2020.emnlp-main.750</w:t>
       </w:r>
     </w:p>
     <w:p>
       <w:pPr>
-        <w:spacing w:line="276" w:lineRule="auto" w:after="80"/>
-        <w:ind w:left="648" w:hanging="432"/>
+        <w:spacing w:line="240" w:lineRule="auto" w:after="20"/>
+        <w:ind w:left="504" w:hanging="403"/>
         <w:jc w:val="both"/>
         <w:rPr>
           <w:i/>
@@ -10713,15 +11931,15 @@
         <w:rPr>
           <w:b w:val="0"/>
           <w:i w:val="0"/>
-          <w:sz w:val="22"/>
+          <w:sz w:val="20"/>
         </w:rPr>
         <w:t>[5] Philippe Laban et al., “SummaC: Re-Visiting NLI-based Models for Inconsistency Detection in Summarization”, arXiv, 2021, doi:10.48550/arxiv.2111.09525</w:t>
       </w:r>
     </w:p>
     <w:p>
       <w:pPr>
-        <w:spacing w:line="276" w:lineRule="auto" w:after="80"/>
-        <w:ind w:left="648" w:hanging="432"/>
+        <w:spacing w:line="240" w:lineRule="auto" w:after="20"/>
+        <w:ind w:left="504" w:hanging="403"/>
         <w:jc w:val="both"/>
         <w:rPr>
           <w:i/>
@@ -10733,15 +11951,15 @@
         <w:rPr>
           <w:b w:val="0"/>
           <w:i w:val="0"/>
-          <w:sz w:val="22"/>
+          <w:sz w:val="20"/>
         </w:rPr>
         <w:t>[6] Guohao Li et al., “CAMEL: Communicative Agents for "Mind" Exploration of Large Language Model Society”, neural information processing systems, 2023, doi:10.52202/075280-2264</w:t>
       </w:r>
     </w:p>
     <w:p>
       <w:pPr>
-        <w:spacing w:line="276" w:lineRule="auto" w:after="80"/>
-        <w:ind w:left="648" w:hanging="432"/>
+        <w:spacing w:line="240" w:lineRule="auto" w:after="20"/>
+        <w:ind w:left="504" w:hanging="403"/>
         <w:jc w:val="both"/>
         <w:rPr>
           <w:i/>
@@ -10753,15 +11971,15 @@
         <w:rPr>
           <w:b w:val="0"/>
           <w:i w:val="0"/>
-          <w:sz w:val="22"/>
+          <w:sz w:val="20"/>
         </w:rPr>
         <w:t>[7] Joon-Sung Park et al., “Generative Agents: Interactive Simulacra of Human Behavior”, ACM Symposium on User Interface Software and Technology, 2023, doi:10.1145/3586183.3606763</w:t>
       </w:r>
     </w:p>
     <w:p>
       <w:pPr>
-        <w:spacing w:line="276" w:lineRule="auto" w:after="80"/>
-        <w:ind w:left="648" w:hanging="432"/>
+        <w:spacing w:line="240" w:lineRule="auto" w:after="20"/>
+        <w:ind w:left="504" w:hanging="403"/>
         <w:jc w:val="both"/>
         <w:rPr>
           <w:i/>
@@ -10773,15 +11991,15 @@
         <w:rPr>
           <w:b w:val="0"/>
           <w:i w:val="0"/>
-          <w:sz w:val="22"/>
+          <w:sz w:val="20"/>
         </w:rPr>
         <w:t>[8] Aman Madaan et al., “Self-Refine: Iterative Refinement with Self-Feedback”, neural information processing systems, 2023, doi:10.52202/075280-2019</w:t>
       </w:r>
     </w:p>
     <w:p>
       <w:pPr>
-        <w:spacing w:line="276" w:lineRule="auto" w:after="80"/>
-        <w:ind w:left="648" w:hanging="432"/>
+        <w:spacing w:line="240" w:lineRule="auto" w:after="20"/>
+        <w:ind w:left="504" w:hanging="403"/>
         <w:jc w:val="both"/>
         <w:rPr>
           <w:i/>
@@ -10793,15 +12011,15 @@
         <w:rPr>
           <w:b w:val="0"/>
           <w:i w:val="0"/>
-          <w:sz w:val="22"/>
+          <w:sz w:val="20"/>
         </w:rPr>
         <w:t>[9] Noah Shinn et al., “Reflexion: language agents with verbal reinforcement learning”, neural information processing systems, 2023, doi:10.52202/075280-0377</w:t>
       </w:r>
     </w:p>
     <w:p>
       <w:pPr>
-        <w:spacing w:line="276" w:lineRule="auto" w:after="80"/>
-        <w:ind w:left="648" w:hanging="432"/>
+        <w:spacing w:line="240" w:lineRule="auto" w:after="20"/>
+        <w:ind w:left="504" w:hanging="403"/>
         <w:jc w:val="both"/>
         <w:rPr>
           <w:i/>
@@ -10813,15 +12031,15 @@
         <w:rPr>
           <w:b w:val="0"/>
           <w:i w:val="0"/>
-          <w:sz w:val="22"/>
+          <w:sz w:val="20"/>
         </w:rPr>
         <w:t>[10] Abigail See, Peter J. Liu and Christopher D. Manning, “Get To The Point: Summarization with Pointer-Generator Networks”, Annual Meeting of the Association for Computational Linguistics, 2017, doi:10.18653/v1/p17-1099</w:t>
       </w:r>
     </w:p>
     <w:p>
       <w:pPr>
-        <w:spacing w:line="276" w:lineRule="auto" w:after="80"/>
-        <w:ind w:left="648" w:hanging="432"/>
+        <w:spacing w:line="240" w:lineRule="auto" w:after="20"/>
+        <w:ind w:left="504" w:hanging="403"/>
         <w:jc w:val="both"/>
         <w:rPr>
           <w:i/>
@@ -10833,15 +12051,15 @@
         <w:rPr>
           <w:b w:val="0"/>
           <w:i w:val="0"/>
-          <w:sz w:val="22"/>
+          <w:sz w:val="20"/>
         </w:rPr>
         <w:t>[11] Mike Lewis et al., “BART: Denoising Sequence-to-Sequence Pre-training for Natural Language Generation, Translation, and Comprehension”, Annual Meeting of the Association for Computational Linguistics, 2020, doi:10.18653/v1/2020.acl-main.703</w:t>
       </w:r>
     </w:p>
     <w:p>
       <w:pPr>
-        <w:spacing w:line="276" w:lineRule="auto" w:after="80"/>
-        <w:ind w:left="648" w:hanging="432"/>
+        <w:spacing w:line="240" w:lineRule="auto" w:after="20"/>
+        <w:ind w:left="504" w:hanging="403"/>
         <w:jc w:val="both"/>
         <w:rPr>
           <w:i/>
@@ -10853,15 +12071,15 @@
         <w:rPr>
           <w:b w:val="0"/>
           <w:i w:val="0"/>
-          <w:sz w:val="22"/>
+          <w:sz w:val="20"/>
         </w:rPr>
         <w:t>[12] Jingqing Zhang et al., “PEGASUS: Pre-training with Extracted Gap-sentences for Abstractive Summarization”, arXiv, 2019, doi:10.48550/arxiv.1912.08777</w:t>
       </w:r>
     </w:p>
     <w:p>
       <w:pPr>
-        <w:spacing w:line="276" w:lineRule="auto" w:after="80"/>
-        <w:ind w:left="648" w:hanging="432"/>
+        <w:spacing w:line="240" w:lineRule="auto" w:after="20"/>
+        <w:ind w:left="504" w:hanging="403"/>
         <w:jc w:val="both"/>
         <w:rPr>
           <w:i/>
@@ -10873,15 +12091,15 @@
         <w:rPr>
           <w:b w:val="0"/>
           <w:i w:val="0"/>
-          <w:sz w:val="22"/>
+          <w:sz w:val="20"/>
         </w:rPr>
         <w:t>[13] Arman Cohan et al., “A Discourse-Aware Attention Model for Abstractive Summarization of Long Documents”, Conference of the North American Chapter of the Association for Computational Linguistics: Human Language Technologies, 2018, doi:10.18653/v1/n18-2097</w:t>
       </w:r>
     </w:p>
     <w:p>
       <w:pPr>
-        <w:spacing w:line="276" w:lineRule="auto" w:after="80"/>
-        <w:ind w:left="648" w:hanging="432"/>
+        <w:spacing w:line="240" w:lineRule="auto" w:after="20"/>
+        <w:ind w:left="504" w:hanging="403"/>
         <w:jc w:val="both"/>
         <w:rPr>
           <w:i/>
@@ -10893,15 +12111,15 @@
         <w:rPr>
           <w:b w:val="0"/>
           <w:i w:val="0"/>
-          <w:sz w:val="22"/>
+          <w:sz w:val="20"/>
         </w:rPr>
         <w:t>[14] Shashi Narayan, Shay B. Cohen and Mirella Lapata, “Don't Give Me the Details, Just the Summary! Topic-Aware Convolutional Neural Networks for Extreme Summarization”, arXiv, 2018, doi:10.48550/arxiv.1808.08745</w:t>
       </w:r>
     </w:p>
     <w:p>
       <w:pPr>
-        <w:spacing w:line="276" w:lineRule="auto" w:after="80"/>
-        <w:ind w:left="648" w:hanging="432"/>
+        <w:spacing w:line="240" w:lineRule="auto" w:after="20"/>
+        <w:ind w:left="504" w:hanging="403"/>
         <w:jc w:val="both"/>
         <w:rPr>
           <w:i/>
@@ -10913,15 +12131,15 @@
         <w:rPr>
           <w:b w:val="0"/>
           <w:i w:val="0"/>
-          <w:sz w:val="22"/>
+          <w:sz w:val="20"/>
         </w:rPr>
         <w:t>[15] Ahmed AbuRa’ed et al., “Automatic related work section generation: experiments in scientific document abstracting”, Scientometrics, 2020, doi:10.1007/s11192-020-03630-2</w:t>
       </w:r>
     </w:p>
     <w:p>
       <w:pPr>
-        <w:spacing w:line="276" w:lineRule="auto" w:after="80"/>
-        <w:ind w:left="648" w:hanging="432"/>
+        <w:spacing w:line="240" w:lineRule="auto" w:after="20"/>
+        <w:ind w:left="504" w:hanging="403"/>
         <w:jc w:val="both"/>
         <w:rPr>
           <w:i/>
@@ -10933,15 +12151,15 @@
         <w:rPr>
           <w:b w:val="0"/>
           <w:i w:val="0"/>
-          <w:sz w:val="22"/>
+          <w:sz w:val="20"/>
         </w:rPr>
         <w:t>[16] Yongzhen Wang, Xiaozhong Liu and Zheng Gao, “Neural Related Work Summarization with a Joint Context-driven Attention Mechanism”, Conference on Empirical Methods in Natural Language Processing, 2018, doi:10.18653/v1/d18-1204</w:t>
       </w:r>
     </w:p>
     <w:p>
       <w:pPr>
-        <w:spacing w:line="276" w:lineRule="auto" w:after="80"/>
-        <w:ind w:left="648" w:hanging="432"/>
+        <w:spacing w:line="240" w:lineRule="auto" w:after="20"/>
+        <w:ind w:left="504" w:hanging="403"/>
         <w:jc w:val="both"/>
         <w:rPr>
           <w:i/>
@@ -10953,15 +12171,15 @@
         <w:rPr>
           <w:b w:val="0"/>
           <w:i w:val="0"/>
-          <w:sz w:val="22"/>
+          <w:sz w:val="20"/>
         </w:rPr>
         <w:t>[17] Kelvin Luu et al., “Explaining Relationships Between Scientific Documents”, preprint, 2021, doi:10.18653/v1/2021.acl-long.166</w:t>
       </w:r>
     </w:p>
     <w:p>
       <w:pPr>
-        <w:spacing w:line="276" w:lineRule="auto" w:after="80"/>
-        <w:ind w:left="648" w:hanging="432"/>
+        <w:spacing w:line="240" w:lineRule="auto" w:after="20"/>
+        <w:ind w:left="504" w:hanging="403"/>
         <w:jc w:val="both"/>
         <w:rPr>
           <w:i/>
@@ -10973,15 +12191,15 @@
         <w:rPr>
           <w:b w:val="0"/>
           <w:i w:val="0"/>
-          <w:sz w:val="22"/>
+          <w:sz w:val="20"/>
         </w:rPr>
         <w:t>[18] Yao Lu, Yue Dong and Laurent Charlin, “Multi-XScience: A Large-scale Dataset for Extreme Multi-document Summarization of Scientific Articles”, Conference on Empirical Methods in Natural Language Processing, 2020, doi:10.18653/v1/2020.emnlp-main.648</w:t>
       </w:r>
     </w:p>
     <w:p>
       <w:pPr>
-        <w:spacing w:line="276" w:lineRule="auto" w:after="80"/>
-        <w:ind w:left="648" w:hanging="432"/>
+        <w:spacing w:line="240" w:lineRule="auto" w:after="20"/>
+        <w:ind w:left="504" w:hanging="403"/>
         <w:jc w:val="both"/>
         <w:rPr>
           <w:i/>
@@ -10993,15 +12211,15 @@
         <w:rPr>
           <w:b w:val="0"/>
           <w:i w:val="0"/>
-          <w:sz w:val="22"/>
+          <w:sz w:val="20"/>
         </w:rPr>
         <w:t>[19] Kyle Lo et al., “S2ORC: The Semantic Scholar Open Research Corpus”, Annual Meeting of the Association for Computational Linguistics, 2020, doi:10.18653/v1/2020.acl-main.447</w:t>
       </w:r>
     </w:p>
     <w:p>
       <w:pPr>
-        <w:spacing w:line="276" w:lineRule="auto" w:after="80"/>
-        <w:ind w:left="648" w:hanging="432"/>
+        <w:spacing w:line="240" w:lineRule="auto" w:after="20"/>
+        <w:ind w:left="504" w:hanging="403"/>
         <w:jc w:val="both"/>
         <w:rPr>
           <w:i/>
@@ -11013,15 +12231,15 @@
         <w:rPr>
           <w:b w:val="0"/>
           <w:i w:val="0"/>
-          <w:sz w:val="22"/>
+          <w:sz w:val="20"/>
         </w:rPr>
         <w:t>[20] Tianyi Zhang et al., “Benchmarking Large Language Models for News Summarization”, Transactions of the Association for Computational Linguistics, 2024, doi:10.1162/tacl_a_00632</w:t>
       </w:r>
     </w:p>
     <w:p>
       <w:pPr>
-        <w:spacing w:line="276" w:lineRule="auto" w:after="80"/>
-        <w:ind w:left="648" w:hanging="432"/>
+        <w:spacing w:line="240" w:lineRule="auto" w:after="20"/>
+        <w:ind w:left="504" w:hanging="403"/>
         <w:jc w:val="both"/>
         <w:rPr>
           <w:i/>
@@ -11033,15 +12251,15 @@
         <w:rPr>
           <w:b w:val="0"/>
           <w:i w:val="0"/>
-          <w:sz w:val="22"/>
+          <w:sz w:val="20"/>
         </w:rPr>
         <w:t>[21] Awais Athar and Simone Teufel, “Context-Enhanced Citation Sentiment Detection”, preprint, 2012</w:t>
       </w:r>
     </w:p>
     <w:p>
       <w:pPr>
-        <w:spacing w:line="276" w:lineRule="auto" w:after="80"/>
-        <w:ind w:left="648" w:hanging="432"/>
+        <w:spacing w:line="240" w:lineRule="auto" w:after="20"/>
+        <w:ind w:left="504" w:hanging="403"/>
         <w:jc w:val="both"/>
         <w:rPr>
           <w:i/>
@@ -11053,15 +12271,15 @@
         <w:rPr>
           <w:b w:val="0"/>
           <w:i w:val="0"/>
-          <w:sz w:val="22"/>
+          <w:sz w:val="20"/>
         </w:rPr>
         <w:t>[22] Saeed‐Ul Hassan et al., “Mining the Context of Citations in Scientific Publications”, Lecture notes in computer science, 2018, doi:10.1007/978-3-030-04257-8_32</w:t>
       </w:r>
     </w:p>
     <w:p>
       <w:pPr>
-        <w:spacing w:line="276" w:lineRule="auto" w:after="80"/>
-        <w:ind w:left="648" w:hanging="432"/>
+        <w:spacing w:line="240" w:lineRule="auto" w:after="20"/>
+        <w:ind w:left="504" w:hanging="403"/>
         <w:jc w:val="both"/>
         <w:rPr>
           <w:i/>
@@ -11073,15 +12291,15 @@
         <w:rPr>
           <w:b w:val="0"/>
           <w:i w:val="0"/>
-          <w:sz w:val="22"/>
+          <w:sz w:val="20"/>
         </w:rPr>
         <w:t>[23] David Jurgens et al., “Measuring the Evolution of a Scientific Field through Citation Frames”, Transactions of the Association for Computational Linguistics, 2018, doi:10.1162/tacl_a_00028</w:t>
       </w:r>
     </w:p>
     <w:p>
       <w:pPr>
-        <w:spacing w:line="276" w:lineRule="auto" w:after="80"/>
-        <w:ind w:left="648" w:hanging="432"/>
+        <w:spacing w:line="240" w:lineRule="auto" w:after="20"/>
+        <w:ind w:left="504" w:hanging="403"/>
         <w:jc w:val="both"/>
         <w:rPr>
           <w:i/>
@@ -11093,15 +12311,15 @@
         <w:rPr>
           <w:b w:val="0"/>
           <w:i w:val="0"/>
-          <w:sz w:val="22"/>
+          <w:sz w:val="20"/>
         </w:rPr>
         <w:t>[24] Arman Cohan et al., “Structural Scaffolds for Citation Intent Classification in Scientific Publications”, Conference of the North American Chapter of the Association for Computational Linguistics: Human Language Technologies, 2019, doi:10.18653/v1/n19-1361</w:t>
       </w:r>
     </w:p>
     <w:p>
       <w:pPr>
-        <w:spacing w:line="276" w:lineRule="auto" w:after="80"/>
-        <w:ind w:left="648" w:hanging="432"/>
+        <w:spacing w:line="240" w:lineRule="auto" w:after="20"/>
+        <w:ind w:left="504" w:hanging="403"/>
         <w:jc w:val="both"/>
         <w:rPr>
           <w:i/>
@@ -11113,15 +12331,15 @@
         <w:rPr>
           <w:b w:val="0"/>
           <w:i w:val="0"/>
-          <w:sz w:val="22"/>
+          <w:sz w:val="20"/>
         </w:rPr>
         <w:t>[25] Iz Beltagy, Kyle Lo and Arman Cohan, “SciBERT: A Pretrained Language Model for Scientific Text”, preprint, 2019, doi:10.18653/v1/d19-1371</w:t>
       </w:r>
     </w:p>
     <w:p>
       <w:pPr>
-        <w:spacing w:line="276" w:lineRule="auto" w:after="80"/>
-        <w:ind w:left="648" w:hanging="432"/>
+        <w:spacing w:line="240" w:lineRule="auto" w:after="20"/>
+        <w:ind w:left="504" w:hanging="403"/>
         <w:jc w:val="both"/>
         <w:rPr>
           <w:i/>
@@ -11133,15 +12351,15 @@
         <w:rPr>
           <w:b w:val="0"/>
           <w:i w:val="0"/>
-          <w:sz w:val="22"/>
+          <w:sz w:val="20"/>
         </w:rPr>
         <w:t>[26] Alexander R. Fabbri et al., “SummEval: Re-evaluating Summarization Evaluation”, Transactions of the Association for Computational Linguistics, 2021, doi:10.1162/tacl_a_00373</w:t>
       </w:r>
     </w:p>
     <w:p>
       <w:pPr>
-        <w:spacing w:line="276" w:lineRule="auto" w:after="80"/>
-        <w:ind w:left="648" w:hanging="432"/>
+        <w:spacing w:line="240" w:lineRule="auto" w:after="20"/>
+        <w:ind w:left="504" w:hanging="403"/>
         <w:jc w:val="both"/>
         <w:rPr>
           <w:i/>
@@ -11153,15 +12371,15 @@
         <w:rPr>
           <w:b w:val="0"/>
           <w:i w:val="0"/>
-          <w:sz w:val="22"/>
+          <w:sz w:val="20"/>
         </w:rPr>
         <w:t>[27] Tanya Goyal and Greg Durrett, “Annotating and Modeling Fine-grained Factuality in Summarization”, Conference of the North American Chapter of the Association for Computational Linguistics: Human Language Technologies, 2021, doi:10.18653/v1/2021.naacl-main.114</w:t>
       </w:r>
     </w:p>
     <w:p>
       <w:pPr>
-        <w:spacing w:line="276" w:lineRule="auto" w:after="80"/>
-        <w:ind w:left="648" w:hanging="432"/>
+        <w:spacing w:line="240" w:lineRule="auto" w:after="20"/>
+        <w:ind w:left="504" w:hanging="403"/>
         <w:jc w:val="both"/>
         <w:rPr>
           <w:i/>
@@ -11173,15 +12391,15 @@
         <w:rPr>
           <w:b w:val="0"/>
           <w:i w:val="0"/>
-          <w:sz w:val="22"/>
+          <w:sz w:val="20"/>
         </w:rPr>
         <w:t>[28] Zhang, Tianyi et al., “BERTScore: Evaluating Text Generation with BERT”, arXiv, 2019, doi:10.48550/arxiv.1904.09675</w:t>
       </w:r>
     </w:p>
     <w:p>
       <w:pPr>
-        <w:spacing w:line="276" w:lineRule="auto" w:after="80"/>
-        <w:ind w:left="648" w:hanging="432"/>
+        <w:spacing w:line="240" w:lineRule="auto" w:after="20"/>
+        <w:ind w:left="504" w:hanging="403"/>
         <w:jc w:val="both"/>
         <w:rPr>
           <w:i/>
@@ -11193,15 +12411,15 @@
         <w:rPr>
           <w:b w:val="0"/>
           <w:i w:val="0"/>
-          <w:sz w:val="22"/>
+          <w:sz w:val="20"/>
         </w:rPr>
         <w:t>[29] James Peter Thorne et al., “FEVER: a Large-scale Dataset for Fact Extraction and VERification”, Conference of the North American Chapter of the Association for Computational Linguistics: Human Language Technologies, 2018, doi:10.18653/v1/n18-1074</w:t>
       </w:r>
     </w:p>
     <w:p>
       <w:pPr>
-        <w:spacing w:line="276" w:lineRule="auto" w:after="80"/>
-        <w:ind w:left="648" w:hanging="432"/>
+        <w:spacing w:line="240" w:lineRule="auto" w:after="20"/>
+        <w:ind w:left="504" w:hanging="403"/>
         <w:jc w:val="both"/>
         <w:rPr>
           <w:i/>
@@ -11213,15 +12431,15 @@
         <w:rPr>
           <w:b w:val="0"/>
           <w:i w:val="0"/>
-          <w:sz w:val="22"/>
+          <w:sz w:val="20"/>
         </w:rPr>
         <w:t>[30] David Wadden et al., “Fact or Fiction: Verifying Scientific Claims”, Conference on Empirical Methods in Natural Language Processing, 2020, doi:10.18653/v1/2020.emnlp-main.609</w:t>
       </w:r>
     </w:p>
     <w:p>
       <w:pPr>
-        <w:spacing w:line="276" w:lineRule="auto" w:after="80"/>
-        <w:ind w:left="648" w:hanging="432"/>
+        <w:spacing w:line="240" w:lineRule="auto" w:after="20"/>
+        <w:ind w:left="504" w:hanging="403"/>
         <w:jc w:val="both"/>
         <w:rPr>
           <w:i/>
@@ -11233,15 +12451,15 @@
         <w:rPr>
           <w:b w:val="0"/>
           <w:i w:val="0"/>
-          <w:sz w:val="22"/>
+          <w:sz w:val="20"/>
         </w:rPr>
         <w:t>[31] Pengcheng He et al., “DeBERTa: Decoding-enhanced BERT with Disentangled Attention”, arXiv, 2020, doi:10.48550/arxiv.2006.03654</w:t>
       </w:r>
     </w:p>
     <w:p>
       <w:pPr>
-        <w:spacing w:line="276" w:lineRule="auto" w:after="80"/>
-        <w:ind w:left="648" w:hanging="432"/>
+        <w:spacing w:line="240" w:lineRule="auto" w:after="20"/>
+        <w:ind w:left="504" w:hanging="403"/>
         <w:jc w:val="both"/>
         <w:rPr>
           <w:i/>
@@ -11253,15 +12471,15 @@
         <w:rPr>
           <w:b w:val="0"/>
           <w:i w:val="0"/>
-          <w:sz w:val="22"/>
+          <w:sz w:val="20"/>
         </w:rPr>
         <w:t>[32] Jason Wei et al., “Chain-Of-Thought Prompting Elicits Reasoning in Large Language Models”, neural information processing systems, 2022, doi:10.52202/068431-1800</w:t>
       </w:r>
     </w:p>
     <w:p>
       <w:pPr>
-        <w:spacing w:line="276" w:lineRule="auto" w:after="80"/>
-        <w:ind w:left="648" w:hanging="432"/>
+        <w:spacing w:line="240" w:lineRule="auto" w:after="20"/>
+        <w:ind w:left="504" w:hanging="403"/>
         <w:jc w:val="both"/>
         <w:rPr>
           <w:i/>
@@ -11273,15 +12491,15 @@
         <w:rPr>
           <w:b w:val="0"/>
           <w:i w:val="0"/>
-          <w:sz w:val="22"/>
+          <w:sz w:val="20"/>
         </w:rPr>
         <w:t>[33] Timo Schick et al., “Toolformer: Language Models Can Teach Themselves to Use Tools”, neural information processing systems, 2023, doi:10.52202/075280-2997</w:t>
       </w:r>
     </w:p>
     <w:p>
       <w:pPr>
-        <w:spacing w:line="276" w:lineRule="auto" w:after="80"/>
-        <w:ind w:left="648" w:hanging="432"/>
+        <w:spacing w:line="240" w:lineRule="auto" w:after="20"/>
+        <w:ind w:left="504" w:hanging="403"/>
         <w:jc w:val="both"/>
         <w:rPr>
           <w:i/>
@@ -11293,15 +12511,15 @@
         <w:rPr>
           <w:b w:val="0"/>
           <w:i w:val="0"/>
-          <w:sz w:val="22"/>
+          <w:sz w:val="20"/>
         </w:rPr>
         <w:t>[34] Patrick Lewis et al., “Retrieval-Augmented Generation for Knowledge-Intensive NLP Tasks”, UCL Discovery, 2020</w:t>
       </w:r>
     </w:p>
     <w:p>
       <w:pPr>
-        <w:spacing w:line="276" w:lineRule="auto" w:after="80"/>
-        <w:ind w:left="648" w:hanging="432"/>
+        <w:spacing w:line="240" w:lineRule="auto" w:after="20"/>
+        <w:ind w:left="504" w:hanging="403"/>
         <w:jc w:val="both"/>
         <w:rPr>
           <w:i/>
@@ -11313,15 +12531,15 @@
         <w:rPr>
           <w:b w:val="0"/>
           <w:i w:val="0"/>
-          <w:sz w:val="22"/>
+          <w:sz w:val="20"/>
         </w:rPr>
         <w:t>[35] Vladimir Karpukhin et al., “Dense Passage Retrieval for Open-Domain Question Answering”, Conference on Empirical Methods in Natural Language Processing, 2020, doi:10.18653/v1/2020.emnlp-main.550</w:t>
       </w:r>
     </w:p>
     <w:p>
       <w:pPr>
-        <w:spacing w:line="276" w:lineRule="auto" w:after="80"/>
-        <w:ind w:left="648" w:hanging="432"/>
+        <w:spacing w:line="240" w:lineRule="auto" w:after="20"/>
+        <w:ind w:left="504" w:hanging="403"/>
         <w:jc w:val="both"/>
         <w:rPr>
           <w:i/>
@@ -11333,15 +12551,15 @@
         <w:rPr>
           <w:b w:val="0"/>
           <w:i w:val="0"/>
-          <w:sz w:val="22"/>
+          <w:sz w:val="20"/>
         </w:rPr>
         <w:t>[36] Jakub Lála et al., “PaperQA: Retrieval-Augmented Generative Agent for Scientific Research”, arXiv, 2023, doi:10.48550/arxiv.2312.07559</w:t>
       </w:r>
     </w:p>
     <w:p>
       <w:pPr>
-        <w:spacing w:line="276" w:lineRule="auto" w:after="80"/>
-        <w:ind w:left="648" w:hanging="432"/>
+        <w:spacing w:line="240" w:lineRule="auto" w:after="20"/>
+        <w:ind w:left="504" w:hanging="403"/>
         <w:jc w:val="both"/>
         <w:rPr>
           <w:i/>
@@ -11353,15 +12571,15 @@
         <w:rPr>
           <w:b w:val="0"/>
           <w:i w:val="0"/>
-          <w:sz w:val="22"/>
+          <w:sz w:val="20"/>
         </w:rPr>
         <w:t>[37] Yijia Shao et al., “Assisting in Writing Wikipedia-like Articles From Scratch with Large Language Models”, Conference of the North American Chapter of the Association for Computational Linguistics: Human Language Technologies, 2024, doi:10.18653/v1/2024.naacl-long.347</w:t>
       </w:r>
     </w:p>
     <w:p>
       <w:pPr>
-        <w:spacing w:line="276" w:lineRule="auto" w:after="80"/>
-        <w:ind w:left="648" w:hanging="432"/>
+        <w:spacing w:line="240" w:lineRule="auto" w:after="20"/>
+        <w:ind w:left="504" w:hanging="403"/>
         <w:jc w:val="both"/>
         <w:rPr>
           <w:i/>
@@ -11373,15 +12591,15 @@
         <w:rPr>
           <w:b w:val="0"/>
           <w:i w:val="0"/>
-          <w:sz w:val="22"/>
+          <w:sz w:val="20"/>
         </w:rPr>
         <w:t>[38] Teo Sušnjak et al., “Automating Research Synthesis with Domain-Specific Large Language Model Fine-Tuning”, ACM Transactions on Knowledge Discovery from Data, 2025, doi:10.1145/3715964</w:t>
       </w:r>
     </w:p>
     <w:p>
       <w:pPr>
-        <w:spacing w:line="276" w:lineRule="auto" w:after="80"/>
-        <w:ind w:left="648" w:hanging="432"/>
+        <w:spacing w:line="240" w:lineRule="auto" w:after="20"/>
+        <w:ind w:left="504" w:hanging="403"/>
         <w:jc w:val="both"/>
         <w:rPr>
           <w:i/>
@@ -11393,15 +12611,15 @@
         <w:rPr>
           <w:b w:val="0"/>
           <w:i w:val="0"/>
-          <w:sz w:val="22"/>
+          <w:sz w:val="20"/>
         </w:rPr>
         <w:t>[39] Qwen et al., “Qwen2.5 Technical Report”, arXiv, 2024, doi:10.48550/arxiv.2412.15115</w:t>
       </w:r>
     </w:p>
     <w:p>
       <w:pPr>
-        <w:spacing w:line="276" w:lineRule="auto" w:after="80"/>
-        <w:ind w:left="648" w:hanging="432"/>
+        <w:spacing w:line="240" w:lineRule="auto" w:after="20"/>
+        <w:ind w:left="504" w:hanging="403"/>
         <w:jc w:val="both"/>
         <w:rPr>
           <w:i/>
@@ -11413,7 +12631,7 @@
         <w:rPr>
           <w:b w:val="0"/>
           <w:i w:val="0"/>
-          <w:sz w:val="22"/>
+          <w:sz w:val="20"/>
         </w:rPr>
         <w:t>[40] Tim Dettmers et al., “QLoRA: Efficient Finetuning of Quantized LLMs”, neural information processing systems, 2023, doi:10.52202/075280-0441</w:t>
       </w:r>
@@ -11461,7 +12679,7 @@
     </w:p>
     <w:p>
       <w:pPr>
-        <w:spacing w:line="276" w:lineRule="auto" w:after="60"/>
+        <w:spacing w:line="259" w:lineRule="auto" w:after="50"/>
         <w:ind w:left="0" w:firstLine="0"/>
         <w:jc w:val="both"/>
         <w:rPr>
@@ -11514,8 +12732,8 @@
     </w:p>
     <w:p>
       <w:pPr>
-        <w:spacing w:line="276" w:lineRule="auto" w:after="60"/>
-        <w:ind w:left="648" w:firstLine="0"/>
+        <w:spacing w:line="240" w:lineRule="auto" w:after="20"/>
+        <w:ind w:left="504" w:firstLine="0"/>
         <w:jc w:val="both"/>
         <w:rPr>
           <w:i/>
@@ -11527,15 +12745,15 @@
         <w:rPr>
           <w:b w:val="0"/>
           <w:i w:val="0"/>
-          <w:sz w:val="22"/>
+          <w:sz w:val="20"/>
         </w:rPr>
         <w:t>[1] CrewAI documentation, https://docs.crewai.com</w:t>
       </w:r>
     </w:p>
     <w:p>
       <w:pPr>
-        <w:spacing w:line="276" w:lineRule="auto" w:after="60"/>
-        <w:ind w:left="648" w:firstLine="0"/>
+        <w:spacing w:line="240" w:lineRule="auto" w:after="20"/>
+        <w:ind w:left="504" w:firstLine="0"/>
         <w:jc w:val="both"/>
         <w:rPr>
           <w:i/>
@@ -11547,15 +12765,15 @@
         <w:rPr>
           <w:b w:val="0"/>
           <w:i w:val="0"/>
-          <w:sz w:val="22"/>
+          <w:sz w:val="20"/>
         </w:rPr>
         <w:t>[2] LiteLLM documentation, https://docs.litellm.ai</w:t>
       </w:r>
     </w:p>
     <w:p>
       <w:pPr>
-        <w:spacing w:line="276" w:lineRule="auto" w:after="60"/>
-        <w:ind w:left="648" w:firstLine="0"/>
+        <w:spacing w:line="240" w:lineRule="auto" w:after="20"/>
+        <w:ind w:left="504" w:firstLine="0"/>
         <w:jc w:val="both"/>
         <w:rPr>
           <w:i/>
@@ -11567,15 +12785,15 @@
         <w:rPr>
           <w:b w:val="0"/>
           <w:i w:val="0"/>
-          <w:sz w:val="22"/>
+          <w:sz w:val="20"/>
         </w:rPr>
         <w:t>[3] OpenAlex API documentation, https://docs.openalex.org</w:t>
       </w:r>
     </w:p>
     <w:p>
       <w:pPr>
-        <w:spacing w:line="276" w:lineRule="auto" w:after="60"/>
-        <w:ind w:left="648" w:firstLine="0"/>
+        <w:spacing w:line="240" w:lineRule="auto" w:after="20"/>
+        <w:ind w:left="504" w:firstLine="0"/>
         <w:jc w:val="both"/>
         <w:rPr>
           <w:i/>
@@ -11587,15 +12805,15 @@
         <w:rPr>
           <w:b w:val="0"/>
           <w:i w:val="0"/>
-          <w:sz w:val="22"/>
+          <w:sz w:val="20"/>
         </w:rPr>
         <w:t>[4] arXiv API user manual, https://info.arxiv.org/help/api/</w:t>
       </w:r>
     </w:p>
     <w:p>
       <w:pPr>
-        <w:spacing w:line="276" w:lineRule="auto" w:after="60"/>
-        <w:ind w:left="648" w:firstLine="0"/>
+        <w:spacing w:line="240" w:lineRule="auto" w:after="20"/>
+        <w:ind w:left="504" w:firstLine="0"/>
         <w:jc w:val="both"/>
         <w:rPr>
           <w:i/>
@@ -11607,15 +12825,15 @@
         <w:rPr>
           <w:b w:val="0"/>
           <w:i w:val="0"/>
-          <w:sz w:val="22"/>
+          <w:sz w:val="20"/>
         </w:rPr>
         <w:t>[5] Hugging Face model hub, https://huggingface.co/models</w:t>
       </w:r>
     </w:p>
     <w:p>
       <w:pPr>
-        <w:spacing w:line="276" w:lineRule="auto" w:after="60"/>
-        <w:ind w:left="648" w:firstLine="0"/>
+        <w:spacing w:line="240" w:lineRule="auto" w:after="20"/>
+        <w:ind w:left="504" w:firstLine="0"/>
         <w:jc w:val="both"/>
         <w:rPr>
           <w:i/>
@@ -11627,7 +12845,7 @@
         <w:rPr>
           <w:b w:val="0"/>
           <w:i w:val="0"/>
-          <w:sz w:val="22"/>
+          <w:sz w:val="20"/>
         </w:rPr>
         <w:t>[6] Multi-XScience dataset repository, https://github.com/yaolu/Multi-XScience</w:t>
       </w:r>

--- a/report/LitReview_Report.docx
+++ b/report/LitReview_Report.docx
@@ -707,7 +707,7 @@
             <w:r>
               <w:rPr>
                 <w:b/>
-                <w:sz w:val="24"/>
+                <w:sz w:val="22"/>
               </w:rPr>
               <w:t>Table of Contents</w:t>
             </w:r>
@@ -782,7 +782,7 @@
             <w:r>
               <w:rPr>
                 <w:b/>
-                <w:sz w:val="19"/>
+                <w:sz w:val="17"/>
               </w:rPr>
               <w:t>Abstract</w:t>
             </w:r>
@@ -845,7 +845,7 @@
             <w:r>
               <w:rPr>
                 <w:b/>
-                <w:sz w:val="19"/>
+                <w:sz w:val="17"/>
               </w:rPr>
               <w:t>List of Tables</w:t>
             </w:r>
@@ -908,7 +908,7 @@
             <w:r>
               <w:rPr>
                 <w:b/>
-                <w:sz w:val="19"/>
+                <w:sz w:val="17"/>
               </w:rPr>
               <w:t>List of Figures</w:t>
             </w:r>
@@ -971,7 +971,7 @@
             <w:r>
               <w:rPr>
                 <w:b/>
-                <w:sz w:val="19"/>
+                <w:sz w:val="17"/>
               </w:rPr>
               <w:t>Chapter 1</w:t>
             </w:r>
@@ -1001,7 +1001,7 @@
             <w:r>
               <w:rPr>
                 <w:b/>
-                <w:sz w:val="19"/>
+                <w:sz w:val="17"/>
               </w:rPr>
               <w:t>INTRODUCTION</w:t>
             </w:r>
@@ -1052,7 +1052,7 @@
             <w:r>
               <w:rPr>
                 <w:b w:val="0"/>
-                <w:sz w:val="19"/>
+                <w:sz w:val="17"/>
               </w:rPr>
               <w:t>1.1</w:t>
             </w:r>
@@ -1071,7 +1071,7 @@
             <w:r>
               <w:rPr>
                 <w:b w:val="0"/>
-                <w:sz w:val="19"/>
+                <w:sz w:val="17"/>
               </w:rPr>
               <w:t>Overview of the project work</w:t>
             </w:r>
@@ -1122,7 +1122,7 @@
             <w:r>
               <w:rPr>
                 <w:b w:val="0"/>
-                <w:sz w:val="19"/>
+                <w:sz w:val="17"/>
               </w:rPr>
               <w:t>1.2</w:t>
             </w:r>
@@ -1141,7 +1141,7 @@
             <w:r>
               <w:rPr>
                 <w:b w:val="0"/>
-                <w:sz w:val="19"/>
+                <w:sz w:val="17"/>
               </w:rPr>
               <w:t>Motivation and background of the study</w:t>
             </w:r>
@@ -1192,7 +1192,7 @@
             <w:r>
               <w:rPr>
                 <w:b w:val="0"/>
-                <w:sz w:val="19"/>
+                <w:sz w:val="17"/>
               </w:rPr>
               <w:t>1.3</w:t>
             </w:r>
@@ -1211,7 +1211,7 @@
             <w:r>
               <w:rPr>
                 <w:b w:val="0"/>
-                <w:sz w:val="19"/>
+                <w:sz w:val="17"/>
               </w:rPr>
               <w:t>Problem statement and relevance</w:t>
             </w:r>
@@ -1262,7 +1262,7 @@
             <w:r>
               <w:rPr>
                 <w:b w:val="0"/>
-                <w:sz w:val="19"/>
+                <w:sz w:val="17"/>
               </w:rPr>
               <w:t>1.4</w:t>
             </w:r>
@@ -1281,7 +1281,7 @@
             <w:r>
               <w:rPr>
                 <w:b w:val="0"/>
-                <w:sz w:val="19"/>
+                <w:sz w:val="17"/>
               </w:rPr>
               <w:t>Objectives</w:t>
             </w:r>
@@ -1321,7 +1321,7 @@
             <w:r>
               <w:rPr>
                 <w:b/>
-                <w:sz w:val="19"/>
+                <w:sz w:val="17"/>
               </w:rPr>
               <w:t>Chapter 2</w:t>
             </w:r>
@@ -1351,7 +1351,7 @@
             <w:r>
               <w:rPr>
                 <w:b/>
-                <w:sz w:val="19"/>
+                <w:sz w:val="17"/>
               </w:rPr>
               <w:t>BACKGROUND THEORY / LITERATURE REVIEW</w:t>
             </w:r>
@@ -1402,7 +1402,7 @@
             <w:r>
               <w:rPr>
                 <w:b w:val="0"/>
-                <w:sz w:val="19"/>
+                <w:sz w:val="17"/>
               </w:rPr>
               <w:t>2.1</w:t>
             </w:r>
@@ -1421,7 +1421,7 @@
             <w:r>
               <w:rPr>
                 <w:b w:val="0"/>
-                <w:sz w:val="19"/>
+                <w:sz w:val="17"/>
               </w:rPr>
               <w:t>Summary of existing studies / Comparative analysis of various approaches</w:t>
             </w:r>
@@ -1472,7 +1472,7 @@
             <w:r>
               <w:rPr>
                 <w:b w:val="0"/>
-                <w:sz w:val="19"/>
+                <w:sz w:val="17"/>
               </w:rPr>
               <w:t>2.2</w:t>
             </w:r>
@@ -1491,7 +1491,7 @@
             <w:r>
               <w:rPr>
                 <w:b w:val="0"/>
-                <w:sz w:val="19"/>
+                <w:sz w:val="17"/>
               </w:rPr>
               <w:t>Key findings, trends, and research gaps</w:t>
             </w:r>
@@ -1542,7 +1542,7 @@
             <w:r>
               <w:rPr>
                 <w:b w:val="0"/>
-                <w:sz w:val="19"/>
+                <w:sz w:val="17"/>
               </w:rPr>
               <w:t>2.4</w:t>
             </w:r>
@@ -1561,7 +1561,7 @@
             <w:r>
               <w:rPr>
                 <w:b w:val="0"/>
-                <w:sz w:val="19"/>
+                <w:sz w:val="17"/>
               </w:rPr>
               <w:t>Conclusion</w:t>
             </w:r>
@@ -1601,7 +1601,7 @@
             <w:r>
               <w:rPr>
                 <w:b/>
-                <w:sz w:val="19"/>
+                <w:sz w:val="17"/>
               </w:rPr>
               <w:t>Chapter 3</w:t>
             </w:r>
@@ -1631,7 +1631,7 @@
             <w:r>
               <w:rPr>
                 <w:b/>
-                <w:sz w:val="19"/>
+                <w:sz w:val="17"/>
               </w:rPr>
               <w:t>METHODOLOGY</w:t>
             </w:r>
@@ -1682,7 +1682,7 @@
             <w:r>
               <w:rPr>
                 <w:b w:val="0"/>
-                <w:sz w:val="19"/>
+                <w:sz w:val="17"/>
               </w:rPr>
               <w:t>3.1</w:t>
             </w:r>
@@ -1701,7 +1701,7 @@
             <w:r>
               <w:rPr>
                 <w:b w:val="0"/>
-                <w:sz w:val="19"/>
+                <w:sz w:val="17"/>
               </w:rPr>
               <w:t>Methodology with diagrams</w:t>
             </w:r>
@@ -1752,7 +1752,7 @@
             <w:r>
               <w:rPr>
                 <w:b w:val="0"/>
-                <w:sz w:val="19"/>
+                <w:sz w:val="17"/>
               </w:rPr>
               <w:t>3.2</w:t>
             </w:r>
@@ -1771,7 +1771,7 @@
             <w:r>
               <w:rPr>
                 <w:b w:val="0"/>
-                <w:sz w:val="19"/>
+                <w:sz w:val="17"/>
               </w:rPr>
               <w:t>System requirements</w:t>
             </w:r>
@@ -1811,7 +1811,7 @@
             <w:r>
               <w:rPr>
                 <w:b/>
-                <w:sz w:val="19"/>
+                <w:sz w:val="17"/>
               </w:rPr>
               <w:t>Chapter 4</w:t>
             </w:r>
@@ -1841,7 +1841,7 @@
             <w:r>
               <w:rPr>
                 <w:b/>
-                <w:sz w:val="19"/>
+                <w:sz w:val="17"/>
               </w:rPr>
               <w:t>ANALYSIS AND DISCUSSION</w:t>
             </w:r>
@@ -1881,7 +1881,7 @@
             <w:r>
               <w:rPr>
                 <w:b/>
-                <w:sz w:val="19"/>
+                <w:sz w:val="17"/>
               </w:rPr>
               <w:t>Chapter 5</w:t>
             </w:r>
@@ -1911,7 +1911,7 @@
             <w:r>
               <w:rPr>
                 <w:b/>
-                <w:sz w:val="19"/>
+                <w:sz w:val="17"/>
               </w:rPr>
               <w:t>CONCLUSION AND FUTURE SCOPE</w:t>
             </w:r>
@@ -1962,7 +1962,7 @@
             <w:r>
               <w:rPr>
                 <w:b w:val="0"/>
-                <w:sz w:val="19"/>
+                <w:sz w:val="17"/>
               </w:rPr>
               <w:t>5.1</w:t>
             </w:r>
@@ -1981,7 +1981,7 @@
             <w:r>
               <w:rPr>
                 <w:b w:val="0"/>
-                <w:sz w:val="19"/>
+                <w:sz w:val="17"/>
               </w:rPr>
               <w:t>Conclusion</w:t>
             </w:r>
@@ -2032,7 +2032,7 @@
             <w:r>
               <w:rPr>
                 <w:b w:val="0"/>
-                <w:sz w:val="19"/>
+                <w:sz w:val="17"/>
               </w:rPr>
               <w:t>5.2</w:t>
             </w:r>
@@ -2051,7 +2051,7 @@
             <w:r>
               <w:rPr>
                 <w:b w:val="0"/>
-                <w:sz w:val="19"/>
+                <w:sz w:val="17"/>
               </w:rPr>
               <w:t>Suggestions for future directions</w:t>
             </w:r>
@@ -2091,7 +2091,7 @@
             <w:r>
               <w:rPr>
                 <w:b/>
-                <w:sz w:val="19"/>
+                <w:sz w:val="17"/>
               </w:rPr>
               <w:t>References</w:t>
             </w:r>
@@ -2143,9 +2143,7 @@
       </w:tr>
     </w:tbl>
     <w:p>
-      <w:bookmarkStart w:id="1002" w:name="_toc_list_of_tables"/>
-      <w:pPr>
-        <w:pageBreakBefore/>
+      <w:pPr>
         <w:spacing w:line="300" w:lineRule="auto"/>
         <w:jc w:val="center"/>
         <w:rPr>
@@ -2154,12 +2152,35 @@
           <w:sz w:val="32"/>
           <w:szCs w:val="24"/>
         </w:rPr>
-      </w:pPr>
-      <w:r>
+        <w:sectPr>
+          <w:footerReference w:type="default" r:id="rId13"/>
+          <w:pgSz w:w="11909" w:h="16834" w:code="9"/>
+          <w:pgMar w:top="1440" w:right="1440" w:bottom="1276" w:left="1440" w:header="720" w:footer="720" w:gutter="0"/>
+          <w:pgNumType w:fmt="lowerRoman" w:start="1"/>
+          <w:cols w:space="720"/>
+          <w:noEndnote/>
+          <w:docGrid w:linePitch="272"/>
+        </w:sectPr>
+      </w:pPr>
+    </w:p>
+    <w:p>
+      <w:bookmarkStart w:id="1002" w:name="_toc_list_of_tables"/>
+      <w:pPr>
+        <w:pageBreakBefore w:val="0"/>
+        <w:spacing w:line="300" w:lineRule="auto" w:before="120" w:after="40"/>
+        <w:jc w:val="center"/>
         <w:rPr>
           <w:b/>
           <w:bCs/>
           <w:sz w:val="32"/>
+          <w:szCs w:val="24"/>
+        </w:rPr>
+      </w:pPr>
+      <w:r>
+        <w:rPr>
+          <w:b/>
+          <w:bCs/>
+          <w:sz w:val="22"/>
           <w:szCs w:val="24"/>
         </w:rPr>
         <w:lastRenderedPageBreak/>
@@ -2211,7 +2232,7 @@
             <w:r>
               <w:rPr>
                 <w:b/>
-                <w:sz w:val="20"/>
+                <w:sz w:val="17"/>
               </w:rPr>
               <w:t>Table No</w:t>
             </w:r>
@@ -2229,7 +2250,7 @@
             <w:r>
               <w:rPr>
                 <w:b/>
-                <w:sz w:val="20"/>
+                <w:sz w:val="17"/>
               </w:rPr>
               <w:t>Table Title</w:t>
             </w:r>
@@ -2248,7 +2269,7 @@
             <w:r>
               <w:rPr>
                 <w:b/>
-                <w:sz w:val="20"/>
+                <w:sz w:val="17"/>
               </w:rPr>
               <w:t>Page No</w:t>
             </w:r>
@@ -2268,7 +2289,7 @@
             <w:r>
               <w:rPr>
                 <w:b w:val="0"/>
-                <w:sz w:val="19"/>
+                <w:sz w:val="17"/>
               </w:rPr>
               <w:t>Table 1</w:t>
             </w:r>
@@ -2286,7 +2307,7 @@
             <w:r>
               <w:rPr>
                 <w:b w:val="0"/>
-                <w:sz w:val="19"/>
+                <w:sz w:val="17"/>
               </w:rPr>
               <w:t>How different approaches compare</w:t>
             </w:r>
@@ -2326,7 +2347,7 @@
             <w:r>
               <w:rPr>
                 <w:b w:val="0"/>
-                <w:sz w:val="19"/>
+                <w:sz w:val="17"/>
               </w:rPr>
               <w:t>Table 2</w:t>
             </w:r>
@@ -2344,7 +2365,7 @@
             <w:r>
               <w:rPr>
                 <w:b w:val="0"/>
-                <w:sz w:val="19"/>
+                <w:sz w:val="17"/>
               </w:rPr>
               <w:t>What the system was run on, and the exact versions used for the results in Chapter 4</w:t>
             </w:r>
@@ -2384,7 +2405,7 @@
             <w:r>
               <w:rPr>
                 <w:b w:val="0"/>
-                <w:sz w:val="19"/>
+                <w:sz w:val="17"/>
               </w:rPr>
               <w:t>Table 3</w:t>
             </w:r>
@@ -2402,7 +2423,7 @@
             <w:r>
               <w:rPr>
                 <w:b w:val="0"/>
-                <w:sz w:val="19"/>
+                <w:sz w:val="17"/>
               </w:rPr>
               <w:t>Stage 1 mining yield at pilot scale</w:t>
             </w:r>
@@ -2442,7 +2463,7 @@
             <w:r>
               <w:rPr>
                 <w:b w:val="0"/>
-                <w:sz w:val="19"/>
+                <w:sz w:val="17"/>
               </w:rPr>
               <w:t>Table 4</w:t>
             </w:r>
@@ -2460,7 +2481,7 @@
             <w:r>
               <w:rPr>
                 <w:b w:val="0"/>
-                <w:sz w:val="19"/>
+                <w:sz w:val="17"/>
               </w:rPr>
               <w:t>Dataset statistics for the mined arXiv benchmark and the external Multi-XScience benchmark</w:t>
             </w:r>
@@ -2500,7 +2521,7 @@
             <w:r>
               <w:rPr>
                 <w:b w:val="0"/>
-                <w:sz w:val="19"/>
+                <w:sz w:val="17"/>
               </w:rPr>
               <w:t>Table 5</w:t>
             </w:r>
@@ -2518,7 +2539,7 @@
             <w:r>
               <w:rPr>
                 <w:b w:val="0"/>
-                <w:sz w:val="19"/>
+                <w:sz w:val="17"/>
               </w:rPr>
               <w:t>Citation-relation classification on the 200-context adjudicated gold set</w:t>
             </w:r>
@@ -2558,7 +2579,7 @@
             <w:r>
               <w:rPr>
                 <w:b w:val="0"/>
-                <w:sz w:val="19"/>
+                <w:sz w:val="17"/>
               </w:rPr>
               <w:t>Table 6</w:t>
             </w:r>
@@ -2576,7 +2597,7 @@
             <w:r>
               <w:rPr>
                 <w:b w:val="0"/>
-                <w:sz w:val="19"/>
+                <w:sz w:val="17"/>
               </w:rPr>
               <w:t>Failure categories counted over every cached generation in the evaluation run</w:t>
             </w:r>
@@ -2607,7 +2628,8 @@
     <w:p>
       <w:bookmarkStart w:id="1003" w:name="_toc_list_of_figures"/>
       <w:pPr>
-        <w:spacing w:line="300" w:lineRule="auto"/>
+        <w:pageBreakBefore w:val="0"/>
+        <w:spacing w:line="300" w:lineRule="auto" w:before="120" w:after="40"/>
         <w:jc w:val="center"/>
         <w:rPr>
           <w:sz w:val="24"/>
@@ -2618,7 +2640,7 @@
         <w:rPr>
           <w:b/>
           <w:bCs/>
-          <w:sz w:val="32"/>
+          <w:sz w:val="22"/>
           <w:szCs w:val="24"/>
         </w:rPr>
         <w:lastRenderedPageBreak/>
@@ -2626,7 +2648,7 @@
       </w:r>
       <w:r>
         <w:rPr>
-          <w:sz w:val="24"/>
+          <w:sz w:val="22"/>
           <w:szCs w:val="24"/>
         </w:rPr>
         <w:t xml:space="preserve"> </w:t>
@@ -2684,7 +2706,7 @@
             <w:r>
               <w:rPr>
                 <w:b/>
-                <w:sz w:val="20"/>
+                <w:sz w:val="17"/>
               </w:rPr>
               <w:t>Figure No</w:t>
             </w:r>
@@ -2702,7 +2724,7 @@
             <w:r>
               <w:rPr>
                 <w:b/>
-                <w:sz w:val="20"/>
+                <w:sz w:val="17"/>
               </w:rPr>
               <w:t>Figure Title</w:t>
             </w:r>
@@ -2721,7 +2743,7 @@
             <w:r>
               <w:rPr>
                 <w:b/>
-                <w:sz w:val="20"/>
+                <w:sz w:val="17"/>
               </w:rPr>
               <w:t>Page No</w:t>
             </w:r>
@@ -2741,7 +2763,7 @@
             <w:r>
               <w:rPr>
                 <w:b w:val="0"/>
-                <w:sz w:val="19"/>
+                <w:sz w:val="17"/>
               </w:rPr>
               <w:t>Figure 1</w:t>
             </w:r>
@@ -2759,7 +2781,7 @@
             <w:r>
               <w:rPr>
                 <w:b w:val="0"/>
-                <w:sz w:val="19"/>
+                <w:sz w:val="17"/>
               </w:rPr>
               <w:t>How the system fits together</w:t>
             </w:r>
@@ -2799,7 +2821,7 @@
             <w:r>
               <w:rPr>
                 <w:b w:val="0"/>
-                <w:sz w:val="19"/>
+                <w:sz w:val="17"/>
               </w:rPr>
               <w:t>Figure 2</w:t>
             </w:r>
@@ -2817,7 +2839,7 @@
             <w:r>
               <w:rPr>
                 <w:b w:val="0"/>
-                <w:sz w:val="19"/>
+                <w:sz w:val="17"/>
               </w:rPr>
               <w:t>Mining papers from arXiv</w:t>
             </w:r>
@@ -2857,7 +2879,7 @@
             <w:r>
               <w:rPr>
                 <w:b w:val="0"/>
-                <w:sz w:val="19"/>
+                <w:sz w:val="17"/>
               </w:rPr>
               <w:t>Figure 3</w:t>
             </w:r>
@@ -2875,7 +2897,7 @@
             <w:r>
               <w:rPr>
                 <w:b w:val="0"/>
-                <w:sz w:val="19"/>
+                <w:sz w:val="17"/>
               </w:rPr>
               <w:t>The ten steps, the point where a human approves the paper list, and the single rewrite loop</w:t>
             </w:r>
@@ -2915,7 +2937,7 @@
             <w:r>
               <w:rPr>
                 <w:b w:val="0"/>
-                <w:sz w:val="19"/>
+                <w:sz w:val="17"/>
               </w:rPr>
               <w:t>Figure 4</w:t>
             </w:r>
@@ -2933,9 +2955,9 @@
             <w:r>
               <w:rPr>
                 <w:b w:val="0"/>
-                <w:sz w:val="19"/>
-              </w:rPr>
-              <w:t>The console's overview</w:t>
+                <w:sz w:val="17"/>
+              </w:rPr>
+              <w:t>Mining yield: papers surviving each step, as counts and as a percentage of the submissions listed</w:t>
             </w:r>
           </w:p>
         </w:tc>
@@ -2973,7 +2995,7 @@
             <w:r>
               <w:rPr>
                 <w:b w:val="0"/>
-                <w:sz w:val="19"/>
+                <w:sz w:val="17"/>
               </w:rPr>
               <w:t>Figure 5</w:t>
             </w:r>
@@ -2991,9 +3013,9 @@
             <w:r>
               <w:rPr>
                 <w:b w:val="0"/>
-                <w:sz w:val="19"/>
-              </w:rPr>
-              <w:t>A test example in the console: the section the author wrote, above the cited papers' abstracts that are the only input…</w:t>
+                <w:sz w:val="17"/>
+              </w:rPr>
+              <w:t>Distribution of LLM-assigned citation relations over the labelled pool</w:t>
             </w:r>
           </w:p>
         </w:tc>
@@ -3031,7 +3053,7 @@
             <w:r>
               <w:rPr>
                 <w:b w:val="0"/>
-                <w:sz w:val="19"/>
+                <w:sz w:val="17"/>
               </w:rPr>
               <w:t>Figure 6</w:t>
             </w:r>
@@ -3049,9 +3071,9 @@
             <w:r>
               <w:rPr>
                 <w:b w:val="0"/>
-                <w:sz w:val="19"/>
-              </w:rPr>
-              <w:t>Mining yield: papers surviving each step, as counts and as a percentage of the submissions listed</w:t>
+                <w:sz w:val="17"/>
+              </w:rPr>
+              <w:t>Confusion matrices on the adjudicated gold set, for the LLM labeller and for the fine-tuned classifier</w:t>
             </w:r>
           </w:p>
         </w:tc>
@@ -3089,7 +3111,7 @@
             <w:r>
               <w:rPr>
                 <w:b w:val="0"/>
-                <w:sz w:val="19"/>
+                <w:sz w:val="17"/>
               </w:rPr>
               <w:t>Figure 7</w:t>
             </w:r>
@@ -3107,9 +3129,9 @@
             <w:r>
               <w:rPr>
                 <w:b w:val="0"/>
-                <w:sz w:val="19"/>
-              </w:rPr>
-              <w:t>Distribution of related-work length, number of cited papers and abstract coverage across the mined benchmark examples</w:t>
+                <w:sz w:val="17"/>
+              </w:rPr>
+              <w:t>Accuracy and macro-F1 of each relation-classification system on the adjudicated gold set</w:t>
             </w:r>
           </w:p>
         </w:tc>
@@ -3147,7 +3169,7 @@
             <w:r>
               <w:rPr>
                 <w:b w:val="0"/>
-                <w:sz w:val="19"/>
+                <w:sz w:val="17"/>
               </w:rPr>
               <w:t>Figure 8</w:t>
             </w:r>
@@ -3165,9 +3187,9 @@
             <w:r>
               <w:rPr>
                 <w:b w:val="0"/>
-                <w:sz w:val="19"/>
-              </w:rPr>
-              <w:t>Distribution of LLM-assigned citation relations over the labelled pool</w:t>
+                <w:sz w:val="17"/>
+              </w:rPr>
+              <w:t>Verifier calibration</w:t>
             </w:r>
           </w:p>
         </w:tc>
@@ -3205,7 +3227,7 @@
             <w:r>
               <w:rPr>
                 <w:b w:val="0"/>
-                <w:sz w:val="19"/>
+                <w:sz w:val="17"/>
               </w:rPr>
               <w:t>Figure 9</w:t>
             </w:r>
@@ -3223,9 +3245,9 @@
             <w:r>
               <w:rPr>
                 <w:b w:val="0"/>
-                <w:sz w:val="19"/>
-              </w:rPr>
-              <w:t>Confusion matrices on the adjudicated gold set, for the LLM labeller and for the fine-tuned classifier</w:t>
+                <w:sz w:val="17"/>
+              </w:rPr>
+              <w:t>Verifier verdicts over extracted claims, by extraction run</w:t>
             </w:r>
           </w:p>
         </w:tc>
@@ -3263,7 +3285,7 @@
             <w:r>
               <w:rPr>
                 <w:b w:val="0"/>
-                <w:sz w:val="19"/>
+                <w:sz w:val="17"/>
               </w:rPr>
               <w:t>Figure 10</w:t>
             </w:r>
@@ -3281,9 +3303,9 @@
             <w:r>
               <w:rPr>
                 <w:b w:val="0"/>
-                <w:sz w:val="19"/>
-              </w:rPr>
-              <w:t>Accuracy and macro-F1 of each relation-classification system on the adjudicated gold set</w:t>
+                <w:sz w:val="17"/>
+              </w:rPr>
+              <w:t>The worked example in the console</w:t>
             </w:r>
           </w:p>
         </w:tc>
@@ -3308,180 +3330,6 @@
           </w:p>
         </w:tc>
       </w:tr>
-      <w:tr>
-        <w:tc>
-          <w:tcPr>
-            <w:tcW w:type="dxa" w:w="1152"/>
-          </w:tcPr>
-          <w:p>
-            <w:pPr>
-              <w:spacing w:after="20" w:line="240" w:lineRule="auto"/>
-            </w:pPr>
-            <w:r/>
-            <w:r>
-              <w:rPr>
-                <w:b w:val="0"/>
-                <w:sz w:val="19"/>
-              </w:rPr>
-              <w:t>Figure 11</w:t>
-            </w:r>
-          </w:p>
-        </w:tc>
-        <w:tc>
-          <w:tcPr>
-            <w:tcW w:type="dxa" w:w="6912"/>
-          </w:tcPr>
-          <w:p>
-            <w:pPr>
-              <w:spacing w:after="20" w:line="240" w:lineRule="auto"/>
-            </w:pPr>
-            <w:r/>
-            <w:r>
-              <w:rPr>
-                <w:b w:val="0"/>
-                <w:sz w:val="19"/>
-              </w:rPr>
-              <w:t>Verifier calibration</w:t>
-            </w:r>
-          </w:p>
-        </w:tc>
-        <w:tc>
-          <w:tcPr>
-            <w:tcW w:type="dxa" w:w="1007"/>
-          </w:tcPr>
-          <w:p>
-            <w:pPr>
-              <w:spacing w:after="20" w:line="240" w:lineRule="auto"/>
-              <w:jc w:val="right"/>
-            </w:pPr>
-            <w:r/>
-            <w:fldSimple w:instr=" PAGEREF _figure_11 \h ">
-              <w:r>
-                <w:rPr>
-                  <w:sz w:val="20"/>
-                </w:rPr>
-                <w:t>1</w:t>
-              </w:r>
-            </w:fldSimple>
-          </w:p>
-        </w:tc>
-      </w:tr>
-      <w:tr>
-        <w:tc>
-          <w:tcPr>
-            <w:tcW w:type="dxa" w:w="1152"/>
-          </w:tcPr>
-          <w:p>
-            <w:pPr>
-              <w:spacing w:after="20" w:line="240" w:lineRule="auto"/>
-            </w:pPr>
-            <w:r/>
-            <w:r>
-              <w:rPr>
-                <w:b w:val="0"/>
-                <w:sz w:val="19"/>
-              </w:rPr>
-              <w:t>Figure 12</w:t>
-            </w:r>
-          </w:p>
-        </w:tc>
-        <w:tc>
-          <w:tcPr>
-            <w:tcW w:type="dxa" w:w="6912"/>
-          </w:tcPr>
-          <w:p>
-            <w:pPr>
-              <w:spacing w:after="20" w:line="240" w:lineRule="auto"/>
-            </w:pPr>
-            <w:r/>
-            <w:r>
-              <w:rPr>
-                <w:b w:val="0"/>
-                <w:sz w:val="19"/>
-              </w:rPr>
-              <w:t>Verifier verdicts over extracted claims, by extraction run</w:t>
-            </w:r>
-          </w:p>
-        </w:tc>
-        <w:tc>
-          <w:tcPr>
-            <w:tcW w:type="dxa" w:w="1007"/>
-          </w:tcPr>
-          <w:p>
-            <w:pPr>
-              <w:spacing w:after="20" w:line="240" w:lineRule="auto"/>
-              <w:jc w:val="right"/>
-            </w:pPr>
-            <w:r/>
-            <w:fldSimple w:instr=" PAGEREF _figure_12 \h ">
-              <w:r>
-                <w:rPr>
-                  <w:sz w:val="20"/>
-                </w:rPr>
-                <w:t>1</w:t>
-              </w:r>
-            </w:fldSimple>
-          </w:p>
-        </w:tc>
-      </w:tr>
-      <w:tr>
-        <w:tc>
-          <w:tcPr>
-            <w:tcW w:type="dxa" w:w="1152"/>
-          </w:tcPr>
-          <w:p>
-            <w:pPr>
-              <w:spacing w:after="20" w:line="240" w:lineRule="auto"/>
-            </w:pPr>
-            <w:r/>
-            <w:r>
-              <w:rPr>
-                <w:b w:val="0"/>
-                <w:sz w:val="19"/>
-              </w:rPr>
-              <w:t>Figure 13</w:t>
-            </w:r>
-          </w:p>
-        </w:tc>
-        <w:tc>
-          <w:tcPr>
-            <w:tcW w:type="dxa" w:w="6912"/>
-          </w:tcPr>
-          <w:p>
-            <w:pPr>
-              <w:spacing w:after="20" w:line="240" w:lineRule="auto"/>
-            </w:pPr>
-            <w:r/>
-            <w:r>
-              <w:rPr>
-                <w:b w:val="0"/>
-                <w:sz w:val="19"/>
-              </w:rPr>
-              <w:t>The worked example in the console</w:t>
-            </w:r>
-          </w:p>
-        </w:tc>
-        <w:tc>
-          <w:tcPr>
-            <w:tcW w:type="dxa" w:w="1007"/>
-          </w:tcPr>
-          <w:p>
-            <w:pPr>
-              <w:spacing w:after="20" w:line="240" w:lineRule="auto"/>
-              <w:jc w:val="right"/>
-            </w:pPr>
-            <w:r/>
-            <w:fldSimple w:instr=" PAGEREF _figure_13 \h ">
-              <w:r>
-                <w:rPr>
-                  <w:sz w:val="20"/>
-                </w:rPr>
-                <w:t>1</w:t>
-              </w:r>
-            </w:fldSimple>
-          </w:p>
-        </w:tc>
-      </w:tr>
     </w:tbl>
     <w:p>
       <w:bookmarkStart w:id="1004" w:name="_toc_1_introduction"/>
@@ -3614,7 +3462,7 @@
           <w:i w:val="0"/>
           <w:sz w:val="24"/>
         </w:rPr>
-        <w:t>The work is divided between six agents, each with a narrow job: a Librarian that finds papers, an Extractor that pulls out claims, a Verifier that checks them, a Synthesist that compares papers, a Gap Analyst that looks for missing work, and a Writer. The limits matter as much as the jobs. The Extractor cannot search for anything, so it can only use the text it is given. The Writer cannot check its own output, because a model asked to grade its own work tends to agree with itself. Only the Verifier can run the checking model.</w:t>
+        <w:t>The work is divided between six agents, each with a narrow job: a Librarian that finds papers, an Extractor that pulls out claims, a Verifier that checks them, a Synthesist that compares papers, a Gap Analyst that looks for missing work, and a Writer. The limits matter as much as the jobs: the Extractor cannot search, so it can only use the text it is given, and the Writer cannot check its own output, because a model asked to grade its own work tends to agree with itself. Only the Verifier may run the checking model.</w:t>
       </w:r>
     </w:p>
     <w:p>
@@ -4189,7 +4037,7 @@
           <w:i w:val="0"/>
           <w:sz w:val="24"/>
         </w:rPr>
-        <w:t>Writing a related-work section is the specific task this project is tested on, and it is older than today's models. Abu-Ra'ed and colleagues [15] treated it as summarising the cited papers. Wang and colleagues [16] let the model attend to both the citing paper's own content and the cited abstracts. Luu and colleagues [17] reframed it as explaining the relationship between two papers rather than summarising one, which is the closest existing idea to the relation classifier used here.</w:t>
+        <w:t>Writing a related-work section is older than today's models. Abu-Ra'ed and colleagues [15] treated it as summarising the cited papers; Wang and colleagues [16] attended to both the citing paper's content and the cited abstracts; and Luu and colleagues [17] reframed it as explaining the relationship between two papers, the closest existing idea to the relation classifier used here.</w:t>
       </w:r>
     </w:p>
     <w:p>
@@ -4251,7 +4099,7 @@
           <w:i w:val="0"/>
           <w:sz w:val="24"/>
         </w:rPr>
-        <w:t>Citations are not all the same, and the differences are what a review has to express. Early work looked at whether a citation was positive or negative and at how much surrounding text was needed to tell [21], [22]. Two datasets then made the task standard. ACL-ARC, used by Jurgens and colleagues [23] to trace how a research field changes over time, has six categories. SciCite [24] traded detail for size with three — background, method and result — and showed that training on related side-tasks helps. SciBERT [25], a version of BERT trained on scientific text, is the usual starting point for both, and is the starting point here.</w:t>
+        <w:t>Citations differ, and the differences are what a review must express. Early work looked at citation sentiment and at how much surrounding text was needed [21], [22]. Two datasets made the task standard: ACL-ARC, used by Jurgens and colleagues [23] to trace how a field changes, with six categories; and SciCite [24], which traded detail for size with three. SciBERT [25], a BERT trained on scientific text, is the usual starting point for both and is the starting point here.</w:t>
       </w:r>
     </w:p>
     <w:p>
@@ -4334,7 +4182,7 @@
           <w:i w:val="0"/>
           <w:sz w:val="24"/>
         </w:rPr>
-        <w:t>Working out whether these checks are any good needed human judgement. SummEval [26] re-annotated model outputs and showed how weakly the standard scores track what people actually think. Goyal and Durrett [27] annotated errors in detail and found that different kinds of model fail in different ways. BERTScore [28] is included here as a meaning-based alternative to ROUGE, not as a support check, because it compares generated text against a reference answer rather than against the source.</w:t>
+        <w:t>Judging those checks needed human annotation: SummEval [26] showed how weakly standard scores track human opinion, and Goyal and Durrett [27] found that different model families fail differently. BERTScore [28] is used here as a meaning-based alternative to ROUGE, not as a support check, since it compares against a reference rather than the source.</w:t>
       </w:r>
     </w:p>
     <w:p>
@@ -4355,7 +4203,7 @@
           <w:i w:val="0"/>
           <w:sz w:val="24"/>
         </w:rPr>
-        <w:t>The fact-checking field supplies the other half. FEVER [29] established the pattern of retrieving evidence and then testing whether it supports a claim. SciFact [30] moved that into science, where claims are hedged and evidence is technical. DeBERTa [31] is the model design whose trained versions are used here as the checker. The hallucination survey [2] supplies the wording used throughout this report: a claim is called unsupported when the evidence does not establish it, which is a weaker and more checkable statement than calling it false.</w:t>
+        <w:t>Fact-checking supplies the other half: FEVER [29] established retrieving evidence then testing whether it supports a claim, and SciFact [30] moved that into science, where claims are hedged. DeBERTa [31] is the model design used here as the checker. The hallucination survey [2] supplies this report's wording: a claim is unsupported when the evidence does not establish it, which is weaker and more checkable than calling it false.</w:t>
       </w:r>
     </w:p>
     <w:p>
@@ -4479,7 +4327,7 @@
           <w:i w:val="0"/>
           <w:sz w:val="24"/>
         </w:rPr>
-        <w:t>Retrieval-augmented generation [34], with meaning-based search [35], is the standard way to tie a model's output to documents, and it is what the practical tools are built on. PaperQA [36] answers scientific questions by forcing the answer through retrieved passages, and reports less invention as a result. STORM [37] tackles longer writing: it researches a topic by simulating questions from several points of view, builds an outline, and writes a long article with citations. Sušnjak and colleagues [38] fine-tune subject-specific models for research synthesis and report the practical trade-offs.</w:t>
+        <w:t>Retrieval-augmented generation [34] with meaning-based search [35] is the standard way to tie a model's output to documents, and the practical tools build on it. PaperQA [36] forces answers through retrieved passages and reports less invention; STORM [37] researches a topic from several points of view, builds an outline and writes a long cited article; Sušnjak and colleagues [38] fine-tune subject-specific models for research synthesis.</w:t>
       </w:r>
     </w:p>
     <w:p>
@@ -5581,7 +5429,7 @@
           <w:i w:val="0"/>
           <w:sz w:val="24"/>
         </w:rPr>
-        <w:t>Four trends run through the work above. Checking has moved from comparing against a reference answer towards testing whether the output follows from the source, because reference comparison was shown not to track correctness. What a statement is tied to has got finer, from whole documents towards single passages. Citation types have been standardised, but at a level of detail chosen to make annotation cheap rather than to make the labels useful afterwards. And orchestration has moved from single prompts to teams of agents, usually with self-criticism as the quality mechanism.</w:t>
+        <w:t>Four trends run through the work above. Checking has moved from comparing against a reference answer towards testing whether the output follows from the source. What a statement is tied to has got finer, from whole documents to single passages. Citation types have been standardised, but at a granularity chosen to make annotation cheap rather than the labels useful. And orchestration has moved from single prompts to teams of agents, usually with self-criticism as the quality mechanism.</w:t>
       </w:r>
     </w:p>
     <w:p>
@@ -5859,7 +5707,7 @@
       <w:r>
         <w:rPr>
           <w:i/>
-          <w:sz w:val="19"/>
+          <w:sz w:val="17"/>
         </w:rPr>
         <w:t>Figure 1: How the system fits together. Blue boxes are agents, green boxes are trained models, red boxes are checks, and orange boxes are data or output. One model setting serves every agent and records what every call cost.</w:t>
       </w:r>
@@ -5969,7 +5817,7 @@
       <w:r>
         <w:rPr>
           <w:i/>
-          <w:sz w:val="19"/>
+          <w:sz w:val="17"/>
         </w:rPr>
         <w:t>Figure 2: Mining papers from arXiv. Each paper's source files are stored once, and a paper with no usable source is recorded as such so it is never downloaded twice. That is what lets the step be stopped and restarted.</w:t>
       </w:r>
@@ -6694,7 +6542,7 @@
           <w:i w:val="0"/>
           <w:sz w:val="24"/>
         </w:rPr>
-        <w:t>Gap detection builds a table of how many papers apply each family of method to each dataset. A cell that is empty or nearly empty, where both its row and its column are otherwise busy, becomes a candidate gap. Two method families that both appear on a dataset but between whose papers no comparison link exists become a candidate of a different kind. Because an empty cell is often empty for a good reason, the agent is required to argue both for and against each candidate before giving a verdict, and both arguments are kept in the output.</w:t>
+        <w:t>Gap detection builds a table of how many papers apply each method family to each dataset. An empty or near-empty cell whose row and column are otherwise busy becomes a candidate, as do two families that share a dataset but whose papers never compare against each other. Because a cell is often empty for a good reason, the agent must argue both for and against each candidate before giving a verdict, and both arguments are kept.</w:t>
       </w:r>
     </w:p>
     <w:p>
@@ -6801,7 +6649,7 @@
       <w:r>
         <w:rPr>
           <w:i/>
-          <w:sz w:val="19"/>
+          <w:sz w:val="17"/>
         </w:rPr>
         <w:t>Figure 3: The ten steps, the point where a human approves the paper list, and the single rewrite loop. Every step saves its output before the next begins, so an interrupted run carries on where it stopped.</w:t>
       </w:r>
@@ -6928,7 +6776,7 @@
           <w:i w:val="0"/>
           <w:sz w:val="24"/>
         </w:rPr>
-        <w:t>Overlap with the human text is measured by ROUGE and BERTScore, but reported beside three other measures, because overlap says nothing about whether the text is true. Citation coverage is the share of the papers the human section cited that the generated section discusses at all. Citation correctness is the share of claimed links between a sentence and a paper where that paper's evidence actually supports the sentence; this is the measure that catches a real citation attached to a sentence the paper never supported. Faithfulness is as defined in equation (3.4).</w:t>
+        <w:t>Overlap with the human text is measured by ROUGE and BERTScore, reported beside three other measures because overlap says nothing about truth. Citation coverage is the share of cited papers the generated section discusses at all. Citation correctness is the share of claimed sentence-to-paper links where that paper's evidence really supports the sentence — the measure that catches a real citation attached to a sentence the paper never supported. Faithfulness is equation (3.4).</w:t>
       </w:r>
     </w:p>
     <w:p>
@@ -7079,14 +6927,14 @@
           <w:i w:val="0"/>
           <w:sz w:val="24"/>
         </w:rPr>
-        <w:t>Everything the pipeline writes is a file, which is reliable but hard to read. A small web application was therefore built on top of the same files, so the state of a run and the evidence behind a sentence can be inspected directly. It adds no logic of its own: it reads the same results files this report quotes, through the same module, so the two cannot disagree about a number. Figure 4 shows the overview, which marks a step as pending when its results file does not exist rather than showing an estimate.</w:t>
-      </w:r>
-    </w:p>
-    <w:p>
-      <w:pPr>
-        <w:spacing w:line="240" w:lineRule="auto" w:after="20" w:before="100"/>
-        <w:ind w:left="0" w:firstLine="0"/>
-        <w:jc w:val="center"/>
+        <w:t>Everything the pipeline writes is a file, which is reliable but hard to read, so a small web application was built on the same files. It adds no logic of its own and reads the same result files this report quotes, so the two cannot disagree about a number, and it marks a step pending when its result file is absent rather than showing an estimate. Its most useful view lists the mined test set: opening a paper shows the related-work section its author wrote, hidden from every system and used only for scoring, beside the abstracts that are the only input a system receives. A second view shows a generated review one sentence at a time, underlined by outcome, and brings up the quoted line behind any sentence that is clicked; it is reproduced in Section 4.7. The same data is available to a conversational assistant through a small read-only interface.</w:t>
+      </w:r>
+    </w:p>
+    <w:p>
+      <w:bookmarkStart w:id="1019" w:name="_toc_3_2_system_requirements"/>
+      <w:pPr>
+        <w:spacing w:line="300" w:lineRule="auto"/>
+        <w:jc w:val="both"/>
         <w:rPr>
           <w:b/>
           <w:bCs/>
@@ -7095,65 +6943,37 @@
         </w:rPr>
       </w:pPr>
       <w:r>
-        <w:drawing>
-          <wp:inline xmlns:a="http://schemas.openxmlformats.org/drawingml/2006/main" xmlns:pic="http://schemas.openxmlformats.org/drawingml/2006/picture">
-            <wp:extent cx="4023360" cy="3087929"/>
-            <wp:docPr id="1432113164" name="Picture 1432113164"/>
-            <wp:cNvGraphicFramePr>
-              <a:graphicFrameLocks noChangeAspect="1"/>
-            </wp:cNvGraphicFramePr>
-            <a:graphic>
-              <a:graphicData uri="http://schemas.openxmlformats.org/drawingml/2006/picture">
-                <pic:pic>
-                  <pic:nvPicPr>
-                    <pic:cNvPr id="0" name="fig_console_overview.png"/>
-                    <pic:cNvPicPr/>
-                  </pic:nvPicPr>
-                  <pic:blipFill>
-                    <a:blip r:embed="rId26"/>
-                    <a:stretch>
-                      <a:fillRect/>
-                    </a:stretch>
-                  </pic:blipFill>
-                  <pic:spPr>
-                    <a:xfrm>
-                      <a:off x="0" y="0"/>
-                      <a:ext cx="4023360" cy="3087929"/>
-                    </a:xfrm>
-                    <a:prstGeom prst="rect"/>
-                  </pic:spPr>
-                </pic:pic>
-              </a:graphicData>
-            </a:graphic>
-          </wp:inline>
-        </w:drawing>
-      </w:r>
-    </w:p>
-    <w:p>
-      <w:bookmarkStart w:id="1019" w:name="_figure_4"/>
-      <w:pPr>
-        <w:spacing w:line="240" w:lineRule="auto" w:after="140" w:before="100"/>
-        <w:ind w:left="0" w:firstLine="0"/>
-        <w:jc w:val="center"/>
         <w:rPr>
           <w:b/>
           <w:bCs/>
           <w:sz w:val="24"/>
           <w:szCs w:val="22"/>
         </w:rPr>
-      </w:pPr>
-      <w:r>
-        <w:rPr>
-          <w:i/>
-          <w:sz w:val="19"/>
-        </w:rPr>
-        <w:t>Figure 4: The console's overview. Each step shows real figures from the file it wrote, and a step that has not run is marked pending instead of being filled in with a guess.</w:t>
+        <w:t>3.2</w:t>
+      </w:r>
+      <w:r>
+        <w:rPr>
+          <w:b/>
+          <w:bCs/>
+          <w:sz w:val="24"/>
+          <w:szCs w:val="22"/>
+        </w:rPr>
+        <w:t xml:space="preserve"> </w:t>
+      </w:r>
+      <w:r>
+        <w:rPr>
+          <w:b/>
+          <w:bCs/>
+          <w:sz w:val="24"/>
+          <w:szCs w:val="22"/>
+        </w:rPr>
+        <w:t>System requirements</w:t>
       </w:r>
       <w:bookmarkEnd w:id="1019"/>
     </w:p>
     <w:p>
       <w:pPr>
-        <w:spacing w:line="259" w:lineRule="auto" w:after="50" w:before="100"/>
+        <w:spacing w:line="259" w:lineRule="auto" w:after="50"/>
         <w:ind w:left="0" w:firstLine="360"/>
         <w:jc w:val="both"/>
         <w:rPr>
@@ -7169,163 +6989,11 @@
           <w:i w:val="0"/>
           <w:sz w:val="24"/>
         </w:rPr>
-        <w:t>The most useful view is the test set itself, in Figure 5. Opening a paper shows the related-work section its author actually wrote, which is hidden from every system and used only for scoring, beside the abstracts that are the only input a system receives. References whose abstract could not be found are greyed out. Seeing the two together makes the difficulty of the task concrete in a way a table of scores does not.</w:t>
-      </w:r>
-    </w:p>
-    <w:p>
-      <w:pPr>
-        <w:spacing w:line="240" w:lineRule="auto" w:after="20" w:before="100"/>
-        <w:ind w:left="0" w:firstLine="0"/>
-        <w:jc w:val="center"/>
-        <w:rPr>
-          <w:b/>
-          <w:bCs/>
-          <w:sz w:val="24"/>
-          <w:szCs w:val="22"/>
-        </w:rPr>
-      </w:pPr>
-      <w:r>
-        <w:drawing>
-          <wp:inline xmlns:a="http://schemas.openxmlformats.org/drawingml/2006/main" xmlns:pic="http://schemas.openxmlformats.org/drawingml/2006/picture">
-            <wp:extent cx="4023360" cy="3057754"/>
-            <wp:docPr id="1432113165" name="Picture 1432113165"/>
-            <wp:cNvGraphicFramePr>
-              <a:graphicFrameLocks noChangeAspect="1"/>
-            </wp:cNvGraphicFramePr>
-            <a:graphic>
-              <a:graphicData uri="http://schemas.openxmlformats.org/drawingml/2006/picture">
-                <pic:pic>
-                  <pic:nvPicPr>
-                    <pic:cNvPr id="0" name="fig_console_benchmark.png"/>
-                    <pic:cNvPicPr/>
-                  </pic:nvPicPr>
-                  <pic:blipFill>
-                    <a:blip r:embed="rId27"/>
-                    <a:stretch>
-                      <a:fillRect/>
-                    </a:stretch>
-                  </pic:blipFill>
-                  <pic:spPr>
-                    <a:xfrm>
-                      <a:off x="0" y="0"/>
-                      <a:ext cx="4023360" cy="3057754"/>
-                    </a:xfrm>
-                    <a:prstGeom prst="rect"/>
-                  </pic:spPr>
-                </pic:pic>
-              </a:graphicData>
-            </a:graphic>
-          </wp:inline>
-        </w:drawing>
-      </w:r>
-    </w:p>
-    <w:p>
-      <w:bookmarkStart w:id="1020" w:name="_figure_5"/>
-      <w:pPr>
-        <w:spacing w:line="240" w:lineRule="auto" w:after="140" w:before="100"/>
-        <w:ind w:left="0" w:firstLine="0"/>
-        <w:jc w:val="center"/>
-        <w:rPr>
-          <w:b/>
-          <w:bCs/>
-          <w:sz w:val="24"/>
-          <w:szCs w:val="22"/>
-        </w:rPr>
-      </w:pPr>
-      <w:r>
-        <w:rPr>
-          <w:i/>
-          <w:sz w:val="19"/>
-        </w:rPr>
-        <w:t>Figure 5: A test example in the console: the section the author wrote, above the cited papers' abstracts that are the only input a system is given. Greyed-out entries are references whose abstract could not be retrieved.</w:t>
-      </w:r>
-      <w:bookmarkEnd w:id="1020"/>
-    </w:p>
-    <w:p>
-      <w:pPr>
-        <w:spacing w:line="259" w:lineRule="auto" w:after="50" w:before="100"/>
-        <w:ind w:left="0" w:firstLine="360"/>
-        <w:jc w:val="both"/>
-        <w:rPr>
-          <w:b/>
-          <w:bCs/>
-          <w:sz w:val="24"/>
-          <w:szCs w:val="22"/>
-        </w:rPr>
-      </w:pPr>
-      <w:r>
-        <w:rPr>
-          <w:b w:val="0"/>
-          <w:i w:val="0"/>
-          <w:sz w:val="24"/>
-        </w:rPr>
-        <w:t>A third view shows a generated review one sentence at a time. Clicking a sentence shows the quoted line it was checked against and the score it received, and sentences are underlined green, orange or red according to the outcome. The same information is also available to a conversational assistant through a small read-only interface, so the state of a run can be asked about in words rather than read off a screen.</w:t>
-      </w:r>
-    </w:p>
-    <w:p>
-      <w:bookmarkStart w:id="1021" w:name="_toc_3_2_system_requirements"/>
-      <w:pPr>
-        <w:spacing w:line="300" w:lineRule="auto"/>
-        <w:jc w:val="both"/>
-        <w:rPr>
-          <w:b/>
-          <w:bCs/>
-          <w:sz w:val="24"/>
-          <w:szCs w:val="22"/>
-        </w:rPr>
-      </w:pPr>
-      <w:r>
-        <w:rPr>
-          <w:b/>
-          <w:bCs/>
-          <w:sz w:val="24"/>
-          <w:szCs w:val="22"/>
-        </w:rPr>
-        <w:t>3.2</w:t>
-      </w:r>
-      <w:r>
-        <w:rPr>
-          <w:b/>
-          <w:bCs/>
-          <w:sz w:val="24"/>
-          <w:szCs w:val="22"/>
-        </w:rPr>
-        <w:t xml:space="preserve"> </w:t>
-      </w:r>
-      <w:r>
-        <w:rPr>
-          <w:b/>
-          <w:bCs/>
-          <w:sz w:val="24"/>
-          <w:szCs w:val="22"/>
-        </w:rPr>
-        <w:t>System requirements</w:t>
-      </w:r>
-      <w:bookmarkEnd w:id="1021"/>
-    </w:p>
-    <w:p>
-      <w:pPr>
-        <w:spacing w:line="259" w:lineRule="auto" w:after="50"/>
-        <w:ind w:left="0" w:firstLine="360"/>
-        <w:jc w:val="both"/>
-        <w:rPr>
-          <w:b/>
-          <w:bCs/>
-          <w:sz w:val="24"/>
-          <w:szCs w:val="22"/>
-        </w:rPr>
-      </w:pPr>
-      <w:r>
-        <w:rPr>
-          <w:b w:val="0"/>
-          <w:i w:val="0"/>
-          <w:sz w:val="24"/>
-        </w:rPr>
         <w:t>The project is built to run in two places: a free Google Colab session with a T4 GPU for the heavier steps, and an Apple Silicon laptop for development and for the smaller runs reported in Chapter 4. Table 2 lists what was actually used. The version numbers are the ones recorded while the code ran, not the oldest versions it would tolerate.</w:t>
       </w:r>
     </w:p>
     <w:p>
-      <w:bookmarkStart w:id="1022" w:name="_table_2"/>
+      <w:bookmarkStart w:id="1020" w:name="_table_2"/>
       <w:pPr>
         <w:spacing w:line="240" w:lineRule="auto" w:after="60"/>
         <w:ind w:left="0" w:firstLine="0"/>
@@ -7344,7 +7012,7 @@
         </w:rPr>
         <w:t>Table 2: What the system was run on, and the exact versions used for the results in Chapter 4.</w:t>
       </w:r>
-      <w:bookmarkEnd w:id="1022"/>
+      <w:bookmarkEnd w:id="1020"/>
     </w:p>
     <w:tbl>
       <w:tblPr>
@@ -8402,7 +8070,7 @@
       </w:r>
     </w:p>
     <w:p>
-      <w:bookmarkStart w:id="1023" w:name="_toc_4_analysis_and_discussion"/>
+      <w:bookmarkStart w:id="1021" w:name="_toc_4_analysis_and_discussion"/>
       <w:pPr>
         <w:pageBreakBefore/>
         <w:spacing w:line="300" w:lineRule="auto"/>
@@ -8430,7 +8098,7 @@
         <w:lastRenderedPageBreak/>
         <w:t>CHAPTER 4</w:t>
       </w:r>
-      <w:bookmarkEnd w:id="1023"/>
+      <w:bookmarkEnd w:id="1021"/>
     </w:p>
     <w:p>
       <w:pPr>
@@ -8532,7 +8200,7 @@
           <w:i w:val="0"/>
           <w:sz w:val="24"/>
         </w:rPr>
-        <w:t>References are resolved by identifier first and by title only as a fallback, because an identifier resolves a reference exactly where a title match resolves it merely probably, and because the fallback is what costs money. Of the references cited from related-work sections, 1,124 carried an arXiv identifier and all 1,124 of them resolved through the arXiv API, every one with an abstract; for a corpus mined from arXiv this is also the more authoritative source, since it returns the abstract of the version actually cited. A further 738 carried a DOI, resolved fifty at a time through OpenAlex, of which 198 came back (160 with an abstract). That left 1,830 references with no identifier at all, which had to be resolved by title search; 505 matched above the similarity floor of 88 and 450 of those yielded an abstract. The title-search pass did not finish: OpenAlex's free tier is a small daily budget per key, and it ran out partway through. Every reference resolved so far is cached, so re-running after the reset continues rather than restarts, and the benchmark reported below is therefore a lower bound on what this corpus yields. The gap between finding a reference and being able to read its abstract is the main reason test examples are dropped: a paper can be identified without its abstract being available to redistribute.</w:t>
+        <w:t>References are resolved by identifier first and by title only as a fallback: an identifier resolves a reference exactly where a title match resolves it merely probably, and the fallback is what spends the daily allowance. 1,124 cited references carried an arXiv identifier and all 1,124 resolved through the arXiv API, every one with an abstract — for a corpus mined from arXiv, also the more authoritative source. A further 738 carried a DOI, resolved fifty at a time through OpenAlex, of which 198 came back (160 with an abstract). That left 1,830 references with no identifier at all, which had to be resolved by title search; 505 matched above the similarity floor of 88 and 450 of those yielded an abstract. The title-search pass did not finish: OpenAlex's free tier is a small daily budget per key, and it ran out partway through. Every reference resolved so far is cached, so re-running after the reset continues rather than restarts, and the benchmark reported below is therefore a lower bound on what this corpus yields. The gap between finding a reference and reading its abstract is the main reason test examples are dropped.</w:t>
       </w:r>
     </w:p>
     <w:p>
@@ -8551,7 +8219,7 @@
         <w:drawing>
           <wp:inline xmlns:a="http://schemas.openxmlformats.org/drawingml/2006/main" xmlns:pic="http://schemas.openxmlformats.org/drawingml/2006/picture">
             <wp:extent cx="4023360" cy="2141086"/>
-            <wp:docPr id="1432113166" name="Picture 1432113166"/>
+            <wp:docPr id="1432113164" name="Picture 1432113164"/>
             <wp:cNvGraphicFramePr>
               <a:graphicFrameLocks noChangeAspect="1"/>
             </wp:cNvGraphicFramePr>
@@ -8563,7 +8231,7 @@
                     <pic:cNvPicPr/>
                   </pic:nvPicPr>
                   <pic:blipFill>
-                    <a:blip r:embed="rId28"/>
+                    <a:blip r:embed="rId26"/>
                     <a:stretch>
                       <a:fillRect/>
                     </a:stretch>
@@ -8583,7 +8251,7 @@
       </w:r>
     </w:p>
     <w:p>
-      <w:bookmarkStart w:id="1024" w:name="_figure_6"/>
+      <w:bookmarkStart w:id="1022" w:name="_figure_4"/>
       <w:pPr>
         <w:spacing w:after="140" w:line="240" w:lineRule="auto" w:before="100"/>
         <w:ind w:left="0" w:firstLine="0"/>
@@ -8598,83 +8266,14 @@
       <w:r>
         <w:rPr>
           <w:i/>
-          <w:sz w:val="19"/>
-        </w:rPr>
-        <w:t>Figure 6: Mining yield: papers surviving each step, as counts and as a percentage of the submissions listed.</w:t>
-      </w:r>
-      <w:bookmarkEnd w:id="1024"/>
-    </w:p>
-    <w:p>
-      <w:pPr>
-        <w:spacing w:after="20" w:line="240" w:lineRule="auto" w:before="100"/>
-        <w:ind w:left="0" w:firstLine="0"/>
-        <w:jc w:val="center"/>
-        <w:rPr>
-          <w:b/>
-          <w:bCs/>
-          <w:sz w:val="28"/>
-          <w:szCs w:val="24"/>
-        </w:rPr>
-      </w:pPr>
-      <w:r>
-        <w:drawing>
-          <wp:inline xmlns:a="http://schemas.openxmlformats.org/drawingml/2006/main" xmlns:pic="http://schemas.openxmlformats.org/drawingml/2006/picture">
-            <wp:extent cx="4023360" cy="1280660"/>
-            <wp:docPr id="1432113167" name="Picture 1432113167"/>
-            <wp:cNvGraphicFramePr>
-              <a:graphicFrameLocks noChangeAspect="1"/>
-            </wp:cNvGraphicFramePr>
-            <a:graphic>
-              <a:graphicData uri="http://schemas.openxmlformats.org/drawingml/2006/picture">
-                <pic:pic>
-                  <pic:nvPicPr>
-                    <pic:cNvPr id="0" name="fig_dataset_stats.png"/>
-                    <pic:cNvPicPr/>
-                  </pic:nvPicPr>
-                  <pic:blipFill>
-                    <a:blip r:embed="rId29"/>
-                    <a:stretch>
-                      <a:fillRect/>
-                    </a:stretch>
-                  </pic:blipFill>
-                  <pic:spPr>
-                    <a:xfrm>
-                      <a:off x="0" y="0"/>
-                      <a:ext cx="4023360" cy="1280660"/>
-                    </a:xfrm>
-                    <a:prstGeom prst="rect"/>
-                  </pic:spPr>
-                </pic:pic>
-              </a:graphicData>
-            </a:graphic>
-          </wp:inline>
-        </w:drawing>
-      </w:r>
-    </w:p>
-    <w:p>
-      <w:bookmarkStart w:id="1025" w:name="_figure_7"/>
-      <w:pPr>
-        <w:spacing w:after="140" w:line="240" w:lineRule="auto" w:before="100"/>
-        <w:ind w:left="0" w:firstLine="0"/>
-        <w:jc w:val="center"/>
-        <w:rPr>
-          <w:b/>
-          <w:bCs/>
-          <w:sz w:val="28"/>
-          <w:szCs w:val="24"/>
-        </w:rPr>
-      </w:pPr>
-      <w:r>
-        <w:rPr>
-          <w:i/>
-          <w:sz w:val="19"/>
-        </w:rPr>
-        <w:t>Figure 7: Distribution of related-work length, number of cited papers and abstract coverage across the mined benchmark examples.</w:t>
-      </w:r>
-      <w:bookmarkEnd w:id="1025"/>
-    </w:p>
-    <w:p>
-      <w:bookmarkStart w:id="1026" w:name="_table_3"/>
+          <w:sz w:val="17"/>
+        </w:rPr>
+        <w:t>Figure 4: Mining yield: papers surviving each step, as counts and as a percentage of the submissions listed.</w:t>
+      </w:r>
+      <w:bookmarkEnd w:id="1022"/>
+    </w:p>
+    <w:p>
+      <w:bookmarkStart w:id="1023" w:name="_table_3"/>
       <w:pPr>
         <w:spacing w:after="60" w:line="240" w:lineRule="auto" w:before="100"/>
         <w:ind w:left="0" w:firstLine="0"/>
@@ -8693,7 +8292,7 @@
         </w:rPr>
         <w:t>Table 3: Stage 1 mining yield at pilot scale.</w:t>
       </w:r>
-      <w:bookmarkEnd w:id="1026"/>
+      <w:bookmarkEnd w:id="1023"/>
     </w:p>
     <w:tbl>
       <w:tblPr>
@@ -9068,7 +8667,7 @@
       </w:pPr>
     </w:p>
     <w:p>
-      <w:bookmarkStart w:id="1027" w:name="_table_4"/>
+      <w:bookmarkStart w:id="1024" w:name="_table_4"/>
       <w:pPr>
         <w:spacing w:after="60" w:line="240" w:lineRule="auto" w:before="100"/>
         <w:ind w:left="0" w:firstLine="0"/>
@@ -9087,7 +8686,7 @@
         </w:rPr>
         <w:t>Table 4: Dataset statistics for the mined arXiv benchmark and the external Multi-XScience benchmark.</w:t>
       </w:r>
-      <w:bookmarkEnd w:id="1027"/>
+      <w:bookmarkEnd w:id="1024"/>
     </w:p>
     <w:tbl>
       <w:tblPr>
@@ -9676,7 +9275,7 @@
         <w:drawing>
           <wp:inline xmlns:a="http://schemas.openxmlformats.org/drawingml/2006/main" xmlns:pic="http://schemas.openxmlformats.org/drawingml/2006/picture">
             <wp:extent cx="4023360" cy="1909668"/>
-            <wp:docPr id="1432113168" name="Picture 1432113168"/>
+            <wp:docPr id="1432113165" name="Picture 1432113165"/>
             <wp:cNvGraphicFramePr>
               <a:graphicFrameLocks noChangeAspect="1"/>
             </wp:cNvGraphicFramePr>
@@ -9688,7 +9287,7 @@
                     <pic:cNvPicPr/>
                   </pic:nvPicPr>
                   <pic:blipFill>
-                    <a:blip r:embed="rId30"/>
+                    <a:blip r:embed="rId27"/>
                     <a:stretch>
                       <a:fillRect/>
                     </a:stretch>
@@ -9708,7 +9307,7 @@
       </w:r>
     </w:p>
     <w:p>
-      <w:bookmarkStart w:id="1028" w:name="_figure_8"/>
+      <w:bookmarkStart w:id="1025" w:name="_figure_5"/>
       <w:pPr>
         <w:spacing w:after="140" w:line="240" w:lineRule="auto" w:before="100"/>
         <w:ind w:left="0" w:firstLine="0"/>
@@ -9723,11 +9322,11 @@
       <w:r>
         <w:rPr>
           <w:i/>
-          <w:sz w:val="19"/>
-        </w:rPr>
-        <w:t>Figure 8: Distribution of LLM-assigned citation relations over the labelled pool.</w:t>
-      </w:r>
-      <w:bookmarkEnd w:id="1028"/>
+          <w:sz w:val="17"/>
+        </w:rPr>
+        <w:t>Figure 5: Distribution of LLM-assigned citation relations over the labelled pool.</w:t>
+      </w:r>
+      <w:bookmarkEnd w:id="1025"/>
     </w:p>
     <w:p>
       <w:pPr>
@@ -9751,7 +9350,7 @@
       </w:r>
     </w:p>
     <w:p>
-      <w:bookmarkStart w:id="1029" w:name="_table_5"/>
+      <w:bookmarkStart w:id="1026" w:name="_table_5"/>
       <w:pPr>
         <w:spacing w:after="60" w:line="240" w:lineRule="auto" w:before="100"/>
         <w:ind w:left="0" w:firstLine="0"/>
@@ -9770,7 +9369,7 @@
         </w:rPr>
         <w:t>Table 5: Citation-relation classification on the 200-context adjudicated gold set. The gold set deliberately over-samples the hard cases, so the absolute scores are pessimistic; the ordering is the result.</w:t>
       </w:r>
-      <w:bookmarkEnd w:id="1029"/>
+      <w:bookmarkEnd w:id="1026"/>
     </w:p>
     <w:tbl>
       <w:tblPr>
@@ -10125,7 +9724,7 @@
           <w:i w:val="0"/>
           <w:sz w:val="24"/>
         </w:rPr>
-        <w:t>Per-class, the weakest classes are uses-method (F1 0.00, 3 gold examples) and uses-data (F1 0.00, 2 gold examples). Both are rare in the gold set, and the confusion matrices in Figure 9 shows where their mass goes instead.</w:t>
+        <w:t>Per-class, the weakest classes are uses-method (F1 0.00, 3 gold examples) and uses-data (F1 0.00, 2 gold examples). Both are rare in the gold set, and the confusion matrices in Figure 6 shows where their mass goes instead.</w:t>
       </w:r>
     </w:p>
     <w:p>
@@ -10144,7 +9743,7 @@
         <w:drawing>
           <wp:inline xmlns:a="http://schemas.openxmlformats.org/drawingml/2006/main" xmlns:pic="http://schemas.openxmlformats.org/drawingml/2006/picture">
             <wp:extent cx="4023360" cy="1995587"/>
-            <wp:docPr id="1432113169" name="Picture 1432113169"/>
+            <wp:docPr id="1432113166" name="Picture 1432113166"/>
             <wp:cNvGraphicFramePr>
               <a:graphicFrameLocks noChangeAspect="1"/>
             </wp:cNvGraphicFramePr>
@@ -10156,7 +9755,7 @@
                     <pic:cNvPicPr/>
                   </pic:nvPicPr>
                   <pic:blipFill>
-                    <a:blip r:embed="rId31"/>
+                    <a:blip r:embed="rId28"/>
                     <a:stretch>
                       <a:fillRect/>
                     </a:stretch>
@@ -10176,7 +9775,7 @@
       </w:r>
     </w:p>
     <w:p>
-      <w:bookmarkStart w:id="1030" w:name="_figure_9"/>
+      <w:bookmarkStart w:id="1027" w:name="_figure_6"/>
       <w:pPr>
         <w:spacing w:after="140" w:line="240" w:lineRule="auto" w:before="100"/>
         <w:ind w:left="0" w:firstLine="0"/>
@@ -10191,11 +9790,11 @@
       <w:r>
         <w:rPr>
           <w:i/>
-          <w:sz w:val="19"/>
-        </w:rPr>
-        <w:t>Figure 9: Confusion matrices on the adjudicated gold set, for the LLM labeller and for the fine-tuned classifier. Cell text is the raw count.</w:t>
-      </w:r>
-      <w:bookmarkEnd w:id="1030"/>
+          <w:sz w:val="17"/>
+        </w:rPr>
+        <w:t>Figure 6: Confusion matrices on the adjudicated gold set, for the LLM labeller and for the fine-tuned classifier. Cell text is the raw count.</w:t>
+      </w:r>
+      <w:bookmarkEnd w:id="1027"/>
     </w:p>
     <w:p>
       <w:pPr>
@@ -10213,7 +9812,7 @@
         <w:drawing>
           <wp:inline xmlns:a="http://schemas.openxmlformats.org/drawingml/2006/main" xmlns:pic="http://schemas.openxmlformats.org/drawingml/2006/picture">
             <wp:extent cx="4023360" cy="2064726"/>
-            <wp:docPr id="1432113170" name="Picture 1432113170"/>
+            <wp:docPr id="1432113167" name="Picture 1432113167"/>
             <wp:cNvGraphicFramePr>
               <a:graphicFrameLocks noChangeAspect="1"/>
             </wp:cNvGraphicFramePr>
@@ -10225,7 +9824,7 @@
                     <pic:cNvPicPr/>
                   </pic:nvPicPr>
                   <pic:blipFill>
-                    <a:blip r:embed="rId32"/>
+                    <a:blip r:embed="rId29"/>
                     <a:stretch>
                       <a:fillRect/>
                     </a:stretch>
@@ -10245,7 +9844,7 @@
       </w:r>
     </w:p>
     <w:p>
-      <w:bookmarkStart w:id="1031" w:name="_figure_10"/>
+      <w:bookmarkStart w:id="1028" w:name="_figure_7"/>
       <w:pPr>
         <w:spacing w:after="140" w:line="240" w:lineRule="auto" w:before="100"/>
         <w:ind w:left="0" w:firstLine="0"/>
@@ -10260,11 +9859,11 @@
       <w:r>
         <w:rPr>
           <w:i/>
-          <w:sz w:val="19"/>
-        </w:rPr>
-        <w:t>Figure 10: Accuracy and macro-F1 of each relation-classification system on the adjudicated gold set.</w:t>
-      </w:r>
-      <w:bookmarkEnd w:id="1031"/>
+          <w:sz w:val="17"/>
+        </w:rPr>
+        <w:t>Figure 7: Accuracy and macro-F1 of each relation-classification system on the adjudicated gold set.</w:t>
+      </w:r>
+      <w:bookmarkEnd w:id="1028"/>
     </w:p>
     <w:p>
       <w:pPr>
@@ -10304,7 +9903,7 @@
           <w:i w:val="0"/>
           <w:sz w:val="24"/>
         </w:rPr>
-        <w:t>The two thresholds were chosen by trying every combination on 48 hand-checked claim-and-quote pairs and keeping the one with the best macro-F1 across the three outcomes. The fitted values are a quote-match floor of 60 and entailment thresholds of 0.7 for supported and 0.3 for partially supported, reaching 0.488 macro-F1 on the dev set, against 0.3913 for the hand-chosen defaults. Figure 11 shows the dev items against the fitted boundaries.</w:t>
+        <w:t>The two thresholds were chosen by trying every combination on 48 hand-checked claim-and-quote pairs and keeping the one with the best macro-F1 across the three outcomes. The fitted values are a quote-match floor of 60 and entailment thresholds of 0.7 for supported and 0.3 for partially supported, reaching 0.488 macro-F1 on the dev set, against 0.3913 for the hand-chosen defaults. Figure 8 shows the dev items against the fitted boundaries.</w:t>
       </w:r>
     </w:p>
     <w:p>
@@ -10323,7 +9922,7 @@
         <w:drawing>
           <wp:inline xmlns:a="http://schemas.openxmlformats.org/drawingml/2006/main" xmlns:pic="http://schemas.openxmlformats.org/drawingml/2006/picture">
             <wp:extent cx="4023360" cy="1582676"/>
-            <wp:docPr id="1432113171" name="Picture 1432113171"/>
+            <wp:docPr id="1432113168" name="Picture 1432113168"/>
             <wp:cNvGraphicFramePr>
               <a:graphicFrameLocks noChangeAspect="1"/>
             </wp:cNvGraphicFramePr>
@@ -10335,7 +9934,7 @@
                     <pic:cNvPicPr/>
                   </pic:nvPicPr>
                   <pic:blipFill>
-                    <a:blip r:embed="rId33"/>
+                    <a:blip r:embed="rId30"/>
                     <a:stretch>
                       <a:fillRect/>
                     </a:stretch>
@@ -10355,7 +9954,7 @@
       </w:r>
     </w:p>
     <w:p>
-      <w:bookmarkStart w:id="1032" w:name="_figure_11"/>
+      <w:bookmarkStart w:id="1029" w:name="_figure_8"/>
       <w:pPr>
         <w:spacing w:after="140" w:line="240" w:lineRule="auto" w:before="100"/>
         <w:ind w:left="0" w:firstLine="0"/>
@@ -10370,11 +9969,11 @@
       <w:r>
         <w:rPr>
           <w:i/>
-          <w:sz w:val="19"/>
-        </w:rPr>
-        <w:t>Figure 11: Verifier calibration. Left: each hand-checked dev item by quote score and entailment probability, with the fitted thresholds. Right: the top of the threshold grid.</w:t>
-      </w:r>
-      <w:bookmarkEnd w:id="1032"/>
+          <w:sz w:val="17"/>
+        </w:rPr>
+        <w:t>Figure 8: Verifier calibration. Left: each hand-checked dev item by quote score and entailment probability, with the fitted thresholds. Right: the top of the threshold grid.</w:t>
+      </w:r>
+      <w:bookmarkEnd w:id="1029"/>
     </w:p>
     <w:p>
       <w:pPr>
@@ -10413,7 +10012,7 @@
         <w:drawing>
           <wp:inline xmlns:a="http://schemas.openxmlformats.org/drawingml/2006/main" xmlns:pic="http://schemas.openxmlformats.org/drawingml/2006/picture">
             <wp:extent cx="4023360" cy="1073168"/>
-            <wp:docPr id="1432113172" name="Picture 1432113172"/>
+            <wp:docPr id="1432113169" name="Picture 1432113169"/>
             <wp:cNvGraphicFramePr>
               <a:graphicFrameLocks noChangeAspect="1"/>
             </wp:cNvGraphicFramePr>
@@ -10425,7 +10024,7 @@
                     <pic:cNvPicPr/>
                   </pic:nvPicPr>
                   <pic:blipFill>
-                    <a:blip r:embed="rId34"/>
+                    <a:blip r:embed="rId31"/>
                     <a:stretch>
                       <a:fillRect/>
                     </a:stretch>
@@ -10445,7 +10044,7 @@
       </w:r>
     </w:p>
     <w:p>
-      <w:bookmarkStart w:id="1033" w:name="_figure_12"/>
+      <w:bookmarkStart w:id="1030" w:name="_figure_9"/>
       <w:pPr>
         <w:spacing w:after="140" w:line="240" w:lineRule="auto" w:before="100"/>
         <w:ind w:left="0" w:firstLine="0"/>
@@ -10460,11 +10059,11 @@
       <w:r>
         <w:rPr>
           <w:i/>
-          <w:sz w:val="19"/>
-        </w:rPr>
-        <w:t>Figure 12: Verifier verdicts over extracted claims, by extraction run.</w:t>
-      </w:r>
-      <w:bookmarkEnd w:id="1033"/>
+          <w:sz w:val="17"/>
+        </w:rPr>
+        <w:t>Figure 9: Verifier verdicts over extracted claims, by extraction run.</w:t>
+      </w:r>
+      <w:bookmarkEnd w:id="1030"/>
     </w:p>
     <w:p>
       <w:pPr>
@@ -10732,7 +10331,7 @@
           <w:i w:val="0"/>
           <w:sz w:val="24"/>
         </w:rPr>
-        <w:t>Figure 13 shows the same run in the console, where selecting a sentence brings up the line it was checked against.</w:t>
+        <w:t>Figure 10 shows the same run in the console, where selecting a sentence brings up the line it was checked against.</w:t>
       </w:r>
     </w:p>
     <w:p>
@@ -10751,7 +10350,7 @@
         <w:drawing>
           <wp:inline xmlns:a="http://schemas.openxmlformats.org/drawingml/2006/main" xmlns:pic="http://schemas.openxmlformats.org/drawingml/2006/picture">
             <wp:extent cx="4206240" cy="2523744"/>
-            <wp:docPr id="1432113173" name="Picture 1432113173"/>
+            <wp:docPr id="1432113170" name="Picture 1432113170"/>
             <wp:cNvGraphicFramePr>
               <a:graphicFrameLocks noChangeAspect="1"/>
             </wp:cNvGraphicFramePr>
@@ -10763,7 +10362,7 @@
                     <pic:cNvPicPr/>
                   </pic:nvPicPr>
                   <pic:blipFill>
-                    <a:blip r:embed="rId35"/>
+                    <a:blip r:embed="rId32"/>
                     <a:stretch>
                       <a:fillRect/>
                     </a:stretch>
@@ -10783,7 +10382,7 @@
       </w:r>
     </w:p>
     <w:p>
-      <w:bookmarkStart w:id="1034" w:name="_figure_13"/>
+      <w:bookmarkStart w:id="1031" w:name="_figure_10"/>
       <w:pPr>
         <w:spacing w:after="140" w:line="240" w:lineRule="auto" w:before="100"/>
         <w:ind w:left="0" w:firstLine="0"/>
@@ -10798,11 +10397,11 @@
       <w:r>
         <w:rPr>
           <w:i/>
-          <w:sz w:val="19"/>
-        </w:rPr>
-        <w:t>Figure 13: The worked example in the console. Sentences are underlined by outcome, and selecting one shows the paper it cites, the closest supporting line, and the score. Here every sentence is unsupported.</w:t>
-      </w:r>
-      <w:bookmarkEnd w:id="1034"/>
+          <w:sz w:val="17"/>
+        </w:rPr>
+        <w:t>Figure 10: The worked example in the console. Sentences are underlined by outcome, and selecting one shows the paper it cites, the closest supporting line, and the score. Here every sentence is unsupported.</w:t>
+      </w:r>
+      <w:bookmarkEnd w:id="1031"/>
     </w:p>
     <w:p>
       <w:pPr>
@@ -10930,7 +10529,7 @@
       </w:r>
     </w:p>
     <w:p>
-      <w:bookmarkStart w:id="1035" w:name="_table_6"/>
+      <w:bookmarkStart w:id="1032" w:name="_table_6"/>
       <w:pPr>
         <w:spacing w:after="60" w:line="240" w:lineRule="auto" w:before="140"/>
         <w:ind w:left="0" w:firstLine="0"/>
@@ -10949,7 +10548,7 @@
         </w:rPr>
         <w:t>Table 6: Failure categories counted over every cached generation in the evaluation run.</w:t>
       </w:r>
-      <w:bookmarkEnd w:id="1035"/>
+      <w:bookmarkEnd w:id="1032"/>
     </w:p>
     <w:tbl>
       <w:tblPr>
@@ -10959,8 +10558,9 @@
         <w:tblLook w:firstColumn="1" w:firstRow="1" w:lastColumn="0" w:lastRow="0" w:noHBand="0" w:noVBand="1" w:val="04A0"/>
       </w:tblPr>
       <w:tblGrid>
-        <w:gridCol w:w="4514"/>
-        <w:gridCol w:w="4514"/>
+        <w:gridCol w:w="3010"/>
+        <w:gridCol w:w="3010"/>
+        <w:gridCol w:w="3010"/>
       </w:tblGrid>
       <w:tr>
         <w:tc>
@@ -10999,6 +10599,24 @@
             </w:r>
           </w:p>
         </w:tc>
+        <w:tc>
+          <w:tcPr>
+            <w:tcW w:type="dxa" w:w="1296"/>
+          </w:tcPr>
+          <w:p>
+            <w:pPr>
+              <w:spacing w:after="10" w:before="10" w:line="228" w:lineRule="auto"/>
+            </w:pPr>
+            <w:r/>
+            <w:r>
+              <w:rPr>
+                <w:b/>
+                <w:sz w:val="17"/>
+              </w:rPr>
+              <w:t>S2</w:t>
+            </w:r>
+          </w:p>
+        </w:tc>
       </w:tr>
       <w:tr>
         <w:tc>
@@ -11038,6 +10656,25 @@
             </w:r>
           </w:p>
         </w:tc>
+        <w:tc>
+          <w:tcPr>
+            <w:tcW w:type="dxa" w:w="1296"/>
+          </w:tcPr>
+          <w:p>
+            <w:pPr>
+              <w:spacing w:after="10" w:before="10" w:line="228" w:lineRule="auto"/>
+              <w:jc w:val="right"/>
+            </w:pPr>
+            <w:r/>
+            <w:r>
+              <w:rPr>
+                <w:b w:val="0"/>
+                <w:sz w:val="17"/>
+              </w:rPr>
+              <w:t>2</w:t>
+            </w:r>
+          </w:p>
+        </w:tc>
       </w:tr>
       <w:tr>
         <w:tc>
@@ -11077,6 +10714,25 @@
             </w:r>
           </w:p>
         </w:tc>
+        <w:tc>
+          <w:tcPr>
+            <w:tcW w:type="dxa" w:w="1296"/>
+          </w:tcPr>
+          <w:p>
+            <w:pPr>
+              <w:spacing w:after="10" w:before="10" w:line="228" w:lineRule="auto"/>
+              <w:jc w:val="right"/>
+            </w:pPr>
+            <w:r/>
+            <w:r>
+              <w:rPr>
+                <w:b w:val="0"/>
+                <w:sz w:val="17"/>
+              </w:rPr>
+              <w:t>2</w:t>
+            </w:r>
+          </w:p>
+        </w:tc>
       </w:tr>
       <w:tr>
         <w:tc>
@@ -11112,7 +10768,26 @@
                 <w:b w:val="0"/>
                 <w:sz w:val="17"/>
               </w:rPr>
-              <w:t>7</w:t>
+              <w:t>8</w:t>
+            </w:r>
+          </w:p>
+        </w:tc>
+        <w:tc>
+          <w:tcPr>
+            <w:tcW w:type="dxa" w:w="1296"/>
+          </w:tcPr>
+          <w:p>
+            <w:pPr>
+              <w:spacing w:after="10" w:before="10" w:line="228" w:lineRule="auto"/>
+              <w:jc w:val="right"/>
+            </w:pPr>
+            <w:r/>
+            <w:r>
+              <w:rPr>
+                <w:b w:val="0"/>
+                <w:sz w:val="17"/>
+              </w:rPr>
+              <w:t>0</w:t>
             </w:r>
           </w:p>
         </w:tc>
@@ -11151,7 +10826,26 @@
                 <w:b w:val="0"/>
                 <w:sz w:val="17"/>
               </w:rPr>
-              <w:t>7</w:t>
+              <w:t>8</w:t>
+            </w:r>
+          </w:p>
+        </w:tc>
+        <w:tc>
+          <w:tcPr>
+            <w:tcW w:type="dxa" w:w="1296"/>
+          </w:tcPr>
+          <w:p>
+            <w:pPr>
+              <w:spacing w:after="10" w:before="10" w:line="228" w:lineRule="auto"/>
+              <w:jc w:val="right"/>
+            </w:pPr>
+            <w:r/>
+            <w:r>
+              <w:rPr>
+                <w:b w:val="0"/>
+                <w:sz w:val="17"/>
+              </w:rPr>
+              <w:t>0</w:t>
             </w:r>
           </w:p>
         </w:tc>
@@ -11194,6 +10888,25 @@
             </w:r>
           </w:p>
         </w:tc>
+        <w:tc>
+          <w:tcPr>
+            <w:tcW w:type="dxa" w:w="1296"/>
+          </w:tcPr>
+          <w:p>
+            <w:pPr>
+              <w:spacing w:after="10" w:before="10" w:line="228" w:lineRule="auto"/>
+              <w:jc w:val="right"/>
+            </w:pPr>
+            <w:r/>
+            <w:r>
+              <w:rPr>
+                <w:b w:val="0"/>
+                <w:sz w:val="17"/>
+              </w:rPr>
+              <w:t>0</w:t>
+            </w:r>
+          </w:p>
+        </w:tc>
       </w:tr>
       <w:tr>
         <w:tc>
@@ -11211,6 +10924,25 @@
                 <w:sz w:val="17"/>
               </w:rPr>
               <w:t>revision did not improve faithfulness</w:t>
+            </w:r>
+          </w:p>
+        </w:tc>
+        <w:tc>
+          <w:tcPr>
+            <w:tcW w:type="dxa" w:w="1296"/>
+          </w:tcPr>
+          <w:p>
+            <w:pPr>
+              <w:spacing w:after="10" w:before="10" w:line="228" w:lineRule="auto"/>
+              <w:jc w:val="right"/>
+            </w:pPr>
+            <w:r/>
+            <w:r>
+              <w:rPr>
+                <w:b w:val="0"/>
+                <w:sz w:val="17"/>
+              </w:rPr>
+              <w:t>0</w:t>
             </w:r>
           </w:p>
         </w:tc>
@@ -11437,7 +11169,7 @@
       </w:r>
     </w:p>
     <w:p>
-      <w:bookmarkStart w:id="1036" w:name="_toc_5_conclusion_and_future_scope"/>
+      <w:bookmarkStart w:id="1033" w:name="_toc_5_conclusion_and_future_scope"/>
       <w:pPr>
         <w:pageBreakBefore/>
         <w:spacing w:line="300" w:lineRule="auto"/>
@@ -11465,7 +11197,7 @@
         <w:lastRenderedPageBreak/>
         <w:t>CHAPTER 5</w:t>
       </w:r>
-      <w:bookmarkEnd w:id="1036"/>
+      <w:bookmarkEnd w:id="1033"/>
     </w:p>
     <w:p>
       <w:pPr>
@@ -11525,7 +11257,7 @@
       </w:pPr>
     </w:p>
     <w:p>
-      <w:bookmarkStart w:id="1037" w:name="_toc_5_1_conclusion"/>
+      <w:bookmarkStart w:id="1034" w:name="_toc_5_1_conclusion"/>
       <w:pPr>
         <w:spacing w:line="300" w:lineRule="auto"/>
         <w:jc w:val="both"/>
@@ -11551,7 +11283,7 @@
         </w:rPr>
         <w:t>Conclusion</w:t>
       </w:r>
-      <w:bookmarkEnd w:id="1037"/>
+      <w:bookmarkEnd w:id="1034"/>
     </w:p>
     <w:p>
       <w:pPr>
@@ -11634,7 +11366,7 @@
       </w:r>
     </w:p>
     <w:p>
-      <w:bookmarkStart w:id="1038" w:name="_toc_5_2_suggestions_for_future_directions"/>
+      <w:bookmarkStart w:id="1035" w:name="_toc_5_2_suggestions_for_future_directions"/>
       <w:pPr>
         <w:spacing w:line="300" w:lineRule="auto"/>
         <w:jc w:val="both"/>
@@ -11652,7 +11384,7 @@
         </w:rPr>
         <w:t>5.2 Suggestions for future directions</w:t>
       </w:r>
-      <w:bookmarkEnd w:id="1038"/>
+      <w:bookmarkEnd w:id="1035"/>
     </w:p>
     <w:p>
       <w:pPr>
@@ -11775,7 +11507,7 @@
       </w:r>
     </w:p>
     <w:p>
-      <w:bookmarkStart w:id="1039" w:name="_toc_references"/>
+      <w:bookmarkStart w:id="1036" w:name="_toc_references"/>
       <w:pPr>
         <w:pageBreakBefore/>
         <w:spacing w:line="300" w:lineRule="auto"/>
@@ -11805,7 +11537,7 @@
         </w:rPr>
         <w:t xml:space="preserve"> </w:t>
       </w:r>
-      <w:bookmarkEnd w:id="1039"/>
+      <w:bookmarkEnd w:id="1036"/>
     </w:p>
     <w:p>
       <w:pPr>
